--- a/MANUAL-Instalar-Office.docx
+++ b/MANUAL-Instalar-Office.docx
@@ -1673,622 +1673,7 @@
     <w:p>
       <w:pPr>
         <w:pStyle w:val="BodyText"/>
-        <w:keepLines/>
-        <w:bidi w:val="0"/>
-        <w:spacing w:before="210" w:after="210"/>
-        <w:ind w:hanging="0" w:left="210" w:right="210"/>
-        <w:jc w:val="center"/>
-        <w:rPr>
-          <w:rFonts w:ascii="DejaVu Sans;sans-serif" w:hAnsi="DejaVu Sans;sans-serif"/>
-          <w:color w:val="666677"/>
-          <w:sz w:val="18"/>
-          <w:bdr w:val="dashed" w:sz="12" w:space="15" w:color="B0BCC7"/>
-          <w:shd w:fill="F8FAFB" w:val="clear"/>
-        </w:rPr>
-      </w:pPr>
-      <w:r>
-        <w:rPr>
-          <w:rFonts w:ascii="DejaVu Sans;sans-serif" w:hAnsi="DejaVu Sans;sans-serif"/>
-          <w:b/>
-          <w:color w:val="666677"/>
-          <w:sz w:val="18"/>
-          <w:bdr w:val="dashed" w:sz="12" w:space="15" w:color="B0BCC7"/>
-          <w:shd w:fill="F8FAFB" w:val="clear"/>
-        </w:rPr>
-        <w:t>Figura 1 · La página del instalador</w:t>
-      </w:r>
-      <w:r>
-        <w:rPr>
-          <w:rFonts w:ascii="DejaVu Sans;sans-serif" w:hAnsi="DejaVu Sans;sans-serif"/>
-          <w:color w:val="666677"/>
-          <w:sz w:val="18"/>
-          <w:bdr w:val="dashed" w:sz="12" w:space="15" w:color="B0BCC7"/>
-          <w:shd w:fill="F8FAFB" w:val="clear"/>
-        </w:rPr>
-        <w:t xml:space="preserve"> Aquí va tu captura de la página en GitHub.</w:t>
-        <w:br/>
-        <w:t xml:space="preserve">Marca con un círculo rojo nº1 la </w:t>
-      </w:r>
-      <w:r>
-        <w:rPr>
-          <w:rFonts w:ascii="DejaVu Sans;sans-serif" w:hAnsi="DejaVu Sans;sans-serif"/>
-          <w:b/>
-          <w:color w:val="666677"/>
-          <w:sz w:val="18"/>
-          <w:bdr w:val="dashed" w:sz="12" w:space="15" w:color="B0BCC7"/>
-          <w:shd w:fill="F8FAFB" w:val="clear"/>
-        </w:rPr>
-        <w:t>barra de direcciones</w:t>
-      </w:r>
-      <w:r>
-        <w:rPr>
-          <w:rFonts w:ascii="DejaVu Sans;sans-serif" w:hAnsi="DejaVu Sans;sans-serif"/>
-          <w:color w:val="666677"/>
-          <w:sz w:val="18"/>
-          <w:bdr w:val="dashed" w:sz="12" w:space="15" w:color="B0BCC7"/>
-          <w:shd w:fill="F8FAFB" w:val="clear"/>
-        </w:rPr>
-        <w:t xml:space="preserve"> y con un círculo nº2 el </w:t>
-      </w:r>
-      <w:r>
-        <w:rPr>
-          <w:rFonts w:ascii="DejaVu Sans;sans-serif" w:hAnsi="DejaVu Sans;sans-serif"/>
-          <w:b/>
-          <w:color w:val="666677"/>
-          <w:sz w:val="18"/>
-          <w:bdr w:val="dashed" w:sz="12" w:space="15" w:color="B0BCC7"/>
-          <w:shd w:fill="F8FAFB" w:val="clear"/>
-        </w:rPr>
-        <w:t>recuadro oscuro con el comando</w:t>
-      </w:r>
-      <w:r>
-        <w:rPr>
-          <w:rFonts w:ascii="DejaVu Sans;sans-serif" w:hAnsi="DejaVu Sans;sans-serif"/>
-          <w:color w:val="666677"/>
-          <w:sz w:val="18"/>
-          <w:bdr w:val="dashed" w:sz="12" w:space="15" w:color="B0BCC7"/>
-          <w:shd w:fill="F8FAFB" w:val="clear"/>
-        </w:rPr>
-        <w:t>, que es el que copiaremos en el Paso D.</w:t>
-      </w:r>
-    </w:p>
-    <w:p>
-      <w:pPr>
-        <w:pStyle w:val="Ttulo4paso"/>
-        <w:bidi w:val="0"/>
-        <w:jc w:val="left"/>
-        <w:rPr/>
-      </w:pPr>
-      <w:r>
-        <w:rPr/>
-        <w:t>Paso D. Copiar el comando</w:t>
-      </w:r>
-    </w:p>
-    <w:p>
-      <w:pPr>
-        <w:pStyle w:val="Cuerpodetextochico"/>
-        <w:bidi w:val="0"/>
-        <w:jc w:val="left"/>
-        <w:rPr/>
-      </w:pPr>
-      <w:r>
-        <w:rPr/>
-        <w:t xml:space="preserve">El comando es esta línea larga. </w:t>
-      </w:r>
-      <w:r>
-        <w:rPr>
-          <w:b/>
-        </w:rPr>
-        <w:t>No hace falta escribirla a mano</w:t>
-      </w:r>
-      <w:r>
-        <w:rPr/>
-        <w:t>, la vamos a copiar entera:</w:t>
-      </w:r>
-    </w:p>
-    <w:p>
-      <w:pPr>
-        <w:pStyle w:val="BodyText"/>
-        <w:bidi w:val="0"/>
-        <w:spacing w:before="135" w:after="135"/>
-        <w:ind w:hanging="0" w:left="135" w:right="135"/>
-        <w:jc w:val="left"/>
-        <w:rPr>
-          <w:rFonts w:ascii="DejaVu Sans Mono;monospace" w:hAnsi="DejaVu Sans Mono;monospace"/>
-          <w:color w:val="E6EDF3"/>
-          <w:sz w:val="16"/>
-          <w:shd w:fill="0D1117" w:val="clear"/>
-        </w:rPr>
-      </w:pPr>
-      <w:r>
-        <w:rPr>
-          <w:rFonts w:ascii="DejaVu Sans Mono;monospace" w:hAnsi="DejaVu Sans Mono;monospace"/>
-          <w:color w:val="E6EDF3"/>
-          <w:sz w:val="16"/>
-          <w:shd w:fill="0D1117" w:val="clear"/>
-        </w:rPr>
-        <w:t xml:space="preserve">irm https://raw.githubusercontent.com/MariaDSalazar/instalador-office-isupol/main/office-isupol.ps1 | iex </w:t>
-      </w:r>
-    </w:p>
-    <w:p>
-      <w:pPr>
-        <w:pStyle w:val="BodyText"/>
-        <w:numPr>
-          <w:ilvl w:val="0"/>
-          <w:numId w:val="6"/>
-        </w:numPr>
-        <w:tabs>
-          <w:tab w:val="clear" w:pos="1134"/>
-          <w:tab w:val="left" w:pos="709" w:leader="none"/>
-        </w:tabs>
-        <w:bidi w:val="0"/>
-        <w:spacing w:before="120" w:after="0"/>
-        <w:ind w:hanging="283" w:left="709" w:right="0"/>
-        <w:jc w:val="left"/>
-        <w:rPr/>
-      </w:pPr>
-      <w:r>
-        <w:rPr/>
-        <w:t xml:space="preserve">Pasa el mouse por encima del recuadro oscuro de la página; en la esquina derecha aparece un </w:t>
-      </w:r>
-      <w:r>
-        <w:rPr>
-          <w:b/>
-        </w:rPr>
-        <w:t>botoncito de copiar</w:t>
-      </w:r>
-      <w:r>
-        <w:rPr/>
-        <w:t xml:space="preserve"> (dos cuadraditos). Haz clic ahí. Si no aparece el botoncito, selecciona el texto con el mouse arrastrando de principio a fin y presiona </w:t>
-      </w:r>
-      <w:r>
-        <w:rPr>
-          <w:rFonts w:ascii="DejaVu Sans;sans-serif" w:hAnsi="DejaVu Sans;sans-serif"/>
-          <w:sz w:val="17"/>
-          <w:bdr w:val="single" w:sz="2" w:space="1" w:color="999999"/>
-          <w:shd w:fill="FAFAFA" w:val="clear"/>
-        </w:rPr>
-        <w:t>Ctrl</w:t>
-      </w:r>
-      <w:r>
-        <w:rPr/>
-        <w:t>+</w:t>
-      </w:r>
-      <w:r>
-        <w:rPr>
-          <w:rFonts w:ascii="DejaVu Sans;sans-serif" w:hAnsi="DejaVu Sans;sans-serif"/>
-          <w:sz w:val="17"/>
-          <w:bdr w:val="single" w:sz="2" w:space="1" w:color="999999"/>
-          <w:shd w:fill="FAFAFA" w:val="clear"/>
-        </w:rPr>
-        <w:t>C</w:t>
-      </w:r>
-      <w:r>
-        <w:rPr/>
-        <w:t xml:space="preserve">. </w:t>
-      </w:r>
-    </w:p>
-    <w:p>
-      <w:pPr>
-        <w:pStyle w:val="BodyText"/>
-        <w:numPr>
-          <w:ilvl w:val="0"/>
-          <w:numId w:val="6"/>
-        </w:numPr>
-        <w:tabs>
-          <w:tab w:val="clear" w:pos="1134"/>
-          <w:tab w:val="left" w:pos="829" w:leader="none"/>
-        </w:tabs>
-        <w:bidi w:val="0"/>
-        <w:spacing w:before="120" w:after="0"/>
-        <w:ind w:hanging="283" w:left="829"/>
-        <w:jc w:val="left"/>
-        <w:rPr/>
-      </w:pPr>
-      <w:r>
-        <w:rPr/>
-        <w:t xml:space="preserve">El comando ya está copiado, aunque no veas ningún cambio en la pantalla. Es normal. </w:t>
-      </w:r>
-    </w:p>
-    <w:p>
-      <w:pPr>
-        <w:pStyle w:val="BodyText"/>
-        <w:numPr>
-          <w:ilvl w:val="0"/>
-          <w:numId w:val="6"/>
-        </w:numPr>
-        <w:tabs>
-          <w:tab w:val="clear" w:pos="1134"/>
-          <w:tab w:val="left" w:pos="829" w:leader="none"/>
-        </w:tabs>
-        <w:bidi w:val="0"/>
-        <w:ind w:hanging="283" w:left="829"/>
-        <w:jc w:val="left"/>
-        <w:rPr/>
-      </w:pPr>
-      <w:r>
-        <w:rPr>
-          <w:b/>
-        </w:rPr>
-        <w:t>No cierres el navegador todavía</w:t>
-      </w:r>
-      <w:r>
-        <w:rPr/>
-        <w:t xml:space="preserve">, por si hay que copiarlo de nuevo. </w:t>
-      </w:r>
-    </w:p>
-    <w:p>
-      <w:pPr>
-        <w:pStyle w:val="BodyText"/>
-        <w:bidi w:val="0"/>
-        <w:spacing w:before="180" w:after="180"/>
-        <w:ind w:hanging="0" w:left="180" w:right="180"/>
-        <w:jc w:val="left"/>
-        <w:rPr/>
-      </w:pPr>
-      <w:r>
-        <w:rPr>
-          <w:b/>
-          <w:sz w:val="19"/>
-          <w:bdr w:val="single" w:sz="24" w:space="9" w:color="0D3B66"/>
-          <w:shd w:fill="F4F7FA" w:val="clear"/>
-        </w:rPr>
-        <w:t>¿Qué hace ese comando?</w:t>
-      </w:r>
-      <w:r>
-        <w:rPr>
-          <w:sz w:val="19"/>
-          <w:bdr w:val="single" w:sz="24" w:space="9" w:color="0D3B66"/>
-          <w:shd w:fill="F4F7FA" w:val="clear"/>
-        </w:rPr>
-        <w:t xml:space="preserve"> </w:t>
-      </w:r>
-      <w:r>
-        <w:rPr>
-          <w:rStyle w:val="Textooriginal"/>
-          <w:sz w:val="19"/>
-          <w:bdr w:val="single" w:sz="24" w:space="9" w:color="0D3B66"/>
-          <w:shd w:fill="F4F7FA" w:val="clear"/>
-        </w:rPr>
-        <w:t>irm</w:t>
-      </w:r>
-      <w:r>
-        <w:rPr>
-          <w:sz w:val="19"/>
-          <w:bdr w:val="single" w:sz="24" w:space="9" w:color="0D3B66"/>
-          <w:shd w:fill="F4F7FA" w:val="clear"/>
-        </w:rPr>
-        <w:t xml:space="preserve"> descarga el instalador desde la página, y </w:t>
-      </w:r>
-      <w:r>
-        <w:rPr>
-          <w:rStyle w:val="Textooriginal"/>
-          <w:sz w:val="19"/>
-          <w:bdr w:val="single" w:sz="24" w:space="9" w:color="0D3B66"/>
-          <w:shd w:fill="F4F7FA" w:val="clear"/>
-        </w:rPr>
-        <w:t>iex</w:t>
-      </w:r>
-      <w:r>
-        <w:rPr>
-          <w:sz w:val="19"/>
-          <w:bdr w:val="single" w:sz="24" w:space="9" w:color="0D3B66"/>
-          <w:shd w:fill="F4F7FA" w:val="clear"/>
-        </w:rPr>
-        <w:t xml:space="preserve"> lo ejecuta. Es la misma forma que usa massgrave.dev. El archivo viene del repositorio de la asignatura y descarga Office solo de los servidores de Microsoft.</w:t>
-      </w:r>
-    </w:p>
-    <w:p>
-      <w:pPr>
-        <w:pStyle w:val="Ttulo4paso"/>
-        <w:bidi w:val="0"/>
-        <w:jc w:val="left"/>
-        <w:rPr/>
-      </w:pPr>
-      <w:r>
-        <w:rPr/>
-        <w:t>Paso E. Abrir PowerShell como administrador</w:t>
-      </w:r>
-    </w:p>
-    <w:p>
-      <w:pPr>
-        <w:pStyle w:val="BodyText"/>
-        <w:numPr>
-          <w:ilvl w:val="0"/>
-          <w:numId w:val="7"/>
-        </w:numPr>
-        <w:tabs>
-          <w:tab w:val="clear" w:pos="1134"/>
-          <w:tab w:val="left" w:pos="709" w:leader="none"/>
-        </w:tabs>
-        <w:bidi w:val="0"/>
-        <w:spacing w:before="120" w:after="0"/>
-        <w:ind w:hanging="283" w:left="709" w:right="0"/>
-        <w:jc w:val="left"/>
-        <w:rPr/>
-      </w:pPr>
-      <w:r>
-        <w:rPr/>
-        <w:t xml:space="preserve">Presiona la tecla </w:t>
-      </w:r>
-      <w:r>
-        <w:rPr>
-          <w:rFonts w:ascii="DejaVu Sans;sans-serif" w:hAnsi="DejaVu Sans;sans-serif"/>
-          <w:sz w:val="17"/>
-          <w:bdr w:val="single" w:sz="2" w:space="1" w:color="999999"/>
-          <w:shd w:fill="FAFAFA" w:val="clear"/>
-        </w:rPr>
-        <w:t>Windows</w:t>
-      </w:r>
-      <w:r>
-        <w:rPr/>
-        <w:t xml:space="preserve"> → escribe </w:t>
-      </w:r>
-      <w:r>
-        <w:rPr>
-          <w:rStyle w:val="Textooriginal"/>
-        </w:rPr>
-        <w:t>PowerShell</w:t>
-      </w:r>
-      <w:r>
-        <w:rPr/>
-        <w:t xml:space="preserve">. </w:t>
-      </w:r>
-    </w:p>
-    <w:p>
-      <w:pPr>
-        <w:pStyle w:val="BodyText"/>
-        <w:numPr>
-          <w:ilvl w:val="0"/>
-          <w:numId w:val="7"/>
-        </w:numPr>
-        <w:tabs>
-          <w:tab w:val="clear" w:pos="1134"/>
-          <w:tab w:val="left" w:pos="829" w:leader="none"/>
-        </w:tabs>
-        <w:bidi w:val="0"/>
-        <w:spacing w:before="120" w:after="0"/>
-        <w:ind w:hanging="283" w:left="829"/>
-        <w:jc w:val="left"/>
-        <w:rPr/>
-      </w:pPr>
-      <w:r>
-        <w:rPr/>
-        <w:t xml:space="preserve">Arriba aparece «Windows PowerShell». </w:t>
-      </w:r>
-      <w:r>
-        <w:rPr>
-          <w:b/>
-        </w:rPr>
-        <w:t>No pulses Enter todavía.</w:t>
-      </w:r>
-      <w:r>
-        <w:rPr/>
-        <w:t xml:space="preserve"> </w:t>
-      </w:r>
-    </w:p>
-    <w:p>
-      <w:pPr>
-        <w:pStyle w:val="BodyText"/>
-        <w:numPr>
-          <w:ilvl w:val="0"/>
-          <w:numId w:val="7"/>
-        </w:numPr>
-        <w:tabs>
-          <w:tab w:val="clear" w:pos="1134"/>
-          <w:tab w:val="left" w:pos="829" w:leader="none"/>
-        </w:tabs>
-        <w:bidi w:val="0"/>
-        <w:spacing w:before="120" w:after="0"/>
-        <w:ind w:hanging="283" w:left="829"/>
-        <w:jc w:val="left"/>
-        <w:rPr/>
-      </w:pPr>
-      <w:r>
-        <w:rPr/>
-        <w:t xml:space="preserve">En el panel de la derecha haz clic en </w:t>
-      </w:r>
-      <w:r>
-        <w:rPr>
-          <w:b/>
-        </w:rPr>
-        <w:t>«Ejecutar como administrador»</w:t>
-      </w:r>
-      <w:r>
-        <w:rPr/>
-        <w:t xml:space="preserve">. Si no ves ese panel, haz clic derecho sobre «Windows PowerShell» y elige esa misma opción del menú. </w:t>
-      </w:r>
-    </w:p>
-    <w:p>
-      <w:pPr>
-        <w:pStyle w:val="BodyText"/>
-        <w:numPr>
-          <w:ilvl w:val="0"/>
-          <w:numId w:val="7"/>
-        </w:numPr>
-        <w:tabs>
-          <w:tab w:val="clear" w:pos="1134"/>
-          <w:tab w:val="left" w:pos="829" w:leader="none"/>
-        </w:tabs>
-        <w:bidi w:val="0"/>
-        <w:spacing w:before="120" w:after="0"/>
-        <w:ind w:hanging="283" w:left="829"/>
-        <w:jc w:val="left"/>
-        <w:rPr/>
-      </w:pPr>
-      <w:r>
-        <w:rPr/>
-        <w:t xml:space="preserve">Es </w:t>
-      </w:r>
-      <w:r>
-        <w:rPr>
-          <w:b/>
-        </w:rPr>
-        <w:t>muy importante</w:t>
-      </w:r>
-      <w:r>
-        <w:rPr/>
-        <w:t xml:space="preserve"> que sea la opción como administrador y no la normal: sin esos permisos, la instalación no puede empezar. </w:t>
-      </w:r>
-    </w:p>
-    <w:p>
-      <w:pPr>
-        <w:pStyle w:val="BodyText"/>
-        <w:numPr>
-          <w:ilvl w:val="0"/>
-          <w:numId w:val="7"/>
-        </w:numPr>
-        <w:tabs>
-          <w:tab w:val="clear" w:pos="1134"/>
-          <w:tab w:val="left" w:pos="829" w:leader="none"/>
-        </w:tabs>
-        <w:bidi w:val="0"/>
-        <w:ind w:hanging="283" w:left="829"/>
-        <w:jc w:val="left"/>
-        <w:rPr/>
-      </w:pPr>
-      <w:r>
-        <w:rPr/>
-        <w:t xml:space="preserve">Windows preguntará si permites cambios → haz clic en </w:t>
-      </w:r>
-      <w:r>
-        <w:rPr>
-          <w:b/>
-        </w:rPr>
-        <w:t>Sí</w:t>
-      </w:r>
-      <w:r>
-        <w:rPr/>
-        <w:t xml:space="preserve">. Ese aviso azul es normal y sale siempre. </w:t>
-      </w:r>
-    </w:p>
-    <w:p>
-      <w:pPr>
-        <w:pStyle w:val="BodyText"/>
-        <w:keepLines/>
-        <w:bidi w:val="0"/>
-        <w:spacing w:before="210" w:after="210"/>
-        <w:ind w:hanging="0" w:left="210" w:right="210"/>
-        <w:jc w:val="center"/>
-        <w:rPr>
-          <w:rFonts w:ascii="DejaVu Sans;sans-serif" w:hAnsi="DejaVu Sans;sans-serif"/>
-          <w:color w:val="666677"/>
-          <w:sz w:val="18"/>
-          <w:bdr w:val="dashed" w:sz="12" w:space="15" w:color="B0BCC7"/>
-          <w:shd w:fill="F8FAFB" w:val="clear"/>
-        </w:rPr>
-      </w:pPr>
-      <w:r>
-        <w:rPr>
-          <w:rFonts w:ascii="DejaVu Sans;sans-serif" w:hAnsi="DejaVu Sans;sans-serif"/>
-          <w:b/>
-          <w:color w:val="666677"/>
-          <w:sz w:val="18"/>
-          <w:bdr w:val="dashed" w:sz="12" w:space="15" w:color="B0BCC7"/>
-          <w:shd w:fill="F8FAFB" w:val="clear"/>
-        </w:rPr>
-        <w:t>Figura 2 · Buscar PowerShell en el menú Inicio</w:t>
-      </w:r>
-      <w:r>
-        <w:rPr>
-          <w:rFonts w:ascii="DejaVu Sans;sans-serif" w:hAnsi="DejaVu Sans;sans-serif"/>
-          <w:color w:val="666677"/>
-          <w:sz w:val="18"/>
-          <w:bdr w:val="dashed" w:sz="12" w:space="15" w:color="B0BCC7"/>
-          <w:shd w:fill="F8FAFB" w:val="clear"/>
-        </w:rPr>
-        <w:t xml:space="preserve"> Aquí va tu captura del menú Inicio con «PowerShell» escrito.</w:t>
-        <w:br/>
-        <w:t xml:space="preserve">Marca con un recuadro rojo nº1 lo que escribiste y con un nº2 la opción </w:t>
-      </w:r>
-      <w:r>
-        <w:rPr>
-          <w:rFonts w:ascii="DejaVu Sans;sans-serif" w:hAnsi="DejaVu Sans;sans-serif"/>
-          <w:b/>
-          <w:color w:val="666677"/>
-          <w:sz w:val="18"/>
-          <w:bdr w:val="dashed" w:sz="12" w:space="15" w:color="B0BCC7"/>
-          <w:shd w:fill="F8FAFB" w:val="clear"/>
-        </w:rPr>
-        <w:t>Ejecutar como administrador</w:t>
-      </w:r>
-      <w:r>
-        <w:rPr>
-          <w:rFonts w:ascii="DejaVu Sans;sans-serif" w:hAnsi="DejaVu Sans;sans-serif"/>
-          <w:color w:val="666677"/>
-          <w:sz w:val="18"/>
-          <w:bdr w:val="dashed" w:sz="12" w:space="15" w:color="B0BCC7"/>
-          <w:shd w:fill="F8FAFB" w:val="clear"/>
-        </w:rPr>
-        <w:t>.</w:t>
-      </w:r>
-    </w:p>
-    <w:p>
-      <w:pPr>
-        <w:pStyle w:val="BodyText"/>
-        <w:keepLines/>
-        <w:bidi w:val="0"/>
-        <w:spacing w:before="210" w:after="210"/>
-        <w:ind w:hanging="0" w:left="210" w:right="210"/>
-        <w:jc w:val="center"/>
-        <w:rPr>
-          <w:rFonts w:ascii="DejaVu Sans;sans-serif" w:hAnsi="DejaVu Sans;sans-serif"/>
-          <w:color w:val="666677"/>
-          <w:sz w:val="18"/>
-          <w:bdr w:val="dashed" w:sz="12" w:space="15" w:color="B0BCC7"/>
-          <w:shd w:fill="F8FAFB" w:val="clear"/>
-        </w:rPr>
-      </w:pPr>
-      <w:r>
-        <w:rPr>
-          <w:rFonts w:ascii="DejaVu Sans;sans-serif" w:hAnsi="DejaVu Sans;sans-serif"/>
-          <w:b/>
-          <w:color w:val="666677"/>
-          <w:sz w:val="18"/>
-          <w:bdr w:val="dashed" w:sz="12" w:space="15" w:color="B0BCC7"/>
-          <w:shd w:fill="F8FAFB" w:val="clear"/>
-        </w:rPr>
-        <w:t>Figura 3 · El aviso de permisos</w:t>
-      </w:r>
-      <w:r>
-        <w:rPr>
-          <w:rFonts w:ascii="DejaVu Sans;sans-serif" w:hAnsi="DejaVu Sans;sans-serif"/>
-          <w:color w:val="666677"/>
-          <w:sz w:val="18"/>
-          <w:bdr w:val="dashed" w:sz="12" w:space="15" w:color="B0BCC7"/>
-          <w:shd w:fill="F8FAFB" w:val="clear"/>
-        </w:rPr>
-        <w:t xml:space="preserve"> Aquí va tu captura del aviso azul «¿Quieres permitir que esta aplicación haga cambios en el dispositivo?».</w:t>
-        <w:br/>
-        <w:t xml:space="preserve">Dibuja una flecha roja al botón </w:t>
-      </w:r>
-      <w:r>
-        <w:rPr>
-          <w:rFonts w:ascii="DejaVu Sans;sans-serif" w:hAnsi="DejaVu Sans;sans-serif"/>
-          <w:b/>
-          <w:color w:val="666677"/>
-          <w:sz w:val="18"/>
-          <w:bdr w:val="dashed" w:sz="12" w:space="15" w:color="B0BCC7"/>
-          <w:shd w:fill="F8FAFB" w:val="clear"/>
-        </w:rPr>
-        <w:t>Sí</w:t>
-      </w:r>
-      <w:r>
-        <w:rPr>
-          <w:rFonts w:ascii="DejaVu Sans;sans-serif" w:hAnsi="DejaVu Sans;sans-serif"/>
-          <w:color w:val="666677"/>
-          <w:sz w:val="18"/>
-          <w:bdr w:val="dashed" w:sz="12" w:space="15" w:color="B0BCC7"/>
-          <w:shd w:fill="F8FAFB" w:val="clear"/>
-        </w:rPr>
-        <w:t>.</w:t>
-      </w:r>
-    </w:p>
-    <w:p>
-      <w:pPr>
-        <w:pStyle w:val="BodyText"/>
-        <w:bidi w:val="0"/>
-        <w:spacing w:before="120" w:after="0"/>
+        <w:bidi w:val="0"/>
         <w:jc w:val="left"/>
         <w:rPr/>
       </w:pPr>
@@ -2296,9 +1681,9 @@
         <w:rPr/>
         <w:drawing>
           <wp:inline distT="0" distB="0" distL="0" distR="0">
-            <wp:extent cx="16964025" cy="4038600"/>
+            <wp:extent cx="13744575" cy="3467100"/>
             <wp:effectExtent l="0" t="0" r="0" b="0"/>
-            <wp:docPr id="1" name="Imagen1" descr="PowerShell recién abierta"/>
+            <wp:docPr id="1" name="Imagen1" descr="La página del instalador en GitHub"/>
             <wp:cNvGraphicFramePr>
               <a:graphicFrameLocks xmlns:a="http://schemas.openxmlformats.org/drawingml/2006/main" noChangeAspect="1"/>
             </wp:cNvGraphicFramePr>
@@ -2306,13 +1691,647 @@
               <a:graphicData uri="http://schemas.openxmlformats.org/drawingml/2006/picture">
                 <pic:pic xmlns:pic="http://schemas.openxmlformats.org/drawingml/2006/picture">
                   <pic:nvPicPr>
-                    <pic:cNvPr id="1" name="Imagen1" descr="PowerShell recién abierta"/>
+                    <pic:cNvPr id="1" name="Imagen1" descr="La página del instalador en GitHub"/>
                     <pic:cNvPicPr>
                       <a:picLocks noChangeAspect="1" noChangeArrowheads="1"/>
                     </pic:cNvPicPr>
                   </pic:nvPicPr>
                   <pic:blipFill>
                     <a:blip r:embed="rId2"/>
+                    <a:stretch>
+                      <a:fillRect/>
+                    </a:stretch>
+                  </pic:blipFill>
+                  <pic:spPr bwMode="auto">
+                    <a:xfrm>
+                      <a:off x="0" y="0"/>
+                      <a:ext cx="13744575" cy="3467100"/>
+                    </a:xfrm>
+                    <a:prstGeom prst="rect">
+                      <a:avLst/>
+                    </a:prstGeom>
+                    <a:noFill/>
+                  </pic:spPr>
+                </pic:pic>
+              </a:graphicData>
+            </a:graphic>
+          </wp:inline>
+        </w:drawing>
+      </w:r>
+      <w:r>
+        <w:rPr/>
+        <w:t xml:space="preserve"> </w:t>
+      </w:r>
+      <w:r>
+        <w:rPr>
+          <w:b/>
+        </w:rPr>
+        <w:t>Figura 1.</w:t>
+      </w:r>
+      <w:r>
+        <w:rPr/>
+        <w:t xml:space="preserve"> La página del instalador. </w:t>
+      </w:r>
+      <w:r>
+        <w:rPr>
+          <w:b/>
+        </w:rPr>
+        <w:t>Círculo 1:</w:t>
+      </w:r>
+      <w:r>
+        <w:rPr/>
+        <w:t xml:space="preserve"> la barra de direcciones, ahí escribes la dirección. </w:t>
+      </w:r>
+      <w:r>
+        <w:rPr>
+          <w:b/>
+        </w:rPr>
+        <w:t>Círculo 2:</w:t>
+      </w:r>
+      <w:r>
+        <w:rPr/>
+        <w:t xml:space="preserve"> el recuadro oscuro con el comando que copiaremos en el Paso D. La flecha señala el botoncito de copiar, que aparece al pasar el mouse por encima. </w:t>
+      </w:r>
+    </w:p>
+    <w:p>
+      <w:pPr>
+        <w:pStyle w:val="Ttulo4paso"/>
+        <w:bidi w:val="0"/>
+        <w:jc w:val="left"/>
+        <w:rPr/>
+      </w:pPr>
+      <w:r>
+        <w:rPr/>
+        <w:t>Paso D. Copiar el comando</w:t>
+      </w:r>
+    </w:p>
+    <w:p>
+      <w:pPr>
+        <w:pStyle w:val="Cuerpodetextochico"/>
+        <w:bidi w:val="0"/>
+        <w:jc w:val="left"/>
+        <w:rPr/>
+      </w:pPr>
+      <w:r>
+        <w:rPr/>
+        <w:t xml:space="preserve">El comando es esta línea larga. </w:t>
+      </w:r>
+      <w:r>
+        <w:rPr>
+          <w:b/>
+        </w:rPr>
+        <w:t>No hace falta escribirla a mano</w:t>
+      </w:r>
+      <w:r>
+        <w:rPr/>
+        <w:t>, la vamos a copiar entera:</w:t>
+      </w:r>
+    </w:p>
+    <w:p>
+      <w:pPr>
+        <w:pStyle w:val="BodyText"/>
+        <w:bidi w:val="0"/>
+        <w:spacing w:before="135" w:after="135"/>
+        <w:ind w:hanging="0" w:left="135" w:right="135"/>
+        <w:jc w:val="left"/>
+        <w:rPr>
+          <w:rFonts w:ascii="DejaVu Sans Mono;monospace" w:hAnsi="DejaVu Sans Mono;monospace"/>
+          <w:color w:val="E6EDF3"/>
+          <w:sz w:val="16"/>
+          <w:shd w:fill="0D1117" w:val="clear"/>
+        </w:rPr>
+      </w:pPr>
+      <w:r>
+        <w:rPr>
+          <w:rFonts w:ascii="DejaVu Sans Mono;monospace" w:hAnsi="DejaVu Sans Mono;monospace"/>
+          <w:color w:val="E6EDF3"/>
+          <w:sz w:val="16"/>
+          <w:shd w:fill="0D1117" w:val="clear"/>
+        </w:rPr>
+        <w:t xml:space="preserve">irm https://raw.githubusercontent.com/MariaDSalazar/instalador-office-isupol/main/office-isupol.ps1 | iex </w:t>
+      </w:r>
+    </w:p>
+    <w:p>
+      <w:pPr>
+        <w:pStyle w:val="BodyText"/>
+        <w:numPr>
+          <w:ilvl w:val="0"/>
+          <w:numId w:val="6"/>
+        </w:numPr>
+        <w:tabs>
+          <w:tab w:val="clear" w:pos="1134"/>
+          <w:tab w:val="left" w:pos="709" w:leader="none"/>
+        </w:tabs>
+        <w:bidi w:val="0"/>
+        <w:spacing w:before="120" w:after="0"/>
+        <w:ind w:hanging="283" w:left="709" w:right="0"/>
+        <w:jc w:val="left"/>
+        <w:rPr/>
+      </w:pPr>
+      <w:r>
+        <w:rPr/>
+        <w:t xml:space="preserve">Pasa el mouse por encima del recuadro oscuro de la página; en la esquina derecha aparece un </w:t>
+      </w:r>
+      <w:r>
+        <w:rPr>
+          <w:b/>
+        </w:rPr>
+        <w:t>botoncito de copiar</w:t>
+      </w:r>
+      <w:r>
+        <w:rPr/>
+        <w:t xml:space="preserve"> (dos cuadraditos). Haz clic ahí. Si no aparece el botoncito, selecciona el texto con el mouse arrastrando de principio a fin y presiona </w:t>
+      </w:r>
+      <w:r>
+        <w:rPr>
+          <w:rFonts w:ascii="DejaVu Sans;sans-serif" w:hAnsi="DejaVu Sans;sans-serif"/>
+          <w:sz w:val="17"/>
+          <w:bdr w:val="single" w:sz="2" w:space="1" w:color="999999"/>
+          <w:shd w:fill="FAFAFA" w:val="clear"/>
+        </w:rPr>
+        <w:t>Ctrl</w:t>
+      </w:r>
+      <w:r>
+        <w:rPr/>
+        <w:t>+</w:t>
+      </w:r>
+      <w:r>
+        <w:rPr>
+          <w:rFonts w:ascii="DejaVu Sans;sans-serif" w:hAnsi="DejaVu Sans;sans-serif"/>
+          <w:sz w:val="17"/>
+          <w:bdr w:val="single" w:sz="2" w:space="1" w:color="999999"/>
+          <w:shd w:fill="FAFAFA" w:val="clear"/>
+        </w:rPr>
+        <w:t>C</w:t>
+      </w:r>
+      <w:r>
+        <w:rPr/>
+        <w:t xml:space="preserve">. </w:t>
+      </w:r>
+    </w:p>
+    <w:p>
+      <w:pPr>
+        <w:pStyle w:val="BodyText"/>
+        <w:numPr>
+          <w:ilvl w:val="0"/>
+          <w:numId w:val="6"/>
+        </w:numPr>
+        <w:tabs>
+          <w:tab w:val="clear" w:pos="1134"/>
+          <w:tab w:val="left" w:pos="829" w:leader="none"/>
+        </w:tabs>
+        <w:bidi w:val="0"/>
+        <w:spacing w:before="120" w:after="0"/>
+        <w:ind w:hanging="283" w:left="829"/>
+        <w:jc w:val="left"/>
+        <w:rPr/>
+      </w:pPr>
+      <w:r>
+        <w:rPr/>
+        <w:t xml:space="preserve">El comando ya está copiado, aunque no veas ningún cambio en la pantalla. Es normal. </w:t>
+      </w:r>
+    </w:p>
+    <w:p>
+      <w:pPr>
+        <w:pStyle w:val="BodyText"/>
+        <w:numPr>
+          <w:ilvl w:val="0"/>
+          <w:numId w:val="6"/>
+        </w:numPr>
+        <w:tabs>
+          <w:tab w:val="clear" w:pos="1134"/>
+          <w:tab w:val="left" w:pos="829" w:leader="none"/>
+        </w:tabs>
+        <w:bidi w:val="0"/>
+        <w:ind w:hanging="283" w:left="829"/>
+        <w:jc w:val="left"/>
+        <w:rPr/>
+      </w:pPr>
+      <w:r>
+        <w:rPr>
+          <w:b/>
+        </w:rPr>
+        <w:t>No cierres el navegador todavía</w:t>
+      </w:r>
+      <w:r>
+        <w:rPr/>
+        <w:t xml:space="preserve">, por si hay que copiarlo de nuevo. </w:t>
+      </w:r>
+    </w:p>
+    <w:p>
+      <w:pPr>
+        <w:pStyle w:val="BodyText"/>
+        <w:bidi w:val="0"/>
+        <w:spacing w:before="180" w:after="180"/>
+        <w:ind w:hanging="0" w:left="180" w:right="180"/>
+        <w:jc w:val="left"/>
+        <w:rPr/>
+      </w:pPr>
+      <w:r>
+        <w:rPr>
+          <w:b/>
+          <w:sz w:val="19"/>
+          <w:bdr w:val="single" w:sz="24" w:space="9" w:color="0D3B66"/>
+          <w:shd w:fill="F4F7FA" w:val="clear"/>
+        </w:rPr>
+        <w:t>¿Qué hace ese comando?</w:t>
+      </w:r>
+      <w:r>
+        <w:rPr>
+          <w:sz w:val="19"/>
+          <w:bdr w:val="single" w:sz="24" w:space="9" w:color="0D3B66"/>
+          <w:shd w:fill="F4F7FA" w:val="clear"/>
+        </w:rPr>
+        <w:t xml:space="preserve"> </w:t>
+      </w:r>
+      <w:r>
+        <w:rPr>
+          <w:rStyle w:val="Textooriginal"/>
+          <w:sz w:val="19"/>
+          <w:bdr w:val="single" w:sz="24" w:space="9" w:color="0D3B66"/>
+          <w:shd w:fill="F4F7FA" w:val="clear"/>
+        </w:rPr>
+        <w:t>irm</w:t>
+      </w:r>
+      <w:r>
+        <w:rPr>
+          <w:sz w:val="19"/>
+          <w:bdr w:val="single" w:sz="24" w:space="9" w:color="0D3B66"/>
+          <w:shd w:fill="F4F7FA" w:val="clear"/>
+        </w:rPr>
+        <w:t xml:space="preserve"> descarga el instalador desde la página, y </w:t>
+      </w:r>
+      <w:r>
+        <w:rPr>
+          <w:rStyle w:val="Textooriginal"/>
+          <w:sz w:val="19"/>
+          <w:bdr w:val="single" w:sz="24" w:space="9" w:color="0D3B66"/>
+          <w:shd w:fill="F4F7FA" w:val="clear"/>
+        </w:rPr>
+        <w:t>iex</w:t>
+      </w:r>
+      <w:r>
+        <w:rPr>
+          <w:sz w:val="19"/>
+          <w:bdr w:val="single" w:sz="24" w:space="9" w:color="0D3B66"/>
+          <w:shd w:fill="F4F7FA" w:val="clear"/>
+        </w:rPr>
+        <w:t xml:space="preserve"> lo ejecuta. Es la misma forma que usa massgrave.dev. El archivo viene del repositorio de la asignatura y descarga Office solo de los servidores de Microsoft.</w:t>
+      </w:r>
+    </w:p>
+    <w:p>
+      <w:pPr>
+        <w:pStyle w:val="Ttulo4paso"/>
+        <w:bidi w:val="0"/>
+        <w:jc w:val="left"/>
+        <w:rPr/>
+      </w:pPr>
+      <w:r>
+        <w:rPr/>
+        <w:t>Paso E. Abrir PowerShell como administrador</w:t>
+      </w:r>
+    </w:p>
+    <w:p>
+      <w:pPr>
+        <w:pStyle w:val="BodyText"/>
+        <w:numPr>
+          <w:ilvl w:val="0"/>
+          <w:numId w:val="7"/>
+        </w:numPr>
+        <w:tabs>
+          <w:tab w:val="clear" w:pos="1134"/>
+          <w:tab w:val="left" w:pos="709" w:leader="none"/>
+        </w:tabs>
+        <w:bidi w:val="0"/>
+        <w:spacing w:before="120" w:after="0"/>
+        <w:ind w:hanging="283" w:left="709" w:right="0"/>
+        <w:jc w:val="left"/>
+        <w:rPr/>
+      </w:pPr>
+      <w:r>
+        <w:rPr/>
+        <w:t xml:space="preserve">Presiona la tecla </w:t>
+      </w:r>
+      <w:r>
+        <w:rPr>
+          <w:rFonts w:ascii="DejaVu Sans;sans-serif" w:hAnsi="DejaVu Sans;sans-serif"/>
+          <w:sz w:val="17"/>
+          <w:bdr w:val="single" w:sz="2" w:space="1" w:color="999999"/>
+          <w:shd w:fill="FAFAFA" w:val="clear"/>
+        </w:rPr>
+        <w:t>Windows</w:t>
+      </w:r>
+      <w:r>
+        <w:rPr/>
+        <w:t xml:space="preserve"> → escribe </w:t>
+      </w:r>
+      <w:r>
+        <w:rPr>
+          <w:rStyle w:val="Textooriginal"/>
+        </w:rPr>
+        <w:t>PowerShell</w:t>
+      </w:r>
+      <w:r>
+        <w:rPr/>
+        <w:t xml:space="preserve">. </w:t>
+      </w:r>
+    </w:p>
+    <w:p>
+      <w:pPr>
+        <w:pStyle w:val="BodyText"/>
+        <w:numPr>
+          <w:ilvl w:val="0"/>
+          <w:numId w:val="7"/>
+        </w:numPr>
+        <w:tabs>
+          <w:tab w:val="clear" w:pos="1134"/>
+          <w:tab w:val="left" w:pos="829" w:leader="none"/>
+        </w:tabs>
+        <w:bidi w:val="0"/>
+        <w:spacing w:before="120" w:after="0"/>
+        <w:ind w:hanging="283" w:left="829"/>
+        <w:jc w:val="left"/>
+        <w:rPr/>
+      </w:pPr>
+      <w:r>
+        <w:rPr/>
+        <w:t xml:space="preserve">Arriba aparece «Windows PowerShell». </w:t>
+      </w:r>
+      <w:r>
+        <w:rPr>
+          <w:b/>
+        </w:rPr>
+        <w:t>No pulses Enter todavía.</w:t>
+      </w:r>
+      <w:r>
+        <w:rPr/>
+        <w:t xml:space="preserve"> </w:t>
+      </w:r>
+    </w:p>
+    <w:p>
+      <w:pPr>
+        <w:pStyle w:val="BodyText"/>
+        <w:numPr>
+          <w:ilvl w:val="0"/>
+          <w:numId w:val="7"/>
+        </w:numPr>
+        <w:tabs>
+          <w:tab w:val="clear" w:pos="1134"/>
+          <w:tab w:val="left" w:pos="829" w:leader="none"/>
+        </w:tabs>
+        <w:bidi w:val="0"/>
+        <w:spacing w:before="120" w:after="0"/>
+        <w:ind w:hanging="283" w:left="829"/>
+        <w:jc w:val="left"/>
+        <w:rPr/>
+      </w:pPr>
+      <w:r>
+        <w:rPr/>
+        <w:t xml:space="preserve">En el panel de la derecha haz clic en </w:t>
+      </w:r>
+      <w:r>
+        <w:rPr>
+          <w:b/>
+        </w:rPr>
+        <w:t>«Ejecutar como administrador»</w:t>
+      </w:r>
+      <w:r>
+        <w:rPr/>
+        <w:t xml:space="preserve">. Si no ves ese panel, haz clic derecho sobre «Windows PowerShell» y elige esa misma opción del menú. </w:t>
+      </w:r>
+    </w:p>
+    <w:p>
+      <w:pPr>
+        <w:pStyle w:val="BodyText"/>
+        <w:numPr>
+          <w:ilvl w:val="0"/>
+          <w:numId w:val="7"/>
+        </w:numPr>
+        <w:tabs>
+          <w:tab w:val="clear" w:pos="1134"/>
+          <w:tab w:val="left" w:pos="829" w:leader="none"/>
+        </w:tabs>
+        <w:bidi w:val="0"/>
+        <w:spacing w:before="120" w:after="0"/>
+        <w:ind w:hanging="283" w:left="829"/>
+        <w:jc w:val="left"/>
+        <w:rPr/>
+      </w:pPr>
+      <w:r>
+        <w:rPr/>
+        <w:t xml:space="preserve">Es </w:t>
+      </w:r>
+      <w:r>
+        <w:rPr>
+          <w:b/>
+        </w:rPr>
+        <w:t>muy importante</w:t>
+      </w:r>
+      <w:r>
+        <w:rPr/>
+        <w:t xml:space="preserve"> que sea la opción como administrador y no la normal: sin esos permisos, la instalación no puede empezar. </w:t>
+      </w:r>
+    </w:p>
+    <w:p>
+      <w:pPr>
+        <w:pStyle w:val="BodyText"/>
+        <w:numPr>
+          <w:ilvl w:val="0"/>
+          <w:numId w:val="7"/>
+        </w:numPr>
+        <w:tabs>
+          <w:tab w:val="clear" w:pos="1134"/>
+          <w:tab w:val="left" w:pos="829" w:leader="none"/>
+        </w:tabs>
+        <w:bidi w:val="0"/>
+        <w:ind w:hanging="283" w:left="829"/>
+        <w:jc w:val="left"/>
+        <w:rPr/>
+      </w:pPr>
+      <w:r>
+        <w:rPr/>
+        <w:t xml:space="preserve">Windows preguntará si permites cambios → haz clic en </w:t>
+      </w:r>
+      <w:r>
+        <w:rPr>
+          <w:b/>
+        </w:rPr>
+        <w:t>Sí</w:t>
+      </w:r>
+      <w:r>
+        <w:rPr/>
+        <w:t xml:space="preserve">. Ese aviso azul es normal y sale siempre. </w:t>
+      </w:r>
+    </w:p>
+    <w:p>
+      <w:pPr>
+        <w:pStyle w:val="BodyText"/>
+        <w:bidi w:val="0"/>
+        <w:spacing w:before="120" w:after="0"/>
+        <w:jc w:val="left"/>
+        <w:rPr/>
+      </w:pPr>
+      <w:r>
+        <w:rPr/>
+        <w:drawing>
+          <wp:inline distT="0" distB="0" distL="0" distR="0">
+            <wp:extent cx="11239500" cy="6667500"/>
+            <wp:effectExtent l="0" t="0" r="0" b="0"/>
+            <wp:docPr id="2" name="Imagen2" descr="Buscar PowerShell en el menú Inicio"/>
+            <wp:cNvGraphicFramePr>
+              <a:graphicFrameLocks xmlns:a="http://schemas.openxmlformats.org/drawingml/2006/main" noChangeAspect="1"/>
+            </wp:cNvGraphicFramePr>
+            <a:graphic xmlns:a="http://schemas.openxmlformats.org/drawingml/2006/main">
+              <a:graphicData uri="http://schemas.openxmlformats.org/drawingml/2006/picture">
+                <pic:pic xmlns:pic="http://schemas.openxmlformats.org/drawingml/2006/picture">
+                  <pic:nvPicPr>
+                    <pic:cNvPr id="2" name="Imagen2" descr="Buscar PowerShell en el menú Inicio"/>
+                    <pic:cNvPicPr>
+                      <a:picLocks noChangeAspect="1" noChangeArrowheads="1"/>
+                    </pic:cNvPicPr>
+                  </pic:nvPicPr>
+                  <pic:blipFill>
+                    <a:blip r:embed="rId3"/>
+                    <a:stretch>
+                      <a:fillRect/>
+                    </a:stretch>
+                  </pic:blipFill>
+                  <pic:spPr bwMode="auto">
+                    <a:xfrm>
+                      <a:off x="0" y="0"/>
+                      <a:ext cx="11239500" cy="6667500"/>
+                    </a:xfrm>
+                    <a:prstGeom prst="rect">
+                      <a:avLst/>
+                    </a:prstGeom>
+                    <a:noFill/>
+                  </pic:spPr>
+                </pic:pic>
+              </a:graphicData>
+            </a:graphic>
+          </wp:inline>
+        </w:drawing>
+      </w:r>
+      <w:r>
+        <w:rPr/>
+        <w:t xml:space="preserve"> </w:t>
+      </w:r>
+      <w:r>
+        <w:rPr>
+          <w:b/>
+        </w:rPr>
+        <w:t>Figura 2.</w:t>
+      </w:r>
+      <w:r>
+        <w:rPr/>
+        <w:t xml:space="preserve"> El menú Inicio tras escribir «PowerShell». </w:t>
+      </w:r>
+      <w:r>
+        <w:rPr>
+          <w:b/>
+        </w:rPr>
+        <w:t>Recuadro 1:</w:t>
+      </w:r>
+      <w:r>
+        <w:rPr/>
+        <w:t xml:space="preserve"> lo que escribiste. </w:t>
+      </w:r>
+      <w:r>
+        <w:rPr>
+          <w:b/>
+        </w:rPr>
+        <w:t>Recuadro 2:</w:t>
+      </w:r>
+      <w:r>
+        <w:rPr/>
+        <w:t xml:space="preserve"> la opción que hay que elegir, «Ejecutar como administrador». Si haces clic en «Abrir» se abre sin permisos y el instalador no podrá continuar. </w:t>
+      </w:r>
+      <w:r>
+        <w:rPr/>
+        <w:drawing>
+          <wp:inline distT="0" distB="0" distL="0" distR="0">
+            <wp:extent cx="8572500" cy="5334000"/>
+            <wp:effectExtent l="0" t="0" r="0" b="0"/>
+            <wp:docPr id="3" name="Imagen3" descr="El aviso de permisos de Windows"/>
+            <wp:cNvGraphicFramePr>
+              <a:graphicFrameLocks xmlns:a="http://schemas.openxmlformats.org/drawingml/2006/main" noChangeAspect="1"/>
+            </wp:cNvGraphicFramePr>
+            <a:graphic xmlns:a="http://schemas.openxmlformats.org/drawingml/2006/main">
+              <a:graphicData uri="http://schemas.openxmlformats.org/drawingml/2006/picture">
+                <pic:pic xmlns:pic="http://schemas.openxmlformats.org/drawingml/2006/picture">
+                  <pic:nvPicPr>
+                    <pic:cNvPr id="3" name="Imagen3" descr="El aviso de permisos de Windows"/>
+                    <pic:cNvPicPr>
+                      <a:picLocks noChangeAspect="1" noChangeArrowheads="1"/>
+                    </pic:cNvPicPr>
+                  </pic:nvPicPr>
+                  <pic:blipFill>
+                    <a:blip r:embed="rId4"/>
+                    <a:stretch>
+                      <a:fillRect/>
+                    </a:stretch>
+                  </pic:blipFill>
+                  <pic:spPr bwMode="auto">
+                    <a:xfrm>
+                      <a:off x="0" y="0"/>
+                      <a:ext cx="8572500" cy="5334000"/>
+                    </a:xfrm>
+                    <a:prstGeom prst="rect">
+                      <a:avLst/>
+                    </a:prstGeom>
+                    <a:noFill/>
+                  </pic:spPr>
+                </pic:pic>
+              </a:graphicData>
+            </a:graphic>
+          </wp:inline>
+        </w:drawing>
+      </w:r>
+      <w:r>
+        <w:rPr/>
+        <w:t xml:space="preserve"> </w:t>
+      </w:r>
+      <w:r>
+        <w:rPr>
+          <w:b/>
+        </w:rPr>
+        <w:t>Figura 3.</w:t>
+      </w:r>
+      <w:r>
+        <w:rPr/>
+        <w:t xml:space="preserve"> Este aviso es normal y sale siempre que un programa necesita permisos de administrador. La flecha señala el botón </w:t>
+      </w:r>
+      <w:r>
+        <w:rPr>
+          <w:b/>
+        </w:rPr>
+        <w:t>Sí</w:t>
+      </w:r>
+      <w:r>
+        <w:rPr/>
+        <w:t xml:space="preserve">, que es el que hay que pulsar. </w:t>
+      </w:r>
+      <w:r>
+        <w:rPr/>
+        <w:drawing>
+          <wp:inline distT="0" distB="0" distL="0" distR="0">
+            <wp:extent cx="16964025" cy="4038600"/>
+            <wp:effectExtent l="0" t="0" r="0" b="0"/>
+            <wp:docPr id="4" name="Imagen4" descr="PowerShell recién abierta"/>
+            <wp:cNvGraphicFramePr>
+              <a:graphicFrameLocks xmlns:a="http://schemas.openxmlformats.org/drawingml/2006/main" noChangeAspect="1"/>
+            </wp:cNvGraphicFramePr>
+            <a:graphic xmlns:a="http://schemas.openxmlformats.org/drawingml/2006/main">
+              <a:graphicData uri="http://schemas.openxmlformats.org/drawingml/2006/picture">
+                <pic:pic xmlns:pic="http://schemas.openxmlformats.org/drawingml/2006/picture">
+                  <pic:nvPicPr>
+                    <pic:cNvPr id="4" name="Imagen4" descr="PowerShell recién abierta"/>
+                    <pic:cNvPicPr>
+                      <a:picLocks noChangeAspect="1" noChangeArrowheads="1"/>
+                    </pic:cNvPicPr>
+                  </pic:nvPicPr>
+                  <pic:blipFill>
+                    <a:blip r:embed="rId5"/>
                     <a:stretch>
                       <a:fillRect/>
                     </a:stretch>
@@ -2579,7 +2598,7 @@
           <wp:inline distT="0" distB="0" distL="0" distR="0">
             <wp:extent cx="16478250" cy="4362450"/>
             <wp:effectExtent l="0" t="0" r="0" b="0"/>
-            <wp:docPr id="2" name="Imagen2" descr="El comando pegado en PowerShell"/>
+            <wp:docPr id="5" name="Imagen5" descr="El comando pegado en PowerShell"/>
             <wp:cNvGraphicFramePr>
               <a:graphicFrameLocks xmlns:a="http://schemas.openxmlformats.org/drawingml/2006/main" noChangeAspect="1"/>
             </wp:cNvGraphicFramePr>
@@ -2587,13 +2606,13 @@
               <a:graphicData uri="http://schemas.openxmlformats.org/drawingml/2006/picture">
                 <pic:pic xmlns:pic="http://schemas.openxmlformats.org/drawingml/2006/picture">
                   <pic:nvPicPr>
-                    <pic:cNvPr id="2" name="Imagen2" descr="El comando pegado en PowerShell"/>
+                    <pic:cNvPr id="5" name="Imagen5" descr="El comando pegado en PowerShell"/>
                     <pic:cNvPicPr>
                       <a:picLocks noChangeAspect="1" noChangeArrowheads="1"/>
                     </pic:cNvPicPr>
                   </pic:nvPicPr>
                   <pic:blipFill>
-                    <a:blip r:embed="rId3"/>
+                    <a:blip r:embed="rId6"/>
                     <a:stretch>
                       <a:fillRect/>
                     </a:stretch>
@@ -2696,7 +2715,7 @@
           <wp:inline distT="0" distB="0" distL="0" distR="0">
             <wp:extent cx="16602075" cy="5657850"/>
             <wp:effectExtent l="0" t="0" r="0" b="0"/>
-            <wp:docPr id="3" name="Imagen3" descr="Portada del instalador"/>
+            <wp:docPr id="6" name="Imagen6" descr="Portada del instalador"/>
             <wp:cNvGraphicFramePr>
               <a:graphicFrameLocks xmlns:a="http://schemas.openxmlformats.org/drawingml/2006/main" noChangeAspect="1"/>
             </wp:cNvGraphicFramePr>
@@ -2704,13 +2723,13 @@
               <a:graphicData uri="http://schemas.openxmlformats.org/drawingml/2006/picture">
                 <pic:pic xmlns:pic="http://schemas.openxmlformats.org/drawingml/2006/picture">
                   <pic:nvPicPr>
-                    <pic:cNvPr id="3" name="Imagen3" descr="Portada del instalador"/>
+                    <pic:cNvPr id="6" name="Imagen6" descr="Portada del instalador"/>
                     <pic:cNvPicPr>
                       <a:picLocks noChangeAspect="1" noChangeArrowheads="1"/>
                     </pic:cNvPicPr>
                   </pic:nvPicPr>
                   <pic:blipFill>
-                    <a:blip r:embed="rId4"/>
+                    <a:blip r:embed="rId7"/>
                     <a:stretch>
                       <a:fillRect/>
                     </a:stretch>
@@ -2794,7 +2813,7 @@
           <wp:inline distT="0" distB="0" distL="0" distR="0">
             <wp:extent cx="16602075" cy="5334000"/>
             <wp:effectExtent l="0" t="0" r="0" b="0"/>
-            <wp:docPr id="4" name="Imagen4" descr="Revisión del equipo"/>
+            <wp:docPr id="7" name="Imagen7" descr="Revisión del equipo"/>
             <wp:cNvGraphicFramePr>
               <a:graphicFrameLocks xmlns:a="http://schemas.openxmlformats.org/drawingml/2006/main" noChangeAspect="1"/>
             </wp:cNvGraphicFramePr>
@@ -2802,13 +2821,13 @@
               <a:graphicData uri="http://schemas.openxmlformats.org/drawingml/2006/picture">
                 <pic:pic xmlns:pic="http://schemas.openxmlformats.org/drawingml/2006/picture">
                   <pic:nvPicPr>
-                    <pic:cNvPr id="4" name="Imagen4" descr="Revisión del equipo"/>
+                    <pic:cNvPr id="7" name="Imagen7" descr="Revisión del equipo"/>
                     <pic:cNvPicPr>
                       <a:picLocks noChangeAspect="1" noChangeArrowheads="1"/>
                     </pic:cNvPicPr>
                   </pic:nvPicPr>
                   <pic:blipFill>
-                    <a:blip r:embed="rId5"/>
+                    <a:blip r:embed="rId8"/>
                     <a:stretch>
                       <a:fillRect/>
                     </a:stretch>
@@ -3386,7 +3405,7 @@
           <wp:inline distT="0" distB="0" distL="0" distR="0">
             <wp:extent cx="20069175" cy="5010150"/>
             <wp:effectExtent l="0" t="0" r="0" b="0"/>
-            <wp:docPr id="5" name="Imagen5" descr="Tabla de versiones"/>
+            <wp:docPr id="8" name="Imagen8" descr="Tabla de versiones"/>
             <wp:cNvGraphicFramePr>
               <a:graphicFrameLocks xmlns:a="http://schemas.openxmlformats.org/drawingml/2006/main" noChangeAspect="1"/>
             </wp:cNvGraphicFramePr>
@@ -3394,13 +3413,13 @@
               <a:graphicData uri="http://schemas.openxmlformats.org/drawingml/2006/picture">
                 <pic:pic xmlns:pic="http://schemas.openxmlformats.org/drawingml/2006/picture">
                   <pic:nvPicPr>
-                    <pic:cNvPr id="5" name="Imagen5" descr="Tabla de versiones"/>
+                    <pic:cNvPr id="8" name="Imagen8" descr="Tabla de versiones"/>
                     <pic:cNvPicPr>
                       <a:picLocks noChangeAspect="1" noChangeArrowheads="1"/>
                     </pic:cNvPicPr>
                   </pic:nvPicPr>
                   <pic:blipFill>
-                    <a:blip r:embed="rId6"/>
+                    <a:blip r:embed="rId9"/>
                     <a:stretch>
                       <a:fillRect/>
                     </a:stretch>
@@ -3864,7 +3883,7 @@
           <wp:inline distT="0" distB="0" distL="0" distR="0">
             <wp:extent cx="16840200" cy="4686300"/>
             <wp:effectExtent l="0" t="0" r="0" b="0"/>
-            <wp:docPr id="6" name="Imagen6" descr="Otras opciones del menú"/>
+            <wp:docPr id="9" name="Imagen9" descr="Otras opciones del menú"/>
             <wp:cNvGraphicFramePr>
               <a:graphicFrameLocks xmlns:a="http://schemas.openxmlformats.org/drawingml/2006/main" noChangeAspect="1"/>
             </wp:cNvGraphicFramePr>
@@ -3872,13 +3891,13 @@
               <a:graphicData uri="http://schemas.openxmlformats.org/drawingml/2006/picture">
                 <pic:pic xmlns:pic="http://schemas.openxmlformats.org/drawingml/2006/picture">
                   <pic:nvPicPr>
-                    <pic:cNvPr id="6" name="Imagen6" descr="Otras opciones del menú"/>
+                    <pic:cNvPr id="9" name="Imagen9" descr="Otras opciones del menú"/>
                     <pic:cNvPicPr>
                       <a:picLocks noChangeAspect="1" noChangeArrowheads="1"/>
                     </pic:cNvPicPr>
                   </pic:nvPicPr>
                   <pic:blipFill>
-                    <a:blip r:embed="rId7"/>
+                    <a:blip r:embed="rId10"/>
                     <a:stretch>
                       <a:fillRect/>
                     </a:stretch>
@@ -3959,7 +3978,7 @@
           <wp:inline distT="0" distB="0" distL="0" distR="0">
             <wp:extent cx="16478250" cy="5010150"/>
             <wp:effectExtent l="0" t="0" r="0" b="0"/>
-            <wp:docPr id="7" name="Imagen7" descr="Dónde escribir el número"/>
+            <wp:docPr id="10" name="Imagen10" descr="Dónde escribir el número"/>
             <wp:cNvGraphicFramePr>
               <a:graphicFrameLocks xmlns:a="http://schemas.openxmlformats.org/drawingml/2006/main" noChangeAspect="1"/>
             </wp:cNvGraphicFramePr>
@@ -3967,13 +3986,13 @@
               <a:graphicData uri="http://schemas.openxmlformats.org/drawingml/2006/picture">
                 <pic:pic xmlns:pic="http://schemas.openxmlformats.org/drawingml/2006/picture">
                   <pic:nvPicPr>
-                    <pic:cNvPr id="7" name="Imagen7" descr="Dónde escribir el número"/>
+                    <pic:cNvPr id="10" name="Imagen10" descr="Dónde escribir el número"/>
                     <pic:cNvPicPr>
                       <a:picLocks noChangeAspect="1" noChangeArrowheads="1"/>
                     </pic:cNvPicPr>
                   </pic:nvPicPr>
                   <pic:blipFill>
-                    <a:blip r:embed="rId8"/>
+                    <a:blip r:embed="rId11"/>
                     <a:stretch>
                       <a:fillRect/>
                     </a:stretch>
@@ -4182,7 +4201,7 @@
           <wp:inline distT="0" distB="0" distL="0" distR="0">
             <wp:extent cx="16602075" cy="5334000"/>
             <wp:effectExtent l="0" t="0" r="0" b="0"/>
-            <wp:docPr id="8" name="Imagen8" descr="Resumen de la instalación"/>
+            <wp:docPr id="11" name="Imagen11" descr="Resumen de la instalación"/>
             <wp:cNvGraphicFramePr>
               <a:graphicFrameLocks xmlns:a="http://schemas.openxmlformats.org/drawingml/2006/main" noChangeAspect="1"/>
             </wp:cNvGraphicFramePr>
@@ -4190,13 +4209,13 @@
               <a:graphicData uri="http://schemas.openxmlformats.org/drawingml/2006/picture">
                 <pic:pic xmlns:pic="http://schemas.openxmlformats.org/drawingml/2006/picture">
                   <pic:nvPicPr>
-                    <pic:cNvPr id="8" name="Imagen8" descr="Resumen de la instalación"/>
+                    <pic:cNvPr id="11" name="Imagen11" descr="Resumen de la instalación"/>
                     <pic:cNvPicPr>
                       <a:picLocks noChangeAspect="1" noChangeArrowheads="1"/>
                     </pic:cNvPicPr>
                   </pic:nvPicPr>
                   <pic:blipFill>
-                    <a:blip r:embed="rId9"/>
+                    <a:blip r:embed="rId12"/>
                     <a:stretch>
                       <a:fillRect/>
                     </a:stretch>
@@ -4237,7 +4256,7 @@
           <wp:inline distT="0" distB="0" distL="0" distR="0">
             <wp:extent cx="16363950" cy="5010150"/>
             <wp:effectExtent l="0" t="0" r="0" b="0"/>
-            <wp:docPr id="9" name="Imagen9" descr="Aviso de no cerrar"/>
+            <wp:docPr id="12" name="Imagen12" descr="Aviso de no cerrar"/>
             <wp:cNvGraphicFramePr>
               <a:graphicFrameLocks xmlns:a="http://schemas.openxmlformats.org/drawingml/2006/main" noChangeAspect="1"/>
             </wp:cNvGraphicFramePr>
@@ -4245,13 +4264,13 @@
               <a:graphicData uri="http://schemas.openxmlformats.org/drawingml/2006/picture">
                 <pic:pic xmlns:pic="http://schemas.openxmlformats.org/drawingml/2006/picture">
                   <pic:nvPicPr>
-                    <pic:cNvPr id="9" name="Imagen9" descr="Aviso de no cerrar"/>
+                    <pic:cNvPr id="12" name="Imagen12" descr="Aviso de no cerrar"/>
                     <pic:cNvPicPr>
                       <a:picLocks noChangeAspect="1" noChangeArrowheads="1"/>
                     </pic:cNvPicPr>
                   </pic:nvPicPr>
                   <pic:blipFill>
-                    <a:blip r:embed="rId10"/>
+                    <a:blip r:embed="rId13"/>
                     <a:stretch>
                       <a:fillRect/>
                     </a:stretch>
@@ -4292,7 +4311,7 @@
           <wp:inline distT="0" distB="0" distL="0" distR="0">
             <wp:extent cx="16240125" cy="3390900"/>
             <wp:effectExtent l="0" t="0" r="0" b="0"/>
-            <wp:docPr id="10" name="Imagen10" descr="Confirmación 1 o 2"/>
+            <wp:docPr id="13" name="Imagen13" descr="Confirmación 1 o 2"/>
             <wp:cNvGraphicFramePr>
               <a:graphicFrameLocks xmlns:a="http://schemas.openxmlformats.org/drawingml/2006/main" noChangeAspect="1"/>
             </wp:cNvGraphicFramePr>
@@ -4300,13 +4319,13 @@
               <a:graphicData uri="http://schemas.openxmlformats.org/drawingml/2006/picture">
                 <pic:pic xmlns:pic="http://schemas.openxmlformats.org/drawingml/2006/picture">
                   <pic:nvPicPr>
-                    <pic:cNvPr id="10" name="Imagen10" descr="Confirmación 1 o 2"/>
+                    <pic:cNvPr id="13" name="Imagen13" descr="Confirmación 1 o 2"/>
                     <pic:cNvPicPr>
                       <a:picLocks noChangeAspect="1" noChangeArrowheads="1"/>
                     </pic:cNvPicPr>
                   </pic:nvPicPr>
                   <pic:blipFill>
-                    <a:blip r:embed="rId11"/>
+                    <a:blip r:embed="rId14"/>
                     <a:stretch>
                       <a:fillRect/>
                     </a:stretch>
@@ -4516,7 +4535,7 @@
           <wp:inline distT="0" distB="0" distL="0" distR="0">
             <wp:extent cx="20907375" cy="2743200"/>
             <wp:effectExtent l="0" t="0" r="0" b="0"/>
-            <wp:docPr id="11" name="Imagen11" descr="Barra de descarga"/>
+            <wp:docPr id="14" name="Imagen14" descr="Barra de descarga"/>
             <wp:cNvGraphicFramePr>
               <a:graphicFrameLocks xmlns:a="http://schemas.openxmlformats.org/drawingml/2006/main" noChangeAspect="1"/>
             </wp:cNvGraphicFramePr>
@@ -4524,13 +4543,13 @@
               <a:graphicData uri="http://schemas.openxmlformats.org/drawingml/2006/picture">
                 <pic:pic xmlns:pic="http://schemas.openxmlformats.org/drawingml/2006/picture">
                   <pic:nvPicPr>
-                    <pic:cNvPr id="11" name="Imagen11" descr="Barra de descarga"/>
+                    <pic:cNvPr id="14" name="Imagen14" descr="Barra de descarga"/>
                     <pic:cNvPicPr>
                       <a:picLocks noChangeAspect="1" noChangeArrowheads="1"/>
                     </pic:cNvPicPr>
                   </pic:nvPicPr>
                   <pic:blipFill>
-                    <a:blip r:embed="rId12"/>
+                    <a:blip r:embed="rId15"/>
                     <a:stretch>
                       <a:fillRect/>
                     </a:stretch>
@@ -4571,7 +4590,7 @@
           <wp:inline distT="0" distB="0" distL="0" distR="0">
             <wp:extent cx="16964025" cy="7924800"/>
             <wp:effectExtent l="0" t="0" r="0" b="0"/>
-            <wp:docPr id="12" name="Imagen12" descr="Los tres pasos de la instalación"/>
+            <wp:docPr id="15" name="Imagen15" descr="Los tres pasos de la instalación"/>
             <wp:cNvGraphicFramePr>
               <a:graphicFrameLocks xmlns:a="http://schemas.openxmlformats.org/drawingml/2006/main" noChangeAspect="1"/>
             </wp:cNvGraphicFramePr>
@@ -4579,13 +4598,13 @@
               <a:graphicData uri="http://schemas.openxmlformats.org/drawingml/2006/picture">
                 <pic:pic xmlns:pic="http://schemas.openxmlformats.org/drawingml/2006/picture">
                   <pic:nvPicPr>
-                    <pic:cNvPr id="12" name="Imagen12" descr="Los tres pasos de la instalación"/>
+                    <pic:cNvPr id="15" name="Imagen15" descr="Los tres pasos de la instalación"/>
                     <pic:cNvPicPr>
                       <a:picLocks noChangeAspect="1" noChangeArrowheads="1"/>
                     </pic:cNvPicPr>
                   </pic:nvPicPr>
                   <pic:blipFill>
-                    <a:blip r:embed="rId13"/>
+                    <a:blip r:embed="rId16"/>
                     <a:stretch>
                       <a:fillRect/>
                     </a:stretch>
@@ -4675,7 +4694,7 @@
           <wp:inline distT="0" distB="0" distL="0" distR="0">
             <wp:extent cx="15878175" cy="4362450"/>
             <wp:effectExtent l="0" t="0" r="0" b="0"/>
-            <wp:docPr id="13" name="Imagen13" descr="Office instalado correctamente"/>
+            <wp:docPr id="16" name="Imagen16" descr="Office instalado correctamente"/>
             <wp:cNvGraphicFramePr>
               <a:graphicFrameLocks xmlns:a="http://schemas.openxmlformats.org/drawingml/2006/main" noChangeAspect="1"/>
             </wp:cNvGraphicFramePr>
@@ -4683,13 +4702,13 @@
               <a:graphicData uri="http://schemas.openxmlformats.org/drawingml/2006/picture">
                 <pic:pic xmlns:pic="http://schemas.openxmlformats.org/drawingml/2006/picture">
                   <pic:nvPicPr>
-                    <pic:cNvPr id="13" name="Imagen13" descr="Office instalado correctamente"/>
+                    <pic:cNvPr id="16" name="Imagen16" descr="Office instalado correctamente"/>
                     <pic:cNvPicPr>
                       <a:picLocks noChangeAspect="1" noChangeArrowheads="1"/>
                     </pic:cNvPicPr>
                   </pic:nvPicPr>
                   <pic:blipFill>
-                    <a:blip r:embed="rId14"/>
+                    <a:blip r:embed="rId17"/>
                     <a:stretch>
                       <a:fillRect/>
                     </a:stretch>
@@ -4788,7 +4807,7 @@
           <wp:inline distT="0" distB="0" distL="0" distR="0">
             <wp:extent cx="16964025" cy="6953250"/>
             <wp:effectExtent l="0" t="0" r="0" b="0"/>
-            <wp:docPr id="14" name="Imagen14" descr="Aviso sobre el antivirus"/>
+            <wp:docPr id="17" name="Imagen17" descr="Aviso sobre el antivirus"/>
             <wp:cNvGraphicFramePr>
               <a:graphicFrameLocks xmlns:a="http://schemas.openxmlformats.org/drawingml/2006/main" noChangeAspect="1"/>
             </wp:cNvGraphicFramePr>
@@ -4796,13 +4815,13 @@
               <a:graphicData uri="http://schemas.openxmlformats.org/drawingml/2006/picture">
                 <pic:pic xmlns:pic="http://schemas.openxmlformats.org/drawingml/2006/picture">
                   <pic:nvPicPr>
-                    <pic:cNvPr id="14" name="Imagen14" descr="Aviso sobre el antivirus"/>
+                    <pic:cNvPr id="17" name="Imagen17" descr="Aviso sobre el antivirus"/>
                     <pic:cNvPicPr>
                       <a:picLocks noChangeAspect="1" noChangeArrowheads="1"/>
                     </pic:cNvPicPr>
                   </pic:nvPicPr>
                   <pic:blipFill>
-                    <a:blip r:embed="rId15"/>
+                    <a:blip r:embed="rId18"/>
                     <a:stretch>
                       <a:fillRect/>
                     </a:stretch>
@@ -4984,7 +5003,7 @@
           <wp:inline distT="0" distB="0" distL="0" distR="0">
             <wp:extent cx="21155025" cy="4362450"/>
             <wp:effectExtent l="0" t="0" r="0" b="0"/>
-            <wp:docPr id="15" name="Imagen15" descr="Números que se usan en MAS"/>
+            <wp:docPr id="18" name="Imagen18" descr="Números que se usan en MAS"/>
             <wp:cNvGraphicFramePr>
               <a:graphicFrameLocks xmlns:a="http://schemas.openxmlformats.org/drawingml/2006/main" noChangeAspect="1"/>
             </wp:cNvGraphicFramePr>
@@ -4992,13 +5011,13 @@
               <a:graphicData uri="http://schemas.openxmlformats.org/drawingml/2006/picture">
                 <pic:pic xmlns:pic="http://schemas.openxmlformats.org/drawingml/2006/picture">
                   <pic:nvPicPr>
-                    <pic:cNvPr id="15" name="Imagen15" descr="Números que se usan en MAS"/>
+                    <pic:cNvPr id="18" name="Imagen18" descr="Números que se usan en MAS"/>
                     <pic:cNvPicPr>
                       <a:picLocks noChangeAspect="1" noChangeArrowheads="1"/>
                     </pic:cNvPicPr>
                   </pic:nvPicPr>
                   <pic:blipFill>
-                    <a:blip r:embed="rId16"/>
+                    <a:blip r:embed="rId19"/>
                     <a:stretch>
                       <a:fillRect/>
                     </a:stretch>
@@ -5348,209 +5367,6 @@
     <w:p>
       <w:pPr>
         <w:pStyle w:val="BodyText"/>
-        <w:keepLines/>
-        <w:bidi w:val="0"/>
-        <w:spacing w:before="210" w:after="210"/>
-        <w:ind w:hanging="0" w:left="210" w:right="210"/>
-        <w:jc w:val="center"/>
-        <w:rPr>
-          <w:rFonts w:ascii="DejaVu Sans;sans-serif" w:hAnsi="DejaVu Sans;sans-serif"/>
-          <w:color w:val="666677"/>
-          <w:sz w:val="18"/>
-          <w:bdr w:val="dashed" w:sz="12" w:space="15" w:color="B0BCC7"/>
-          <w:shd w:fill="F8FAFB" w:val="clear"/>
-        </w:rPr>
-      </w:pPr>
-      <w:r>
-        <w:rPr>
-          <w:rFonts w:ascii="DejaVu Sans;sans-serif" w:hAnsi="DejaVu Sans;sans-serif"/>
-          <w:b/>
-          <w:color w:val="666677"/>
-          <w:sz w:val="18"/>
-          <w:bdr w:val="dashed" w:sz="12" w:space="15" w:color="B0BCC7"/>
-          <w:shd w:fill="F8FAFB" w:val="clear"/>
-        </w:rPr>
-        <w:t>Figura 19 · El menú de MAS</w:t>
-      </w:r>
-      <w:r>
-        <w:rPr>
-          <w:rFonts w:ascii="DejaVu Sans;sans-serif" w:hAnsi="DejaVu Sans;sans-serif"/>
-          <w:color w:val="666677"/>
-          <w:sz w:val="18"/>
-          <w:bdr w:val="dashed" w:sz="12" w:space="15" w:color="B0BCC7"/>
-          <w:shd w:fill="F8FAFB" w:val="clear"/>
-        </w:rPr>
-        <w:t xml:space="preserve"> Aquí va tu captura del menú de MAS ya abierto.</w:t>
-        <w:br/>
-        <w:t xml:space="preserve">Dibuja una flecha roja a la opción </w:t>
-      </w:r>
-      <w:r>
-        <w:rPr>
-          <w:rFonts w:ascii="DejaVu Sans;sans-serif" w:hAnsi="DejaVu Sans;sans-serif"/>
-          <w:b/>
-          <w:color w:val="666677"/>
-          <w:sz w:val="18"/>
-          <w:bdr w:val="dashed" w:sz="12" w:space="15" w:color="B0BCC7"/>
-          <w:shd w:fill="F8FAFB" w:val="clear"/>
-        </w:rPr>
-        <w:t>2</w:t>
-      </w:r>
-      <w:r>
-        <w:rPr>
-          <w:rFonts w:ascii="DejaVu Sans;sans-serif" w:hAnsi="DejaVu Sans;sans-serif"/>
-          <w:color w:val="666677"/>
-          <w:sz w:val="18"/>
-          <w:bdr w:val="dashed" w:sz="12" w:space="15" w:color="B0BCC7"/>
-          <w:shd w:fill="F8FAFB" w:val="clear"/>
-        </w:rPr>
-        <w:t xml:space="preserve"> (Office), que es la que vas a escribir.</w:t>
-      </w:r>
-    </w:p>
-    <w:p>
-      <w:pPr>
-        <w:pStyle w:val="BodyText"/>
-        <w:keepLines/>
-        <w:bidi w:val="0"/>
-        <w:spacing w:before="210" w:after="210"/>
-        <w:ind w:hanging="0" w:left="210" w:right="210"/>
-        <w:jc w:val="center"/>
-        <w:rPr>
-          <w:rFonts w:ascii="DejaVu Sans;sans-serif" w:hAnsi="DejaVu Sans;sans-serif"/>
-          <w:color w:val="666677"/>
-          <w:sz w:val="18"/>
-          <w:bdr w:val="dashed" w:sz="12" w:space="15" w:color="B0BCC7"/>
-          <w:shd w:fill="F8FAFB" w:val="clear"/>
-        </w:rPr>
-      </w:pPr>
-      <w:r>
-        <w:rPr>
-          <w:rFonts w:ascii="DejaVu Sans;sans-serif" w:hAnsi="DejaVu Sans;sans-serif"/>
-          <w:b/>
-          <w:color w:val="666677"/>
-          <w:sz w:val="18"/>
-          <w:bdr w:val="dashed" w:sz="12" w:space="15" w:color="B0BCC7"/>
-          <w:shd w:fill="F8FAFB" w:val="clear"/>
-        </w:rPr>
-        <w:t>Figura 20 · La señal de éxito de MAS</w:t>
-      </w:r>
-      <w:r>
-        <w:rPr>
-          <w:rFonts w:ascii="DejaVu Sans;sans-serif" w:hAnsi="DejaVu Sans;sans-serif"/>
-          <w:color w:val="666677"/>
-          <w:sz w:val="18"/>
-          <w:bdr w:val="dashed" w:sz="12" w:space="15" w:color="B0BCC7"/>
-          <w:shd w:fill="F8FAFB" w:val="clear"/>
-        </w:rPr>
-        <w:t xml:space="preserve"> Aquí va tu captura de la línea verde que confirma que Office quedó activado.</w:t>
-        <w:br/>
-        <w:t>Dibuja una flecha roja a esa línea con el texto «esta es la señal de que salió bien».</w:t>
-      </w:r>
-    </w:p>
-    <w:p>
-      <w:pPr>
-        <w:pStyle w:val="Ttulo4paso"/>
-        <w:bidi w:val="0"/>
-        <w:jc w:val="left"/>
-        <w:rPr/>
-      </w:pPr>
-      <w:r>
-        <w:rPr/>
-        <w:t>Paso K. Comprobar que quedó activado</w:t>
-      </w:r>
-    </w:p>
-    <w:p>
-      <w:pPr>
-        <w:pStyle w:val="BodyText"/>
-        <w:numPr>
-          <w:ilvl w:val="0"/>
-          <w:numId w:val="12"/>
-        </w:numPr>
-        <w:tabs>
-          <w:tab w:val="clear" w:pos="1134"/>
-          <w:tab w:val="left" w:pos="709" w:leader="none"/>
-        </w:tabs>
-        <w:bidi w:val="0"/>
-        <w:spacing w:before="120" w:after="0"/>
-        <w:ind w:hanging="283" w:left="709" w:right="0"/>
-        <w:jc w:val="left"/>
-        <w:rPr/>
-      </w:pPr>
-      <w:r>
-        <w:rPr/>
-        <w:t xml:space="preserve">En nuestro menú escribe </w:t>
-      </w:r>
-      <w:r>
-        <w:rPr>
-          <w:rFonts w:ascii="DejaVu Sans;sans-serif" w:hAnsi="DejaVu Sans;sans-serif"/>
-          <w:b/>
-          <w:color w:val="FFFFFF"/>
-          <w:sz w:val="18"/>
-          <w:shd w:fill="0D3B66" w:val="clear"/>
-        </w:rPr>
-        <w:t>6</w:t>
-      </w:r>
-      <w:r>
-        <w:rPr/>
-        <w:t xml:space="preserve"> → </w:t>
-      </w:r>
-      <w:r>
-        <w:rPr>
-          <w:rFonts w:ascii="DejaVu Sans;sans-serif" w:hAnsi="DejaVu Sans;sans-serif"/>
-          <w:sz w:val="17"/>
-          <w:bdr w:val="single" w:sz="2" w:space="1" w:color="999999"/>
-          <w:shd w:fill="FAFAFA" w:val="clear"/>
-        </w:rPr>
-        <w:t>Enter</w:t>
-      </w:r>
-      <w:r>
-        <w:rPr/>
-        <w:t xml:space="preserve">. </w:t>
-      </w:r>
-    </w:p>
-    <w:p>
-      <w:pPr>
-        <w:pStyle w:val="BodyText"/>
-        <w:numPr>
-          <w:ilvl w:val="0"/>
-          <w:numId w:val="12"/>
-        </w:numPr>
-        <w:tabs>
-          <w:tab w:val="clear" w:pos="1134"/>
-          <w:tab w:val="left" w:pos="829" w:leader="none"/>
-        </w:tabs>
-        <w:bidi w:val="0"/>
-        <w:ind w:hanging="283" w:left="829"/>
-        <w:jc w:val="left"/>
-        <w:rPr/>
-      </w:pPr>
-      <w:r>
-        <w:rPr/>
-        <w:t xml:space="preserve">Busca la línea </w:t>
-      </w:r>
-      <w:r>
-        <w:rPr>
-          <w:rStyle w:val="Textooriginal"/>
-        </w:rPr>
-        <w:t>LICENSE STATUS</w:t>
-      </w:r>
-      <w:r>
-        <w:rPr/>
-        <w:t xml:space="preserve">. Si pone </w:t>
-      </w:r>
-      <w:r>
-        <w:rPr>
-          <w:rStyle w:val="Textooriginal"/>
-        </w:rPr>
-        <w:t>---LICENSED---</w:t>
-      </w:r>
-      <w:r>
-        <w:rPr/>
-        <w:t xml:space="preserve">, está activado. </w:t>
-      </w:r>
-    </w:p>
-    <w:p>
-      <w:pPr>
-        <w:pStyle w:val="BodyText"/>
         <w:bidi w:val="0"/>
         <w:jc w:val="left"/>
         <w:rPr/>
@@ -5559,9 +5375,9 @@
         <w:rPr/>
         <w:drawing>
           <wp:inline distT="0" distB="0" distL="0" distR="0">
-            <wp:extent cx="16363950" cy="6629400"/>
+            <wp:extent cx="16725900" cy="8896350"/>
             <wp:effectExtent l="0" t="0" r="0" b="0"/>
-            <wp:docPr id="16" name="Imagen16" descr="Comprobar la licencia"/>
+            <wp:docPr id="19" name="Imagen19" descr="El menú de MAS"/>
             <wp:cNvGraphicFramePr>
               <a:graphicFrameLocks xmlns:a="http://schemas.openxmlformats.org/drawingml/2006/main" noChangeAspect="1"/>
             </wp:cNvGraphicFramePr>
@@ -5569,13 +5385,283 @@
               <a:graphicData uri="http://schemas.openxmlformats.org/drawingml/2006/picture">
                 <pic:pic xmlns:pic="http://schemas.openxmlformats.org/drawingml/2006/picture">
                   <pic:nvPicPr>
-                    <pic:cNvPr id="16" name="Imagen16" descr="Comprobar la licencia"/>
+                    <pic:cNvPr id="19" name="Imagen19" descr="El menú de MAS"/>
                     <pic:cNvPicPr>
                       <a:picLocks noChangeAspect="1" noChangeArrowheads="1"/>
                     </pic:cNvPicPr>
                   </pic:nvPicPr>
                   <pic:blipFill>
-                    <a:blip r:embed="rId17"/>
+                    <a:blip r:embed="rId20"/>
+                    <a:stretch>
+                      <a:fillRect/>
+                    </a:stretch>
+                  </pic:blipFill>
+                  <pic:spPr bwMode="auto">
+                    <a:xfrm>
+                      <a:off x="0" y="0"/>
+                      <a:ext cx="16725900" cy="8896350"/>
+                    </a:xfrm>
+                    <a:prstGeom prst="rect">
+                      <a:avLst/>
+                    </a:prstGeom>
+                    <a:noFill/>
+                  </pic:spPr>
+                </pic:pic>
+              </a:graphicData>
+            </a:graphic>
+          </wp:inline>
+        </w:drawing>
+      </w:r>
+      <w:r>
+        <w:rPr/>
+        <w:t xml:space="preserve"> </w:t>
+      </w:r>
+      <w:r>
+        <w:rPr>
+          <w:b/>
+        </w:rPr>
+        <w:t>Figura 19.</w:t>
+      </w:r>
+      <w:r>
+        <w:rPr/>
+        <w:t xml:space="preserve"> El menú de MAS. Está en inglés, pero solo necesitas tres números: el </w:t>
+      </w:r>
+      <w:r>
+        <w:rPr>
+          <w:b/>
+        </w:rPr>
+        <w:t>2</w:t>
+      </w:r>
+      <w:r>
+        <w:rPr/>
+        <w:t xml:space="preserve"> (Ohook — Office) para activar, el </w:t>
+      </w:r>
+      <w:r>
+        <w:rPr>
+          <w:b/>
+        </w:rPr>
+        <w:t>5</w:t>
+      </w:r>
+      <w:r>
+        <w:rPr/>
+        <w:t xml:space="preserve"> para comprobar el estado y el </w:t>
+      </w:r>
+      <w:r>
+        <w:rPr>
+          <w:b/>
+        </w:rPr>
+        <w:t>0</w:t>
+      </w:r>
+      <w:r>
+        <w:rPr/>
+        <w:t xml:space="preserve"> para salir. El </w:t>
+      </w:r>
+      <w:r>
+        <w:rPr>
+          <w:b/>
+        </w:rPr>
+        <w:t>1</w:t>
+      </w:r>
+      <w:r>
+        <w:rPr/>
+        <w:t xml:space="preserve"> es para Windows y aquí no toca. </w:t>
+      </w:r>
+      <w:r>
+        <w:rPr/>
+        <w:drawing>
+          <wp:inline distT="0" distB="0" distL="0" distR="0">
+            <wp:extent cx="16240125" cy="4038600"/>
+            <wp:effectExtent l="0" t="0" r="0" b="0"/>
+            <wp:docPr id="20" name="Imagen20" descr="La señal de éxito de MAS"/>
+            <wp:cNvGraphicFramePr>
+              <a:graphicFrameLocks xmlns:a="http://schemas.openxmlformats.org/drawingml/2006/main" noChangeAspect="1"/>
+            </wp:cNvGraphicFramePr>
+            <a:graphic xmlns:a="http://schemas.openxmlformats.org/drawingml/2006/main">
+              <a:graphicData uri="http://schemas.openxmlformats.org/drawingml/2006/picture">
+                <pic:pic xmlns:pic="http://schemas.openxmlformats.org/drawingml/2006/picture">
+                  <pic:nvPicPr>
+                    <pic:cNvPr id="20" name="Imagen20" descr="La señal de éxito de MAS"/>
+                    <pic:cNvPicPr>
+                      <a:picLocks noChangeAspect="1" noChangeArrowheads="1"/>
+                    </pic:cNvPicPr>
+                  </pic:nvPicPr>
+                  <pic:blipFill>
+                    <a:blip r:embed="rId21"/>
+                    <a:stretch>
+                      <a:fillRect/>
+                    </a:stretch>
+                  </pic:blipFill>
+                  <pic:spPr bwMode="auto">
+                    <a:xfrm>
+                      <a:off x="0" y="0"/>
+                      <a:ext cx="16240125" cy="4038600"/>
+                    </a:xfrm>
+                    <a:prstGeom prst="rect">
+                      <a:avLst/>
+                    </a:prstGeom>
+                    <a:noFill/>
+                  </pic:spPr>
+                </pic:pic>
+              </a:graphicData>
+            </a:graphic>
+          </wp:inline>
+        </w:drawing>
+      </w:r>
+      <w:r>
+        <w:rPr/>
+        <w:t xml:space="preserve"> </w:t>
+      </w:r>
+      <w:r>
+        <w:rPr>
+          <w:b/>
+        </w:rPr>
+        <w:t>Figura 20.</w:t>
+      </w:r>
+      <w:r>
+        <w:rPr/>
+        <w:t xml:space="preserve"> La señal de que salió bien: la frase en verde </w:t>
+      </w:r>
+      <w:r>
+        <w:rPr>
+          <w:i/>
+        </w:rPr>
+        <w:t>«Office is permanently activated»</w:t>
+      </w:r>
+      <w:r>
+        <w:rPr/>
+        <w:t xml:space="preserve">. Debajo, en gris, avisa de que Word y Excel ya están activados y que puedes ignorar el botón «Buy» de Office. </w:t>
+      </w:r>
+    </w:p>
+    <w:p>
+      <w:pPr>
+        <w:pStyle w:val="Ttulo4paso"/>
+        <w:bidi w:val="0"/>
+        <w:jc w:val="left"/>
+        <w:rPr/>
+      </w:pPr>
+      <w:r>
+        <w:rPr/>
+        <w:t>Paso K. Comprobar que quedó activado</w:t>
+      </w:r>
+    </w:p>
+    <w:p>
+      <w:pPr>
+        <w:pStyle w:val="BodyText"/>
+        <w:numPr>
+          <w:ilvl w:val="0"/>
+          <w:numId w:val="12"/>
+        </w:numPr>
+        <w:tabs>
+          <w:tab w:val="clear" w:pos="1134"/>
+          <w:tab w:val="left" w:pos="709" w:leader="none"/>
+        </w:tabs>
+        <w:bidi w:val="0"/>
+        <w:spacing w:before="120" w:after="0"/>
+        <w:ind w:hanging="283" w:left="709" w:right="0"/>
+        <w:jc w:val="left"/>
+        <w:rPr/>
+      </w:pPr>
+      <w:r>
+        <w:rPr/>
+        <w:t xml:space="preserve">En nuestro menú escribe </w:t>
+      </w:r>
+      <w:r>
+        <w:rPr>
+          <w:rFonts w:ascii="DejaVu Sans;sans-serif" w:hAnsi="DejaVu Sans;sans-serif"/>
+          <w:b/>
+          <w:color w:val="FFFFFF"/>
+          <w:sz w:val="18"/>
+          <w:shd w:fill="0D3B66" w:val="clear"/>
+        </w:rPr>
+        <w:t>6</w:t>
+      </w:r>
+      <w:r>
+        <w:rPr/>
+        <w:t xml:space="preserve"> → </w:t>
+      </w:r>
+      <w:r>
+        <w:rPr>
+          <w:rFonts w:ascii="DejaVu Sans;sans-serif" w:hAnsi="DejaVu Sans;sans-serif"/>
+          <w:sz w:val="17"/>
+          <w:bdr w:val="single" w:sz="2" w:space="1" w:color="999999"/>
+          <w:shd w:fill="FAFAFA" w:val="clear"/>
+        </w:rPr>
+        <w:t>Enter</w:t>
+      </w:r>
+      <w:r>
+        <w:rPr/>
+        <w:t xml:space="preserve">. </w:t>
+      </w:r>
+    </w:p>
+    <w:p>
+      <w:pPr>
+        <w:pStyle w:val="BodyText"/>
+        <w:numPr>
+          <w:ilvl w:val="0"/>
+          <w:numId w:val="12"/>
+        </w:numPr>
+        <w:tabs>
+          <w:tab w:val="clear" w:pos="1134"/>
+          <w:tab w:val="left" w:pos="829" w:leader="none"/>
+        </w:tabs>
+        <w:bidi w:val="0"/>
+        <w:ind w:hanging="283" w:left="829"/>
+        <w:jc w:val="left"/>
+        <w:rPr/>
+      </w:pPr>
+      <w:r>
+        <w:rPr/>
+        <w:t xml:space="preserve">Busca la línea </w:t>
+      </w:r>
+      <w:r>
+        <w:rPr>
+          <w:rStyle w:val="Textooriginal"/>
+        </w:rPr>
+        <w:t>LICENSE STATUS</w:t>
+      </w:r>
+      <w:r>
+        <w:rPr/>
+        <w:t xml:space="preserve">. Si pone </w:t>
+      </w:r>
+      <w:r>
+        <w:rPr>
+          <w:rStyle w:val="Textooriginal"/>
+        </w:rPr>
+        <w:t>---LICENSED---</w:t>
+      </w:r>
+      <w:r>
+        <w:rPr/>
+        <w:t xml:space="preserve">, está activado. </w:t>
+      </w:r>
+    </w:p>
+    <w:p>
+      <w:pPr>
+        <w:pStyle w:val="BodyText"/>
+        <w:bidi w:val="0"/>
+        <w:jc w:val="left"/>
+        <w:rPr/>
+      </w:pPr>
+      <w:r>
+        <w:rPr/>
+        <w:drawing>
+          <wp:inline distT="0" distB="0" distL="0" distR="0">
+            <wp:extent cx="16363950" cy="6629400"/>
+            <wp:effectExtent l="0" t="0" r="0" b="0"/>
+            <wp:docPr id="21" name="Imagen21" descr="Comprobar la licencia"/>
+            <wp:cNvGraphicFramePr>
+              <a:graphicFrameLocks xmlns:a="http://schemas.openxmlformats.org/drawingml/2006/main" noChangeAspect="1"/>
+            </wp:cNvGraphicFramePr>
+            <a:graphic xmlns:a="http://schemas.openxmlformats.org/drawingml/2006/main">
+              <a:graphicData uri="http://schemas.openxmlformats.org/drawingml/2006/picture">
+                <pic:pic xmlns:pic="http://schemas.openxmlformats.org/drawingml/2006/picture">
+                  <pic:nvPicPr>
+                    <pic:cNvPr id="21" name="Imagen21" descr="Comprobar la licencia"/>
+                    <pic:cNvPicPr>
+                      <a:picLocks noChangeAspect="1" noChangeArrowheads="1"/>
+                    </pic:cNvPicPr>
+                  </pic:nvPicPr>
+                  <pic:blipFill>
+                    <a:blip r:embed="rId22"/>
                     <a:stretch>
                       <a:fillRect/>
                     </a:stretch>
@@ -6801,7 +6887,7 @@
           <wp:inline distT="0" distB="0" distL="0" distR="0">
             <wp:extent cx="16240125" cy="5334000"/>
             <wp:effectExtent l="0" t="0" r="0" b="0"/>
-            <wp:docPr id="17" name="Imagen17" descr="Error de permisos"/>
+            <wp:docPr id="22" name="Imagen22" descr="Error de permisos"/>
             <wp:cNvGraphicFramePr>
               <a:graphicFrameLocks xmlns:a="http://schemas.openxmlformats.org/drawingml/2006/main" noChangeAspect="1"/>
             </wp:cNvGraphicFramePr>
@@ -6809,13 +6895,13 @@
               <a:graphicData uri="http://schemas.openxmlformats.org/drawingml/2006/picture">
                 <pic:pic xmlns:pic="http://schemas.openxmlformats.org/drawingml/2006/picture">
                   <pic:nvPicPr>
-                    <pic:cNvPr id="17" name="Imagen17" descr="Error de permisos"/>
+                    <pic:cNvPr id="22" name="Imagen22" descr="Error de permisos"/>
                     <pic:cNvPicPr>
                       <a:picLocks noChangeAspect="1" noChangeArrowheads="1"/>
                     </pic:cNvPicPr>
                   </pic:nvPicPr>
                   <pic:blipFill>
-                    <a:blip r:embed="rId18"/>
+                    <a:blip r:embed="rId23"/>
                     <a:stretch>
                       <a:fillRect/>
                     </a:stretch>
@@ -6934,7 +7020,7 @@
           <wp:inline distT="0" distB="0" distL="0" distR="0">
             <wp:extent cx="16363950" cy="7600950"/>
             <wp:effectExtent l="0" t="0" r="0" b="0"/>
-            <wp:docPr id="18" name="Imagen18" descr="Desinstalar Office"/>
+            <wp:docPr id="23" name="Imagen23" descr="Desinstalar Office"/>
             <wp:cNvGraphicFramePr>
               <a:graphicFrameLocks xmlns:a="http://schemas.openxmlformats.org/drawingml/2006/main" noChangeAspect="1"/>
             </wp:cNvGraphicFramePr>
@@ -6942,13 +7028,13 @@
               <a:graphicData uri="http://schemas.openxmlformats.org/drawingml/2006/picture">
                 <pic:pic xmlns:pic="http://schemas.openxmlformats.org/drawingml/2006/picture">
                   <pic:nvPicPr>
-                    <pic:cNvPr id="18" name="Imagen18" descr="Desinstalar Office"/>
+                    <pic:cNvPr id="23" name="Imagen23" descr="Desinstalar Office"/>
                     <pic:cNvPicPr>
                       <a:picLocks noChangeAspect="1" noChangeArrowheads="1"/>
                     </pic:cNvPicPr>
                   </pic:nvPicPr>
                   <pic:blipFill>
-                    <a:blip r:embed="rId19"/>
+                    <a:blip r:embed="rId24"/>
                     <a:stretch>
                       <a:fillRect/>
                     </a:stretch>
@@ -7349,10 +7435,23 @@
       <w:r>
         <w:rPr>
           <w:rFonts w:ascii="DejaVu Sans;sans-serif" w:hAnsi="DejaVu Sans;sans-serif"/>
+          <w:b/>
           <w:color w:val="666666"/>
           <w:sz w:val="16"/>
           <w:bdr w:val="single" w:sz="2" w:space="6" w:color="CCCCCC"/>
         </w:rPr>
+        <w:t>Sobre las imágenes.</w:t>
+      </w:r>
+      <w:r>
+        <w:rPr>
+          <w:rFonts w:ascii="DejaVu Sans;sans-serif" w:hAnsi="DejaVu Sans;sans-serif"/>
+          <w:color w:val="666666"/>
+          <w:sz w:val="16"/>
+          <w:bdr w:val="single" w:sz="2" w:space="6" w:color="CCCCCC"/>
+        </w:rPr>
+        <w:t xml:space="preserve"> Las pantallas del instalador, de PowerShell y de MAS reproducen el texto literal de cada programa. Las figuras 2 y 3 (menú Inicio y aviso de permisos) son recreaciones de las pantallas de Windows: pueden variar ligeramente según la versión que tengas.</w:t>
+        <w:br/>
+        <w:br/>
         <w:t>Manual de usuario paso a paso desde cero · Instalador de Office ISUPOL · Material educativo para practicar en un entorno de laboratorio.</w:t>
         <w:br/>
         <w:t>El instalador descarga Office únicamente de los servidores oficiales de Microsoft (officecdn.microsoft.com y c2rsetup.officeapps.live.com).</w:t>

--- a/MANUAL-Instalar-Office.docx
+++ b/MANUAL-Instalar-Office.docx
@@ -103,34 +103,12 @@
           <w:color w:val="444444"/>
           <w:sz w:val="19"/>
         </w:rPr>
-        <w:t>Unidad 1 · Sesión ____ — Instalación de software ofimático</w:t>
-      </w:r>
-    </w:p>
-    <w:p>
-      <w:pPr>
-        <w:pStyle w:val="BodyText"/>
-        <w:bidi w:val="0"/>
-        <w:spacing w:before="120" w:after="45"/>
-        <w:ind w:hanging="0" w:left="0" w:right="0"/>
-        <w:jc w:val="center"/>
-        <w:rPr>
-          <w:rFonts w:ascii="DejaVu Sans;sans-serif" w:hAnsi="DejaVu Sans;sans-serif"/>
-          <w:color w:val="444444"/>
-          <w:sz w:val="19"/>
-        </w:rPr>
-      </w:pPr>
-      <w:r>
-        <w:rPr>
-          <w:rFonts w:ascii="DejaVu Sans;sans-serif" w:hAnsi="DejaVu Sans;sans-serif"/>
-          <w:color w:val="444444"/>
-          <w:sz w:val="19"/>
-        </w:rPr>
-        <w:t>Tarea ____</w:t>
+        <w:t>Unidad 1 · Instalación de software ofimático</w:t>
       </w:r>
     </w:p>
     <w:tbl>
       <w:tblPr>
-        <w:tblW w:w="14737" w:type="dxa"/>
+        <w:tblW w:w="14380" w:type="dxa"/>
         <w:jc w:val="left"/>
         <w:tblInd w:w="28" w:type="dxa"/>
         <w:tblLayout w:type="fixed"/>
@@ -142,16 +120,16 @@
         </w:tblCellMar>
       </w:tblPr>
       <w:tblGrid>
-        <w:gridCol w:w="3158"/>
-        <w:gridCol w:w="4233"/>
-        <w:gridCol w:w="2848"/>
-        <w:gridCol w:w="4498"/>
+        <w:gridCol w:w="2352"/>
+        <w:gridCol w:w="3568"/>
+        <w:gridCol w:w="2609"/>
+        <w:gridCol w:w="5851"/>
       </w:tblGrid>
       <w:tr>
         <w:trPr/>
         <w:tc>
           <w:tcPr>
-            <w:tcW w:w="3158" w:type="dxa"/>
+            <w:tcW w:w="2352" w:type="dxa"/>
             <w:tcBorders/>
             <w:vAlign w:val="center"/>
           </w:tcPr>
@@ -171,7 +149,7 @@
         </w:tc>
         <w:tc>
           <w:tcPr>
-            <w:tcW w:w="4233" w:type="dxa"/>
+            <w:tcW w:w="3568" w:type="dxa"/>
             <w:tcBorders/>
             <w:vAlign w:val="center"/>
           </w:tcPr>
@@ -191,7 +169,7 @@
         </w:tc>
         <w:tc>
           <w:tcPr>
-            <w:tcW w:w="2848" w:type="dxa"/>
+            <w:tcW w:w="2609" w:type="dxa"/>
             <w:tcBorders/>
             <w:vAlign w:val="center"/>
           </w:tcPr>
@@ -211,7 +189,7 @@
         </w:tc>
         <w:tc>
           <w:tcPr>
-            <w:tcW w:w="4498" w:type="dxa"/>
+            <w:tcW w:w="5851" w:type="dxa"/>
             <w:tcBorders/>
             <w:vAlign w:val="center"/>
           </w:tcPr>
@@ -234,7 +212,7 @@
         <w:trPr/>
         <w:tc>
           <w:tcPr>
-            <w:tcW w:w="3158" w:type="dxa"/>
+            <w:tcW w:w="2352" w:type="dxa"/>
             <w:tcBorders/>
             <w:vAlign w:val="center"/>
           </w:tcPr>
@@ -254,7 +232,7 @@
         </w:tc>
         <w:tc>
           <w:tcPr>
-            <w:tcW w:w="4233" w:type="dxa"/>
+            <w:tcW w:w="3568" w:type="dxa"/>
             <w:tcBorders/>
             <w:vAlign w:val="center"/>
           </w:tcPr>
@@ -274,7 +252,7 @@
         </w:tc>
         <w:tc>
           <w:tcPr>
-            <w:tcW w:w="2848" w:type="dxa"/>
+            <w:tcW w:w="2609" w:type="dxa"/>
             <w:tcBorders/>
             <w:vAlign w:val="center"/>
           </w:tcPr>
@@ -288,13 +266,13 @@
             </w:pPr>
             <w:r>
               <w:rPr/>
-              <w:t>Fecha de entrega (EVA):</w:t>
+              <w:t>Curso / Paralelo:</w:t>
             </w:r>
           </w:p>
         </w:tc>
         <w:tc>
           <w:tcPr>
-            <w:tcW w:w="4498" w:type="dxa"/>
+            <w:tcW w:w="5851" w:type="dxa"/>
             <w:tcBorders/>
             <w:vAlign w:val="center"/>
           </w:tcPr>
@@ -308,7 +286,7 @@
             </w:pPr>
             <w:r>
               <w:rPr/>
-              <w:t>______ / ______ / 2026</w:t>
+              <w:t>Sección C</w:t>
             </w:r>
           </w:p>
         </w:tc>
@@ -317,7 +295,7 @@
         <w:trPr/>
         <w:tc>
           <w:tcPr>
-            <w:tcW w:w="3158" w:type="dxa"/>
+            <w:tcW w:w="2352" w:type="dxa"/>
             <w:tcBorders/>
             <w:vAlign w:val="center"/>
           </w:tcPr>
@@ -331,13 +309,14 @@
             </w:pPr>
             <w:r>
               <w:rPr/>
-              <w:t>Estudiante:</w:t>
+              <w:t>Tipo de documento:</w:t>
             </w:r>
           </w:p>
         </w:tc>
         <w:tc>
           <w:tcPr>
-            <w:tcW w:w="4233" w:type="dxa"/>
+            <w:tcW w:w="12028" w:type="dxa"/>
+            <w:gridSpan w:val="3"/>
             <w:tcBorders/>
             <w:vAlign w:val="center"/>
           </w:tcPr>
@@ -351,130 +330,7 @@
             </w:pPr>
             <w:r>
               <w:rPr/>
-              <w:t>_______________________</w:t>
-            </w:r>
-          </w:p>
-        </w:tc>
-        <w:tc>
-          <w:tcPr>
-            <w:tcW w:w="2848" w:type="dxa"/>
-            <w:tcBorders/>
-            <w:vAlign w:val="center"/>
-          </w:tcPr>
-          <w:p>
-            <w:pPr>
-              <w:pStyle w:val="Contenidodelatabla"/>
-              <w:bidi w:val="0"/>
-              <w:spacing w:before="120" w:after="120"/>
-              <w:jc w:val="left"/>
-              <w:rPr/>
-            </w:pPr>
-            <w:r>
-              <w:rPr/>
-              <w:t>Curso / Paralelo:</w:t>
-            </w:r>
-          </w:p>
-        </w:tc>
-        <w:tc>
-          <w:tcPr>
-            <w:tcW w:w="4498" w:type="dxa"/>
-            <w:tcBorders/>
-            <w:vAlign w:val="center"/>
-          </w:tcPr>
-          <w:p>
-            <w:pPr>
-              <w:pStyle w:val="Contenidodelatabla"/>
-              <w:bidi w:val="0"/>
-              <w:spacing w:before="120" w:after="120"/>
-              <w:jc w:val="left"/>
-              <w:rPr/>
-            </w:pPr>
-            <w:r>
-              <w:rPr/>
-              <w:t>Sección C</w:t>
-            </w:r>
-          </w:p>
-        </w:tc>
-      </w:tr>
-      <w:tr>
-        <w:trPr/>
-        <w:tc>
-          <w:tcPr>
-            <w:tcW w:w="3158" w:type="dxa"/>
-            <w:tcBorders/>
-            <w:vAlign w:val="center"/>
-          </w:tcPr>
-          <w:p>
-            <w:pPr>
-              <w:pStyle w:val="Contenidodelatabla"/>
-              <w:bidi w:val="0"/>
-              <w:spacing w:before="120" w:after="120"/>
-              <w:jc w:val="left"/>
-              <w:rPr/>
-            </w:pPr>
-            <w:r>
-              <w:rPr/>
-              <w:t>Instrumento de evaluación:</w:t>
-            </w:r>
-          </w:p>
-        </w:tc>
-        <w:tc>
-          <w:tcPr>
-            <w:tcW w:w="4233" w:type="dxa"/>
-            <w:tcBorders/>
-            <w:vAlign w:val="center"/>
-          </w:tcPr>
-          <w:p>
-            <w:pPr>
-              <w:pStyle w:val="Contenidodelatabla"/>
-              <w:bidi w:val="0"/>
-              <w:spacing w:before="120" w:after="120"/>
-              <w:jc w:val="left"/>
-              <w:rPr/>
-            </w:pPr>
-            <w:r>
-              <w:rPr/>
-              <w:t>Manual de usuario para principiantes</w:t>
-            </w:r>
-          </w:p>
-        </w:tc>
-        <w:tc>
-          <w:tcPr>
-            <w:tcW w:w="2848" w:type="dxa"/>
-            <w:tcBorders/>
-            <w:vAlign w:val="center"/>
-          </w:tcPr>
-          <w:p>
-            <w:pPr>
-              <w:pStyle w:val="Contenidodelatabla"/>
-              <w:bidi w:val="0"/>
-              <w:spacing w:before="120" w:after="120"/>
-              <w:jc w:val="left"/>
-              <w:rPr/>
-            </w:pPr>
-            <w:r>
-              <w:rPr/>
-              <w:t>Calificación:</w:t>
-            </w:r>
-          </w:p>
-        </w:tc>
-        <w:tc>
-          <w:tcPr>
-            <w:tcW w:w="4498" w:type="dxa"/>
-            <w:tcBorders/>
-            <w:vAlign w:val="center"/>
-          </w:tcPr>
-          <w:p>
-            <w:pPr>
-              <w:pStyle w:val="Contenidodelatabla"/>
-              <w:bidi w:val="0"/>
-              <w:spacing w:before="120" w:after="120"/>
-              <w:jc w:val="left"/>
-              <w:rPr/>
-            </w:pPr>
-            <w:r>
-              <w:rPr/>
-              <w:t>____ / 5 puntos</w:t>
+              <w:t>Manual instructivo de uso. Material de apoyo para seguir paso a paso; no es una tarea evaluada ni se entrega.</w:t>
             </w:r>
           </w:p>
         </w:tc>
@@ -513,7 +369,7 @@
       </w:r>
       <w:r>
         <w:rPr/>
-        <w:t xml:space="preserve"> que señalan exactamente dónde mirar y qué escribir. Siga los pasos en orden, sin saltarse ninguno: realice una acción y recién pase a la siguiente. Las pruebas se realizan en el laboratorio, nunca en el equipo real; al terminar se restaura el snapshot de la máquina virtual. Calcule entre 30 y 45 minutos.</w:t>
+        <w:t xml:space="preserve"> que señalan exactamente dónde mirar y qué escribir. No hay nada que entregar ni que rellenar: es solo para seguirlo mientras instalas. Ve paso por paso, sin prisa: realiza una acción y recién pasa a la siguiente. Las pruebas se realizan en el laboratorio, nunca en el equipo real; al terminar se restaura el snapshot de la máquina virtual. Calcule entre 30 y 45 minutos.</w:t>
       </w:r>
     </w:p>
     <w:p>

--- a/MANUAL-Instalar-Office.docx
+++ b/MANUAL-Instalar-Office.docx
@@ -467,362 +467,807 @@
         <w:t>2. Pequeño glosario (palabras que vamos a usar)</w:t>
       </w:r>
     </w:p>
-    <w:p>
-      <w:pPr>
-        <w:pStyle w:val="Ttulodelalista"/>
-        <w:bidi w:val="0"/>
-        <w:jc w:val="left"/>
-        <w:rPr/>
-      </w:pPr>
-      <w:r>
-        <w:rPr/>
-        <w:t>Clic</w:t>
-      </w:r>
-    </w:p>
-    <w:p>
-      <w:pPr>
-        <w:pStyle w:val="Contenidodelista"/>
-        <w:bidi w:val="0"/>
-        <w:jc w:val="left"/>
-        <w:rPr/>
-      </w:pPr>
-      <w:r>
-        <w:rPr/>
-        <w:t xml:space="preserve">Presionar una vez el botón izquierdo del ratón (el mouse). </w:t>
-      </w:r>
-    </w:p>
-    <w:p>
-      <w:pPr>
-        <w:pStyle w:val="Ttulodelalista"/>
-        <w:bidi w:val="0"/>
-        <w:jc w:val="left"/>
-        <w:rPr/>
-      </w:pPr>
-      <w:r>
-        <w:rPr/>
-        <w:t>Doble clic</w:t>
-      </w:r>
-    </w:p>
-    <w:p>
-      <w:pPr>
-        <w:pStyle w:val="Contenidodelista"/>
-        <w:bidi w:val="0"/>
-        <w:jc w:val="left"/>
-        <w:rPr/>
-      </w:pPr>
-      <w:r>
-        <w:rPr/>
-        <w:t xml:space="preserve">Presionar ese mismo botón dos veces seguidas y rápido. </w:t>
-      </w:r>
-    </w:p>
-    <w:p>
-      <w:pPr>
-        <w:pStyle w:val="Ttulodelalista"/>
-        <w:bidi w:val="0"/>
-        <w:jc w:val="left"/>
-        <w:rPr/>
-      </w:pPr>
-      <w:r>
-        <w:rPr/>
-        <w:t>Clic derecho</w:t>
-      </w:r>
-    </w:p>
-    <w:p>
-      <w:pPr>
-        <w:pStyle w:val="Contenidodelista"/>
-        <w:bidi w:val="0"/>
-        <w:jc w:val="left"/>
-        <w:rPr/>
-      </w:pPr>
-      <w:r>
-        <w:rPr/>
-        <w:t xml:space="preserve">Presionar el botón derecho del ratón. Casi siempre abre un menucito con opciones. </w:t>
-      </w:r>
-    </w:p>
-    <w:p>
-      <w:pPr>
-        <w:pStyle w:val="Ttulodelalista"/>
-        <w:bidi w:val="0"/>
-        <w:jc w:val="left"/>
-        <w:rPr/>
-      </w:pPr>
-      <w:r>
-        <w:rPr/>
-        <w:t>Navegador</w:t>
-      </w:r>
-    </w:p>
-    <w:p>
-      <w:pPr>
-        <w:pStyle w:val="Contenidodelista"/>
-        <w:bidi w:val="0"/>
-        <w:jc w:val="left"/>
-        <w:rPr/>
-      </w:pPr>
-      <w:r>
-        <w:rPr/>
-        <w:t xml:space="preserve">El programa para entrar a internet (Google Chrome o Microsoft Edge). </w:t>
-      </w:r>
-    </w:p>
-    <w:p>
-      <w:pPr>
-        <w:pStyle w:val="Ttulodelalista"/>
-        <w:bidi w:val="0"/>
-        <w:jc w:val="left"/>
-        <w:rPr/>
-      </w:pPr>
-      <w:r>
-        <w:rPr/>
-        <w:t>Barra de direcciones</w:t>
-      </w:r>
-    </w:p>
-    <w:p>
-      <w:pPr>
-        <w:pStyle w:val="Contenidodelista"/>
-        <w:bidi w:val="0"/>
-        <w:jc w:val="left"/>
-        <w:rPr/>
-      </w:pPr>
-      <w:r>
-        <w:rPr/>
-        <w:t xml:space="preserve">La barra larga de arriba del navegador, donde se escribe la dirección de una página. </w:t>
-      </w:r>
-    </w:p>
-    <w:p>
-      <w:pPr>
-        <w:pStyle w:val="Ttulodelalista"/>
-        <w:bidi w:val="0"/>
-        <w:jc w:val="left"/>
-        <w:rPr/>
-      </w:pPr>
-      <w:r>
-        <w:rPr/>
-        <w:t>Menú Inicio</w:t>
-      </w:r>
-    </w:p>
-    <w:p>
-      <w:pPr>
-        <w:pStyle w:val="Contenidodelista"/>
-        <w:bidi w:val="0"/>
-        <w:ind w:hanging="0" w:left="567" w:right="0"/>
-        <w:jc w:val="left"/>
-        <w:rPr/>
-      </w:pPr>
-      <w:r>
-        <w:rPr/>
-        <w:t xml:space="preserve">El menú que se abre al presionar la tecla </w:t>
-      </w:r>
-      <w:r>
-        <w:rPr>
-          <w:rFonts w:ascii="DejaVu Sans;sans-serif" w:hAnsi="DejaVu Sans;sans-serif"/>
-          <w:sz w:val="17"/>
-          <w:bdr w:val="single" w:sz="2" w:space="1" w:color="999999"/>
-          <w:shd w:fill="FAFAFA" w:val="clear"/>
-        </w:rPr>
-        <w:t>Windows</w:t>
-      </w:r>
-      <w:r>
-        <w:rPr/>
-        <w:t xml:space="preserve"> (abajo a la izquierda). </w:t>
-      </w:r>
-    </w:p>
-    <w:p>
-      <w:pPr>
-        <w:pStyle w:val="Ttulodelalista"/>
-        <w:bidi w:val="0"/>
-        <w:jc w:val="left"/>
-        <w:rPr/>
-      </w:pPr>
-      <w:r>
-        <w:rPr/>
-        <w:t>Barra de tareas</w:t>
-      </w:r>
-    </w:p>
-    <w:p>
-      <w:pPr>
-        <w:pStyle w:val="Contenidodelista"/>
-        <w:bidi w:val="0"/>
-        <w:jc w:val="left"/>
-        <w:rPr/>
-      </w:pPr>
-      <w:r>
-        <w:rPr/>
-        <w:t xml:space="preserve">La barra de iconos que está abajo del todo de la pantalla. </w:t>
-      </w:r>
-    </w:p>
-    <w:p>
-      <w:pPr>
-        <w:pStyle w:val="Ttulodelalista"/>
-        <w:bidi w:val="0"/>
-        <w:jc w:val="left"/>
-        <w:rPr/>
-      </w:pPr>
-      <w:r>
-        <w:rPr/>
-        <w:t>PowerShell</w:t>
-      </w:r>
-    </w:p>
-    <w:p>
-      <w:pPr>
-        <w:pStyle w:val="Contenidodelista"/>
-        <w:bidi w:val="0"/>
-        <w:jc w:val="left"/>
-        <w:rPr/>
-      </w:pPr>
-      <w:r>
-        <w:rPr/>
-        <w:t xml:space="preserve">Un programa de Windows con fondo azul oscuro donde se escriben órdenes con el teclado. No tiene botones. </w:t>
-      </w:r>
-    </w:p>
-    <w:p>
-      <w:pPr>
-        <w:pStyle w:val="Ttulodelalista"/>
-        <w:bidi w:val="0"/>
-        <w:jc w:val="left"/>
-        <w:rPr/>
-      </w:pPr>
-      <w:r>
-        <w:rPr/>
-        <w:t>Comando</w:t>
-      </w:r>
-    </w:p>
-    <w:p>
-      <w:pPr>
-        <w:pStyle w:val="Contenidodelista"/>
-        <w:bidi w:val="0"/>
-        <w:jc w:val="left"/>
-        <w:rPr/>
-      </w:pPr>
-      <w:r>
-        <w:rPr/>
-        <w:t xml:space="preserve">Una línea de texto que se le da a PowerShell para que haga algo. Nosotros la vamos a copiar y pegar, no a escribir a mano. </w:t>
-      </w:r>
-    </w:p>
-    <w:p>
-      <w:pPr>
-        <w:pStyle w:val="Ttulodelalista"/>
-        <w:bidi w:val="0"/>
-        <w:jc w:val="left"/>
-        <w:rPr/>
-      </w:pPr>
-      <w:r>
-        <w:rPr/>
-        <w:t>Administrador</w:t>
-      </w:r>
-    </w:p>
-    <w:p>
-      <w:pPr>
-        <w:pStyle w:val="Contenidodelista"/>
-        <w:bidi w:val="0"/>
-        <w:jc w:val="left"/>
-        <w:rPr/>
-      </w:pPr>
-      <w:r>
-        <w:rPr/>
-        <w:t xml:space="preserve">Permiso especial que Windows pide para instalar programas. Sin él, la instalación no puede ni empezar. </w:t>
-      </w:r>
-    </w:p>
-    <w:p>
-      <w:pPr>
-        <w:pStyle w:val="Ttulodelalista"/>
-        <w:bidi w:val="0"/>
-        <w:jc w:val="left"/>
-        <w:rPr/>
-      </w:pPr>
-      <w:r>
-        <w:rPr/>
-        <w:t>Copiar y pegar</w:t>
-      </w:r>
-    </w:p>
-    <w:p>
-      <w:pPr>
-        <w:pStyle w:val="Contenidodelista"/>
-        <w:bidi w:val="0"/>
-        <w:ind w:hanging="0" w:left="567" w:right="0"/>
-        <w:jc w:val="left"/>
-        <w:rPr/>
-      </w:pPr>
-      <w:r>
-        <w:rPr/>
-        <w:t>Copiar es guardar un texto en la memoria (</w:t>
-      </w:r>
-      <w:r>
-        <w:rPr>
-          <w:rFonts w:ascii="DejaVu Sans;sans-serif" w:hAnsi="DejaVu Sans;sans-serif"/>
-          <w:sz w:val="17"/>
-          <w:bdr w:val="single" w:sz="2" w:space="1" w:color="999999"/>
-          <w:shd w:fill="FAFAFA" w:val="clear"/>
-        </w:rPr>
-        <w:t>Ctrl</w:t>
-      </w:r>
-      <w:r>
-        <w:rPr/>
-        <w:t>+</w:t>
-      </w:r>
-      <w:r>
-        <w:rPr>
-          <w:rFonts w:ascii="DejaVu Sans;sans-serif" w:hAnsi="DejaVu Sans;sans-serif"/>
-          <w:sz w:val="17"/>
-          <w:bdr w:val="single" w:sz="2" w:space="1" w:color="999999"/>
-          <w:shd w:fill="FAFAFA" w:val="clear"/>
-        </w:rPr>
-        <w:t>C</w:t>
-      </w:r>
-      <w:r>
-        <w:rPr/>
-        <w:t>); pegar es soltarlo donde quieras (</w:t>
-      </w:r>
-      <w:r>
-        <w:rPr>
-          <w:rFonts w:ascii="DejaVu Sans;sans-serif" w:hAnsi="DejaVu Sans;sans-serif"/>
-          <w:sz w:val="17"/>
-          <w:bdr w:val="single" w:sz="2" w:space="1" w:color="999999"/>
-          <w:shd w:fill="FAFAFA" w:val="clear"/>
-        </w:rPr>
-        <w:t>Ctrl</w:t>
-      </w:r>
-      <w:r>
-        <w:rPr/>
-        <w:t>+</w:t>
-      </w:r>
-      <w:r>
-        <w:rPr>
-          <w:rFonts w:ascii="DejaVu Sans;sans-serif" w:hAnsi="DejaVu Sans;sans-serif"/>
-          <w:sz w:val="17"/>
-          <w:bdr w:val="single" w:sz="2" w:space="1" w:color="999999"/>
-          <w:shd w:fill="FAFAFA" w:val="clear"/>
-        </w:rPr>
-        <w:t>V</w:t>
-      </w:r>
-      <w:r>
-        <w:rPr/>
-        <w:t xml:space="preserve">). </w:t>
-      </w:r>
-    </w:p>
-    <w:p>
-      <w:pPr>
-        <w:pStyle w:val="Ttulodelalista"/>
-        <w:bidi w:val="0"/>
-        <w:jc w:val="left"/>
-        <w:rPr/>
-      </w:pPr>
-      <w:r>
-        <w:rPr/>
-        <w:t>Activar</w:t>
-      </w:r>
-    </w:p>
-    <w:p>
-      <w:pPr>
-        <w:pStyle w:val="Contenidodelista"/>
-        <w:bidi w:val="0"/>
-        <w:spacing w:before="0" w:after="283"/>
-        <w:jc w:val="left"/>
-        <w:rPr/>
-      </w:pPr>
-      <w:r>
-        <w:rPr/>
-        <w:t xml:space="preserve">Darle a Office una licencia para que funcione sin límites ni avisos. </w:t>
-      </w:r>
-    </w:p>
+    <w:tbl>
+      <w:tblPr>
+        <w:tblW w:w="14881" w:type="dxa"/>
+        <w:jc w:val="left"/>
+        <w:tblInd w:w="28" w:type="dxa"/>
+        <w:tblLayout w:type="fixed"/>
+        <w:tblCellMar>
+          <w:top w:w="28" w:type="dxa"/>
+          <w:left w:w="28" w:type="dxa"/>
+          <w:bottom w:w="28" w:type="dxa"/>
+          <w:right w:w="28" w:type="dxa"/>
+        </w:tblCellMar>
+      </w:tblPr>
+      <w:tblGrid>
+        <w:gridCol w:w="221"/>
+        <w:gridCol w:w="14660"/>
+      </w:tblGrid>
+      <w:tr>
+        <w:trPr/>
+        <w:tc>
+          <w:tcPr>
+            <w:tcW w:w="221" w:type="dxa"/>
+            <w:tcBorders/>
+            <w:vAlign w:val="center"/>
+          </w:tcPr>
+          <w:p>
+            <w:pPr>
+              <w:pStyle w:val="Contenidodelatabla"/>
+              <w:bidi w:val="0"/>
+              <w:spacing w:before="120" w:after="120"/>
+              <w:jc w:val="left"/>
+              <w:rPr>
+                <w:sz w:val="4"/>
+                <w:szCs w:val="4"/>
+              </w:rPr>
+            </w:pPr>
+            <w:r>
+              <w:rPr>
+                <w:sz w:val="4"/>
+                <w:szCs w:val="4"/>
+              </w:rPr>
+            </w:r>
+          </w:p>
+        </w:tc>
+        <w:tc>
+          <w:tcPr>
+            <w:tcW w:w="14660" w:type="dxa"/>
+            <w:tcBorders/>
+            <w:vAlign w:val="center"/>
+          </w:tcPr>
+          <w:p>
+            <w:pPr>
+              <w:pStyle w:val="Contenidodelatabla"/>
+              <w:bidi w:val="0"/>
+              <w:spacing w:before="120" w:after="120"/>
+              <w:jc w:val="left"/>
+              <w:rPr/>
+            </w:pPr>
+            <w:r>
+              <w:rPr>
+                <w:b/>
+              </w:rPr>
+              <w:t>Clic:</w:t>
+            </w:r>
+            <w:r>
+              <w:rPr/>
+              <w:t xml:space="preserve"> Presionar una vez el botón izquierdo del ratón (el mouse).</w:t>
+            </w:r>
+          </w:p>
+        </w:tc>
+      </w:tr>
+      <w:tr>
+        <w:trPr/>
+        <w:tc>
+          <w:tcPr>
+            <w:tcW w:w="221" w:type="dxa"/>
+            <w:tcBorders/>
+            <w:vAlign w:val="center"/>
+          </w:tcPr>
+          <w:p>
+            <w:pPr>
+              <w:pStyle w:val="Contenidodelatabla"/>
+              <w:bidi w:val="0"/>
+              <w:spacing w:before="120" w:after="120"/>
+              <w:jc w:val="left"/>
+              <w:rPr>
+                <w:sz w:val="4"/>
+                <w:szCs w:val="4"/>
+              </w:rPr>
+            </w:pPr>
+            <w:r>
+              <w:rPr>
+                <w:sz w:val="4"/>
+                <w:szCs w:val="4"/>
+              </w:rPr>
+            </w:r>
+          </w:p>
+        </w:tc>
+        <w:tc>
+          <w:tcPr>
+            <w:tcW w:w="14660" w:type="dxa"/>
+            <w:tcBorders/>
+            <w:vAlign w:val="center"/>
+          </w:tcPr>
+          <w:p>
+            <w:pPr>
+              <w:pStyle w:val="Contenidodelatabla"/>
+              <w:bidi w:val="0"/>
+              <w:spacing w:before="120" w:after="120"/>
+              <w:jc w:val="left"/>
+              <w:rPr/>
+            </w:pPr>
+            <w:r>
+              <w:rPr>
+                <w:b/>
+              </w:rPr>
+              <w:t>Doble clic:</w:t>
+            </w:r>
+            <w:r>
+              <w:rPr/>
+              <w:t xml:space="preserve"> Presionar ese mismo botón dos veces seguidas y rápido.</w:t>
+            </w:r>
+          </w:p>
+        </w:tc>
+      </w:tr>
+      <w:tr>
+        <w:trPr/>
+        <w:tc>
+          <w:tcPr>
+            <w:tcW w:w="221" w:type="dxa"/>
+            <w:tcBorders/>
+            <w:vAlign w:val="center"/>
+          </w:tcPr>
+          <w:p>
+            <w:pPr>
+              <w:pStyle w:val="Contenidodelatabla"/>
+              <w:bidi w:val="0"/>
+              <w:spacing w:before="120" w:after="120"/>
+              <w:jc w:val="left"/>
+              <w:rPr>
+                <w:sz w:val="4"/>
+                <w:szCs w:val="4"/>
+              </w:rPr>
+            </w:pPr>
+            <w:r>
+              <w:rPr>
+                <w:sz w:val="4"/>
+                <w:szCs w:val="4"/>
+              </w:rPr>
+            </w:r>
+          </w:p>
+        </w:tc>
+        <w:tc>
+          <w:tcPr>
+            <w:tcW w:w="14660" w:type="dxa"/>
+            <w:tcBorders/>
+            <w:vAlign w:val="center"/>
+          </w:tcPr>
+          <w:p>
+            <w:pPr>
+              <w:pStyle w:val="Contenidodelatabla"/>
+              <w:bidi w:val="0"/>
+              <w:spacing w:before="120" w:after="120"/>
+              <w:jc w:val="left"/>
+              <w:rPr/>
+            </w:pPr>
+            <w:r>
+              <w:rPr>
+                <w:b/>
+              </w:rPr>
+              <w:t>Clic derecho:</w:t>
+            </w:r>
+            <w:r>
+              <w:rPr/>
+              <w:t xml:space="preserve"> Presionar el botón derecho del ratón. Casi siempre abre un menucito con opciones.</w:t>
+            </w:r>
+          </w:p>
+        </w:tc>
+      </w:tr>
+      <w:tr>
+        <w:trPr/>
+        <w:tc>
+          <w:tcPr>
+            <w:tcW w:w="221" w:type="dxa"/>
+            <w:tcBorders/>
+            <w:vAlign w:val="center"/>
+          </w:tcPr>
+          <w:p>
+            <w:pPr>
+              <w:pStyle w:val="Contenidodelatabla"/>
+              <w:bidi w:val="0"/>
+              <w:spacing w:before="120" w:after="120"/>
+              <w:jc w:val="left"/>
+              <w:rPr>
+                <w:sz w:val="4"/>
+                <w:szCs w:val="4"/>
+              </w:rPr>
+            </w:pPr>
+            <w:r>
+              <w:rPr>
+                <w:sz w:val="4"/>
+                <w:szCs w:val="4"/>
+              </w:rPr>
+            </w:r>
+          </w:p>
+        </w:tc>
+        <w:tc>
+          <w:tcPr>
+            <w:tcW w:w="14660" w:type="dxa"/>
+            <w:tcBorders/>
+            <w:vAlign w:val="center"/>
+          </w:tcPr>
+          <w:p>
+            <w:pPr>
+              <w:pStyle w:val="Contenidodelatabla"/>
+              <w:bidi w:val="0"/>
+              <w:spacing w:before="120" w:after="120"/>
+              <w:jc w:val="left"/>
+              <w:rPr/>
+            </w:pPr>
+            <w:r>
+              <w:rPr>
+                <w:b/>
+              </w:rPr>
+              <w:t>Navegador:</w:t>
+            </w:r>
+            <w:r>
+              <w:rPr/>
+              <w:t xml:space="preserve"> El programa para entrar a internet (Google Chrome o Microsoft Edge).</w:t>
+            </w:r>
+          </w:p>
+        </w:tc>
+      </w:tr>
+      <w:tr>
+        <w:trPr/>
+        <w:tc>
+          <w:tcPr>
+            <w:tcW w:w="221" w:type="dxa"/>
+            <w:tcBorders/>
+            <w:vAlign w:val="center"/>
+          </w:tcPr>
+          <w:p>
+            <w:pPr>
+              <w:pStyle w:val="Contenidodelatabla"/>
+              <w:bidi w:val="0"/>
+              <w:spacing w:before="120" w:after="120"/>
+              <w:jc w:val="left"/>
+              <w:rPr>
+                <w:sz w:val="4"/>
+                <w:szCs w:val="4"/>
+              </w:rPr>
+            </w:pPr>
+            <w:r>
+              <w:rPr>
+                <w:sz w:val="4"/>
+                <w:szCs w:val="4"/>
+              </w:rPr>
+            </w:r>
+          </w:p>
+        </w:tc>
+        <w:tc>
+          <w:tcPr>
+            <w:tcW w:w="14660" w:type="dxa"/>
+            <w:tcBorders/>
+            <w:vAlign w:val="center"/>
+          </w:tcPr>
+          <w:p>
+            <w:pPr>
+              <w:pStyle w:val="Contenidodelatabla"/>
+              <w:bidi w:val="0"/>
+              <w:spacing w:before="120" w:after="120"/>
+              <w:jc w:val="left"/>
+              <w:rPr/>
+            </w:pPr>
+            <w:r>
+              <w:rPr>
+                <w:b/>
+              </w:rPr>
+              <w:t>Barra de direcciones:</w:t>
+            </w:r>
+            <w:r>
+              <w:rPr/>
+              <w:t xml:space="preserve"> La barra larga de arriba del navegador, donde se escribe la dirección de una página.</w:t>
+            </w:r>
+          </w:p>
+        </w:tc>
+      </w:tr>
+      <w:tr>
+        <w:trPr/>
+        <w:tc>
+          <w:tcPr>
+            <w:tcW w:w="221" w:type="dxa"/>
+            <w:tcBorders/>
+            <w:vAlign w:val="center"/>
+          </w:tcPr>
+          <w:p>
+            <w:pPr>
+              <w:pStyle w:val="Contenidodelatabla"/>
+              <w:bidi w:val="0"/>
+              <w:spacing w:before="120" w:after="120"/>
+              <w:jc w:val="left"/>
+              <w:rPr>
+                <w:sz w:val="4"/>
+                <w:szCs w:val="4"/>
+              </w:rPr>
+            </w:pPr>
+            <w:r>
+              <w:rPr>
+                <w:sz w:val="4"/>
+                <w:szCs w:val="4"/>
+              </w:rPr>
+            </w:r>
+          </w:p>
+        </w:tc>
+        <w:tc>
+          <w:tcPr>
+            <w:tcW w:w="14660" w:type="dxa"/>
+            <w:tcBorders/>
+            <w:vAlign w:val="center"/>
+          </w:tcPr>
+          <w:p>
+            <w:pPr>
+              <w:pStyle w:val="Contenidodelatabla"/>
+              <w:bidi w:val="0"/>
+              <w:spacing w:before="120" w:after="120"/>
+              <w:ind w:hanging="0" w:left="0" w:right="0"/>
+              <w:jc w:val="left"/>
+              <w:rPr/>
+            </w:pPr>
+            <w:r>
+              <w:rPr>
+                <w:b/>
+              </w:rPr>
+              <w:t>Menú Inicio:</w:t>
+            </w:r>
+            <w:r>
+              <w:rPr/>
+              <w:t xml:space="preserve"> El menú que se abre al presionar la tecla </w:t>
+            </w:r>
+            <w:r>
+              <w:rPr>
+                <w:rFonts w:ascii="DejaVu Sans;sans-serif" w:hAnsi="DejaVu Sans;sans-serif"/>
+                <w:sz w:val="17"/>
+                <w:bdr w:val="single" w:sz="2" w:space="1" w:color="999999"/>
+                <w:shd w:fill="FAFAFA" w:val="clear"/>
+              </w:rPr>
+              <w:t>Windows</w:t>
+            </w:r>
+            <w:r>
+              <w:rPr/>
+              <w:t xml:space="preserve"> (abajo a la izquierda).</w:t>
+            </w:r>
+          </w:p>
+        </w:tc>
+      </w:tr>
+      <w:tr>
+        <w:trPr/>
+        <w:tc>
+          <w:tcPr>
+            <w:tcW w:w="221" w:type="dxa"/>
+            <w:tcBorders/>
+            <w:vAlign w:val="center"/>
+          </w:tcPr>
+          <w:p>
+            <w:pPr>
+              <w:pStyle w:val="Contenidodelatabla"/>
+              <w:bidi w:val="0"/>
+              <w:spacing w:before="120" w:after="120"/>
+              <w:jc w:val="left"/>
+              <w:rPr>
+                <w:sz w:val="4"/>
+                <w:szCs w:val="4"/>
+              </w:rPr>
+            </w:pPr>
+            <w:r>
+              <w:rPr>
+                <w:sz w:val="4"/>
+                <w:szCs w:val="4"/>
+              </w:rPr>
+            </w:r>
+          </w:p>
+        </w:tc>
+        <w:tc>
+          <w:tcPr>
+            <w:tcW w:w="14660" w:type="dxa"/>
+            <w:tcBorders/>
+            <w:vAlign w:val="center"/>
+          </w:tcPr>
+          <w:p>
+            <w:pPr>
+              <w:pStyle w:val="Contenidodelatabla"/>
+              <w:bidi w:val="0"/>
+              <w:spacing w:before="120" w:after="120"/>
+              <w:jc w:val="left"/>
+              <w:rPr/>
+            </w:pPr>
+            <w:r>
+              <w:rPr>
+                <w:b/>
+              </w:rPr>
+              <w:t>Barra de tareas:</w:t>
+            </w:r>
+            <w:r>
+              <w:rPr/>
+              <w:t xml:space="preserve"> La barra de iconos que está abajo del todo de la pantalla.</w:t>
+            </w:r>
+          </w:p>
+        </w:tc>
+      </w:tr>
+      <w:tr>
+        <w:trPr/>
+        <w:tc>
+          <w:tcPr>
+            <w:tcW w:w="221" w:type="dxa"/>
+            <w:tcBorders/>
+            <w:vAlign w:val="center"/>
+          </w:tcPr>
+          <w:p>
+            <w:pPr>
+              <w:pStyle w:val="Contenidodelatabla"/>
+              <w:bidi w:val="0"/>
+              <w:spacing w:before="120" w:after="120"/>
+              <w:jc w:val="left"/>
+              <w:rPr>
+                <w:sz w:val="4"/>
+                <w:szCs w:val="4"/>
+              </w:rPr>
+            </w:pPr>
+            <w:r>
+              <w:rPr>
+                <w:sz w:val="4"/>
+                <w:szCs w:val="4"/>
+              </w:rPr>
+            </w:r>
+          </w:p>
+        </w:tc>
+        <w:tc>
+          <w:tcPr>
+            <w:tcW w:w="14660" w:type="dxa"/>
+            <w:tcBorders/>
+            <w:vAlign w:val="center"/>
+          </w:tcPr>
+          <w:p>
+            <w:pPr>
+              <w:pStyle w:val="Contenidodelatabla"/>
+              <w:bidi w:val="0"/>
+              <w:spacing w:before="120" w:after="120"/>
+              <w:jc w:val="left"/>
+              <w:rPr/>
+            </w:pPr>
+            <w:r>
+              <w:rPr>
+                <w:b/>
+              </w:rPr>
+              <w:t>PowerShell:</w:t>
+            </w:r>
+            <w:r>
+              <w:rPr/>
+              <w:t xml:space="preserve"> Un programa de Windows con fondo azul oscuro donde se escriben órdenes con el teclado. No tiene botones.</w:t>
+            </w:r>
+          </w:p>
+        </w:tc>
+      </w:tr>
+      <w:tr>
+        <w:trPr/>
+        <w:tc>
+          <w:tcPr>
+            <w:tcW w:w="221" w:type="dxa"/>
+            <w:tcBorders/>
+            <w:vAlign w:val="center"/>
+          </w:tcPr>
+          <w:p>
+            <w:pPr>
+              <w:pStyle w:val="Contenidodelatabla"/>
+              <w:bidi w:val="0"/>
+              <w:spacing w:before="120" w:after="120"/>
+              <w:jc w:val="left"/>
+              <w:rPr>
+                <w:sz w:val="4"/>
+                <w:szCs w:val="4"/>
+              </w:rPr>
+            </w:pPr>
+            <w:r>
+              <w:rPr>
+                <w:sz w:val="4"/>
+                <w:szCs w:val="4"/>
+              </w:rPr>
+            </w:r>
+          </w:p>
+        </w:tc>
+        <w:tc>
+          <w:tcPr>
+            <w:tcW w:w="14660" w:type="dxa"/>
+            <w:tcBorders/>
+            <w:vAlign w:val="center"/>
+          </w:tcPr>
+          <w:p>
+            <w:pPr>
+              <w:pStyle w:val="Contenidodelatabla"/>
+              <w:bidi w:val="0"/>
+              <w:spacing w:before="120" w:after="120"/>
+              <w:jc w:val="left"/>
+              <w:rPr/>
+            </w:pPr>
+            <w:r>
+              <w:rPr>
+                <w:b/>
+              </w:rPr>
+              <w:t>Comando:</w:t>
+            </w:r>
+            <w:r>
+              <w:rPr/>
+              <w:t xml:space="preserve"> Una línea de texto que se le da a PowerShell para que haga algo. Nosotros la vamos a copiar y pegar, no a escribir a mano.</w:t>
+            </w:r>
+          </w:p>
+        </w:tc>
+      </w:tr>
+      <w:tr>
+        <w:trPr/>
+        <w:tc>
+          <w:tcPr>
+            <w:tcW w:w="221" w:type="dxa"/>
+            <w:tcBorders/>
+            <w:vAlign w:val="center"/>
+          </w:tcPr>
+          <w:p>
+            <w:pPr>
+              <w:pStyle w:val="Contenidodelatabla"/>
+              <w:bidi w:val="0"/>
+              <w:spacing w:before="120" w:after="120"/>
+              <w:jc w:val="left"/>
+              <w:rPr>
+                <w:sz w:val="4"/>
+                <w:szCs w:val="4"/>
+              </w:rPr>
+            </w:pPr>
+            <w:r>
+              <w:rPr>
+                <w:sz w:val="4"/>
+                <w:szCs w:val="4"/>
+              </w:rPr>
+            </w:r>
+          </w:p>
+        </w:tc>
+        <w:tc>
+          <w:tcPr>
+            <w:tcW w:w="14660" w:type="dxa"/>
+            <w:tcBorders/>
+            <w:vAlign w:val="center"/>
+          </w:tcPr>
+          <w:p>
+            <w:pPr>
+              <w:pStyle w:val="Contenidodelatabla"/>
+              <w:bidi w:val="0"/>
+              <w:spacing w:before="120" w:after="120"/>
+              <w:jc w:val="left"/>
+              <w:rPr/>
+            </w:pPr>
+            <w:r>
+              <w:rPr>
+                <w:b/>
+              </w:rPr>
+              <w:t>Administrador:</w:t>
+            </w:r>
+            <w:r>
+              <w:rPr/>
+              <w:t xml:space="preserve"> Permiso especial que Windows pide para instalar programas. Sin él, la instalación no puede ni empezar.</w:t>
+            </w:r>
+          </w:p>
+        </w:tc>
+      </w:tr>
+      <w:tr>
+        <w:trPr/>
+        <w:tc>
+          <w:tcPr>
+            <w:tcW w:w="221" w:type="dxa"/>
+            <w:tcBorders/>
+            <w:vAlign w:val="center"/>
+          </w:tcPr>
+          <w:p>
+            <w:pPr>
+              <w:pStyle w:val="Contenidodelatabla"/>
+              <w:bidi w:val="0"/>
+              <w:spacing w:before="120" w:after="120"/>
+              <w:jc w:val="left"/>
+              <w:rPr>
+                <w:sz w:val="4"/>
+                <w:szCs w:val="4"/>
+              </w:rPr>
+            </w:pPr>
+            <w:r>
+              <w:rPr>
+                <w:sz w:val="4"/>
+                <w:szCs w:val="4"/>
+              </w:rPr>
+            </w:r>
+          </w:p>
+        </w:tc>
+        <w:tc>
+          <w:tcPr>
+            <w:tcW w:w="14660" w:type="dxa"/>
+            <w:tcBorders/>
+            <w:vAlign w:val="center"/>
+          </w:tcPr>
+          <w:p>
+            <w:pPr>
+              <w:pStyle w:val="Contenidodelatabla"/>
+              <w:bidi w:val="0"/>
+              <w:spacing w:before="120" w:after="120"/>
+              <w:ind w:hanging="0" w:left="0" w:right="0"/>
+              <w:jc w:val="left"/>
+              <w:rPr/>
+            </w:pPr>
+            <w:r>
+              <w:rPr>
+                <w:b/>
+              </w:rPr>
+              <w:t>Copiar y pegar:</w:t>
+            </w:r>
+            <w:r>
+              <w:rPr/>
+              <w:t xml:space="preserve"> Copiar es guardar un texto en la memoria (</w:t>
+            </w:r>
+            <w:r>
+              <w:rPr>
+                <w:rFonts w:ascii="DejaVu Sans;sans-serif" w:hAnsi="DejaVu Sans;sans-serif"/>
+                <w:sz w:val="17"/>
+                <w:bdr w:val="single" w:sz="2" w:space="1" w:color="999999"/>
+                <w:shd w:fill="FAFAFA" w:val="clear"/>
+              </w:rPr>
+              <w:t>Ctrl</w:t>
+            </w:r>
+            <w:r>
+              <w:rPr/>
+              <w:t>+</w:t>
+            </w:r>
+            <w:r>
+              <w:rPr>
+                <w:rFonts w:ascii="DejaVu Sans;sans-serif" w:hAnsi="DejaVu Sans;sans-serif"/>
+                <w:sz w:val="17"/>
+                <w:bdr w:val="single" w:sz="2" w:space="1" w:color="999999"/>
+                <w:shd w:fill="FAFAFA" w:val="clear"/>
+              </w:rPr>
+              <w:t>C</w:t>
+            </w:r>
+            <w:r>
+              <w:rPr/>
+              <w:t>); pegar es soltarlo donde quieras (</w:t>
+            </w:r>
+            <w:r>
+              <w:rPr>
+                <w:rFonts w:ascii="DejaVu Sans;sans-serif" w:hAnsi="DejaVu Sans;sans-serif"/>
+                <w:sz w:val="17"/>
+                <w:bdr w:val="single" w:sz="2" w:space="1" w:color="999999"/>
+                <w:shd w:fill="FAFAFA" w:val="clear"/>
+              </w:rPr>
+              <w:t>Ctrl</w:t>
+            </w:r>
+            <w:r>
+              <w:rPr/>
+              <w:t>+</w:t>
+            </w:r>
+            <w:r>
+              <w:rPr>
+                <w:rFonts w:ascii="DejaVu Sans;sans-serif" w:hAnsi="DejaVu Sans;sans-serif"/>
+                <w:sz w:val="17"/>
+                <w:bdr w:val="single" w:sz="2" w:space="1" w:color="999999"/>
+                <w:shd w:fill="FAFAFA" w:val="clear"/>
+              </w:rPr>
+              <w:t>V</w:t>
+            </w:r>
+            <w:r>
+              <w:rPr/>
+              <w:t>).</w:t>
+            </w:r>
+          </w:p>
+        </w:tc>
+      </w:tr>
+      <w:tr>
+        <w:trPr/>
+        <w:tc>
+          <w:tcPr>
+            <w:tcW w:w="221" w:type="dxa"/>
+            <w:tcBorders/>
+            <w:vAlign w:val="center"/>
+          </w:tcPr>
+          <w:p>
+            <w:pPr>
+              <w:pStyle w:val="Contenidodelatabla"/>
+              <w:bidi w:val="0"/>
+              <w:spacing w:before="120" w:after="120"/>
+              <w:jc w:val="left"/>
+              <w:rPr>
+                <w:sz w:val="4"/>
+                <w:szCs w:val="4"/>
+              </w:rPr>
+            </w:pPr>
+            <w:r>
+              <w:rPr>
+                <w:sz w:val="4"/>
+                <w:szCs w:val="4"/>
+              </w:rPr>
+            </w:r>
+          </w:p>
+        </w:tc>
+        <w:tc>
+          <w:tcPr>
+            <w:tcW w:w="14660" w:type="dxa"/>
+            <w:tcBorders/>
+            <w:vAlign w:val="center"/>
+          </w:tcPr>
+          <w:p>
+            <w:pPr>
+              <w:pStyle w:val="Contenidodelatabla"/>
+              <w:bidi w:val="0"/>
+              <w:spacing w:before="120" w:after="120"/>
+              <w:ind w:hanging="0" w:left="0" w:right="0"/>
+              <w:jc w:val="left"/>
+              <w:rPr/>
+            </w:pPr>
+            <w:r>
+              <w:rPr>
+                <w:b/>
+              </w:rPr>
+              <w:t>Ventana negra (consola):</w:t>
+            </w:r>
+            <w:r>
+              <w:rPr/>
+              <w:t xml:space="preserve"> Una ventana sin botones donde todo se hace escribiendo números y pulsando </w:t>
+            </w:r>
+            <w:r>
+              <w:rPr>
+                <w:rFonts w:ascii="DejaVu Sans;sans-serif" w:hAnsi="DejaVu Sans;sans-serif"/>
+                <w:sz w:val="17"/>
+                <w:bdr w:val="single" w:sz="2" w:space="1" w:color="999999"/>
+                <w:shd w:fill="FAFAFA" w:val="clear"/>
+              </w:rPr>
+              <w:t>Enter</w:t>
+            </w:r>
+            <w:r>
+              <w:rPr/>
+              <w:t>. Es la que vamos a usar.</w:t>
+            </w:r>
+          </w:p>
+        </w:tc>
+      </w:tr>
+      <w:tr>
+        <w:trPr/>
+        <w:tc>
+          <w:tcPr>
+            <w:tcW w:w="221" w:type="dxa"/>
+            <w:tcBorders/>
+            <w:vAlign w:val="center"/>
+          </w:tcPr>
+          <w:p>
+            <w:pPr>
+              <w:pStyle w:val="Contenidodelatabla"/>
+              <w:bidi w:val="0"/>
+              <w:spacing w:before="120" w:after="120"/>
+              <w:jc w:val="left"/>
+              <w:rPr>
+                <w:sz w:val="4"/>
+                <w:szCs w:val="4"/>
+              </w:rPr>
+            </w:pPr>
+            <w:r>
+              <w:rPr>
+                <w:sz w:val="4"/>
+                <w:szCs w:val="4"/>
+              </w:rPr>
+            </w:r>
+          </w:p>
+        </w:tc>
+        <w:tc>
+          <w:tcPr>
+            <w:tcW w:w="14660" w:type="dxa"/>
+            <w:tcBorders/>
+            <w:vAlign w:val="center"/>
+          </w:tcPr>
+          <w:p>
+            <w:pPr>
+              <w:pStyle w:val="Contenidodelatabla"/>
+              <w:bidi w:val="0"/>
+              <w:spacing w:before="120" w:after="120"/>
+              <w:jc w:val="left"/>
+              <w:rPr/>
+            </w:pPr>
+            <w:r>
+              <w:rPr>
+                <w:b/>
+              </w:rPr>
+              <w:t>Activar:</w:t>
+            </w:r>
+            <w:r>
+              <w:rPr/>
+              <w:t xml:space="preserve"> Darle a Office una licencia para que funcione sin límites ni avisos.</w:t>
+            </w:r>
+          </w:p>
+        </w:tc>
+      </w:tr>
+    </w:tbl>
     <w:p>
       <w:pPr>
         <w:pStyle w:val="Heading3"/>
@@ -996,7 +1441,7 @@
       </w:r>
       <w:r>
         <w:rPr/>
-        <w:t xml:space="preserve"> y suéltalo. En una computadora de escritorio está en la torre (la caja grande). En una laptop, arriba del teclado. </w:t>
+        <w:t xml:space="preserve"> y suéltalo. En una computadora de escritorio está en la torre (la caja grande). En una laptop, arriba del teclado. Tiene dibujado este símbolo: </w:t>
       </w:r>
     </w:p>
     <w:p>
@@ -1123,6 +1568,132 @@
         <w:t>El navegador es el programa para entrar a internet. Busca uno de estos dos iconos:</w:t>
       </w:r>
     </w:p>
+    <w:tbl>
+      <w:tblPr>
+        <w:tblW w:w="10560" w:type="dxa"/>
+        <w:jc w:val="left"/>
+        <w:tblInd w:w="28" w:type="dxa"/>
+        <w:tblLayout w:type="fixed"/>
+        <w:tblCellMar>
+          <w:top w:w="28" w:type="dxa"/>
+          <w:left w:w="28" w:type="dxa"/>
+          <w:bottom w:w="28" w:type="dxa"/>
+          <w:right w:w="28" w:type="dxa"/>
+        </w:tblCellMar>
+      </w:tblPr>
+      <w:tblGrid>
+        <w:gridCol w:w="221"/>
+        <w:gridCol w:w="10339"/>
+      </w:tblGrid>
+      <w:tr>
+        <w:trPr/>
+        <w:tc>
+          <w:tcPr>
+            <w:tcW w:w="221" w:type="dxa"/>
+            <w:tcBorders/>
+            <w:vAlign w:val="center"/>
+          </w:tcPr>
+          <w:p>
+            <w:pPr>
+              <w:pStyle w:val="Contenidodelatabla"/>
+              <w:bidi w:val="0"/>
+              <w:spacing w:before="120" w:after="120"/>
+              <w:jc w:val="left"/>
+              <w:rPr>
+                <w:sz w:val="4"/>
+                <w:szCs w:val="4"/>
+              </w:rPr>
+            </w:pPr>
+            <w:r>
+              <w:rPr>
+                <w:sz w:val="4"/>
+                <w:szCs w:val="4"/>
+              </w:rPr>
+            </w:r>
+          </w:p>
+        </w:tc>
+        <w:tc>
+          <w:tcPr>
+            <w:tcW w:w="10339" w:type="dxa"/>
+            <w:tcBorders/>
+            <w:vAlign w:val="center"/>
+          </w:tcPr>
+          <w:p>
+            <w:pPr>
+              <w:pStyle w:val="Contenidodelatabla"/>
+              <w:bidi w:val="0"/>
+              <w:spacing w:before="120" w:after="120"/>
+              <w:jc w:val="left"/>
+              <w:rPr/>
+            </w:pPr>
+            <w:r>
+              <w:rPr>
+                <w:b/>
+              </w:rPr>
+              <w:t>Google Chrome:</w:t>
+            </w:r>
+            <w:r>
+              <w:rPr/>
+              <w:t xml:space="preserve"> un círculo de colores (rojo, amarillo y verde) con un punto azul en el centro.</w:t>
+            </w:r>
+          </w:p>
+        </w:tc>
+      </w:tr>
+      <w:tr>
+        <w:trPr/>
+        <w:tc>
+          <w:tcPr>
+            <w:tcW w:w="221" w:type="dxa"/>
+            <w:tcBorders/>
+            <w:vAlign w:val="center"/>
+          </w:tcPr>
+          <w:p>
+            <w:pPr>
+              <w:pStyle w:val="Contenidodelatabla"/>
+              <w:bidi w:val="0"/>
+              <w:spacing w:before="120" w:after="120"/>
+              <w:jc w:val="left"/>
+              <w:rPr>
+                <w:sz w:val="4"/>
+                <w:szCs w:val="4"/>
+              </w:rPr>
+            </w:pPr>
+            <w:r>
+              <w:rPr>
+                <w:sz w:val="4"/>
+                <w:szCs w:val="4"/>
+              </w:rPr>
+            </w:r>
+          </w:p>
+        </w:tc>
+        <w:tc>
+          <w:tcPr>
+            <w:tcW w:w="10339" w:type="dxa"/>
+            <w:tcBorders/>
+            <w:vAlign w:val="center"/>
+          </w:tcPr>
+          <w:p>
+            <w:pPr>
+              <w:pStyle w:val="Contenidodelatabla"/>
+              <w:bidi w:val="0"/>
+              <w:spacing w:before="120" w:after="120"/>
+              <w:jc w:val="left"/>
+              <w:rPr/>
+            </w:pPr>
+            <w:r>
+              <w:rPr>
+                <w:b/>
+              </w:rPr>
+              <w:t>Microsoft Edge:</w:t>
+            </w:r>
+            <w:r>
+              <w:rPr/>
+              <w:t xml:space="preserve"> una ola o remolino en tonos azul y verde.</w:t>
+            </w:r>
+          </w:p>
+        </w:tc>
+      </w:tr>
+    </w:tbl>
     <w:p>
       <w:pPr>
         <w:pStyle w:val="BodyText"/>
@@ -1132,28 +1703,17 @@
         </w:numPr>
         <w:tabs>
           <w:tab w:val="clear" w:pos="1134"/>
-          <w:tab w:val="left" w:pos="709" w:leader="none"/>
+          <w:tab w:val="left" w:pos="829" w:leader="none"/>
         </w:tabs>
         <w:bidi w:val="0"/>
         <w:spacing w:before="120" w:after="0"/>
-        <w:ind w:hanging="283" w:left="709" w:right="0"/>
-        <w:jc w:val="left"/>
-        <w:rPr>
-          <w:sz w:val="19"/>
-        </w:rPr>
-      </w:pPr>
-      <w:r>
-        <w:rPr>
-          <w:b/>
-          <w:sz w:val="19"/>
-        </w:rPr>
-        <w:t>Google Chrome:</w:t>
-      </w:r>
-      <w:r>
-        <w:rPr>
-          <w:sz w:val="19"/>
-        </w:rPr>
-        <w:t xml:space="preserve"> un círculo de colores (rojo, amarillo y verde) con un punto azul en el centro. </w:t>
+        <w:ind w:hanging="283" w:left="829"/>
+        <w:jc w:val="left"/>
+        <w:rPr/>
+      </w:pPr>
+      <w:r>
+        <w:rPr/>
+        <w:t xml:space="preserve">Mira en la barra de abajo (barra de tareas) o en el escritorio. ¿Ves uno de esos iconos? Haz clic (o doble clic si está en el escritorio). </w:t>
       </w:r>
     </w:p>
     <w:p>
@@ -1165,27 +1725,118 @@
         </w:numPr>
         <w:tabs>
           <w:tab w:val="clear" w:pos="1134"/>
+          <w:tab w:val="left" w:pos="709" w:leader="none"/>
+        </w:tabs>
+        <w:bidi w:val="0"/>
+        <w:spacing w:before="120" w:after="0"/>
+        <w:ind w:hanging="283" w:left="709" w:right="0"/>
+        <w:jc w:val="left"/>
+        <w:rPr/>
+      </w:pPr>
+      <w:r>
+        <w:rPr/>
+        <w:t xml:space="preserve">¿No lo encuentras? Presiona la tecla </w:t>
+      </w:r>
+      <w:r>
+        <w:rPr>
+          <w:rFonts w:ascii="DejaVu Sans;sans-serif" w:hAnsi="DejaVu Sans;sans-serif"/>
+          <w:sz w:val="17"/>
+          <w:bdr w:val="single" w:sz="2" w:space="1" w:color="999999"/>
+          <w:shd w:fill="FAFAFA" w:val="clear"/>
+        </w:rPr>
+        <w:t>Windows</w:t>
+      </w:r>
+      <w:r>
+        <w:rPr/>
+        <w:t xml:space="preserve"> del teclado (la que tiene la ventanita ). Se abre el menú Inicio. </w:t>
+      </w:r>
+    </w:p>
+    <w:p>
+      <w:pPr>
+        <w:pStyle w:val="BodyText"/>
+        <w:numPr>
+          <w:ilvl w:val="0"/>
+          <w:numId w:val="3"/>
+        </w:numPr>
+        <w:tabs>
+          <w:tab w:val="clear" w:pos="1134"/>
+          <w:tab w:val="left" w:pos="709" w:leader="none"/>
+        </w:tabs>
+        <w:bidi w:val="0"/>
+        <w:spacing w:before="120" w:after="0"/>
+        <w:ind w:hanging="283" w:left="709" w:right="0"/>
+        <w:jc w:val="left"/>
+        <w:rPr/>
+      </w:pPr>
+      <w:r>
+        <w:rPr/>
+        <w:t xml:space="preserve">Escribe </w:t>
+      </w:r>
+      <w:r>
+        <w:rPr>
+          <w:rStyle w:val="Textooriginal"/>
+        </w:rPr>
+        <w:t>chrome</w:t>
+      </w:r>
+      <w:r>
+        <w:rPr/>
+        <w:t xml:space="preserve"> (o </w:t>
+      </w:r>
+      <w:r>
+        <w:rPr>
+          <w:rStyle w:val="Textooriginal"/>
+        </w:rPr>
+        <w:t>edge</w:t>
+      </w:r>
+      <w:r>
+        <w:rPr/>
+        <w:t xml:space="preserve">) → arriba aparece el programa → pulsa </w:t>
+      </w:r>
+      <w:r>
+        <w:rPr>
+          <w:rFonts w:ascii="DejaVu Sans;sans-serif" w:hAnsi="DejaVu Sans;sans-serif"/>
+          <w:sz w:val="17"/>
+          <w:bdr w:val="single" w:sz="2" w:space="1" w:color="999999"/>
+          <w:shd w:fill="FAFAFA" w:val="clear"/>
+        </w:rPr>
+        <w:t>Enter</w:t>
+      </w:r>
+      <w:r>
+        <w:rPr/>
+        <w:t xml:space="preserve">. </w:t>
+      </w:r>
+    </w:p>
+    <w:p>
+      <w:pPr>
+        <w:pStyle w:val="BodyText"/>
+        <w:numPr>
+          <w:ilvl w:val="0"/>
+          <w:numId w:val="3"/>
+        </w:numPr>
+        <w:tabs>
+          <w:tab w:val="clear" w:pos="1134"/>
           <w:tab w:val="left" w:pos="829" w:leader="none"/>
         </w:tabs>
         <w:bidi w:val="0"/>
         <w:ind w:hanging="283" w:left="829"/>
         <w:jc w:val="left"/>
-        <w:rPr>
-          <w:sz w:val="19"/>
-        </w:rPr>
-      </w:pPr>
-      <w:r>
-        <w:rPr>
-          <w:b/>
-          <w:sz w:val="19"/>
-        </w:rPr>
-        <w:t>Microsoft Edge:</w:t>
-      </w:r>
-      <w:r>
-        <w:rPr>
-          <w:sz w:val="19"/>
-        </w:rPr>
-        <w:t xml:space="preserve"> una ola o remolino en tonos azul y verde. </w:t>
+        <w:rPr/>
+      </w:pPr>
+      <w:r>
+        <w:rPr/>
+        <w:t xml:space="preserve">El navegador se abre en una ventana grande. Listo para el siguiente paso. </w:t>
+      </w:r>
+    </w:p>
+    <w:p>
+      <w:pPr>
+        <w:pStyle w:val="Ttulo4paso"/>
+        <w:bidi w:val="0"/>
+        <w:jc w:val="left"/>
+        <w:rPr/>
+      </w:pPr>
+      <w:r>
+        <w:rPr/>
+        <w:t>Paso C. Entrar a la página del instalador</w:t>
       </w:r>
     </w:p>
     <w:p>
@@ -1207,7 +1858,17 @@
       </w:pPr>
       <w:r>
         <w:rPr/>
-        <w:t xml:space="preserve">Mira en la barra de abajo (barra de tareas) o en el escritorio. ¿Ves uno de esos iconos? Haz clic (o doble clic si está en el escritorio). </w:t>
+        <w:t xml:space="preserve">Busca la barra larga de arriba (barra de direcciones) y haz </w:t>
+      </w:r>
+      <w:r>
+        <w:rPr>
+          <w:b/>
+        </w:rPr>
+        <w:t>un clic dentro</w:t>
+      </w:r>
+      <w:r>
+        <w:rPr/>
+        <w:t xml:space="preserve">. </w:t>
       </w:r>
     </w:p>
     <w:p>
@@ -1219,30 +1880,27 @@
         </w:numPr>
         <w:tabs>
           <w:tab w:val="clear" w:pos="1134"/>
-          <w:tab w:val="left" w:pos="709" w:leader="none"/>
+          <w:tab w:val="left" w:pos="829" w:leader="none"/>
         </w:tabs>
         <w:bidi w:val="0"/>
         <w:spacing w:before="120" w:after="0"/>
-        <w:ind w:hanging="283" w:left="709" w:right="0"/>
-        <w:jc w:val="left"/>
-        <w:rPr/>
-      </w:pPr>
-      <w:r>
-        <w:rPr/>
-        <w:t xml:space="preserve">¿No lo encuentras? Presiona la tecla </w:t>
-      </w:r>
-      <w:r>
-        <w:rPr>
-          <w:rFonts w:ascii="DejaVu Sans;sans-serif" w:hAnsi="DejaVu Sans;sans-serif"/>
-          <w:sz w:val="17"/>
-          <w:bdr w:val="single" w:sz="2" w:space="1" w:color="999999"/>
-          <w:shd w:fill="FAFAFA" w:val="clear"/>
-        </w:rPr>
-        <w:t>Windows</w:t>
-      </w:r>
-      <w:r>
-        <w:rPr/>
-        <w:t xml:space="preserve"> del teclado (la que tiene la ventanita). Se abre el menú Inicio. </w:t>
+        <w:ind w:hanging="283" w:left="829"/>
+        <w:jc w:val="left"/>
+        <w:rPr/>
+      </w:pPr>
+      <w:r>
+        <w:rPr/>
+        <w:t xml:space="preserve">Si tenía texto, bórralo con la tecla </w:t>
+      </w:r>
+      <w:r>
+        <w:rPr>
+          <w:b/>
+        </w:rPr>
+        <w:t>Retroceso</w:t>
+      </w:r>
+      <w:r>
+        <w:rPr/>
+        <w:t xml:space="preserve"> (la flecha de borrar, arriba a la derecha del teclado). </w:t>
       </w:r>
     </w:p>
     <w:p>
@@ -1264,27 +1922,7 @@
       </w:pPr>
       <w:r>
         <w:rPr/>
-        <w:t xml:space="preserve">Escribe </w:t>
-      </w:r>
-      <w:r>
-        <w:rPr>
-          <w:rStyle w:val="Textooriginal"/>
-        </w:rPr>
-        <w:t>chrome</w:t>
-      </w:r>
-      <w:r>
-        <w:rPr/>
-        <w:t xml:space="preserve"> (o </w:t>
-      </w:r>
-      <w:r>
-        <w:rPr>
-          <w:rStyle w:val="Textooriginal"/>
-        </w:rPr>
-        <w:t>edge</w:t>
-      </w:r>
-      <w:r>
-        <w:rPr/>
-        <w:t xml:space="preserve">) → arriba aparece el programa → pulsa </w:t>
+        <w:t xml:space="preserve">Escribe exactamente esta dirección y pulsa </w:t>
       </w:r>
       <w:r>
         <w:rPr>
@@ -1297,7 +1935,28 @@
       </w:r>
       <w:r>
         <w:rPr/>
-        <w:t xml:space="preserve">. </w:t>
+        <w:t xml:space="preserve">: </w:t>
+      </w:r>
+    </w:p>
+    <w:p>
+      <w:pPr>
+        <w:pStyle w:val="BodyText"/>
+        <w:numPr>
+          <w:ilvl w:val="0"/>
+          <w:numId w:val="0"/>
+        </w:numPr>
+        <w:bidi w:val="0"/>
+        <w:spacing w:before="120" w:after="60"/>
+        <w:ind w:hanging="0" w:left="120" w:right="120"/>
+        <w:jc w:val="left"/>
+        <w:rPr/>
+      </w:pPr>
+      <w:r>
+        <w:rPr>
+          <w:rStyle w:val="Textooriginal"/>
+          <w:sz w:val="19"/>
+        </w:rPr>
+        <w:t>github.com/MariaDSalazar/instalador-office-isupol</w:t>
       </w:r>
     </w:p>
     <w:p>
@@ -1312,25 +1971,34 @@
           <w:tab w:val="left" w:pos="829" w:leader="none"/>
         </w:tabs>
         <w:bidi w:val="0"/>
+        <w:spacing w:before="120" w:after="0"/>
         <w:ind w:hanging="283" w:left="829"/>
         <w:jc w:val="left"/>
         <w:rPr/>
       </w:pPr>
       <w:r>
         <w:rPr/>
-        <w:t xml:space="preserve">El navegador se abre en una ventana grande. Listo para el siguiente paso. </w:t>
-      </w:r>
-    </w:p>
-    <w:p>
-      <w:pPr>
-        <w:pStyle w:val="Ttulo4paso"/>
-        <w:bidi w:val="0"/>
-        <w:jc w:val="left"/>
-        <w:rPr/>
-      </w:pPr>
-      <w:r>
-        <w:rPr/>
-        <w:t>Paso C. Entrar a la página del instalador</w:t>
+        <w:t xml:space="preserve">Comprueba que arriba diga </w:t>
+      </w:r>
+      <w:r>
+        <w:rPr>
+          <w:rStyle w:val="Textooriginal"/>
+        </w:rPr>
+        <w:t>github.com</w:t>
+      </w:r>
+      <w:r>
+        <w:rPr/>
+        <w:t xml:space="preserve"> y el nombre correcto. Si te manda a descargar un </w:t>
+      </w:r>
+      <w:r>
+        <w:rPr>
+          <w:rStyle w:val="Textooriginal"/>
+        </w:rPr>
+        <w:t>.exe</w:t>
+      </w:r>
+      <w:r>
+        <w:rPr/>
+        <w:t xml:space="preserve"> o el nombre es distinto, cierra: es una copia falsa. </w:t>
       </w:r>
     </w:p>
     <w:p>
@@ -1338,169 +2006,7 @@
         <w:pStyle w:val="BodyText"/>
         <w:numPr>
           <w:ilvl w:val="0"/>
-          <w:numId w:val="5"/>
-        </w:numPr>
-        <w:tabs>
-          <w:tab w:val="clear" w:pos="1134"/>
-          <w:tab w:val="left" w:pos="829" w:leader="none"/>
-        </w:tabs>
-        <w:bidi w:val="0"/>
-        <w:spacing w:before="120" w:after="0"/>
-        <w:ind w:hanging="283" w:left="829"/>
-        <w:jc w:val="left"/>
-        <w:rPr/>
-      </w:pPr>
-      <w:r>
-        <w:rPr/>
-        <w:t xml:space="preserve">Busca la barra larga de arriba (barra de direcciones) y haz </w:t>
-      </w:r>
-      <w:r>
-        <w:rPr>
-          <w:b/>
-        </w:rPr>
-        <w:t>un clic dentro</w:t>
-      </w:r>
-      <w:r>
-        <w:rPr/>
-        <w:t xml:space="preserve">. </w:t>
-      </w:r>
-    </w:p>
-    <w:p>
-      <w:pPr>
-        <w:pStyle w:val="BodyText"/>
-        <w:numPr>
-          <w:ilvl w:val="0"/>
-          <w:numId w:val="5"/>
-        </w:numPr>
-        <w:tabs>
-          <w:tab w:val="clear" w:pos="1134"/>
-          <w:tab w:val="left" w:pos="829" w:leader="none"/>
-        </w:tabs>
-        <w:bidi w:val="0"/>
-        <w:spacing w:before="120" w:after="0"/>
-        <w:ind w:hanging="283" w:left="829"/>
-        <w:jc w:val="left"/>
-        <w:rPr/>
-      </w:pPr>
-      <w:r>
-        <w:rPr/>
-        <w:t xml:space="preserve">Si tenía texto, bórralo con la tecla </w:t>
-      </w:r>
-      <w:r>
-        <w:rPr>
-          <w:b/>
-        </w:rPr>
-        <w:t>Retroceso</w:t>
-      </w:r>
-      <w:r>
-        <w:rPr/>
-        <w:t xml:space="preserve"> (la flecha de borrar, arriba a la derecha del teclado). </w:t>
-      </w:r>
-    </w:p>
-    <w:p>
-      <w:pPr>
-        <w:pStyle w:val="BodyText"/>
-        <w:numPr>
-          <w:ilvl w:val="0"/>
-          <w:numId w:val="5"/>
-        </w:numPr>
-        <w:tabs>
-          <w:tab w:val="clear" w:pos="1134"/>
-          <w:tab w:val="left" w:pos="709" w:leader="none"/>
-        </w:tabs>
-        <w:bidi w:val="0"/>
-        <w:spacing w:before="120" w:after="0"/>
-        <w:ind w:hanging="283" w:left="709" w:right="0"/>
-        <w:jc w:val="left"/>
-        <w:rPr/>
-      </w:pPr>
-      <w:r>
-        <w:rPr/>
-        <w:t xml:space="preserve">Escribe exactamente esta dirección y pulsa </w:t>
-      </w:r>
-      <w:r>
-        <w:rPr>
-          <w:rFonts w:ascii="DejaVu Sans;sans-serif" w:hAnsi="DejaVu Sans;sans-serif"/>
-          <w:sz w:val="17"/>
-          <w:bdr w:val="single" w:sz="2" w:space="1" w:color="999999"/>
-          <w:shd w:fill="FAFAFA" w:val="clear"/>
-        </w:rPr>
-        <w:t>Enter</w:t>
-      </w:r>
-      <w:r>
-        <w:rPr/>
-        <w:t xml:space="preserve">: </w:t>
-      </w:r>
-    </w:p>
-    <w:p>
-      <w:pPr>
-        <w:pStyle w:val="BodyText"/>
-        <w:numPr>
-          <w:ilvl w:val="0"/>
-          <w:numId w:val="0"/>
-        </w:numPr>
-        <w:bidi w:val="0"/>
-        <w:spacing w:before="120" w:after="60"/>
-        <w:ind w:hanging="0" w:left="120" w:right="120"/>
-        <w:jc w:val="left"/>
-        <w:rPr/>
-      </w:pPr>
-      <w:r>
-        <w:rPr>
-          <w:rStyle w:val="Textooriginal"/>
-          <w:sz w:val="19"/>
-        </w:rPr>
-        <w:t>github.com/MariaDSalazar/instalador-office-isupol</w:t>
-      </w:r>
-    </w:p>
-    <w:p>
-      <w:pPr>
-        <w:pStyle w:val="BodyText"/>
-        <w:numPr>
-          <w:ilvl w:val="0"/>
-          <w:numId w:val="5"/>
-        </w:numPr>
-        <w:tabs>
-          <w:tab w:val="clear" w:pos="1134"/>
-          <w:tab w:val="left" w:pos="829" w:leader="none"/>
-        </w:tabs>
-        <w:bidi w:val="0"/>
-        <w:spacing w:before="120" w:after="0"/>
-        <w:ind w:hanging="283" w:left="829"/>
-        <w:jc w:val="left"/>
-        <w:rPr/>
-      </w:pPr>
-      <w:r>
-        <w:rPr/>
-        <w:t xml:space="preserve">Comprueba que arriba diga </w:t>
-      </w:r>
-      <w:r>
-        <w:rPr>
-          <w:rStyle w:val="Textooriginal"/>
-        </w:rPr>
-        <w:t>github.com</w:t>
-      </w:r>
-      <w:r>
-        <w:rPr/>
-        <w:t xml:space="preserve"> y el nombre correcto. Si te manda a descargar un </w:t>
-      </w:r>
-      <w:r>
-        <w:rPr>
-          <w:rStyle w:val="Textooriginal"/>
-        </w:rPr>
-        <w:t>.exe</w:t>
-      </w:r>
-      <w:r>
-        <w:rPr/>
-        <w:t xml:space="preserve"> o el nombre es distinto, cierra: es una copia falsa. </w:t>
-      </w:r>
-    </w:p>
-    <w:p>
-      <w:pPr>
-        <w:pStyle w:val="BodyText"/>
-        <w:numPr>
-          <w:ilvl w:val="0"/>
-          <w:numId w:val="5"/>
+          <w:numId w:val="4"/>
         </w:numPr>
         <w:tabs>
           <w:tab w:val="clear" w:pos="1134"/>
@@ -1672,7 +2178,7 @@
         <w:pStyle w:val="BodyText"/>
         <w:numPr>
           <w:ilvl w:val="0"/>
-          <w:numId w:val="6"/>
+          <w:numId w:val="5"/>
         </w:numPr>
         <w:tabs>
           <w:tab w:val="clear" w:pos="1134"/>
@@ -1723,6 +2229,128 @@
       <w:r>
         <w:rPr/>
         <w:t xml:space="preserve">. </w:t>
+      </w:r>
+    </w:p>
+    <w:p>
+      <w:pPr>
+        <w:pStyle w:val="BodyText"/>
+        <w:numPr>
+          <w:ilvl w:val="0"/>
+          <w:numId w:val="5"/>
+        </w:numPr>
+        <w:tabs>
+          <w:tab w:val="clear" w:pos="1134"/>
+          <w:tab w:val="left" w:pos="829" w:leader="none"/>
+        </w:tabs>
+        <w:bidi w:val="0"/>
+        <w:spacing w:before="120" w:after="0"/>
+        <w:ind w:hanging="283" w:left="829"/>
+        <w:jc w:val="left"/>
+        <w:rPr/>
+      </w:pPr>
+      <w:r>
+        <w:rPr/>
+        <w:t xml:space="preserve">El comando ya está copiado, aunque no veas ningún cambio en la pantalla. Es normal. </w:t>
+      </w:r>
+    </w:p>
+    <w:p>
+      <w:pPr>
+        <w:pStyle w:val="BodyText"/>
+        <w:numPr>
+          <w:ilvl w:val="0"/>
+          <w:numId w:val="5"/>
+        </w:numPr>
+        <w:tabs>
+          <w:tab w:val="clear" w:pos="1134"/>
+          <w:tab w:val="left" w:pos="829" w:leader="none"/>
+        </w:tabs>
+        <w:bidi w:val="0"/>
+        <w:ind w:hanging="283" w:left="829"/>
+        <w:jc w:val="left"/>
+        <w:rPr/>
+      </w:pPr>
+      <w:r>
+        <w:rPr>
+          <w:b/>
+        </w:rPr>
+        <w:t>No cierres el navegador todavía</w:t>
+      </w:r>
+      <w:r>
+        <w:rPr/>
+        <w:t xml:space="preserve">, por si hay que copiarlo de nuevo. </w:t>
+      </w:r>
+    </w:p>
+    <w:p>
+      <w:pPr>
+        <w:pStyle w:val="BodyText"/>
+        <w:bidi w:val="0"/>
+        <w:spacing w:before="180" w:after="180"/>
+        <w:ind w:hanging="0" w:left="180" w:right="180"/>
+        <w:jc w:val="left"/>
+        <w:rPr/>
+      </w:pPr>
+      <w:r>
+        <w:rPr>
+          <w:b/>
+          <w:sz w:val="19"/>
+          <w:bdr w:val="single" w:sz="24" w:space="9" w:color="0D3B66"/>
+          <w:shd w:fill="F4F7FA" w:val="clear"/>
+        </w:rPr>
+        <w:t>¿Qué hace ese comando?</w:t>
+      </w:r>
+      <w:r>
+        <w:rPr>
+          <w:sz w:val="19"/>
+          <w:bdr w:val="single" w:sz="24" w:space="9" w:color="0D3B66"/>
+          <w:shd w:fill="F4F7FA" w:val="clear"/>
+        </w:rPr>
+        <w:t xml:space="preserve"> </w:t>
+      </w:r>
+      <w:r>
+        <w:rPr>
+          <w:rStyle w:val="Textooriginal"/>
+          <w:sz w:val="19"/>
+          <w:bdr w:val="single" w:sz="24" w:space="9" w:color="0D3B66"/>
+          <w:shd w:fill="F4F7FA" w:val="clear"/>
+        </w:rPr>
+        <w:t>irm</w:t>
+      </w:r>
+      <w:r>
+        <w:rPr>
+          <w:sz w:val="19"/>
+          <w:bdr w:val="single" w:sz="24" w:space="9" w:color="0D3B66"/>
+          <w:shd w:fill="F4F7FA" w:val="clear"/>
+        </w:rPr>
+        <w:t xml:space="preserve"> descarga el instalador desde la página, y </w:t>
+      </w:r>
+      <w:r>
+        <w:rPr>
+          <w:rStyle w:val="Textooriginal"/>
+          <w:sz w:val="19"/>
+          <w:bdr w:val="single" w:sz="24" w:space="9" w:color="0D3B66"/>
+          <w:shd w:fill="F4F7FA" w:val="clear"/>
+        </w:rPr>
+        <w:t>iex</w:t>
+      </w:r>
+      <w:r>
+        <w:rPr>
+          <w:sz w:val="19"/>
+          <w:bdr w:val="single" w:sz="24" w:space="9" w:color="0D3B66"/>
+          <w:shd w:fill="F4F7FA" w:val="clear"/>
+        </w:rPr>
+        <w:t xml:space="preserve"> lo ejecuta. Es la misma forma que usa massgrave.dev. El archivo viene del repositorio de la asignatura y descarga Office solo de los servidores de Microsoft.</w:t>
+      </w:r>
+    </w:p>
+    <w:p>
+      <w:pPr>
+        <w:pStyle w:val="Ttulo4paso"/>
+        <w:bidi w:val="0"/>
+        <w:jc w:val="left"/>
+        <w:rPr/>
+      </w:pPr>
+      <w:r>
+        <w:rPr/>
+        <w:t>Paso E. Abrir PowerShell como administrador</w:t>
       </w:r>
     </w:p>
     <w:p>
@@ -1734,17 +2362,40 @@
         </w:numPr>
         <w:tabs>
           <w:tab w:val="clear" w:pos="1134"/>
-          <w:tab w:val="left" w:pos="829" w:leader="none"/>
+          <w:tab w:val="left" w:pos="709" w:leader="none"/>
         </w:tabs>
         <w:bidi w:val="0"/>
         <w:spacing w:before="120" w:after="0"/>
-        <w:ind w:hanging="283" w:left="829"/>
-        <w:jc w:val="left"/>
-        <w:rPr/>
-      </w:pPr>
-      <w:r>
-        <w:rPr/>
-        <w:t xml:space="preserve">El comando ya está copiado, aunque no veas ningún cambio en la pantalla. Es normal. </w:t>
+        <w:ind w:hanging="283" w:left="709" w:right="0"/>
+        <w:jc w:val="left"/>
+        <w:rPr/>
+      </w:pPr>
+      <w:r>
+        <w:rPr/>
+        <w:t xml:space="preserve">Presiona la tecla </w:t>
+      </w:r>
+      <w:r>
+        <w:rPr>
+          <w:rFonts w:ascii="DejaVu Sans;sans-serif" w:hAnsi="DejaVu Sans;sans-serif"/>
+          <w:sz w:val="17"/>
+          <w:bdr w:val="single" w:sz="2" w:space="1" w:color="999999"/>
+          <w:shd w:fill="FAFAFA" w:val="clear"/>
+        </w:rPr>
+        <w:t>Windows</w:t>
+      </w:r>
+      <w:r>
+        <w:rPr/>
+        <w:t xml:space="preserve"> → escribe </w:t>
+      </w:r>
+      <w:r>
+        <w:rPr>
+          <w:rStyle w:val="Textooriginal"/>
+        </w:rPr>
+        <w:t>PowerShell</w:t>
+      </w:r>
+      <w:r>
+        <w:rPr/>
+        <w:t xml:space="preserve">. </w:t>
       </w:r>
     </w:p>
     <w:p>
@@ -1759,92 +2410,24 @@
           <w:tab w:val="left" w:pos="829" w:leader="none"/>
         </w:tabs>
         <w:bidi w:val="0"/>
+        <w:spacing w:before="120" w:after="0"/>
         <w:ind w:hanging="283" w:left="829"/>
         <w:jc w:val="left"/>
         <w:rPr/>
       </w:pPr>
       <w:r>
-        <w:rPr>
-          <w:b/>
-        </w:rPr>
-        <w:t>No cierres el navegador todavía</w:t>
-      </w:r>
-      <w:r>
-        <w:rPr/>
-        <w:t xml:space="preserve">, por si hay que copiarlo de nuevo. </w:t>
-      </w:r>
-    </w:p>
-    <w:p>
-      <w:pPr>
-        <w:pStyle w:val="BodyText"/>
-        <w:bidi w:val="0"/>
-        <w:spacing w:before="180" w:after="180"/>
-        <w:ind w:hanging="0" w:left="180" w:right="180"/>
-        <w:jc w:val="left"/>
-        <w:rPr/>
-      </w:pPr>
-      <w:r>
-        <w:rPr>
-          <w:b/>
-          <w:sz w:val="19"/>
-          <w:bdr w:val="single" w:sz="24" w:space="9" w:color="0D3B66"/>
-          <w:shd w:fill="F4F7FA" w:val="clear"/>
-        </w:rPr>
-        <w:t>¿Qué hace ese comando?</w:t>
-      </w:r>
-      <w:r>
-        <w:rPr>
-          <w:sz w:val="19"/>
-          <w:bdr w:val="single" w:sz="24" w:space="9" w:color="0D3B66"/>
-          <w:shd w:fill="F4F7FA" w:val="clear"/>
-        </w:rPr>
+        <w:rPr/>
+        <w:t xml:space="preserve">Arriba aparece «Windows PowerShell». </w:t>
+      </w:r>
+      <w:r>
+        <w:rPr>
+          <w:b/>
+        </w:rPr>
+        <w:t>No pulses Enter todavía.</w:t>
+      </w:r>
+      <w:r>
+        <w:rPr/>
         <w:t xml:space="preserve"> </w:t>
-      </w:r>
-      <w:r>
-        <w:rPr>
-          <w:rStyle w:val="Textooriginal"/>
-          <w:sz w:val="19"/>
-          <w:bdr w:val="single" w:sz="24" w:space="9" w:color="0D3B66"/>
-          <w:shd w:fill="F4F7FA" w:val="clear"/>
-        </w:rPr>
-        <w:t>irm</w:t>
-      </w:r>
-      <w:r>
-        <w:rPr>
-          <w:sz w:val="19"/>
-          <w:bdr w:val="single" w:sz="24" w:space="9" w:color="0D3B66"/>
-          <w:shd w:fill="F4F7FA" w:val="clear"/>
-        </w:rPr>
-        <w:t xml:space="preserve"> descarga el instalador desde la página, y </w:t>
-      </w:r>
-      <w:r>
-        <w:rPr>
-          <w:rStyle w:val="Textooriginal"/>
-          <w:sz w:val="19"/>
-          <w:bdr w:val="single" w:sz="24" w:space="9" w:color="0D3B66"/>
-          <w:shd w:fill="F4F7FA" w:val="clear"/>
-        </w:rPr>
-        <w:t>iex</w:t>
-      </w:r>
-      <w:r>
-        <w:rPr>
-          <w:sz w:val="19"/>
-          <w:bdr w:val="single" w:sz="24" w:space="9" w:color="0D3B66"/>
-          <w:shd w:fill="F4F7FA" w:val="clear"/>
-        </w:rPr>
-        <w:t xml:space="preserve"> lo ejecuta. Es la misma forma que usa massgrave.dev. El archivo viene del repositorio de la asignatura y descarga Office solo de los servidores de Microsoft.</w:t>
-      </w:r>
-    </w:p>
-    <w:p>
-      <w:pPr>
-        <w:pStyle w:val="Ttulo4paso"/>
-        <w:bidi w:val="0"/>
-        <w:jc w:val="left"/>
-        <w:rPr/>
-      </w:pPr>
-      <w:r>
-        <w:rPr/>
-        <w:t>Paso E. Abrir PowerShell como administrador</w:t>
       </w:r>
     </w:p>
     <w:p>
@@ -1852,44 +2435,31 @@
         <w:pStyle w:val="BodyText"/>
         <w:numPr>
           <w:ilvl w:val="0"/>
-          <w:numId w:val="7"/>
+          <w:numId w:val="6"/>
         </w:numPr>
         <w:tabs>
           <w:tab w:val="clear" w:pos="1134"/>
-          <w:tab w:val="left" w:pos="709" w:leader="none"/>
+          <w:tab w:val="left" w:pos="829" w:leader="none"/>
         </w:tabs>
         <w:bidi w:val="0"/>
         <w:spacing w:before="120" w:after="0"/>
-        <w:ind w:hanging="283" w:left="709" w:right="0"/>
-        <w:jc w:val="left"/>
-        <w:rPr/>
-      </w:pPr>
-      <w:r>
-        <w:rPr/>
-        <w:t xml:space="preserve">Presiona la tecla </w:t>
-      </w:r>
-      <w:r>
-        <w:rPr>
-          <w:rFonts w:ascii="DejaVu Sans;sans-serif" w:hAnsi="DejaVu Sans;sans-serif"/>
-          <w:sz w:val="17"/>
-          <w:bdr w:val="single" w:sz="2" w:space="1" w:color="999999"/>
-          <w:shd w:fill="FAFAFA" w:val="clear"/>
-        </w:rPr>
-        <w:t>Windows</w:t>
-      </w:r>
-      <w:r>
-        <w:rPr/>
-        <w:t xml:space="preserve"> → escribe </w:t>
-      </w:r>
-      <w:r>
-        <w:rPr>
-          <w:rStyle w:val="Textooriginal"/>
-        </w:rPr>
-        <w:t>PowerShell</w:t>
-      </w:r>
-      <w:r>
-        <w:rPr/>
-        <w:t xml:space="preserve">. </w:t>
+        <w:ind w:hanging="283" w:left="829"/>
+        <w:jc w:val="left"/>
+        <w:rPr/>
+      </w:pPr>
+      <w:r>
+        <w:rPr/>
+        <w:t xml:space="preserve">En el panel de la derecha haz clic en </w:t>
+      </w:r>
+      <w:r>
+        <w:rPr>
+          <w:b/>
+        </w:rPr>
+        <w:t>«Ejecutar como administrador»</w:t>
+      </w:r>
+      <w:r>
+        <w:rPr/>
+        <w:t xml:space="preserve">. Si no ves ese panel, haz clic derecho sobre «Windows PowerShell» y elige esa misma opción del menú. </w:t>
       </w:r>
     </w:p>
     <w:p>
@@ -1897,7 +2467,7 @@
         <w:pStyle w:val="BodyText"/>
         <w:numPr>
           <w:ilvl w:val="0"/>
-          <w:numId w:val="7"/>
+          <w:numId w:val="6"/>
         </w:numPr>
         <w:tabs>
           <w:tab w:val="clear" w:pos="1134"/>
@@ -1911,17 +2481,17 @@
       </w:pPr>
       <w:r>
         <w:rPr/>
-        <w:t xml:space="preserve">Arriba aparece «Windows PowerShell». </w:t>
-      </w:r>
-      <w:r>
-        <w:rPr>
-          <w:b/>
-        </w:rPr>
-        <w:t>No pulses Enter todavía.</w:t>
-      </w:r>
-      <w:r>
-        <w:rPr/>
-        <w:t xml:space="preserve"> </w:t>
+        <w:t xml:space="preserve">Es </w:t>
+      </w:r>
+      <w:r>
+        <w:rPr>
+          <w:b/>
+        </w:rPr>
+        <w:t>muy importante</w:t>
+      </w:r>
+      <w:r>
+        <w:rPr/>
+        <w:t xml:space="preserve"> que sea la opción como administrador y no la normal: sin esos permisos, la instalación no puede empezar. </w:t>
       </w:r>
     </w:p>
     <w:p>
@@ -1929,71 +2499,7 @@
         <w:pStyle w:val="BodyText"/>
         <w:numPr>
           <w:ilvl w:val="0"/>
-          <w:numId w:val="7"/>
-        </w:numPr>
-        <w:tabs>
-          <w:tab w:val="clear" w:pos="1134"/>
-          <w:tab w:val="left" w:pos="829" w:leader="none"/>
-        </w:tabs>
-        <w:bidi w:val="0"/>
-        <w:spacing w:before="120" w:after="0"/>
-        <w:ind w:hanging="283" w:left="829"/>
-        <w:jc w:val="left"/>
-        <w:rPr/>
-      </w:pPr>
-      <w:r>
-        <w:rPr/>
-        <w:t xml:space="preserve">En el panel de la derecha haz clic en </w:t>
-      </w:r>
-      <w:r>
-        <w:rPr>
-          <w:b/>
-        </w:rPr>
-        <w:t>«Ejecutar como administrador»</w:t>
-      </w:r>
-      <w:r>
-        <w:rPr/>
-        <w:t xml:space="preserve">. Si no ves ese panel, haz clic derecho sobre «Windows PowerShell» y elige esa misma opción del menú. </w:t>
-      </w:r>
-    </w:p>
-    <w:p>
-      <w:pPr>
-        <w:pStyle w:val="BodyText"/>
-        <w:numPr>
-          <w:ilvl w:val="0"/>
-          <w:numId w:val="7"/>
-        </w:numPr>
-        <w:tabs>
-          <w:tab w:val="clear" w:pos="1134"/>
-          <w:tab w:val="left" w:pos="829" w:leader="none"/>
-        </w:tabs>
-        <w:bidi w:val="0"/>
-        <w:spacing w:before="120" w:after="0"/>
-        <w:ind w:hanging="283" w:left="829"/>
-        <w:jc w:val="left"/>
-        <w:rPr/>
-      </w:pPr>
-      <w:r>
-        <w:rPr/>
-        <w:t xml:space="preserve">Es </w:t>
-      </w:r>
-      <w:r>
-        <w:rPr>
-          <w:b/>
-        </w:rPr>
-        <w:t>muy importante</w:t>
-      </w:r>
-      <w:r>
-        <w:rPr/>
-        <w:t xml:space="preserve"> que sea la opción como administrador y no la normal: sin esos permisos, la instalación no puede empezar. </w:t>
-      </w:r>
-    </w:p>
-    <w:p>
-      <w:pPr>
-        <w:pStyle w:val="BodyText"/>
-        <w:numPr>
-          <w:ilvl w:val="0"/>
-          <w:numId w:val="7"/>
+          <w:numId w:val="6"/>
         </w:numPr>
         <w:tabs>
           <w:tab w:val="clear" w:pos="1134"/>
@@ -2298,7 +2804,7 @@
         <w:pStyle w:val="BodyText"/>
         <w:numPr>
           <w:ilvl w:val="0"/>
-          <w:numId w:val="8"/>
+          <w:numId w:val="7"/>
         </w:numPr>
         <w:tabs>
           <w:tab w:val="clear" w:pos="1134"/>
@@ -2356,7 +2862,7 @@
         <w:pStyle w:val="BodyText"/>
         <w:numPr>
           <w:ilvl w:val="0"/>
-          <w:numId w:val="8"/>
+          <w:numId w:val="7"/>
         </w:numPr>
         <w:tabs>
           <w:tab w:val="clear" w:pos="1134"/>
@@ -2388,7 +2894,7 @@
         <w:pStyle w:val="BodyText"/>
         <w:numPr>
           <w:ilvl w:val="0"/>
-          <w:numId w:val="8"/>
+          <w:numId w:val="7"/>
         </w:numPr>
         <w:tabs>
           <w:tab w:val="clear" w:pos="1134"/>
@@ -2423,7 +2929,7 @@
         <w:pStyle w:val="BodyText"/>
         <w:numPr>
           <w:ilvl w:val="0"/>
-          <w:numId w:val="8"/>
+          <w:numId w:val="7"/>
         </w:numPr>
         <w:tabs>
           <w:tab w:val="clear" w:pos="1134"/>
@@ -3259,7 +3765,7 @@
         <w:rPr/>
         <w:drawing>
           <wp:inline distT="0" distB="0" distL="0" distR="0">
-            <wp:extent cx="20069175" cy="5010150"/>
+            <wp:extent cx="19707225" cy="5010150"/>
             <wp:effectExtent l="0" t="0" r="0" b="0"/>
             <wp:docPr id="8" name="Imagen8" descr="Tabla de versiones"/>
             <wp:cNvGraphicFramePr>
@@ -3283,7 +3789,7 @@
                   <pic:spPr bwMode="auto">
                     <a:xfrm>
                       <a:off x="0" y="0"/>
-                      <a:ext cx="20069175" cy="5010150"/>
+                      <a:ext cx="19707225" cy="5010150"/>
                     </a:xfrm>
                     <a:prstGeom prst="rect">
                       <a:avLst/>
@@ -3902,7 +4408,7 @@
         <w:pStyle w:val="BodyText"/>
         <w:numPr>
           <w:ilvl w:val="0"/>
-          <w:numId w:val="9"/>
+          <w:numId w:val="8"/>
         </w:numPr>
         <w:tabs>
           <w:tab w:val="clear" w:pos="1134"/>
@@ -3938,7 +4444,7 @@
         <w:pStyle w:val="BodyText"/>
         <w:numPr>
           <w:ilvl w:val="0"/>
-          <w:numId w:val="9"/>
+          <w:numId w:val="8"/>
         </w:numPr>
         <w:tabs>
           <w:tab w:val="clear" w:pos="1134"/>
@@ -3960,7 +4466,7 @@
         <w:pStyle w:val="BodyText"/>
         <w:numPr>
           <w:ilvl w:val="0"/>
-          <w:numId w:val="9"/>
+          <w:numId w:val="8"/>
         </w:numPr>
         <w:tabs>
           <w:tab w:val="clear" w:pos="1134"/>
@@ -4055,7 +4561,7 @@
         <w:rPr/>
         <w:drawing>
           <wp:inline distT="0" distB="0" distL="0" distR="0">
-            <wp:extent cx="16602075" cy="5334000"/>
+            <wp:extent cx="16602075" cy="4686300"/>
             <wp:effectExtent l="0" t="0" r="0" b="0"/>
             <wp:docPr id="11" name="Imagen11" descr="Resumen de la instalación"/>
             <wp:cNvGraphicFramePr>
@@ -4079,7 +4585,7 @@
                   <pic:spPr bwMode="auto">
                     <a:xfrm>
                       <a:off x="0" y="0"/>
-                      <a:ext cx="16602075" cy="5334000"/>
+                      <a:ext cx="16602075" cy="4686300"/>
                     </a:xfrm>
                     <a:prstGeom prst="rect">
                       <a:avLst/>
@@ -4242,7 +4748,7 @@
         <w:pStyle w:val="BodyText"/>
         <w:numPr>
           <w:ilvl w:val="0"/>
-          <w:numId w:val="10"/>
+          <w:numId w:val="9"/>
         </w:numPr>
         <w:tabs>
           <w:tab w:val="clear" w:pos="1134"/>
@@ -4264,7 +4770,7 @@
         <w:pStyle w:val="BodyText"/>
         <w:numPr>
           <w:ilvl w:val="0"/>
-          <w:numId w:val="10"/>
+          <w:numId w:val="9"/>
         </w:numPr>
         <w:tabs>
           <w:tab w:val="clear" w:pos="1134"/>
@@ -4286,7 +4792,7 @@
         <w:pStyle w:val="BodyText"/>
         <w:numPr>
           <w:ilvl w:val="0"/>
-          <w:numId w:val="10"/>
+          <w:numId w:val="9"/>
         </w:numPr>
         <w:tabs>
           <w:tab w:val="clear" w:pos="1134"/>
@@ -4954,7 +5460,7 @@
         <w:pStyle w:val="BodyText"/>
         <w:numPr>
           <w:ilvl w:val="0"/>
-          <w:numId w:val="11"/>
+          <w:numId w:val="10"/>
         </w:numPr>
         <w:tabs>
           <w:tab w:val="clear" w:pos="1134"/>
@@ -5003,7 +5509,7 @@
         <w:pStyle w:val="BodyText"/>
         <w:numPr>
           <w:ilvl w:val="0"/>
-          <w:numId w:val="11"/>
+          <w:numId w:val="10"/>
         </w:numPr>
         <w:tabs>
           <w:tab w:val="clear" w:pos="1134"/>
@@ -5025,7 +5531,7 @@
         <w:pStyle w:val="BodyText"/>
         <w:numPr>
           <w:ilvl w:val="0"/>
-          <w:numId w:val="11"/>
+          <w:numId w:val="10"/>
         </w:numPr>
         <w:tabs>
           <w:tab w:val="clear" w:pos="1134"/>
@@ -5074,7 +5580,7 @@
         <w:pStyle w:val="BodyText"/>
         <w:numPr>
           <w:ilvl w:val="0"/>
-          <w:numId w:val="11"/>
+          <w:numId w:val="10"/>
         </w:numPr>
         <w:tabs>
           <w:tab w:val="clear" w:pos="1134"/>
@@ -5096,7 +5602,7 @@
         <w:pStyle w:val="BodyText"/>
         <w:numPr>
           <w:ilvl w:val="0"/>
-          <w:numId w:val="11"/>
+          <w:numId w:val="10"/>
         </w:numPr>
         <w:tabs>
           <w:tab w:val="clear" w:pos="1134"/>
@@ -5145,7 +5651,7 @@
         <w:pStyle w:val="BodyText"/>
         <w:numPr>
           <w:ilvl w:val="0"/>
-          <w:numId w:val="11"/>
+          <w:numId w:val="10"/>
         </w:numPr>
         <w:tabs>
           <w:tab w:val="clear" w:pos="1134"/>
@@ -5177,7 +5683,7 @@
         <w:pStyle w:val="BodyText"/>
         <w:numPr>
           <w:ilvl w:val="0"/>
-          <w:numId w:val="11"/>
+          <w:numId w:val="10"/>
         </w:numPr>
         <w:tabs>
           <w:tab w:val="clear" w:pos="1134"/>
@@ -5405,7 +5911,7 @@
         <w:pStyle w:val="BodyText"/>
         <w:numPr>
           <w:ilvl w:val="0"/>
-          <w:numId w:val="12"/>
+          <w:numId w:val="11"/>
         </w:numPr>
         <w:tabs>
           <w:tab w:val="clear" w:pos="1134"/>
@@ -5454,7 +5960,7 @@
         <w:pStyle w:val="BodyText"/>
         <w:numPr>
           <w:ilvl w:val="0"/>
-          <w:numId w:val="12"/>
+          <w:numId w:val="11"/>
         </w:numPr>
         <w:tabs>
           <w:tab w:val="clear" w:pos="1134"/>
@@ -5602,7 +6108,7 @@
         <w:pStyle w:val="BodyText"/>
         <w:numPr>
           <w:ilvl w:val="0"/>
-          <w:numId w:val="13"/>
+          <w:numId w:val="12"/>
         </w:numPr>
         <w:tabs>
           <w:tab w:val="clear" w:pos="1134"/>
@@ -5651,7 +6157,7 @@
         <w:pStyle w:val="BodyText"/>
         <w:numPr>
           <w:ilvl w:val="0"/>
-          <w:numId w:val="13"/>
+          <w:numId w:val="12"/>
         </w:numPr>
         <w:tabs>
           <w:tab w:val="clear" w:pos="1134"/>
@@ -5673,7 +6179,7 @@
         <w:pStyle w:val="BodyText"/>
         <w:numPr>
           <w:ilvl w:val="0"/>
-          <w:numId w:val="13"/>
+          <w:numId w:val="12"/>
         </w:numPr>
         <w:tabs>
           <w:tab w:val="clear" w:pos="1134"/>
@@ -5705,7 +6211,7 @@
         <w:pStyle w:val="BodyText"/>
         <w:numPr>
           <w:ilvl w:val="0"/>
-          <w:numId w:val="13"/>
+          <w:numId w:val="12"/>
         </w:numPr>
         <w:tabs>
           <w:tab w:val="clear" w:pos="1134"/>
@@ -5737,7 +6243,7 @@
         <w:pStyle w:val="BodyText"/>
         <w:numPr>
           <w:ilvl w:val="0"/>
-          <w:numId w:val="13"/>
+          <w:numId w:val="12"/>
         </w:numPr>
         <w:tabs>
           <w:tab w:val="clear" w:pos="1134"/>
@@ -5950,7 +6456,7 @@
         <w:pStyle w:val="BodyText"/>
         <w:numPr>
           <w:ilvl w:val="0"/>
-          <w:numId w:val="14"/>
+          <w:numId w:val="13"/>
         </w:numPr>
         <w:tabs>
           <w:tab w:val="clear" w:pos="1134"/>
@@ -5992,7 +6498,7 @@
         <w:pStyle w:val="BodyText"/>
         <w:numPr>
           <w:ilvl w:val="0"/>
-          <w:numId w:val="14"/>
+          <w:numId w:val="13"/>
         </w:numPr>
         <w:tabs>
           <w:tab w:val="clear" w:pos="1134"/>
@@ -6034,7 +6540,7 @@
         <w:pStyle w:val="BodyText"/>
         <w:numPr>
           <w:ilvl w:val="0"/>
-          <w:numId w:val="14"/>
+          <w:numId w:val="13"/>
         </w:numPr>
         <w:tabs>
           <w:tab w:val="clear" w:pos="1134"/>
@@ -6086,7 +6592,7 @@
         <w:pStyle w:val="BodyText"/>
         <w:numPr>
           <w:ilvl w:val="0"/>
-          <w:numId w:val="14"/>
+          <w:numId w:val="13"/>
         </w:numPr>
         <w:tabs>
           <w:tab w:val="clear" w:pos="1134"/>
@@ -6128,7 +6634,7 @@
         <w:pStyle w:val="BodyText"/>
         <w:numPr>
           <w:ilvl w:val="0"/>
-          <w:numId w:val="14"/>
+          <w:numId w:val="13"/>
         </w:numPr>
         <w:tabs>
           <w:tab w:val="clear" w:pos="1134"/>
@@ -7588,8 +8094,8 @@
   <w:abstractNum w:abstractNumId="3">
     <w:lvl w:ilvl="0">
       <w:start w:val="1"/>
-      <w:numFmt w:val="bullet"/>
-      <w:lvlText w:val=""/>
+      <w:numFmt w:val="decimal"/>
+      <w:lvlText w:val="%1."/>
       <w:lvlJc w:val="left"/>
       <w:pPr>
         <w:tabs>
@@ -7597,14 +8103,12 @@
         </w:tabs>
         <w:ind w:left="709" w:hanging="283"/>
       </w:pPr>
-      <w:rPr>
-        <w:rFonts w:ascii="Symbol" w:hAnsi="Symbol" w:cs="Symbol" w:hint="default"/>
-      </w:rPr>
+      <w:rPr/>
     </w:lvl>
     <w:lvl w:ilvl="1">
       <w:start w:val="1"/>
-      <w:numFmt w:val="bullet"/>
-      <w:lvlText w:val=""/>
+      <w:numFmt w:val="decimal"/>
+      <w:lvlText w:val="%2."/>
       <w:lvlJc w:val="left"/>
       <w:pPr>
         <w:tabs>
@@ -7612,14 +8116,12 @@
         </w:tabs>
         <w:ind w:left="1418" w:hanging="283"/>
       </w:pPr>
-      <w:rPr>
-        <w:rFonts w:ascii="Symbol" w:hAnsi="Symbol" w:cs="Symbol" w:hint="default"/>
-      </w:rPr>
+      <w:rPr/>
     </w:lvl>
     <w:lvl w:ilvl="2">
       <w:start w:val="1"/>
-      <w:numFmt w:val="bullet"/>
-      <w:lvlText w:val=""/>
+      <w:numFmt w:val="decimal"/>
+      <w:lvlText w:val="%3."/>
       <w:lvlJc w:val="left"/>
       <w:pPr>
         <w:tabs>
@@ -7627,14 +8129,12 @@
         </w:tabs>
         <w:ind w:left="2127" w:hanging="283"/>
       </w:pPr>
-      <w:rPr>
-        <w:rFonts w:ascii="Symbol" w:hAnsi="Symbol" w:cs="Symbol" w:hint="default"/>
-      </w:rPr>
+      <w:rPr/>
     </w:lvl>
     <w:lvl w:ilvl="3">
       <w:start w:val="1"/>
-      <w:numFmt w:val="bullet"/>
-      <w:lvlText w:val=""/>
+      <w:numFmt w:val="decimal"/>
+      <w:lvlText w:val="%4."/>
       <w:lvlJc w:val="left"/>
       <w:pPr>
         <w:tabs>
@@ -7642,14 +8142,12 @@
         </w:tabs>
         <w:ind w:left="2836" w:hanging="283"/>
       </w:pPr>
-      <w:rPr>
-        <w:rFonts w:ascii="Symbol" w:hAnsi="Symbol" w:cs="Symbol" w:hint="default"/>
-      </w:rPr>
+      <w:rPr/>
     </w:lvl>
     <w:lvl w:ilvl="4">
       <w:start w:val="1"/>
-      <w:numFmt w:val="bullet"/>
-      <w:lvlText w:val=""/>
+      <w:numFmt w:val="decimal"/>
+      <w:lvlText w:val="%5."/>
       <w:lvlJc w:val="left"/>
       <w:pPr>
         <w:tabs>
@@ -7657,14 +8155,12 @@
         </w:tabs>
         <w:ind w:left="3545" w:hanging="283"/>
       </w:pPr>
-      <w:rPr>
-        <w:rFonts w:ascii="Symbol" w:hAnsi="Symbol" w:cs="Symbol" w:hint="default"/>
-      </w:rPr>
+      <w:rPr/>
     </w:lvl>
     <w:lvl w:ilvl="5">
       <w:start w:val="1"/>
-      <w:numFmt w:val="bullet"/>
-      <w:lvlText w:val=""/>
+      <w:numFmt w:val="decimal"/>
+      <w:lvlText w:val="%6."/>
       <w:lvlJc w:val="left"/>
       <w:pPr>
         <w:tabs>
@@ -7672,14 +8168,12 @@
         </w:tabs>
         <w:ind w:left="4254" w:hanging="283"/>
       </w:pPr>
-      <w:rPr>
-        <w:rFonts w:ascii="Symbol" w:hAnsi="Symbol" w:cs="Symbol" w:hint="default"/>
-      </w:rPr>
+      <w:rPr/>
     </w:lvl>
     <w:lvl w:ilvl="6">
       <w:start w:val="1"/>
-      <w:numFmt w:val="bullet"/>
-      <w:lvlText w:val=""/>
+      <w:numFmt w:val="decimal"/>
+      <w:lvlText w:val="%7."/>
       <w:lvlJc w:val="left"/>
       <w:pPr>
         <w:tabs>
@@ -7687,14 +8181,12 @@
         </w:tabs>
         <w:ind w:left="4963" w:hanging="283"/>
       </w:pPr>
-      <w:rPr>
-        <w:rFonts w:ascii="Symbol" w:hAnsi="Symbol" w:cs="Symbol" w:hint="default"/>
-      </w:rPr>
+      <w:rPr/>
     </w:lvl>
     <w:lvl w:ilvl="7">
       <w:start w:val="1"/>
-      <w:numFmt w:val="bullet"/>
-      <w:lvlText w:val=""/>
+      <w:numFmt w:val="decimal"/>
+      <w:lvlText w:val="%8."/>
       <w:lvlJc w:val="left"/>
       <w:pPr>
         <w:tabs>
@@ -7702,14 +8194,12 @@
         </w:tabs>
         <w:ind w:left="5672" w:hanging="283"/>
       </w:pPr>
-      <w:rPr>
-        <w:rFonts w:ascii="Symbol" w:hAnsi="Symbol" w:cs="Symbol" w:hint="default"/>
-      </w:rPr>
+      <w:rPr/>
     </w:lvl>
     <w:lvl w:ilvl="8">
       <w:start w:val="1"/>
-      <w:numFmt w:val="bullet"/>
-      <w:lvlText w:val=""/>
+      <w:numFmt w:val="decimal"/>
+      <w:lvlText w:val="%9."/>
       <w:lvlJc w:val="left"/>
       <w:pPr>
         <w:tabs>
@@ -7717,9 +8207,7 @@
         </w:tabs>
         <w:ind w:left="6381" w:hanging="283"/>
       </w:pPr>
-      <w:rPr>
-        <w:rFonts w:ascii="Symbol" w:hAnsi="Symbol" w:cs="Symbol" w:hint="default"/>
-      </w:rPr>
+      <w:rPr/>
     </w:lvl>
   </w:abstractNum>
   <w:abstractNum w:abstractNumId="4">
@@ -8913,125 +9401,6 @@
     </w:lvl>
   </w:abstractNum>
   <w:abstractNum w:abstractNumId="14">
-    <w:lvl w:ilvl="0">
-      <w:start w:val="1"/>
-      <w:numFmt w:val="decimal"/>
-      <w:lvlText w:val="%1."/>
-      <w:lvlJc w:val="left"/>
-      <w:pPr>
-        <w:tabs>
-          <w:tab w:val="num" w:pos="709"/>
-        </w:tabs>
-        <w:ind w:left="709" w:hanging="283"/>
-      </w:pPr>
-      <w:rPr/>
-    </w:lvl>
-    <w:lvl w:ilvl="1">
-      <w:start w:val="1"/>
-      <w:numFmt w:val="decimal"/>
-      <w:lvlText w:val="%2."/>
-      <w:lvlJc w:val="left"/>
-      <w:pPr>
-        <w:tabs>
-          <w:tab w:val="num" w:pos="1418"/>
-        </w:tabs>
-        <w:ind w:left="1418" w:hanging="283"/>
-      </w:pPr>
-      <w:rPr/>
-    </w:lvl>
-    <w:lvl w:ilvl="2">
-      <w:start w:val="1"/>
-      <w:numFmt w:val="decimal"/>
-      <w:lvlText w:val="%3."/>
-      <w:lvlJc w:val="left"/>
-      <w:pPr>
-        <w:tabs>
-          <w:tab w:val="num" w:pos="2127"/>
-        </w:tabs>
-        <w:ind w:left="2127" w:hanging="283"/>
-      </w:pPr>
-      <w:rPr/>
-    </w:lvl>
-    <w:lvl w:ilvl="3">
-      <w:start w:val="1"/>
-      <w:numFmt w:val="decimal"/>
-      <w:lvlText w:val="%4."/>
-      <w:lvlJc w:val="left"/>
-      <w:pPr>
-        <w:tabs>
-          <w:tab w:val="num" w:pos="2836"/>
-        </w:tabs>
-        <w:ind w:left="2836" w:hanging="283"/>
-      </w:pPr>
-      <w:rPr/>
-    </w:lvl>
-    <w:lvl w:ilvl="4">
-      <w:start w:val="1"/>
-      <w:numFmt w:val="decimal"/>
-      <w:lvlText w:val="%5."/>
-      <w:lvlJc w:val="left"/>
-      <w:pPr>
-        <w:tabs>
-          <w:tab w:val="num" w:pos="3545"/>
-        </w:tabs>
-        <w:ind w:left="3545" w:hanging="283"/>
-      </w:pPr>
-      <w:rPr/>
-    </w:lvl>
-    <w:lvl w:ilvl="5">
-      <w:start w:val="1"/>
-      <w:numFmt w:val="decimal"/>
-      <w:lvlText w:val="%6."/>
-      <w:lvlJc w:val="left"/>
-      <w:pPr>
-        <w:tabs>
-          <w:tab w:val="num" w:pos="4254"/>
-        </w:tabs>
-        <w:ind w:left="4254" w:hanging="283"/>
-      </w:pPr>
-      <w:rPr/>
-    </w:lvl>
-    <w:lvl w:ilvl="6">
-      <w:start w:val="1"/>
-      <w:numFmt w:val="decimal"/>
-      <w:lvlText w:val="%7."/>
-      <w:lvlJc w:val="left"/>
-      <w:pPr>
-        <w:tabs>
-          <w:tab w:val="num" w:pos="4963"/>
-        </w:tabs>
-        <w:ind w:left="4963" w:hanging="283"/>
-      </w:pPr>
-      <w:rPr/>
-    </w:lvl>
-    <w:lvl w:ilvl="7">
-      <w:start w:val="1"/>
-      <w:numFmt w:val="decimal"/>
-      <w:lvlText w:val="%8."/>
-      <w:lvlJc w:val="left"/>
-      <w:pPr>
-        <w:tabs>
-          <w:tab w:val="num" w:pos="5672"/>
-        </w:tabs>
-        <w:ind w:left="5672" w:hanging="283"/>
-      </w:pPr>
-      <w:rPr/>
-    </w:lvl>
-    <w:lvl w:ilvl="8">
-      <w:start w:val="1"/>
-      <w:numFmt w:val="decimal"/>
-      <w:lvlText w:val="%9."/>
-      <w:lvlJc w:val="left"/>
-      <w:pPr>
-        <w:tabs>
-          <w:tab w:val="num" w:pos="6381"/>
-        </w:tabs>
-        <w:ind w:left="6381" w:hanging="283"/>
-      </w:pPr>
-      <w:rPr/>
-    </w:lvl>
-  </w:abstractNum>
-  <w:abstractNum w:abstractNumId="15">
     <w:lvl w:ilvl="0">
       <w:start w:val="1"/>
       <w:numFmt w:val="none"/>
@@ -9195,9 +9564,6 @@
   </w:num>
   <w:num w:numId="14">
     <w:abstractNumId w:val="14"/>
-  </w:num>
-  <w:num w:numId="15">
-    <w:abstractNumId w:val="15"/>
   </w:num>
 </w:numbering>
 </file>
@@ -9509,25 +9875,6 @@
       <w:szCs w:val="19"/>
     </w:rPr>
   </w:style>
-  <w:style w:type="paragraph" w:styleId="Ttulodelalista">
-    <w:name w:val="Título de la lista"/>
-    <w:basedOn w:val="Normal"/>
-    <w:next w:val="Contenidodelista"/>
-    <w:qFormat/>
-    <w:pPr>
-      <w:ind w:left="0"/>
-    </w:pPr>
-    <w:rPr/>
-  </w:style>
-  <w:style w:type="paragraph" w:styleId="Contenidodelista">
-    <w:name w:val="Contenido de lista"/>
-    <w:basedOn w:val="Normal"/>
-    <w:qFormat/>
-    <w:pPr>
-      <w:ind w:left="567"/>
-    </w:pPr>
-    <w:rPr/>
-  </w:style>
   <w:style w:type="paragraph" w:styleId="Ttulo3salto">
     <w:name w:val="Título 3.salto"/>
     <w:basedOn w:val="Heading3"/>

--- a/MANUAL-Instalar-Office.docx
+++ b/MANUAL-Instalar-Office.docx
@@ -358,7 +358,7 @@
       </w:pPr>
       <w:r>
         <w:rPr/>
-        <w:t xml:space="preserve">Este es un manual pensado para quien nunca ha instalado un programa. Empezamos desde encender la computadora y no damos nada por sabido. Cada captura lleva </w:t>
+        <w:t xml:space="preserve">Este manual está pensado para quien nunca ha instalado un programa. Se parte desde encender la computadora y no se da nada por sabido. Cada captura lleva </w:t>
       </w:r>
       <w:r>
         <w:rPr>
@@ -369,7 +369,7 @@
       </w:r>
       <w:r>
         <w:rPr/>
-        <w:t xml:space="preserve"> que señalan exactamente dónde mirar y qué escribir. No hay nada que entregar ni que rellenar: es solo para seguirlo mientras instalas. Ve paso por paso, sin prisa: realiza una acción y recién pasa a la siguiente. Las pruebas se realizan en el laboratorio, nunca en el equipo real; al terminar se restaura el snapshot de la máquina virtual. Calcule entre 30 y 45 minutos.</w:t>
+        <w:t xml:space="preserve"> que señalan exactamente dónde mirar y qué escribir. No hay nada que entregar ni que rellenar: es solo para seguirlo mientras se instala. Conviene ir paso por paso, sin prisa: realizar una acción y recién pasar a la siguiente. Las pruebas se realizan en el laboratorio, nunca en el equipo real; al terminar se restaura el snapshot de la máquina virtual. Calcule entre 30 y 45 minutos.</w:t>
       </w:r>
     </w:p>
     <w:p>
@@ -434,7 +434,7 @@
           <w:bdr w:val="single" w:sz="24" w:space="9" w:color="0D3B66"/>
           <w:shd w:fill="F4F7FA" w:val="clear"/>
         </w:rPr>
-        <w:t xml:space="preserve">. La flecha → significa «y luego» (por ejemplo: haz clic → escribe → pulsa Enter). Los números que hay que escribir en el programa aparecen así: </w:t>
+        <w:t xml:space="preserve">. La flecha → significa «y luego» (por ejemplo: haga clic → escriba → pulse Enter). Los números que hay que escribir en el programa aparecen así: </w:t>
       </w:r>
       <w:r>
         <w:rPr>
@@ -464,12 +464,12 @@
       </w:pPr>
       <w:r>
         <w:rPr/>
-        <w:t>2. Pequeño glosario (palabras que vamos a usar)</w:t>
+        <w:t>2. Pequeño glosario (palabras que se van a usar)</w:t>
       </w:r>
     </w:p>
     <w:tbl>
       <w:tblPr>
-        <w:tblW w:w="14881" w:type="dxa"/>
+        <w:tblW w:w="15886" w:type="dxa"/>
         <w:jc w:val="left"/>
         <w:tblInd w:w="28" w:type="dxa"/>
         <w:tblLayout w:type="fixed"/>
@@ -482,7 +482,7 @@
       </w:tblPr>
       <w:tblGrid>
         <w:gridCol w:w="221"/>
-        <w:gridCol w:w="14660"/>
+        <w:gridCol w:w="15665"/>
       </w:tblGrid>
       <w:tr>
         <w:trPr/>
@@ -513,7 +513,7 @@
         </w:tc>
         <w:tc>
           <w:tcPr>
-            <w:tcW w:w="14660" w:type="dxa"/>
+            <w:tcW w:w="15665" w:type="dxa"/>
             <w:tcBorders/>
             <w:vAlign w:val="center"/>
           </w:tcPr>
@@ -567,7 +567,7 @@
         </w:tc>
         <w:tc>
           <w:tcPr>
-            <w:tcW w:w="14660" w:type="dxa"/>
+            <w:tcW w:w="15665" w:type="dxa"/>
             <w:tcBorders/>
             <w:vAlign w:val="center"/>
           </w:tcPr>
@@ -621,7 +621,7 @@
         </w:tc>
         <w:tc>
           <w:tcPr>
-            <w:tcW w:w="14660" w:type="dxa"/>
+            <w:tcW w:w="15665" w:type="dxa"/>
             <w:tcBorders/>
             <w:vAlign w:val="center"/>
           </w:tcPr>
@@ -675,115 +675,7 @@
         </w:tc>
         <w:tc>
           <w:tcPr>
-            <w:tcW w:w="14660" w:type="dxa"/>
-            <w:tcBorders/>
-            <w:vAlign w:val="center"/>
-          </w:tcPr>
-          <w:p>
-            <w:pPr>
-              <w:pStyle w:val="Contenidodelatabla"/>
-              <w:bidi w:val="0"/>
-              <w:spacing w:before="120" w:after="120"/>
-              <w:jc w:val="left"/>
-              <w:rPr/>
-            </w:pPr>
-            <w:r>
-              <w:rPr>
-                <w:b/>
-              </w:rPr>
-              <w:t>Navegador:</w:t>
-            </w:r>
-            <w:r>
-              <w:rPr/>
-              <w:t xml:space="preserve"> El programa para entrar a internet (Google Chrome o Microsoft Edge).</w:t>
-            </w:r>
-          </w:p>
-        </w:tc>
-      </w:tr>
-      <w:tr>
-        <w:trPr/>
-        <w:tc>
-          <w:tcPr>
-            <w:tcW w:w="221" w:type="dxa"/>
-            <w:tcBorders/>
-            <w:vAlign w:val="center"/>
-          </w:tcPr>
-          <w:p>
-            <w:pPr>
-              <w:pStyle w:val="Contenidodelatabla"/>
-              <w:bidi w:val="0"/>
-              <w:spacing w:before="120" w:after="120"/>
-              <w:jc w:val="left"/>
-              <w:rPr>
-                <w:sz w:val="4"/>
-                <w:szCs w:val="4"/>
-              </w:rPr>
-            </w:pPr>
-            <w:r>
-              <w:rPr>
-                <w:sz w:val="4"/>
-                <w:szCs w:val="4"/>
-              </w:rPr>
-            </w:r>
-          </w:p>
-        </w:tc>
-        <w:tc>
-          <w:tcPr>
-            <w:tcW w:w="14660" w:type="dxa"/>
-            <w:tcBorders/>
-            <w:vAlign w:val="center"/>
-          </w:tcPr>
-          <w:p>
-            <w:pPr>
-              <w:pStyle w:val="Contenidodelatabla"/>
-              <w:bidi w:val="0"/>
-              <w:spacing w:before="120" w:after="120"/>
-              <w:jc w:val="left"/>
-              <w:rPr/>
-            </w:pPr>
-            <w:r>
-              <w:rPr>
-                <w:b/>
-              </w:rPr>
-              <w:t>Barra de direcciones:</w:t>
-            </w:r>
-            <w:r>
-              <w:rPr/>
-              <w:t xml:space="preserve"> La barra larga de arriba del navegador, donde se escribe la dirección de una página.</w:t>
-            </w:r>
-          </w:p>
-        </w:tc>
-      </w:tr>
-      <w:tr>
-        <w:trPr/>
-        <w:tc>
-          <w:tcPr>
-            <w:tcW w:w="221" w:type="dxa"/>
-            <w:tcBorders/>
-            <w:vAlign w:val="center"/>
-          </w:tcPr>
-          <w:p>
-            <w:pPr>
-              <w:pStyle w:val="Contenidodelatabla"/>
-              <w:bidi w:val="0"/>
-              <w:spacing w:before="120" w:after="120"/>
-              <w:jc w:val="left"/>
-              <w:rPr>
-                <w:sz w:val="4"/>
-                <w:szCs w:val="4"/>
-              </w:rPr>
-            </w:pPr>
-            <w:r>
-              <w:rPr>
-                <w:sz w:val="4"/>
-                <w:szCs w:val="4"/>
-              </w:rPr>
-            </w:r>
-          </w:p>
-        </w:tc>
-        <w:tc>
-          <w:tcPr>
-            <w:tcW w:w="14660" w:type="dxa"/>
+            <w:tcW w:w="15665" w:type="dxa"/>
             <w:tcBorders/>
             <w:vAlign w:val="center"/>
           </w:tcPr>
@@ -851,7 +743,7 @@
         </w:tc>
         <w:tc>
           <w:tcPr>
-            <w:tcW w:w="14660" w:type="dxa"/>
+            <w:tcW w:w="15665" w:type="dxa"/>
             <w:tcBorders/>
             <w:vAlign w:val="center"/>
           </w:tcPr>
@@ -905,7 +797,7 @@
         </w:tc>
         <w:tc>
           <w:tcPr>
-            <w:tcW w:w="14660" w:type="dxa"/>
+            <w:tcW w:w="15665" w:type="dxa"/>
             <w:tcBorders/>
             <w:vAlign w:val="center"/>
           </w:tcPr>
@@ -925,7 +817,7 @@
             </w:r>
             <w:r>
               <w:rPr/>
-              <w:t xml:space="preserve"> Un programa de Windows con fondo azul oscuro donde se escriben órdenes con el teclado. No tiene botones.</w:t>
+              <w:t xml:space="preserve"> Un programa de Windows, con fondo azul oscuro, donde todo se hace escribiendo. No tiene botones.</w:t>
             </w:r>
           </w:p>
         </w:tc>
@@ -959,7 +851,7 @@
         </w:tc>
         <w:tc>
           <w:tcPr>
-            <w:tcW w:w="14660" w:type="dxa"/>
+            <w:tcW w:w="15665" w:type="dxa"/>
             <w:tcBorders/>
             <w:vAlign w:val="center"/>
           </w:tcPr>
@@ -979,7 +871,7 @@
             </w:r>
             <w:r>
               <w:rPr/>
-              <w:t xml:space="preserve"> Una línea de texto que se le da a PowerShell para que haga algo. Nosotros la vamos a copiar y pegar, no a escribir a mano.</w:t>
+              <w:t xml:space="preserve"> Una línea de texto que se le da a PowerShell para que haga algo. En este manual se copia y se pega; no hace falta escribirla a mano.</w:t>
             </w:r>
           </w:p>
         </w:tc>
@@ -1013,7 +905,7 @@
         </w:tc>
         <w:tc>
           <w:tcPr>
-            <w:tcW w:w="14660" w:type="dxa"/>
+            <w:tcW w:w="15665" w:type="dxa"/>
             <w:tcBorders/>
             <w:vAlign w:val="center"/>
           </w:tcPr>
@@ -1033,7 +925,7 @@
             </w:r>
             <w:r>
               <w:rPr/>
-              <w:t xml:space="preserve"> Permiso especial que Windows pide para instalar programas. Sin él, la instalación no puede ni empezar.</w:t>
+              <w:t xml:space="preserve"> Permiso especial que Windows exige para instalar programas. Sin él, la instalación no puede ni empezar.</w:t>
             </w:r>
           </w:p>
         </w:tc>
@@ -1067,7 +959,7 @@
         </w:tc>
         <w:tc>
           <w:tcPr>
-            <w:tcW w:w="14660" w:type="dxa"/>
+            <w:tcW w:w="15665" w:type="dxa"/>
             <w:tcBorders/>
             <w:vAlign w:val="center"/>
           </w:tcPr>
@@ -1088,7 +980,7 @@
             </w:r>
             <w:r>
               <w:rPr/>
-              <w:t xml:space="preserve"> Copiar es guardar un texto en la memoria (</w:t>
+              <w:t xml:space="preserve"> Copiar guarda un texto en la memoria (</w:t>
             </w:r>
             <w:r>
               <w:rPr>
@@ -1114,7 +1006,7 @@
             </w:r>
             <w:r>
               <w:rPr/>
-              <w:t>); pegar es soltarlo donde quieras (</w:t>
+              <w:t>); pegar lo suelta donde se necesite (</w:t>
             </w:r>
             <w:r>
               <w:rPr>
@@ -1174,7 +1066,7 @@
         </w:tc>
         <w:tc>
           <w:tcPr>
-            <w:tcW w:w="14660" w:type="dxa"/>
+            <w:tcW w:w="15665" w:type="dxa"/>
             <w:tcBorders/>
             <w:vAlign w:val="center"/>
           </w:tcPr>
@@ -1183,7 +1075,6 @@
               <w:pStyle w:val="Contenidodelatabla"/>
               <w:bidi w:val="0"/>
               <w:spacing w:before="120" w:after="120"/>
-              <w:ind w:hanging="0" w:left="0" w:right="0"/>
               <w:jc w:val="left"/>
               <w:rPr/>
             </w:pPr>
@@ -1191,24 +1082,11 @@
               <w:rPr>
                 <w:b/>
               </w:rPr>
-              <w:t>Ventana negra (consola):</w:t>
-            </w:r>
-            <w:r>
-              <w:rPr/>
-              <w:t xml:space="preserve"> Una ventana sin botones donde todo se hace escribiendo números y pulsando </w:t>
-            </w:r>
-            <w:r>
-              <w:rPr>
-                <w:rFonts w:ascii="DejaVu Sans;sans-serif" w:hAnsi="DejaVu Sans;sans-serif"/>
-                <w:sz w:val="17"/>
-                <w:bdr w:val="single" w:sz="2" w:space="1" w:color="999999"/>
-                <w:shd w:fill="FAFAFA" w:val="clear"/>
-              </w:rPr>
-              <w:t>Enter</w:t>
-            </w:r>
-            <w:r>
-              <w:rPr/>
-              <w:t>. Es la que vamos a usar.</w:t>
+              <w:t>Tecla Enter:</w:t>
+            </w:r>
+            <w:r>
+              <w:rPr/>
+              <w:t xml:space="preserve"> La tecla grande con la flecha doblada. Confirma lo que se acaba de escribir.</w:t>
             </w:r>
           </w:p>
         </w:tc>
@@ -1242,7 +1120,61 @@
         </w:tc>
         <w:tc>
           <w:tcPr>
-            <w:tcW w:w="14660" w:type="dxa"/>
+            <w:tcW w:w="15665" w:type="dxa"/>
+            <w:tcBorders/>
+            <w:vAlign w:val="center"/>
+          </w:tcPr>
+          <w:p>
+            <w:pPr>
+              <w:pStyle w:val="Contenidodelatabla"/>
+              <w:bidi w:val="0"/>
+              <w:spacing w:before="120" w:after="120"/>
+              <w:jc w:val="left"/>
+              <w:rPr/>
+            </w:pPr>
+            <w:r>
+              <w:rPr>
+                <w:b/>
+              </w:rPr>
+              <w:t>Ventana de la consola:</w:t>
+            </w:r>
+            <w:r>
+              <w:rPr/>
+              <w:t xml:space="preserve"> La ventana sin botones donde el instalador muestra su menú. Todo se elige escribiendo un número.</w:t>
+            </w:r>
+          </w:p>
+        </w:tc>
+      </w:tr>
+      <w:tr>
+        <w:trPr/>
+        <w:tc>
+          <w:tcPr>
+            <w:tcW w:w="221" w:type="dxa"/>
+            <w:tcBorders/>
+            <w:vAlign w:val="center"/>
+          </w:tcPr>
+          <w:p>
+            <w:pPr>
+              <w:pStyle w:val="Contenidodelatabla"/>
+              <w:bidi w:val="0"/>
+              <w:spacing w:before="120" w:after="120"/>
+              <w:jc w:val="left"/>
+              <w:rPr>
+                <w:sz w:val="4"/>
+                <w:szCs w:val="4"/>
+              </w:rPr>
+            </w:pPr>
+            <w:r>
+              <w:rPr>
+                <w:sz w:val="4"/>
+                <w:szCs w:val="4"/>
+              </w:rPr>
+            </w:r>
+          </w:p>
+        </w:tc>
+        <w:tc>
+          <w:tcPr>
+            <w:tcW w:w="15665" w:type="dxa"/>
             <w:tcBorders/>
             <w:vAlign w:val="center"/>
           </w:tcPr>
@@ -1329,7 +1261,7 @@
         <w:rPr>
           <w:sz w:val="19"/>
         </w:rPr>
-        <w:t xml:space="preserve">Como usuario nuevo, quiero ver exactamente dónde hacer clic y qué número escribir para no equivocarme ni entrar a una página falsa. </w:t>
+        <w:t xml:space="preserve">Como usuario nuevo, quiero ver exactamente qué escribir y dónde, para no equivocarme ni borrar algo por error. </w:t>
       </w:r>
     </w:p>
     <w:p>
@@ -1385,7 +1317,7 @@
           <w:bdr w:val="single" w:sz="24" w:space="9" w:color="D98324"/>
           <w:shd w:fill="FFF6E8" w:val="clear"/>
         </w:rPr>
-        <w:t xml:space="preserve"> Esto se hace en la máquina virtual del laboratorio, nunca en tu computadora personal. Al terminar la práctica se restaura el snapshot y el equipo vuelve a quedar como estaba.</w:t>
+        <w:t xml:space="preserve"> Esto se realiza en la máquina virtual del laboratorio, nunca en la computadora personal. Al terminar la práctica se restaura el snapshot y el equipo queda como estaba.</w:t>
       </w:r>
     </w:p>
     <w:p>
@@ -1431,7 +1363,7 @@
       </w:pPr>
       <w:r>
         <w:rPr/>
-        <w:t xml:space="preserve">Presiona el botón de encendido </w:t>
+        <w:t xml:space="preserve">Presione el botón de encendido </w:t>
       </w:r>
       <w:r>
         <w:rPr>
@@ -1441,7 +1373,7 @@
       </w:r>
       <w:r>
         <w:rPr/>
-        <w:t xml:space="preserve"> y suéltalo. En una computadora de escritorio está en la torre (la caja grande). En una laptop, arriba del teclado. Tiene dibujado este símbolo: </w:t>
+        <w:t xml:space="preserve"> y suéltelo. En una computadora de escritorio está en la torre (la caja grande). En una laptop, arriba del teclado. Tiene dibujado este símbolo: </w:t>
       </w:r>
     </w:p>
     <w:p>
@@ -1463,7 +1395,7 @@
       </w:pPr>
       <w:r>
         <w:rPr/>
-        <w:t xml:space="preserve">Espera sin tocar nada. Verás luces y quizá un logo. Puede tardar uno o dos minutos. Es normal. </w:t>
+        <w:t xml:space="preserve">Espere sin tocar nada. Se verán luces y quizá un logo. Puede tardar uno o dos minutos. Es normal. </w:t>
       </w:r>
     </w:p>
     <w:p>
@@ -1485,7 +1417,7 @@
       </w:pPr>
       <w:r>
         <w:rPr/>
-        <w:t xml:space="preserve">Aparece una pantalla con la hora (se llama pantalla de bloqueo). Presiona cualquier tecla o haz clic para continuar. </w:t>
+        <w:t xml:space="preserve">Aparece una pantalla con la hora (se llama pantalla de bloqueo). Presione cualquier tecla o haga clic para continuar. </w:t>
       </w:r>
     </w:p>
     <w:p>
@@ -1507,7 +1439,7 @@
       </w:pPr>
       <w:r>
         <w:rPr/>
-        <w:t xml:space="preserve">Escribe tu contraseña o PIN y pulsa </w:t>
+        <w:t xml:space="preserve">Escriba su contraseña o PIN y pulse </w:t>
       </w:r>
       <w:r>
         <w:rPr>
@@ -1520,7 +1452,7 @@
       </w:r>
       <w:r>
         <w:rPr/>
-        <w:t xml:space="preserve">. Si tu equipo no pide contraseña, entra directo. </w:t>
+        <w:t xml:space="preserve">. Si el equipo no pide contraseña, entra directo. </w:t>
       </w:r>
     </w:p>
     <w:p>
@@ -1541,7 +1473,7 @@
       </w:pPr>
       <w:r>
         <w:rPr/>
-        <w:t xml:space="preserve">Ya estás dentro cuando ves el fondo de pantalla con iconos y, abajo, la barra de tareas. </w:t>
+        <w:t xml:space="preserve">Ya está dentro cuando ve el fondo de pantalla con iconos y, abajo, la barra de tareas. </w:t>
       </w:r>
     </w:p>
     <w:p>
@@ -1553,7 +1485,7 @@
       </w:pPr>
       <w:r>
         <w:rPr/>
-        <w:t>Paso B. Abrir el navegador (Chrome o Edge)</w:t>
+        <w:t>Paso B. Abrir PowerShell como administrador</w:t>
       </w:r>
     </w:p>
     <w:p>
@@ -1565,135 +1497,19 @@
       </w:pPr>
       <w:r>
         <w:rPr/>
-        <w:t>El navegador es el programa para entrar a internet. Busca uno de estos dos iconos:</w:t>
-      </w:r>
-    </w:p>
-    <w:tbl>
-      <w:tblPr>
-        <w:tblW w:w="10560" w:type="dxa"/>
-        <w:jc w:val="left"/>
-        <w:tblInd w:w="28" w:type="dxa"/>
-        <w:tblLayout w:type="fixed"/>
-        <w:tblCellMar>
-          <w:top w:w="28" w:type="dxa"/>
-          <w:left w:w="28" w:type="dxa"/>
-          <w:bottom w:w="28" w:type="dxa"/>
-          <w:right w:w="28" w:type="dxa"/>
-        </w:tblCellMar>
-      </w:tblPr>
-      <w:tblGrid>
-        <w:gridCol w:w="221"/>
-        <w:gridCol w:w="10339"/>
-      </w:tblGrid>
-      <w:tr>
-        <w:trPr/>
-        <w:tc>
-          <w:tcPr>
-            <w:tcW w:w="221" w:type="dxa"/>
-            <w:tcBorders/>
-            <w:vAlign w:val="center"/>
-          </w:tcPr>
-          <w:p>
-            <w:pPr>
-              <w:pStyle w:val="Contenidodelatabla"/>
-              <w:bidi w:val="0"/>
-              <w:spacing w:before="120" w:after="120"/>
-              <w:jc w:val="left"/>
-              <w:rPr>
-                <w:sz w:val="4"/>
-                <w:szCs w:val="4"/>
-              </w:rPr>
-            </w:pPr>
-            <w:r>
-              <w:rPr>
-                <w:sz w:val="4"/>
-                <w:szCs w:val="4"/>
-              </w:rPr>
-            </w:r>
-          </w:p>
-        </w:tc>
-        <w:tc>
-          <w:tcPr>
-            <w:tcW w:w="10339" w:type="dxa"/>
-            <w:tcBorders/>
-            <w:vAlign w:val="center"/>
-          </w:tcPr>
-          <w:p>
-            <w:pPr>
-              <w:pStyle w:val="Contenidodelatabla"/>
-              <w:bidi w:val="0"/>
-              <w:spacing w:before="120" w:after="120"/>
-              <w:jc w:val="left"/>
-              <w:rPr/>
-            </w:pPr>
-            <w:r>
-              <w:rPr>
-                <w:b/>
-              </w:rPr>
-              <w:t>Google Chrome:</w:t>
-            </w:r>
-            <w:r>
-              <w:rPr/>
-              <w:t xml:space="preserve"> un círculo de colores (rojo, amarillo y verde) con un punto azul en el centro.</w:t>
-            </w:r>
-          </w:p>
-        </w:tc>
-      </w:tr>
-      <w:tr>
-        <w:trPr/>
-        <w:tc>
-          <w:tcPr>
-            <w:tcW w:w="221" w:type="dxa"/>
-            <w:tcBorders/>
-            <w:vAlign w:val="center"/>
-          </w:tcPr>
-          <w:p>
-            <w:pPr>
-              <w:pStyle w:val="Contenidodelatabla"/>
-              <w:bidi w:val="0"/>
-              <w:spacing w:before="120" w:after="120"/>
-              <w:jc w:val="left"/>
-              <w:rPr>
-                <w:sz w:val="4"/>
-                <w:szCs w:val="4"/>
-              </w:rPr>
-            </w:pPr>
-            <w:r>
-              <w:rPr>
-                <w:sz w:val="4"/>
-                <w:szCs w:val="4"/>
-              </w:rPr>
-            </w:r>
-          </w:p>
-        </w:tc>
-        <w:tc>
-          <w:tcPr>
-            <w:tcW w:w="10339" w:type="dxa"/>
-            <w:tcBorders/>
-            <w:vAlign w:val="center"/>
-          </w:tcPr>
-          <w:p>
-            <w:pPr>
-              <w:pStyle w:val="Contenidodelatabla"/>
-              <w:bidi w:val="0"/>
-              <w:spacing w:before="120" w:after="120"/>
-              <w:jc w:val="left"/>
-              <w:rPr/>
-            </w:pPr>
-            <w:r>
-              <w:rPr>
-                <w:b/>
-              </w:rPr>
-              <w:t>Microsoft Edge:</w:t>
-            </w:r>
-            <w:r>
-              <w:rPr/>
-              <w:t xml:space="preserve"> una ola o remolino en tonos azul y verde.</w:t>
-            </w:r>
-          </w:p>
-        </w:tc>
-      </w:tr>
-    </w:tbl>
+        <w:t xml:space="preserve">Este es </w:t>
+      </w:r>
+      <w:r>
+        <w:rPr>
+          <w:b/>
+        </w:rPr>
+        <w:t>el paso más importante de todo el manual</w:t>
+      </w:r>
+      <w:r>
+        <w:rPr/>
+        <w:t>. Si PowerShell se abre sin permisos de administrador, la instalación no podrá empezar.</w:t>
+      </w:r>
+    </w:p>
     <w:p>
       <w:pPr>
         <w:pStyle w:val="BodyText"/>
@@ -1703,17 +1519,30 @@
         </w:numPr>
         <w:tabs>
           <w:tab w:val="clear" w:pos="1134"/>
-          <w:tab w:val="left" w:pos="829" w:leader="none"/>
+          <w:tab w:val="left" w:pos="709" w:leader="none"/>
         </w:tabs>
         <w:bidi w:val="0"/>
         <w:spacing w:before="120" w:after="0"/>
-        <w:ind w:hanging="283" w:left="829"/>
-        <w:jc w:val="left"/>
-        <w:rPr/>
-      </w:pPr>
-      <w:r>
-        <w:rPr/>
-        <w:t xml:space="preserve">Mira en la barra de abajo (barra de tareas) o en el escritorio. ¿Ves uno de esos iconos? Haz clic (o doble clic si está en el escritorio). </w:t>
+        <w:ind w:hanging="283" w:left="709" w:right="0"/>
+        <w:jc w:val="left"/>
+        <w:rPr/>
+      </w:pPr>
+      <w:r>
+        <w:rPr/>
+        <w:t xml:space="preserve">Presione la tecla </w:t>
+      </w:r>
+      <w:r>
+        <w:rPr>
+          <w:rFonts w:ascii="DejaVu Sans;sans-serif" w:hAnsi="DejaVu Sans;sans-serif"/>
+          <w:sz w:val="17"/>
+          <w:bdr w:val="single" w:sz="2" w:space="1" w:color="999999"/>
+          <w:shd w:fill="FAFAFA" w:val="clear"/>
+        </w:rPr>
+        <w:t>Windows</w:t>
+      </w:r>
+      <w:r>
+        <w:rPr/>
+        <w:t xml:space="preserve"> del teclado (la que tiene la ventanita). Se abre el menú Inicio. </w:t>
       </w:r>
     </w:p>
     <w:p>
@@ -1725,30 +1554,37 @@
         </w:numPr>
         <w:tabs>
           <w:tab w:val="clear" w:pos="1134"/>
-          <w:tab w:val="left" w:pos="709" w:leader="none"/>
+          <w:tab w:val="left" w:pos="829" w:leader="none"/>
         </w:tabs>
         <w:bidi w:val="0"/>
         <w:spacing w:before="120" w:after="0"/>
-        <w:ind w:hanging="283" w:left="709" w:right="0"/>
-        <w:jc w:val="left"/>
-        <w:rPr/>
-      </w:pPr>
-      <w:r>
-        <w:rPr/>
-        <w:t xml:space="preserve">¿No lo encuentras? Presiona la tecla </w:t>
-      </w:r>
-      <w:r>
-        <w:rPr>
-          <w:rFonts w:ascii="DejaVu Sans;sans-serif" w:hAnsi="DejaVu Sans;sans-serif"/>
-          <w:sz w:val="17"/>
-          <w:bdr w:val="single" w:sz="2" w:space="1" w:color="999999"/>
-          <w:shd w:fill="FAFAFA" w:val="clear"/>
-        </w:rPr>
-        <w:t>Windows</w:t>
-      </w:r>
-      <w:r>
-        <w:rPr/>
-        <w:t xml:space="preserve"> del teclado (la que tiene la ventanita ). Se abre el menú Inicio. </w:t>
+        <w:ind w:hanging="283" w:left="829"/>
+        <w:jc w:val="left"/>
+        <w:rPr/>
+      </w:pPr>
+      <w:r>
+        <w:rPr/>
+        <w:t xml:space="preserve">Escriba </w:t>
+      </w:r>
+      <w:r>
+        <w:rPr>
+          <w:rStyle w:val="Textooriginal"/>
+        </w:rPr>
+        <w:t>PowerShell</w:t>
+      </w:r>
+      <w:r>
+        <w:rPr/>
+        <w:t xml:space="preserve">. </w:t>
+      </w:r>
+      <w:r>
+        <w:rPr>
+          <w:b/>
+        </w:rPr>
+        <w:t>No pulse Enter todavía.</w:t>
+      </w:r>
+      <w:r>
+        <w:rPr/>
+        <w:t xml:space="preserve"> Arriba aparecerá «Windows PowerShell» como mejor coincidencia. </w:t>
       </w:r>
     </w:p>
     <w:p>
@@ -1760,50 +1596,27 @@
         </w:numPr>
         <w:tabs>
           <w:tab w:val="clear" w:pos="1134"/>
-          <w:tab w:val="left" w:pos="709" w:leader="none"/>
+          <w:tab w:val="left" w:pos="829" w:leader="none"/>
         </w:tabs>
         <w:bidi w:val="0"/>
         <w:spacing w:before="120" w:after="0"/>
-        <w:ind w:hanging="283" w:left="709" w:right="0"/>
-        <w:jc w:val="left"/>
-        <w:rPr/>
-      </w:pPr>
-      <w:r>
-        <w:rPr/>
-        <w:t xml:space="preserve">Escribe </w:t>
-      </w:r>
-      <w:r>
-        <w:rPr>
-          <w:rStyle w:val="Textooriginal"/>
-        </w:rPr>
-        <w:t>chrome</w:t>
-      </w:r>
-      <w:r>
-        <w:rPr/>
-        <w:t xml:space="preserve"> (o </w:t>
-      </w:r>
-      <w:r>
-        <w:rPr>
-          <w:rStyle w:val="Textooriginal"/>
-        </w:rPr>
-        <w:t>edge</w:t>
-      </w:r>
-      <w:r>
-        <w:rPr/>
-        <w:t xml:space="preserve">) → arriba aparece el programa → pulsa </w:t>
-      </w:r>
-      <w:r>
-        <w:rPr>
-          <w:rFonts w:ascii="DejaVu Sans;sans-serif" w:hAnsi="DejaVu Sans;sans-serif"/>
-          <w:sz w:val="17"/>
-          <w:bdr w:val="single" w:sz="2" w:space="1" w:color="999999"/>
-          <w:shd w:fill="FAFAFA" w:val="clear"/>
-        </w:rPr>
-        <w:t>Enter</w:t>
-      </w:r>
-      <w:r>
-        <w:rPr/>
-        <w:t xml:space="preserve">. </w:t>
+        <w:ind w:hanging="283" w:left="829"/>
+        <w:jc w:val="left"/>
+        <w:rPr/>
+      </w:pPr>
+      <w:r>
+        <w:rPr/>
+        <w:t xml:space="preserve">En el panel de la derecha, haga clic en </w:t>
+      </w:r>
+      <w:r>
+        <w:rPr>
+          <w:b/>
+        </w:rPr>
+        <w:t>«Ejecutar como administrador»</w:t>
+      </w:r>
+      <w:r>
+        <w:rPr/>
+        <w:t xml:space="preserve">. Si no aparece ese panel, haga clic derecho sobre «Windows PowerShell» y elija esa misma opción del menú. </w:t>
       </w:r>
     </w:p>
     <w:p>
@@ -1824,218 +1637,24 @@
       </w:pPr>
       <w:r>
         <w:rPr/>
-        <w:t xml:space="preserve">El navegador se abre en una ventana grande. Listo para el siguiente paso. </w:t>
-      </w:r>
-    </w:p>
-    <w:p>
-      <w:pPr>
-        <w:pStyle w:val="Ttulo4paso"/>
-        <w:bidi w:val="0"/>
-        <w:jc w:val="left"/>
-        <w:rPr/>
-      </w:pPr>
-      <w:r>
-        <w:rPr/>
-        <w:t>Paso C. Entrar a la página del instalador</w:t>
+        <w:t xml:space="preserve">Windows preguntará si permite cambios en el dispositivo. Haga clic en </w:t>
+      </w:r>
+      <w:r>
+        <w:rPr>
+          <w:b/>
+        </w:rPr>
+        <w:t>Sí</w:t>
+      </w:r>
+      <w:r>
+        <w:rPr/>
+        <w:t xml:space="preserve">. Ese aviso es normal y sale siempre. Si se pulsa «No», la ventana se cierra y no ocurre nada. </w:t>
       </w:r>
     </w:p>
     <w:p>
       <w:pPr>
         <w:pStyle w:val="BodyText"/>
-        <w:numPr>
-          <w:ilvl w:val="0"/>
-          <w:numId w:val="4"/>
-        </w:numPr>
-        <w:tabs>
-          <w:tab w:val="clear" w:pos="1134"/>
-          <w:tab w:val="left" w:pos="829" w:leader="none"/>
-        </w:tabs>
         <w:bidi w:val="0"/>
         <w:spacing w:before="120" w:after="0"/>
-        <w:ind w:hanging="283" w:left="829"/>
-        <w:jc w:val="left"/>
-        <w:rPr/>
-      </w:pPr>
-      <w:r>
-        <w:rPr/>
-        <w:t xml:space="preserve">Busca la barra larga de arriba (barra de direcciones) y haz </w:t>
-      </w:r>
-      <w:r>
-        <w:rPr>
-          <w:b/>
-        </w:rPr>
-        <w:t>un clic dentro</w:t>
-      </w:r>
-      <w:r>
-        <w:rPr/>
-        <w:t xml:space="preserve">. </w:t>
-      </w:r>
-    </w:p>
-    <w:p>
-      <w:pPr>
-        <w:pStyle w:val="BodyText"/>
-        <w:numPr>
-          <w:ilvl w:val="0"/>
-          <w:numId w:val="4"/>
-        </w:numPr>
-        <w:tabs>
-          <w:tab w:val="clear" w:pos="1134"/>
-          <w:tab w:val="left" w:pos="829" w:leader="none"/>
-        </w:tabs>
-        <w:bidi w:val="0"/>
-        <w:spacing w:before="120" w:after="0"/>
-        <w:ind w:hanging="283" w:left="829"/>
-        <w:jc w:val="left"/>
-        <w:rPr/>
-      </w:pPr>
-      <w:r>
-        <w:rPr/>
-        <w:t xml:space="preserve">Si tenía texto, bórralo con la tecla </w:t>
-      </w:r>
-      <w:r>
-        <w:rPr>
-          <w:b/>
-        </w:rPr>
-        <w:t>Retroceso</w:t>
-      </w:r>
-      <w:r>
-        <w:rPr/>
-        <w:t xml:space="preserve"> (la flecha de borrar, arriba a la derecha del teclado). </w:t>
-      </w:r>
-    </w:p>
-    <w:p>
-      <w:pPr>
-        <w:pStyle w:val="BodyText"/>
-        <w:numPr>
-          <w:ilvl w:val="0"/>
-          <w:numId w:val="4"/>
-        </w:numPr>
-        <w:tabs>
-          <w:tab w:val="clear" w:pos="1134"/>
-          <w:tab w:val="left" w:pos="709" w:leader="none"/>
-        </w:tabs>
-        <w:bidi w:val="0"/>
-        <w:spacing w:before="120" w:after="0"/>
-        <w:ind w:hanging="283" w:left="709" w:right="0"/>
-        <w:jc w:val="left"/>
-        <w:rPr/>
-      </w:pPr>
-      <w:r>
-        <w:rPr/>
-        <w:t xml:space="preserve">Escribe exactamente esta dirección y pulsa </w:t>
-      </w:r>
-      <w:r>
-        <w:rPr>
-          <w:rFonts w:ascii="DejaVu Sans;sans-serif" w:hAnsi="DejaVu Sans;sans-serif"/>
-          <w:sz w:val="17"/>
-          <w:bdr w:val="single" w:sz="2" w:space="1" w:color="999999"/>
-          <w:shd w:fill="FAFAFA" w:val="clear"/>
-        </w:rPr>
-        <w:t>Enter</w:t>
-      </w:r>
-      <w:r>
-        <w:rPr/>
-        <w:t xml:space="preserve">: </w:t>
-      </w:r>
-    </w:p>
-    <w:p>
-      <w:pPr>
-        <w:pStyle w:val="BodyText"/>
-        <w:numPr>
-          <w:ilvl w:val="0"/>
-          <w:numId w:val="0"/>
-        </w:numPr>
-        <w:bidi w:val="0"/>
-        <w:spacing w:before="120" w:after="60"/>
-        <w:ind w:hanging="0" w:left="120" w:right="120"/>
-        <w:jc w:val="left"/>
-        <w:rPr/>
-      </w:pPr>
-      <w:r>
-        <w:rPr>
-          <w:rStyle w:val="Textooriginal"/>
-          <w:sz w:val="19"/>
-        </w:rPr>
-        <w:t>github.com/MariaDSalazar/instalador-office-isupol</w:t>
-      </w:r>
-    </w:p>
-    <w:p>
-      <w:pPr>
-        <w:pStyle w:val="BodyText"/>
-        <w:numPr>
-          <w:ilvl w:val="0"/>
-          <w:numId w:val="4"/>
-        </w:numPr>
-        <w:tabs>
-          <w:tab w:val="clear" w:pos="1134"/>
-          <w:tab w:val="left" w:pos="829" w:leader="none"/>
-        </w:tabs>
-        <w:bidi w:val="0"/>
-        <w:spacing w:before="120" w:after="0"/>
-        <w:ind w:hanging="283" w:left="829"/>
-        <w:jc w:val="left"/>
-        <w:rPr/>
-      </w:pPr>
-      <w:r>
-        <w:rPr/>
-        <w:t xml:space="preserve">Comprueba que arriba diga </w:t>
-      </w:r>
-      <w:r>
-        <w:rPr>
-          <w:rStyle w:val="Textooriginal"/>
-        </w:rPr>
-        <w:t>github.com</w:t>
-      </w:r>
-      <w:r>
-        <w:rPr/>
-        <w:t xml:space="preserve"> y el nombre correcto. Si te manda a descargar un </w:t>
-      </w:r>
-      <w:r>
-        <w:rPr>
-          <w:rStyle w:val="Textooriginal"/>
-        </w:rPr>
-        <w:t>.exe</w:t>
-      </w:r>
-      <w:r>
-        <w:rPr/>
-        <w:t xml:space="preserve"> o el nombre es distinto, cierra: es una copia falsa. </w:t>
-      </w:r>
-    </w:p>
-    <w:p>
-      <w:pPr>
-        <w:pStyle w:val="BodyText"/>
-        <w:numPr>
-          <w:ilvl w:val="0"/>
-          <w:numId w:val="4"/>
-        </w:numPr>
-        <w:tabs>
-          <w:tab w:val="clear" w:pos="1134"/>
-          <w:tab w:val="left" w:pos="829" w:leader="none"/>
-        </w:tabs>
-        <w:bidi w:val="0"/>
-        <w:ind w:hanging="283" w:left="829"/>
-        <w:jc w:val="left"/>
-        <w:rPr/>
-      </w:pPr>
-      <w:r>
-        <w:rPr/>
-        <w:t xml:space="preserve">Baja con la rueda del mouse hasta el apartado </w:t>
-      </w:r>
-      <w:r>
-        <w:rPr>
-          <w:b/>
-        </w:rPr>
-        <w:t>«Forma 1 · Un solo comando»</w:t>
-      </w:r>
-      <w:r>
-        <w:rPr/>
-        <w:t xml:space="preserve">. </w:t>
-      </w:r>
-    </w:p>
-    <w:p>
-      <w:pPr>
-        <w:pStyle w:val="BodyText"/>
-        <w:bidi w:val="0"/>
         <w:jc w:val="left"/>
         <w:rPr/>
       </w:pPr>
@@ -2043,9 +1662,9 @@
         <w:rPr/>
         <w:drawing>
           <wp:inline distT="0" distB="0" distL="0" distR="0">
-            <wp:extent cx="13744575" cy="3467100"/>
+            <wp:extent cx="11239500" cy="6667500"/>
             <wp:effectExtent l="0" t="0" r="0" b="0"/>
-            <wp:docPr id="1" name="Imagen1" descr="La página del instalador en GitHub"/>
+            <wp:docPr id="1" name="Imagen1" descr="Buscar PowerShell en el menú Inicio"/>
             <wp:cNvGraphicFramePr>
               <a:graphicFrameLocks xmlns:a="http://schemas.openxmlformats.org/drawingml/2006/main" noChangeAspect="1"/>
             </wp:cNvGraphicFramePr>
@@ -2053,507 +1672,13 @@
               <a:graphicData uri="http://schemas.openxmlformats.org/drawingml/2006/picture">
                 <pic:pic xmlns:pic="http://schemas.openxmlformats.org/drawingml/2006/picture">
                   <pic:nvPicPr>
-                    <pic:cNvPr id="1" name="Imagen1" descr="La página del instalador en GitHub"/>
+                    <pic:cNvPr id="1" name="Imagen1" descr="Buscar PowerShell en el menú Inicio"/>
                     <pic:cNvPicPr>
                       <a:picLocks noChangeAspect="1" noChangeArrowheads="1"/>
                     </pic:cNvPicPr>
                   </pic:nvPicPr>
                   <pic:blipFill>
                     <a:blip r:embed="rId2"/>
-                    <a:stretch>
-                      <a:fillRect/>
-                    </a:stretch>
-                  </pic:blipFill>
-                  <pic:spPr bwMode="auto">
-                    <a:xfrm>
-                      <a:off x="0" y="0"/>
-                      <a:ext cx="13744575" cy="3467100"/>
-                    </a:xfrm>
-                    <a:prstGeom prst="rect">
-                      <a:avLst/>
-                    </a:prstGeom>
-                    <a:noFill/>
-                  </pic:spPr>
-                </pic:pic>
-              </a:graphicData>
-            </a:graphic>
-          </wp:inline>
-        </w:drawing>
-      </w:r>
-      <w:r>
-        <w:rPr/>
-        <w:t xml:space="preserve"> </w:t>
-      </w:r>
-      <w:r>
-        <w:rPr>
-          <w:b/>
-        </w:rPr>
-        <w:t>Figura 1.</w:t>
-      </w:r>
-      <w:r>
-        <w:rPr/>
-        <w:t xml:space="preserve"> La página del instalador. </w:t>
-      </w:r>
-      <w:r>
-        <w:rPr>
-          <w:b/>
-        </w:rPr>
-        <w:t>Círculo 1:</w:t>
-      </w:r>
-      <w:r>
-        <w:rPr/>
-        <w:t xml:space="preserve"> la barra de direcciones, ahí escribes la dirección. </w:t>
-      </w:r>
-      <w:r>
-        <w:rPr>
-          <w:b/>
-        </w:rPr>
-        <w:t>Círculo 2:</w:t>
-      </w:r>
-      <w:r>
-        <w:rPr/>
-        <w:t xml:space="preserve"> el recuadro oscuro con el comando que copiaremos en el Paso D. La flecha señala el botoncito de copiar, que aparece al pasar el mouse por encima. </w:t>
-      </w:r>
-    </w:p>
-    <w:p>
-      <w:pPr>
-        <w:pStyle w:val="Ttulo4paso"/>
-        <w:bidi w:val="0"/>
-        <w:jc w:val="left"/>
-        <w:rPr/>
-      </w:pPr>
-      <w:r>
-        <w:rPr/>
-        <w:t>Paso D. Copiar el comando</w:t>
-      </w:r>
-    </w:p>
-    <w:p>
-      <w:pPr>
-        <w:pStyle w:val="Cuerpodetextochico"/>
-        <w:bidi w:val="0"/>
-        <w:jc w:val="left"/>
-        <w:rPr/>
-      </w:pPr>
-      <w:r>
-        <w:rPr/>
-        <w:t xml:space="preserve">El comando es esta línea larga. </w:t>
-      </w:r>
-      <w:r>
-        <w:rPr>
-          <w:b/>
-        </w:rPr>
-        <w:t>No hace falta escribirla a mano</w:t>
-      </w:r>
-      <w:r>
-        <w:rPr/>
-        <w:t>, la vamos a copiar entera:</w:t>
-      </w:r>
-    </w:p>
-    <w:p>
-      <w:pPr>
-        <w:pStyle w:val="BodyText"/>
-        <w:bidi w:val="0"/>
-        <w:spacing w:before="135" w:after="135"/>
-        <w:ind w:hanging="0" w:left="135" w:right="135"/>
-        <w:jc w:val="left"/>
-        <w:rPr>
-          <w:rFonts w:ascii="DejaVu Sans Mono;monospace" w:hAnsi="DejaVu Sans Mono;monospace"/>
-          <w:color w:val="E6EDF3"/>
-          <w:sz w:val="16"/>
-          <w:shd w:fill="0D1117" w:val="clear"/>
-        </w:rPr>
-      </w:pPr>
-      <w:r>
-        <w:rPr>
-          <w:rFonts w:ascii="DejaVu Sans Mono;monospace" w:hAnsi="DejaVu Sans Mono;monospace"/>
-          <w:color w:val="E6EDF3"/>
-          <w:sz w:val="16"/>
-          <w:shd w:fill="0D1117" w:val="clear"/>
-        </w:rPr>
-        <w:t xml:space="preserve">irm https://raw.githubusercontent.com/MariaDSalazar/instalador-office-isupol/main/office-isupol.ps1 | iex </w:t>
-      </w:r>
-    </w:p>
-    <w:p>
-      <w:pPr>
-        <w:pStyle w:val="BodyText"/>
-        <w:numPr>
-          <w:ilvl w:val="0"/>
-          <w:numId w:val="5"/>
-        </w:numPr>
-        <w:tabs>
-          <w:tab w:val="clear" w:pos="1134"/>
-          <w:tab w:val="left" w:pos="709" w:leader="none"/>
-        </w:tabs>
-        <w:bidi w:val="0"/>
-        <w:spacing w:before="120" w:after="0"/>
-        <w:ind w:hanging="283" w:left="709" w:right="0"/>
-        <w:jc w:val="left"/>
-        <w:rPr/>
-      </w:pPr>
-      <w:r>
-        <w:rPr/>
-        <w:t xml:space="preserve">Pasa el mouse por encima del recuadro oscuro de la página; en la esquina derecha aparece un </w:t>
-      </w:r>
-      <w:r>
-        <w:rPr>
-          <w:b/>
-        </w:rPr>
-        <w:t>botoncito de copiar</w:t>
-      </w:r>
-      <w:r>
-        <w:rPr/>
-        <w:t xml:space="preserve"> (dos cuadraditos). Haz clic ahí. Si no aparece el botoncito, selecciona el texto con el mouse arrastrando de principio a fin y presiona </w:t>
-      </w:r>
-      <w:r>
-        <w:rPr>
-          <w:rFonts w:ascii="DejaVu Sans;sans-serif" w:hAnsi="DejaVu Sans;sans-serif"/>
-          <w:sz w:val="17"/>
-          <w:bdr w:val="single" w:sz="2" w:space="1" w:color="999999"/>
-          <w:shd w:fill="FAFAFA" w:val="clear"/>
-        </w:rPr>
-        <w:t>Ctrl</w:t>
-      </w:r>
-      <w:r>
-        <w:rPr/>
-        <w:t>+</w:t>
-      </w:r>
-      <w:r>
-        <w:rPr>
-          <w:rFonts w:ascii="DejaVu Sans;sans-serif" w:hAnsi="DejaVu Sans;sans-serif"/>
-          <w:sz w:val="17"/>
-          <w:bdr w:val="single" w:sz="2" w:space="1" w:color="999999"/>
-          <w:shd w:fill="FAFAFA" w:val="clear"/>
-        </w:rPr>
-        <w:t>C</w:t>
-      </w:r>
-      <w:r>
-        <w:rPr/>
-        <w:t xml:space="preserve">. </w:t>
-      </w:r>
-    </w:p>
-    <w:p>
-      <w:pPr>
-        <w:pStyle w:val="BodyText"/>
-        <w:numPr>
-          <w:ilvl w:val="0"/>
-          <w:numId w:val="5"/>
-        </w:numPr>
-        <w:tabs>
-          <w:tab w:val="clear" w:pos="1134"/>
-          <w:tab w:val="left" w:pos="829" w:leader="none"/>
-        </w:tabs>
-        <w:bidi w:val="0"/>
-        <w:spacing w:before="120" w:after="0"/>
-        <w:ind w:hanging="283" w:left="829"/>
-        <w:jc w:val="left"/>
-        <w:rPr/>
-      </w:pPr>
-      <w:r>
-        <w:rPr/>
-        <w:t xml:space="preserve">El comando ya está copiado, aunque no veas ningún cambio en la pantalla. Es normal. </w:t>
-      </w:r>
-    </w:p>
-    <w:p>
-      <w:pPr>
-        <w:pStyle w:val="BodyText"/>
-        <w:numPr>
-          <w:ilvl w:val="0"/>
-          <w:numId w:val="5"/>
-        </w:numPr>
-        <w:tabs>
-          <w:tab w:val="clear" w:pos="1134"/>
-          <w:tab w:val="left" w:pos="829" w:leader="none"/>
-        </w:tabs>
-        <w:bidi w:val="0"/>
-        <w:ind w:hanging="283" w:left="829"/>
-        <w:jc w:val="left"/>
-        <w:rPr/>
-      </w:pPr>
-      <w:r>
-        <w:rPr>
-          <w:b/>
-        </w:rPr>
-        <w:t>No cierres el navegador todavía</w:t>
-      </w:r>
-      <w:r>
-        <w:rPr/>
-        <w:t xml:space="preserve">, por si hay que copiarlo de nuevo. </w:t>
-      </w:r>
-    </w:p>
-    <w:p>
-      <w:pPr>
-        <w:pStyle w:val="BodyText"/>
-        <w:bidi w:val="0"/>
-        <w:spacing w:before="180" w:after="180"/>
-        <w:ind w:hanging="0" w:left="180" w:right="180"/>
-        <w:jc w:val="left"/>
-        <w:rPr/>
-      </w:pPr>
-      <w:r>
-        <w:rPr>
-          <w:b/>
-          <w:sz w:val="19"/>
-          <w:bdr w:val="single" w:sz="24" w:space="9" w:color="0D3B66"/>
-          <w:shd w:fill="F4F7FA" w:val="clear"/>
-        </w:rPr>
-        <w:t>¿Qué hace ese comando?</w:t>
-      </w:r>
-      <w:r>
-        <w:rPr>
-          <w:sz w:val="19"/>
-          <w:bdr w:val="single" w:sz="24" w:space="9" w:color="0D3B66"/>
-          <w:shd w:fill="F4F7FA" w:val="clear"/>
-        </w:rPr>
-        <w:t xml:space="preserve"> </w:t>
-      </w:r>
-      <w:r>
-        <w:rPr>
-          <w:rStyle w:val="Textooriginal"/>
-          <w:sz w:val="19"/>
-          <w:bdr w:val="single" w:sz="24" w:space="9" w:color="0D3B66"/>
-          <w:shd w:fill="F4F7FA" w:val="clear"/>
-        </w:rPr>
-        <w:t>irm</w:t>
-      </w:r>
-      <w:r>
-        <w:rPr>
-          <w:sz w:val="19"/>
-          <w:bdr w:val="single" w:sz="24" w:space="9" w:color="0D3B66"/>
-          <w:shd w:fill="F4F7FA" w:val="clear"/>
-        </w:rPr>
-        <w:t xml:space="preserve"> descarga el instalador desde la página, y </w:t>
-      </w:r>
-      <w:r>
-        <w:rPr>
-          <w:rStyle w:val="Textooriginal"/>
-          <w:sz w:val="19"/>
-          <w:bdr w:val="single" w:sz="24" w:space="9" w:color="0D3B66"/>
-          <w:shd w:fill="F4F7FA" w:val="clear"/>
-        </w:rPr>
-        <w:t>iex</w:t>
-      </w:r>
-      <w:r>
-        <w:rPr>
-          <w:sz w:val="19"/>
-          <w:bdr w:val="single" w:sz="24" w:space="9" w:color="0D3B66"/>
-          <w:shd w:fill="F4F7FA" w:val="clear"/>
-        </w:rPr>
-        <w:t xml:space="preserve"> lo ejecuta. Es la misma forma que usa massgrave.dev. El archivo viene del repositorio de la asignatura y descarga Office solo de los servidores de Microsoft.</w:t>
-      </w:r>
-    </w:p>
-    <w:p>
-      <w:pPr>
-        <w:pStyle w:val="Ttulo4paso"/>
-        <w:bidi w:val="0"/>
-        <w:jc w:val="left"/>
-        <w:rPr/>
-      </w:pPr>
-      <w:r>
-        <w:rPr/>
-        <w:t>Paso E. Abrir PowerShell como administrador</w:t>
-      </w:r>
-    </w:p>
-    <w:p>
-      <w:pPr>
-        <w:pStyle w:val="BodyText"/>
-        <w:numPr>
-          <w:ilvl w:val="0"/>
-          <w:numId w:val="6"/>
-        </w:numPr>
-        <w:tabs>
-          <w:tab w:val="clear" w:pos="1134"/>
-          <w:tab w:val="left" w:pos="709" w:leader="none"/>
-        </w:tabs>
-        <w:bidi w:val="0"/>
-        <w:spacing w:before="120" w:after="0"/>
-        <w:ind w:hanging="283" w:left="709" w:right="0"/>
-        <w:jc w:val="left"/>
-        <w:rPr/>
-      </w:pPr>
-      <w:r>
-        <w:rPr/>
-        <w:t xml:space="preserve">Presiona la tecla </w:t>
-      </w:r>
-      <w:r>
-        <w:rPr>
-          <w:rFonts w:ascii="DejaVu Sans;sans-serif" w:hAnsi="DejaVu Sans;sans-serif"/>
-          <w:sz w:val="17"/>
-          <w:bdr w:val="single" w:sz="2" w:space="1" w:color="999999"/>
-          <w:shd w:fill="FAFAFA" w:val="clear"/>
-        </w:rPr>
-        <w:t>Windows</w:t>
-      </w:r>
-      <w:r>
-        <w:rPr/>
-        <w:t xml:space="preserve"> → escribe </w:t>
-      </w:r>
-      <w:r>
-        <w:rPr>
-          <w:rStyle w:val="Textooriginal"/>
-        </w:rPr>
-        <w:t>PowerShell</w:t>
-      </w:r>
-      <w:r>
-        <w:rPr/>
-        <w:t xml:space="preserve">. </w:t>
-      </w:r>
-    </w:p>
-    <w:p>
-      <w:pPr>
-        <w:pStyle w:val="BodyText"/>
-        <w:numPr>
-          <w:ilvl w:val="0"/>
-          <w:numId w:val="6"/>
-        </w:numPr>
-        <w:tabs>
-          <w:tab w:val="clear" w:pos="1134"/>
-          <w:tab w:val="left" w:pos="829" w:leader="none"/>
-        </w:tabs>
-        <w:bidi w:val="0"/>
-        <w:spacing w:before="120" w:after="0"/>
-        <w:ind w:hanging="283" w:left="829"/>
-        <w:jc w:val="left"/>
-        <w:rPr/>
-      </w:pPr>
-      <w:r>
-        <w:rPr/>
-        <w:t xml:space="preserve">Arriba aparece «Windows PowerShell». </w:t>
-      </w:r>
-      <w:r>
-        <w:rPr>
-          <w:b/>
-        </w:rPr>
-        <w:t>No pulses Enter todavía.</w:t>
-      </w:r>
-      <w:r>
-        <w:rPr/>
-        <w:t xml:space="preserve"> </w:t>
-      </w:r>
-    </w:p>
-    <w:p>
-      <w:pPr>
-        <w:pStyle w:val="BodyText"/>
-        <w:numPr>
-          <w:ilvl w:val="0"/>
-          <w:numId w:val="6"/>
-        </w:numPr>
-        <w:tabs>
-          <w:tab w:val="clear" w:pos="1134"/>
-          <w:tab w:val="left" w:pos="829" w:leader="none"/>
-        </w:tabs>
-        <w:bidi w:val="0"/>
-        <w:spacing w:before="120" w:after="0"/>
-        <w:ind w:hanging="283" w:left="829"/>
-        <w:jc w:val="left"/>
-        <w:rPr/>
-      </w:pPr>
-      <w:r>
-        <w:rPr/>
-        <w:t xml:space="preserve">En el panel de la derecha haz clic en </w:t>
-      </w:r>
-      <w:r>
-        <w:rPr>
-          <w:b/>
-        </w:rPr>
-        <w:t>«Ejecutar como administrador»</w:t>
-      </w:r>
-      <w:r>
-        <w:rPr/>
-        <w:t xml:space="preserve">. Si no ves ese panel, haz clic derecho sobre «Windows PowerShell» y elige esa misma opción del menú. </w:t>
-      </w:r>
-    </w:p>
-    <w:p>
-      <w:pPr>
-        <w:pStyle w:val="BodyText"/>
-        <w:numPr>
-          <w:ilvl w:val="0"/>
-          <w:numId w:val="6"/>
-        </w:numPr>
-        <w:tabs>
-          <w:tab w:val="clear" w:pos="1134"/>
-          <w:tab w:val="left" w:pos="829" w:leader="none"/>
-        </w:tabs>
-        <w:bidi w:val="0"/>
-        <w:spacing w:before="120" w:after="0"/>
-        <w:ind w:hanging="283" w:left="829"/>
-        <w:jc w:val="left"/>
-        <w:rPr/>
-      </w:pPr>
-      <w:r>
-        <w:rPr/>
-        <w:t xml:space="preserve">Es </w:t>
-      </w:r>
-      <w:r>
-        <w:rPr>
-          <w:b/>
-        </w:rPr>
-        <w:t>muy importante</w:t>
-      </w:r>
-      <w:r>
-        <w:rPr/>
-        <w:t xml:space="preserve"> que sea la opción como administrador y no la normal: sin esos permisos, la instalación no puede empezar. </w:t>
-      </w:r>
-    </w:p>
-    <w:p>
-      <w:pPr>
-        <w:pStyle w:val="BodyText"/>
-        <w:numPr>
-          <w:ilvl w:val="0"/>
-          <w:numId w:val="6"/>
-        </w:numPr>
-        <w:tabs>
-          <w:tab w:val="clear" w:pos="1134"/>
-          <w:tab w:val="left" w:pos="829" w:leader="none"/>
-        </w:tabs>
-        <w:bidi w:val="0"/>
-        <w:ind w:hanging="283" w:left="829"/>
-        <w:jc w:val="left"/>
-        <w:rPr/>
-      </w:pPr>
-      <w:r>
-        <w:rPr/>
-        <w:t xml:space="preserve">Windows preguntará si permites cambios → haz clic en </w:t>
-      </w:r>
-      <w:r>
-        <w:rPr>
-          <w:b/>
-        </w:rPr>
-        <w:t>Sí</w:t>
-      </w:r>
-      <w:r>
-        <w:rPr/>
-        <w:t xml:space="preserve">. Ese aviso azul es normal y sale siempre. </w:t>
-      </w:r>
-    </w:p>
-    <w:p>
-      <w:pPr>
-        <w:pStyle w:val="BodyText"/>
-        <w:bidi w:val="0"/>
-        <w:spacing w:before="120" w:after="0"/>
-        <w:jc w:val="left"/>
-        <w:rPr/>
-      </w:pPr>
-      <w:r>
-        <w:rPr/>
-        <w:drawing>
-          <wp:inline distT="0" distB="0" distL="0" distR="0">
-            <wp:extent cx="11239500" cy="6667500"/>
-            <wp:effectExtent l="0" t="0" r="0" b="0"/>
-            <wp:docPr id="2" name="Imagen2" descr="Buscar PowerShell en el menú Inicio"/>
-            <wp:cNvGraphicFramePr>
-              <a:graphicFrameLocks xmlns:a="http://schemas.openxmlformats.org/drawingml/2006/main" noChangeAspect="1"/>
-            </wp:cNvGraphicFramePr>
-            <a:graphic xmlns:a="http://schemas.openxmlformats.org/drawingml/2006/main">
-              <a:graphicData uri="http://schemas.openxmlformats.org/drawingml/2006/picture">
-                <pic:pic xmlns:pic="http://schemas.openxmlformats.org/drawingml/2006/picture">
-                  <pic:nvPicPr>
-                    <pic:cNvPr id="2" name="Imagen2" descr="Buscar PowerShell en el menú Inicio"/>
-                    <pic:cNvPicPr>
-                      <a:picLocks noChangeAspect="1" noChangeArrowheads="1"/>
-                    </pic:cNvPicPr>
-                  </pic:nvPicPr>
-                  <pic:blipFill>
-                    <a:blip r:embed="rId3"/>
                     <a:stretch>
                       <a:fillRect/>
                     </a:stretch>
@@ -2582,7 +1707,7 @@
         <w:rPr>
           <w:b/>
         </w:rPr>
-        <w:t>Figura 2.</w:t>
+        <w:t>Figura 1.</w:t>
       </w:r>
       <w:r>
         <w:rPr/>
@@ -2596,7 +1721,7 @@
       </w:r>
       <w:r>
         <w:rPr/>
-        <w:t xml:space="preserve"> lo que escribiste. </w:t>
+        <w:t xml:space="preserve"> lo que se escribió. </w:t>
       </w:r>
       <w:r>
         <w:rPr>
@@ -2606,7 +1731,7 @@
       </w:r>
       <w:r>
         <w:rPr/>
-        <w:t xml:space="preserve"> la opción que hay que elegir, «Ejecutar como administrador». Si haces clic en «Abrir» se abre sin permisos y el instalador no podrá continuar. </w:t>
+        <w:t xml:space="preserve"> la opción que hay que elegir. Si se hace clic en «Abrir», el programa se abre sin permisos y el instalador no podrá continuar. </w:t>
       </w:r>
       <w:r>
         <w:rPr/>
@@ -2614,7 +1739,7 @@
           <wp:inline distT="0" distB="0" distL="0" distR="0">
             <wp:extent cx="8572500" cy="5334000"/>
             <wp:effectExtent l="0" t="0" r="0" b="0"/>
-            <wp:docPr id="3" name="Imagen3" descr="El aviso de permisos de Windows"/>
+            <wp:docPr id="2" name="Imagen2" descr="El aviso de permisos de Windows"/>
             <wp:cNvGraphicFramePr>
               <a:graphicFrameLocks xmlns:a="http://schemas.openxmlformats.org/drawingml/2006/main" noChangeAspect="1"/>
             </wp:cNvGraphicFramePr>
@@ -2622,13 +1747,13 @@
               <a:graphicData uri="http://schemas.openxmlformats.org/drawingml/2006/picture">
                 <pic:pic xmlns:pic="http://schemas.openxmlformats.org/drawingml/2006/picture">
                   <pic:nvPicPr>
-                    <pic:cNvPr id="3" name="Imagen3" descr="El aviso de permisos de Windows"/>
+                    <pic:cNvPr id="2" name="Imagen2" descr="El aviso de permisos de Windows"/>
                     <pic:cNvPicPr>
                       <a:picLocks noChangeAspect="1" noChangeArrowheads="1"/>
                     </pic:cNvPicPr>
                   </pic:nvPicPr>
                   <pic:blipFill>
-                    <a:blip r:embed="rId4"/>
+                    <a:blip r:embed="rId3"/>
                     <a:stretch>
                       <a:fillRect/>
                     </a:stretch>
@@ -2657,11 +1782,11 @@
         <w:rPr>
           <w:b/>
         </w:rPr>
-        <w:t>Figura 3.</w:t>
-      </w:r>
-      <w:r>
-        <w:rPr/>
-        <w:t xml:space="preserve"> Este aviso es normal y sale siempre que un programa necesita permisos de administrador. La flecha señala el botón </w:t>
+        <w:t>Figura 2.</w:t>
+      </w:r>
+      <w:r>
+        <w:rPr/>
+        <w:t xml:space="preserve"> Este aviso es normal y aparece siempre que un programa necesita permisos de administrador. La flecha señala el botón </w:t>
       </w:r>
       <w:r>
         <w:rPr>
@@ -2679,7 +1804,7 @@
           <wp:inline distT="0" distB="0" distL="0" distR="0">
             <wp:extent cx="16964025" cy="4038600"/>
             <wp:effectExtent l="0" t="0" r="0" b="0"/>
-            <wp:docPr id="4" name="Imagen4" descr="PowerShell recién abierta"/>
+            <wp:docPr id="3" name="Imagen3" descr="PowerShell recién abierta"/>
             <wp:cNvGraphicFramePr>
               <a:graphicFrameLocks xmlns:a="http://schemas.openxmlformats.org/drawingml/2006/main" noChangeAspect="1"/>
             </wp:cNvGraphicFramePr>
@@ -2687,13 +1812,13 @@
               <a:graphicData uri="http://schemas.openxmlformats.org/drawingml/2006/picture">
                 <pic:pic xmlns:pic="http://schemas.openxmlformats.org/drawingml/2006/picture">
                   <pic:nvPicPr>
-                    <pic:cNvPr id="4" name="Imagen4" descr="PowerShell recién abierta"/>
+                    <pic:cNvPr id="3" name="Imagen3" descr="PowerShell recién abierta"/>
                     <pic:cNvPicPr>
                       <a:picLocks noChangeAspect="1" noChangeArrowheads="1"/>
                     </pic:cNvPicPr>
                   </pic:nvPicPr>
                   <pic:blipFill>
-                    <a:blip r:embed="rId5"/>
+                    <a:blip r:embed="rId4"/>
                     <a:stretch>
                       <a:fillRect/>
                     </a:stretch>
@@ -2722,11 +1847,11 @@
         <w:rPr>
           <w:b/>
         </w:rPr>
-        <w:t>Figura 4.</w:t>
-      </w:r>
-      <w:r>
-        <w:rPr/>
-        <w:t xml:space="preserve"> La ventana de PowerShell recién abierta. Fíjate en el título de arriba: la palabra </w:t>
+        <w:t>Figura 3.</w:t>
+      </w:r>
+      <w:r>
+        <w:rPr/>
+        <w:t xml:space="preserve"> La ventana de PowerShell recién abierta. En el título de arriba debe aparecer la palabra </w:t>
       </w:r>
       <w:r>
         <w:rPr>
@@ -2736,7 +1861,7 @@
       </w:r>
       <w:r>
         <w:rPr/>
-        <w:t xml:space="preserve"> confirma que tiene los permisos correctos. La flecha señala dónde vas a pegar el comando. </w:t>
+        <w:t xml:space="preserve">: eso confirma que tiene los permisos correctos. La flecha señala el punto donde se pegará el comando. </w:t>
       </w:r>
     </w:p>
     <w:p>
@@ -2759,7 +1884,7 @@
           <w:bdr w:val="single" w:sz="24" w:space="9" w:color="C0392B"/>
           <w:shd w:fill="FDEEEE" w:val="clear"/>
         </w:rPr>
-        <w:t>Si el título NO dice «Administrador»</w:t>
+        <w:t>Si el título no dice «Administrador»</w:t>
       </w:r>
       <w:r>
         <w:rPr>
@@ -2767,7 +1892,7 @@
           <w:bdr w:val="single" w:sz="24" w:space="9" w:color="C0392B"/>
           <w:shd w:fill="FDEEEE" w:val="clear"/>
         </w:rPr>
-        <w:t xml:space="preserve">, ciérrala y vuelve a abrirla con la opción </w:t>
+        <w:t xml:space="preserve">, cierre la ventana y vuelva a abrirla con la opción </w:t>
       </w:r>
       <w:r>
         <w:rPr>
@@ -2784,7 +1909,7 @@
           <w:bdr w:val="single" w:sz="24" w:space="9" w:color="C0392B"/>
           <w:shd w:fill="FDEEEE" w:val="clear"/>
         </w:rPr>
-        <w:t>. Si sigues sin esos permisos, el instalador te avisará en rojo y no podrá continuar.</w:t>
+        <w:t>. Sin esos permisos, el instalador se detendrá con un aviso en rojo.</w:t>
       </w:r>
     </w:p>
     <w:p>
@@ -2796,7 +1921,55 @@
       </w:pPr>
       <w:r>
         <w:rPr/>
-        <w:t>Paso F. Pegar el comando y ejecutarlo</w:t>
+        <w:t>Paso C. Copiar el comando y ejecutarlo</w:t>
+      </w:r>
+    </w:p>
+    <w:p>
+      <w:pPr>
+        <w:pStyle w:val="Cuerpodetextochico"/>
+        <w:bidi w:val="0"/>
+        <w:jc w:val="left"/>
+        <w:rPr/>
+      </w:pPr>
+      <w:r>
+        <w:rPr/>
+        <w:t xml:space="preserve">El comando es la línea que aparece a continuación. </w:t>
+      </w:r>
+      <w:r>
+        <w:rPr>
+          <w:b/>
+        </w:rPr>
+        <w:t>No hace falta escribirla a mano:</w:t>
+      </w:r>
+      <w:r>
+        <w:rPr/>
+        <w:t xml:space="preserve"> se selecciona con el ratón y se copia.</w:t>
+      </w:r>
+    </w:p>
+    <w:p>
+      <w:pPr>
+        <w:pStyle w:val="BodyText"/>
+        <w:bidi w:val="0"/>
+        <w:spacing w:lineRule="auto" w:line="384" w:before="150" w:after="150"/>
+        <w:ind w:hanging="0" w:left="150" w:right="150"/>
+        <w:jc w:val="left"/>
+        <w:rPr>
+          <w:rFonts w:ascii="DejaVu Sans Mono;monospace" w:hAnsi="DejaVu Sans Mono;monospace"/>
+          <w:color w:val="E6EDF3"/>
+          <w:sz w:val="17"/>
+          <w:bdr w:val="single" w:sz="2" w:space="8" w:color="30363D"/>
+          <w:shd w:fill="0D1117" w:val="clear"/>
+        </w:rPr>
+      </w:pPr>
+      <w:r>
+        <w:rPr>
+          <w:rFonts w:ascii="DejaVu Sans Mono;monospace" w:hAnsi="DejaVu Sans Mono;monospace"/>
+          <w:color w:val="E6EDF3"/>
+          <w:sz w:val="17"/>
+          <w:bdr w:val="single" w:sz="2" w:space="8" w:color="30363D"/>
+          <w:shd w:fill="0D1117" w:val="clear"/>
+        </w:rPr>
+        <w:t>irm https://raw.githubusercontent.com/MariaDSalazar/instalador-office-isupol/main/office-isupol.ps1 | iex</w:t>
       </w:r>
     </w:p>
     <w:p>
@@ -2804,7 +1977,29 @@
         <w:pStyle w:val="BodyText"/>
         <w:numPr>
           <w:ilvl w:val="0"/>
-          <w:numId w:val="7"/>
+          <w:numId w:val="4"/>
+        </w:numPr>
+        <w:tabs>
+          <w:tab w:val="clear" w:pos="1134"/>
+          <w:tab w:val="left" w:pos="829" w:leader="none"/>
+        </w:tabs>
+        <w:bidi w:val="0"/>
+        <w:spacing w:before="120" w:after="0"/>
+        <w:ind w:hanging="283" w:left="829"/>
+        <w:jc w:val="left"/>
+        <w:rPr/>
+      </w:pPr>
+      <w:r>
+        <w:rPr/>
+        <w:t xml:space="preserve">Seleccione la línea de arriba: haga clic al principio del texto y, sin soltar, arrastre hasta el final. </w:t>
+      </w:r>
+    </w:p>
+    <w:p>
+      <w:pPr>
+        <w:pStyle w:val="BodyText"/>
+        <w:numPr>
+          <w:ilvl w:val="0"/>
+          <w:numId w:val="4"/>
         </w:numPr>
         <w:tabs>
           <w:tab w:val="clear" w:pos="1134"/>
@@ -2818,17 +2013,7 @@
       </w:pPr>
       <w:r>
         <w:rPr/>
-        <w:t xml:space="preserve">Haz </w:t>
-      </w:r>
-      <w:r>
-        <w:rPr>
-          <w:b/>
-        </w:rPr>
-        <w:t>clic derecho una sola vez</w:t>
-      </w:r>
-      <w:r>
-        <w:rPr/>
-        <w:t xml:space="preserve"> dentro de la ventana azul. El comando aparece solo. También sirve </w:t>
+        <w:t xml:space="preserve">Pulse </w:t>
       </w:r>
       <w:r>
         <w:rPr>
@@ -2850,11 +2035,11 @@
           <w:bdr w:val="single" w:sz="2" w:space="1" w:color="999999"/>
           <w:shd w:fill="FAFAFA" w:val="clear"/>
         </w:rPr>
-        <w:t>V</w:t>
-      </w:r>
-      <w:r>
-        <w:rPr/>
-        <w:t xml:space="preserve">. En PowerShell el clic derecho pega directamente; es normal que no veas ningún menú. </w:t>
+        <w:t>C</w:t>
+      </w:r>
+      <w:r>
+        <w:rPr/>
+        <w:t xml:space="preserve"> para copiarla. No se verá ningún cambio en la pantalla. Es normal: el texto queda guardado en la memoria. </w:t>
       </w:r>
     </w:p>
     <w:p>
@@ -2862,39 +2047,7 @@
         <w:pStyle w:val="BodyText"/>
         <w:numPr>
           <w:ilvl w:val="0"/>
-          <w:numId w:val="7"/>
-        </w:numPr>
-        <w:tabs>
-          <w:tab w:val="clear" w:pos="1134"/>
-          <w:tab w:val="left" w:pos="829" w:leader="none"/>
-        </w:tabs>
-        <w:bidi w:val="0"/>
-        <w:spacing w:before="120" w:after="0"/>
-        <w:ind w:hanging="283" w:left="829"/>
-        <w:jc w:val="left"/>
-        <w:rPr/>
-      </w:pPr>
-      <w:r>
-        <w:rPr/>
-        <w:t xml:space="preserve">Comprueba que el comando esté completo y que termine en </w:t>
-      </w:r>
-      <w:r>
-        <w:rPr>
-          <w:rStyle w:val="Textooriginal"/>
-        </w:rPr>
-        <w:t>| iex</w:t>
-      </w:r>
-      <w:r>
-        <w:rPr/>
-        <w:t xml:space="preserve">. </w:t>
-      </w:r>
-    </w:p>
-    <w:p>
-      <w:pPr>
-        <w:pStyle w:val="BodyText"/>
-        <w:numPr>
-          <w:ilvl w:val="0"/>
-          <w:numId w:val="7"/>
+          <w:numId w:val="4"/>
         </w:numPr>
         <w:tabs>
           <w:tab w:val="clear" w:pos="1134"/>
@@ -2908,7 +2061,17 @@
       </w:pPr>
       <w:r>
         <w:rPr/>
-        <w:t xml:space="preserve">Pulsa </w:t>
+        <w:t xml:space="preserve">Vaya a la ventana de PowerShell y haga </w:t>
+      </w:r>
+      <w:r>
+        <w:rPr>
+          <w:b/>
+        </w:rPr>
+        <w:t>clic derecho una sola vez</w:t>
+      </w:r>
+      <w:r>
+        <w:rPr/>
+        <w:t xml:space="preserve"> dentro. El comando aparece solo. También sirve </w:t>
       </w:r>
       <w:r>
         <w:rPr>
@@ -2917,11 +2080,24 @@
           <w:bdr w:val="single" w:sz="2" w:space="1" w:color="999999"/>
           <w:shd w:fill="FAFAFA" w:val="clear"/>
         </w:rPr>
-        <w:t>Enter</w:t>
-      </w:r>
-      <w:r>
-        <w:rPr/>
-        <w:t xml:space="preserve"> y espera unos segundos. </w:t>
+        <w:t>Ctrl</w:t>
+      </w:r>
+      <w:r>
+        <w:rPr/>
+        <w:t>+</w:t>
+      </w:r>
+      <w:r>
+        <w:rPr>
+          <w:rFonts w:ascii="DejaVu Sans;sans-serif" w:hAnsi="DejaVu Sans;sans-serif"/>
+          <w:sz w:val="17"/>
+          <w:bdr w:val="single" w:sz="2" w:space="1" w:color="999999"/>
+          <w:shd w:fill="FAFAFA" w:val="clear"/>
+        </w:rPr>
+        <w:t>V</w:t>
+      </w:r>
+      <w:r>
+        <w:rPr/>
+        <w:t xml:space="preserve">. En PowerShell el clic derecho pega directamente; es normal que no salga ningún menú. </w:t>
       </w:r>
     </w:p>
     <w:p>
@@ -2929,20 +2105,65 @@
         <w:pStyle w:val="BodyText"/>
         <w:numPr>
           <w:ilvl w:val="0"/>
-          <w:numId w:val="7"/>
+          <w:numId w:val="4"/>
         </w:numPr>
         <w:tabs>
           <w:tab w:val="clear" w:pos="1134"/>
           <w:tab w:val="left" w:pos="829" w:leader="none"/>
         </w:tabs>
         <w:bidi w:val="0"/>
+        <w:spacing w:before="120" w:after="0"/>
         <w:ind w:hanging="283" w:left="829"/>
         <w:jc w:val="left"/>
         <w:rPr/>
       </w:pPr>
       <w:r>
         <w:rPr/>
-        <w:t xml:space="preserve">Aparece la portada con el nombre del Instituto y el menú de opciones. </w:t>
+        <w:t xml:space="preserve">Compruebe que la línea esté completa y termine en </w:t>
+      </w:r>
+      <w:r>
+        <w:rPr>
+          <w:rStyle w:val="Textooriginal"/>
+        </w:rPr>
+        <w:t>| iex</w:t>
+      </w:r>
+      <w:r>
+        <w:rPr/>
+        <w:t xml:space="preserve">. </w:t>
+      </w:r>
+    </w:p>
+    <w:p>
+      <w:pPr>
+        <w:pStyle w:val="BodyText"/>
+        <w:numPr>
+          <w:ilvl w:val="0"/>
+          <w:numId w:val="4"/>
+        </w:numPr>
+        <w:tabs>
+          <w:tab w:val="clear" w:pos="1134"/>
+          <w:tab w:val="left" w:pos="709" w:leader="none"/>
+        </w:tabs>
+        <w:bidi w:val="0"/>
+        <w:ind w:hanging="283" w:left="709" w:right="0"/>
+        <w:jc w:val="left"/>
+        <w:rPr/>
+      </w:pPr>
+      <w:r>
+        <w:rPr/>
+        <w:t xml:space="preserve">Pulse </w:t>
+      </w:r>
+      <w:r>
+        <w:rPr>
+          <w:rFonts w:ascii="DejaVu Sans;sans-serif" w:hAnsi="DejaVu Sans;sans-serif"/>
+          <w:sz w:val="17"/>
+          <w:bdr w:val="single" w:sz="2" w:space="1" w:color="999999"/>
+          <w:shd w:fill="FAFAFA" w:val="clear"/>
+        </w:rPr>
+        <w:t>Enter</w:t>
+      </w:r>
+      <w:r>
+        <w:rPr/>
+        <w:t xml:space="preserve"> y espere unos segundos. </w:t>
       </w:r>
     </w:p>
     <w:p>
@@ -2960,7 +2181,7 @@
           <wp:inline distT="0" distB="0" distL="0" distR="0">
             <wp:extent cx="16478250" cy="4362450"/>
             <wp:effectExtent l="0" t="0" r="0" b="0"/>
-            <wp:docPr id="5" name="Imagen5" descr="El comando pegado en PowerShell"/>
+            <wp:docPr id="4" name="Imagen4" descr="El comando pegado en PowerShell"/>
             <wp:cNvGraphicFramePr>
               <a:graphicFrameLocks xmlns:a="http://schemas.openxmlformats.org/drawingml/2006/main" noChangeAspect="1"/>
             </wp:cNvGraphicFramePr>
@@ -2968,13 +2189,13 @@
               <a:graphicData uri="http://schemas.openxmlformats.org/drawingml/2006/picture">
                 <pic:pic xmlns:pic="http://schemas.openxmlformats.org/drawingml/2006/picture">
                   <pic:nvPicPr>
-                    <pic:cNvPr id="5" name="Imagen5" descr="El comando pegado en PowerShell"/>
+                    <pic:cNvPr id="4" name="Imagen4" descr="El comando pegado en PowerShell"/>
                     <pic:cNvPicPr>
                       <a:picLocks noChangeAspect="1" noChangeArrowheads="1"/>
                     </pic:cNvPicPr>
                   </pic:nvPicPr>
                   <pic:blipFill>
-                    <a:blip r:embed="rId6"/>
+                    <a:blip r:embed="rId5"/>
                     <a:stretch>
                       <a:fillRect/>
                     </a:stretch>
@@ -3003,7 +2224,7 @@
         <w:rPr>
           <w:b/>
         </w:rPr>
-        <w:t>Figura 5.</w:t>
+        <w:t>Figura 4.</w:t>
       </w:r>
       <w:r>
         <w:rPr/>
@@ -3017,7 +2238,7 @@
       </w:r>
       <w:r>
         <w:rPr/>
-        <w:t xml:space="preserve">. Es tan largo que la consola lo parte en dos líneas: es normal. Solo falta pulsar </w:t>
+        <w:t xml:space="preserve">. Es tan largo que la consola lo parte en dos líneas: eso es normal y no es un error. Solo falta pulsar </w:t>
       </w:r>
       <w:r>
         <w:rPr>
@@ -3040,34 +2261,65 @@
         <w:spacing w:before="180" w:after="180"/>
         <w:ind w:hanging="0" w:left="180" w:right="180"/>
         <w:jc w:val="left"/>
-        <w:rPr>
+        <w:rPr/>
+      </w:pPr>
+      <w:r>
+        <w:rPr>
+          <w:b/>
           <w:sz w:val="19"/>
-          <w:bdr w:val="single" w:sz="24" w:space="9" w:color="D98324"/>
-          <w:shd w:fill="FFF6E8" w:val="clear"/>
-        </w:rPr>
-      </w:pPr>
-      <w:r>
-        <w:rPr>
-          <w:b/>
+          <w:bdr w:val="single" w:sz="24" w:space="9" w:color="0D3B66"/>
+          <w:shd w:fill="F4F7FA" w:val="clear"/>
+        </w:rPr>
+        <w:t>Qué hace ese comando.</w:t>
+      </w:r>
+      <w:r>
+        <w:rPr>
           <w:sz w:val="19"/>
-          <w:bdr w:val="single" w:sz="24" w:space="9" w:color="D98324"/>
-          <w:shd w:fill="FFF6E8" w:val="clear"/>
-        </w:rPr>
-        <w:t>¿Sale un error en rojo y no aparece el menú?</w:t>
-      </w:r>
-      <w:r>
-        <w:rPr>
+          <w:bdr w:val="single" w:sz="24" w:space="9" w:color="0D3B66"/>
+          <w:shd w:fill="F4F7FA" w:val="clear"/>
+        </w:rPr>
+        <w:t xml:space="preserve"> </w:t>
+      </w:r>
+      <w:r>
+        <w:rPr>
+          <w:rStyle w:val="Textooriginal"/>
           <w:sz w:val="19"/>
-          <w:bdr w:val="single" w:sz="24" w:space="9" w:color="D98324"/>
-          <w:shd w:fill="FFF6E8" w:val="clear"/>
-        </w:rPr>
-        <w:t xml:space="preserve"> Lo más común es que el comando se pegara a medias. Vuelve al Paso D, cópialo entero otra vez y repite. Si el error habla de «ExecutionPolicy», usa la otra forma de instalar (sección 5).</w:t>
+          <w:bdr w:val="single" w:sz="24" w:space="9" w:color="0D3B66"/>
+          <w:shd w:fill="F4F7FA" w:val="clear"/>
+        </w:rPr>
+        <w:t>irm</w:t>
+      </w:r>
+      <w:r>
+        <w:rPr>
+          <w:sz w:val="19"/>
+          <w:bdr w:val="single" w:sz="24" w:space="9" w:color="0D3B66"/>
+          <w:shd w:fill="F4F7FA" w:val="clear"/>
+        </w:rPr>
+        <w:t xml:space="preserve"> descarga el instalador y </w:t>
+      </w:r>
+      <w:r>
+        <w:rPr>
+          <w:rStyle w:val="Textooriginal"/>
+          <w:sz w:val="19"/>
+          <w:bdr w:val="single" w:sz="24" w:space="9" w:color="0D3B66"/>
+          <w:shd w:fill="F4F7FA" w:val="clear"/>
+        </w:rPr>
+        <w:t>iex</w:t>
+      </w:r>
+      <w:r>
+        <w:rPr>
+          <w:sz w:val="19"/>
+          <w:bdr w:val="single" w:sz="24" w:space="9" w:color="0D3B66"/>
+          <w:shd w:fill="F4F7FA" w:val="clear"/>
+        </w:rPr>
+        <w:t xml:space="preserve"> lo pone en marcha. Es la misma forma de trabajar que usa massgrave.dev. El archivo procede del repositorio de la asignatura y descarga Office únicamente de los servidores de Microsoft.</w:t>
       </w:r>
     </w:p>
     <w:p>
       <w:pPr>
         <w:pStyle w:val="BodyText"/>
         <w:bidi w:val="0"/>
+        <w:spacing w:before="120" w:after="0"/>
         <w:jc w:val="left"/>
         <w:rPr/>
       </w:pPr>
@@ -3077,7 +2329,7 @@
           <wp:inline distT="0" distB="0" distL="0" distR="0">
             <wp:extent cx="16602075" cy="5657850"/>
             <wp:effectExtent l="0" t="0" r="0" b="0"/>
-            <wp:docPr id="6" name="Imagen6" descr="Portada del instalador"/>
+            <wp:docPr id="5" name="Imagen5" descr="Portada del instalador"/>
             <wp:cNvGraphicFramePr>
               <a:graphicFrameLocks xmlns:a="http://schemas.openxmlformats.org/drawingml/2006/main" noChangeAspect="1"/>
             </wp:cNvGraphicFramePr>
@@ -3085,13 +2337,13 @@
               <a:graphicData uri="http://schemas.openxmlformats.org/drawingml/2006/picture">
                 <pic:pic xmlns:pic="http://schemas.openxmlformats.org/drawingml/2006/picture">
                   <pic:nvPicPr>
-                    <pic:cNvPr id="6" name="Imagen6" descr="Portada del instalador"/>
+                    <pic:cNvPr id="5" name="Imagen5" descr="Portada del instalador"/>
                     <pic:cNvPicPr>
                       <a:picLocks noChangeAspect="1" noChangeArrowheads="1"/>
                     </pic:cNvPicPr>
                   </pic:nvPicPr>
                   <pic:blipFill>
-                    <a:blip r:embed="rId7"/>
+                    <a:blip r:embed="rId6"/>
                     <a:stretch>
                       <a:fillRect/>
                     </a:stretch>
@@ -3120,11 +2372,59 @@
         <w:rPr>
           <w:b/>
         </w:rPr>
-        <w:t>Figura 6.</w:t>
-      </w:r>
-      <w:r>
-        <w:rPr/>
-        <w:t xml:space="preserve"> Lo primero que aparece tras pulsar Enter. Si ves el nombre del Instituto y el título «INSTALADOR DE OFFICE», todo va bien. </w:t>
+        <w:t>Figura 5.</w:t>
+      </w:r>
+      <w:r>
+        <w:rPr/>
+        <w:t xml:space="preserve"> Lo primero que aparece tras pulsar Enter. Si se ve el nombre del Instituto y el título «INSTALADOR DE OFFICE», el programa arrancó correctamente. </w:t>
+      </w:r>
+    </w:p>
+    <w:p>
+      <w:pPr>
+        <w:pStyle w:val="BodyText"/>
+        <w:bidi w:val="0"/>
+        <w:spacing w:before="180" w:after="180"/>
+        <w:ind w:hanging="0" w:left="180" w:right="180"/>
+        <w:jc w:val="left"/>
+        <w:rPr>
+          <w:sz w:val="19"/>
+          <w:bdr w:val="single" w:sz="24" w:space="9" w:color="D98324"/>
+          <w:shd w:fill="FFF6E8" w:val="clear"/>
+        </w:rPr>
+      </w:pPr>
+      <w:r>
+        <w:rPr>
+          <w:b/>
+          <w:sz w:val="19"/>
+          <w:bdr w:val="single" w:sz="24" w:space="9" w:color="D98324"/>
+          <w:shd w:fill="FFF6E8" w:val="clear"/>
+        </w:rPr>
+        <w:t>¿Salió un error en rojo y no apareció el menú?</w:t>
+      </w:r>
+      <w:r>
+        <w:rPr>
+          <w:sz w:val="19"/>
+          <w:bdr w:val="single" w:sz="24" w:space="9" w:color="D98324"/>
+          <w:shd w:fill="FFF6E8" w:val="clear"/>
+        </w:rPr>
+        <w:t xml:space="preserve"> Es lo más común y tiene arreglo. La </w:t>
+      </w:r>
+      <w:r>
+        <w:rPr>
+          <w:b/>
+          <w:sz w:val="19"/>
+          <w:bdr w:val="single" w:sz="24" w:space="9" w:color="D98324"/>
+          <w:shd w:fill="FFF6E8" w:val="clear"/>
+        </w:rPr>
+        <w:t>sección 5</w:t>
+      </w:r>
+      <w:r>
+        <w:rPr>
+          <w:sz w:val="19"/>
+          <w:bdr w:val="single" w:sz="24" w:space="9" w:color="D98324"/>
+          <w:shd w:fill="FFF6E8" w:val="clear"/>
+        </w:rPr>
+        <w:t xml:space="preserve"> de este manual recoge los errores más frecuentes con su solución exacta.</w:t>
       </w:r>
     </w:p>
     <w:p>
@@ -3136,7 +2436,7 @@
       </w:pPr>
       <w:r>
         <w:rPr/>
-        <w:t>Paso G. Leer la revisión del equipo</w:t>
+        <w:t>Paso D. Leer la revisión del equipo</w:t>
       </w:r>
     </w:p>
     <w:p>
@@ -3148,7 +2448,7 @@
       </w:pPr>
       <w:r>
         <w:rPr/>
-        <w:t xml:space="preserve">Antes de descargar nada, el programa revisa tu computadora. </w:t>
+        <w:t xml:space="preserve">Antes de descargar nada, el programa revisa la computadora. </w:t>
       </w:r>
       <w:r>
         <w:rPr>
@@ -3158,7 +2458,7 @@
       </w:r>
       <w:r>
         <w:rPr/>
-        <w:t xml:space="preserve"> Si algo sale en rojo, se detiene y te explica qué hacer.</w:t>
+        <w:t xml:space="preserve"> Si algo sale en rojo, el programa se detiene y explica qué hacer.</w:t>
       </w:r>
     </w:p>
     <w:p>
@@ -3175,7 +2475,7 @@
           <wp:inline distT="0" distB="0" distL="0" distR="0">
             <wp:extent cx="16602075" cy="5334000"/>
             <wp:effectExtent l="0" t="0" r="0" b="0"/>
-            <wp:docPr id="7" name="Imagen7" descr="Revisión del equipo"/>
+            <wp:docPr id="6" name="Imagen6" descr="Revisión del equipo"/>
             <wp:cNvGraphicFramePr>
               <a:graphicFrameLocks xmlns:a="http://schemas.openxmlformats.org/drawingml/2006/main" noChangeAspect="1"/>
             </wp:cNvGraphicFramePr>
@@ -3183,13 +2483,13 @@
               <a:graphicData uri="http://schemas.openxmlformats.org/drawingml/2006/picture">
                 <pic:pic xmlns:pic="http://schemas.openxmlformats.org/drawingml/2006/picture">
                   <pic:nvPicPr>
-                    <pic:cNvPr id="7" name="Imagen7" descr="Revisión del equipo"/>
+                    <pic:cNvPr id="6" name="Imagen6" descr="Revisión del equipo"/>
                     <pic:cNvPicPr>
                       <a:picLocks noChangeAspect="1" noChangeArrowheads="1"/>
                     </pic:cNvPicPr>
                   </pic:nvPicPr>
                   <pic:blipFill>
-                    <a:blip r:embed="rId8"/>
+                    <a:blip r:embed="rId7"/>
                     <a:stretch>
                       <a:fillRect/>
                     </a:stretch>
@@ -3218,7 +2518,7 @@
         <w:rPr>
           <w:b/>
         </w:rPr>
-        <w:t>Figura 7.</w:t>
+        <w:t>Figura 6.</w:t>
       </w:r>
       <w:r>
         <w:rPr/>
@@ -3232,12 +2532,12 @@
       </w:r>
       <w:r>
         <w:rPr/>
-        <w:t xml:space="preserve">: tiene que decir «Administrador» y estar en verde. </w:t>
+        <w:t xml:space="preserve">: debe decir «Administrador» y estar en verde. </w:t>
       </w:r>
     </w:p>
     <w:tbl>
       <w:tblPr>
-        <w:tblW w:w="10267" w:type="dxa"/>
+        <w:tblW w:w="10239" w:type="dxa"/>
         <w:jc w:val="left"/>
         <w:tblInd w:w="28" w:type="dxa"/>
         <w:tblLayout w:type="fixed"/>
@@ -3250,7 +2550,7 @@
       </w:tblPr>
       <w:tblGrid>
         <w:gridCol w:w="1693"/>
-        <w:gridCol w:w="5447"/>
+        <w:gridCol w:w="5419"/>
         <w:gridCol w:w="3127"/>
       </w:tblGrid>
       <w:tr>
@@ -3277,7 +2577,7 @@
         </w:tc>
         <w:tc>
           <w:tcPr>
-            <w:tcW w:w="5447" w:type="dxa"/>
+            <w:tcW w:w="5419" w:type="dxa"/>
             <w:tcBorders/>
             <w:vAlign w:val="center"/>
           </w:tcPr>
@@ -3341,7 +2641,7 @@
         </w:tc>
         <w:tc>
           <w:tcPr>
-            <w:tcW w:w="5447" w:type="dxa"/>
+            <w:tcW w:w="5419" w:type="dxa"/>
             <w:tcBorders/>
             <w:vAlign w:val="center"/>
           </w:tcPr>
@@ -3355,7 +2655,7 @@
             </w:pPr>
             <w:r>
               <w:rPr/>
-              <w:t>Qué versión de Windows tienes</w:t>
+              <w:t>Qué versión de Windows tiene el equipo</w:t>
             </w:r>
           </w:p>
         </w:tc>
@@ -3404,7 +2704,7 @@
         </w:tc>
         <w:tc>
           <w:tcPr>
-            <w:tcW w:w="5447" w:type="dxa"/>
+            <w:tcW w:w="5419" w:type="dxa"/>
             <w:tcBorders/>
             <w:vAlign w:val="center"/>
           </w:tcPr>
@@ -3418,7 +2718,7 @@
             </w:pPr>
             <w:r>
               <w:rPr/>
-              <w:t>Si tu Windows es de 32 o 64 bits. Se detecta solo</w:t>
+              <w:t>Si el Windows es de 32 o 64 bits. Se detecta solo</w:t>
             </w:r>
           </w:p>
         </w:tc>
@@ -3467,7 +2767,7 @@
         </w:tc>
         <w:tc>
           <w:tcPr>
-            <w:tcW w:w="5447" w:type="dxa"/>
+            <w:tcW w:w="5419" w:type="dxa"/>
             <w:tcBorders/>
             <w:vAlign w:val="center"/>
           </w:tcPr>
@@ -3481,7 +2781,7 @@
             </w:pPr>
             <w:r>
               <w:rPr/>
-              <w:t>Si tiene permiso para instalar</w:t>
+              <w:t>Si el programa puede instalar</w:t>
             </w:r>
           </w:p>
         </w:tc>
@@ -3536,7 +2836,7 @@
         </w:tc>
         <w:tc>
           <w:tcPr>
-            <w:tcW w:w="5447" w:type="dxa"/>
+            <w:tcW w:w="5419" w:type="dxa"/>
             <w:tcBorders/>
             <w:vAlign w:val="center"/>
           </w:tcPr>
@@ -3599,7 +2899,7 @@
         </w:tc>
         <w:tc>
           <w:tcPr>
-            <w:tcW w:w="5447" w:type="dxa"/>
+            <w:tcW w:w="5419" w:type="dxa"/>
             <w:tcBorders/>
             <w:vAlign w:val="center"/>
           </w:tcPr>
@@ -3662,7 +2962,7 @@
         </w:tc>
         <w:tc>
           <w:tcPr>
-            <w:tcW w:w="5447" w:type="dxa"/>
+            <w:tcW w:w="5419" w:type="dxa"/>
             <w:tcBorders/>
             <w:vAlign w:val="center"/>
           </w:tcPr>
@@ -3711,7 +3011,7 @@
       </w:pPr>
       <w:r>
         <w:rPr/>
-        <w:t>Paso H. Elegir qué Office quieres instalar</w:t>
+        <w:t>Paso E. Elegir qué Office se va a instalar</w:t>
       </w:r>
     </w:p>
     <w:p>
@@ -3767,7 +3067,7 @@
           <wp:inline distT="0" distB="0" distL="0" distR="0">
             <wp:extent cx="19707225" cy="5010150"/>
             <wp:effectExtent l="0" t="0" r="0" b="0"/>
-            <wp:docPr id="8" name="Imagen8" descr="Tabla de versiones"/>
+            <wp:docPr id="7" name="Imagen7" descr="Tabla de versiones"/>
             <wp:cNvGraphicFramePr>
               <a:graphicFrameLocks xmlns:a="http://schemas.openxmlformats.org/drawingml/2006/main" noChangeAspect="1"/>
             </wp:cNvGraphicFramePr>
@@ -3775,13 +3075,13 @@
               <a:graphicData uri="http://schemas.openxmlformats.org/drawingml/2006/picture">
                 <pic:pic xmlns:pic="http://schemas.openxmlformats.org/drawingml/2006/picture">
                   <pic:nvPicPr>
-                    <pic:cNvPr id="8" name="Imagen8" descr="Tabla de versiones"/>
+                    <pic:cNvPr id="7" name="Imagen7" descr="Tabla de versiones"/>
                     <pic:cNvPicPr>
                       <a:picLocks noChangeAspect="1" noChangeArrowheads="1"/>
                     </pic:cNvPicPr>
                   </pic:nvPicPr>
                   <pic:blipFill>
-                    <a:blip r:embed="rId9"/>
+                    <a:blip r:embed="rId8"/>
                     <a:stretch>
                       <a:fillRect/>
                     </a:stretch>
@@ -3810,11 +3110,11 @@
         <w:rPr>
           <w:b/>
         </w:rPr>
-        <w:t>Figura 8.</w:t>
-      </w:r>
-      <w:r>
-        <w:rPr/>
-        <w:t xml:space="preserve"> La primera tabla: las cuatro versiones que puedes instalar. La primera columna es el número que vas a escribir. Si no sabes cuál elegir, la flecha te señala la </w:t>
+        <w:t>Figura 7.</w:t>
+      </w:r>
+      <w:r>
+        <w:rPr/>
+        <w:t xml:space="preserve"> La primera tabla: las cuatro versiones disponibles. La primera columna es el número que se va a escribir. Si no se sabe cuál elegir, la flecha señala la </w:t>
       </w:r>
       <w:r>
         <w:rPr>
@@ -4245,7 +3545,7 @@
           <wp:inline distT="0" distB="0" distL="0" distR="0">
             <wp:extent cx="16840200" cy="4686300"/>
             <wp:effectExtent l="0" t="0" r="0" b="0"/>
-            <wp:docPr id="9" name="Imagen9" descr="Otras opciones del menú"/>
+            <wp:docPr id="8" name="Imagen8" descr="Otras opciones del menú"/>
             <wp:cNvGraphicFramePr>
               <a:graphicFrameLocks xmlns:a="http://schemas.openxmlformats.org/drawingml/2006/main" noChangeAspect="1"/>
             </wp:cNvGraphicFramePr>
@@ -4253,13 +3553,13 @@
               <a:graphicData uri="http://schemas.openxmlformats.org/drawingml/2006/picture">
                 <pic:pic xmlns:pic="http://schemas.openxmlformats.org/drawingml/2006/picture">
                   <pic:nvPicPr>
-                    <pic:cNvPr id="9" name="Imagen9" descr="Otras opciones del menú"/>
+                    <pic:cNvPr id="8" name="Imagen8" descr="Otras opciones del menú"/>
                     <pic:cNvPicPr>
                       <a:picLocks noChangeAspect="1" noChangeArrowheads="1"/>
                     </pic:cNvPicPr>
                   </pic:nvPicPr>
                   <pic:blipFill>
-                    <a:blip r:embed="rId10"/>
+                    <a:blip r:embed="rId9"/>
                     <a:stretch>
                       <a:fillRect/>
                     </a:stretch>
@@ -4288,7 +3588,7 @@
         <w:rPr>
           <w:b/>
         </w:rPr>
-        <w:t>Figura 9.</w:t>
+        <w:t>Figura 8.</w:t>
       </w:r>
       <w:r>
         <w:rPr/>
@@ -4332,7 +3632,7 @@
       </w:r>
       <w:r>
         <w:rPr/>
-        <w:t xml:space="preserve"> para salir. Fíjate en la advertencia de la opción 7. </w:t>
+        <w:t xml:space="preserve"> para salir. Conviene fijarse en la advertencia de la opción 7. </w:t>
       </w:r>
       <w:r>
         <w:rPr/>
@@ -4340,7 +3640,7 @@
           <wp:inline distT="0" distB="0" distL="0" distR="0">
             <wp:extent cx="16478250" cy="5010150"/>
             <wp:effectExtent l="0" t="0" r="0" b="0"/>
-            <wp:docPr id="10" name="Imagen10" descr="Dónde escribir el número"/>
+            <wp:docPr id="9" name="Imagen9" descr="Dónde escribir el número"/>
             <wp:cNvGraphicFramePr>
               <a:graphicFrameLocks xmlns:a="http://schemas.openxmlformats.org/drawingml/2006/main" noChangeAspect="1"/>
             </wp:cNvGraphicFramePr>
@@ -4348,13 +3648,13 @@
               <a:graphicData uri="http://schemas.openxmlformats.org/drawingml/2006/picture">
                 <pic:pic xmlns:pic="http://schemas.openxmlformats.org/drawingml/2006/picture">
                   <pic:nvPicPr>
-                    <pic:cNvPr id="10" name="Imagen10" descr="Dónde escribir el número"/>
+                    <pic:cNvPr id="9" name="Imagen9" descr="Dónde escribir el número"/>
                     <pic:cNvPicPr>
                       <a:picLocks noChangeAspect="1" noChangeArrowheads="1"/>
                     </pic:cNvPicPr>
                   </pic:nvPicPr>
                   <pic:blipFill>
-                    <a:blip r:embed="rId11"/>
+                    <a:blip r:embed="rId10"/>
                     <a:stretch>
                       <a:fillRect/>
                     </a:stretch>
@@ -4383,11 +3683,11 @@
         <w:rPr>
           <w:b/>
         </w:rPr>
-        <w:t>Figura 10.</w:t>
-      </w:r>
-      <w:r>
-        <w:rPr/>
-        <w:t xml:space="preserve"> La última línea de la pantalla es donde escribes. La flecha señala el sitio exacto: teclea el número y pulsa </w:t>
+        <w:t>Figura 9.</w:t>
+      </w:r>
+      <w:r>
+        <w:rPr/>
+        <w:t xml:space="preserve"> La última línea de la pantalla es donde se escribe. La flecha señala el sitio exacto: se teclea el número y se pulsa </w:t>
       </w:r>
       <w:r>
         <w:rPr>
@@ -4408,7 +3708,7 @@
         <w:pStyle w:val="BodyText"/>
         <w:numPr>
           <w:ilvl w:val="0"/>
-          <w:numId w:val="8"/>
+          <w:numId w:val="5"/>
         </w:numPr>
         <w:tabs>
           <w:tab w:val="clear" w:pos="1134"/>
@@ -4422,7 +3722,7 @@
       </w:pPr>
       <w:r>
         <w:rPr/>
-        <w:t xml:space="preserve">Decide qué versión quieres con la tabla de arriba. Si no sabes cuál, elige la </w:t>
+        <w:t xml:space="preserve">Decida qué versión quiere con la tabla de arriba. Si no lo tiene claro, elija la </w:t>
       </w:r>
       <w:r>
         <w:rPr>
@@ -4444,7 +3744,7 @@
         <w:pStyle w:val="BodyText"/>
         <w:numPr>
           <w:ilvl w:val="0"/>
-          <w:numId w:val="8"/>
+          <w:numId w:val="5"/>
         </w:numPr>
         <w:tabs>
           <w:tab w:val="clear" w:pos="1134"/>
@@ -4458,7 +3758,7 @@
       </w:pPr>
       <w:r>
         <w:rPr/>
-        <w:t xml:space="preserve">Escribe ese número con el teclado. Aparecerá al final de la línea, en amarillo. </w:t>
+        <w:t xml:space="preserve">Escriba ese número con el teclado. Aparecerá al final de la línea, en amarillo. </w:t>
       </w:r>
     </w:p>
     <w:p>
@@ -4466,7 +3766,7 @@
         <w:pStyle w:val="BodyText"/>
         <w:numPr>
           <w:ilvl w:val="0"/>
-          <w:numId w:val="8"/>
+          <w:numId w:val="5"/>
         </w:numPr>
         <w:tabs>
           <w:tab w:val="clear" w:pos="1134"/>
@@ -4479,7 +3779,7 @@
       </w:pPr>
       <w:r>
         <w:rPr/>
-        <w:t xml:space="preserve">Pulsa </w:t>
+        <w:t xml:space="preserve">Pulse </w:t>
       </w:r>
       <w:r>
         <w:rPr>
@@ -4515,7 +3815,7 @@
           <w:bdr w:val="single" w:sz="24" w:space="9" w:color="0D3B66"/>
           <w:shd w:fill="F4F7FA" w:val="clear"/>
         </w:rPr>
-        <w:t>¿Te equivocaste de tecla?</w:t>
+        <w:t>¿Se equivocó de tecla?</w:t>
       </w:r>
       <w:r>
         <w:rPr>
@@ -4523,7 +3823,7 @@
           <w:bdr w:val="single" w:sz="24" w:space="9" w:color="0D3B66"/>
           <w:shd w:fill="F4F7FA" w:val="clear"/>
         </w:rPr>
-        <w:t xml:space="preserve"> Si escribes una letra o un número que no existe, el programa te avisa en rojo y te devuelve al menú. No pasa nada malo, puedes volver a intentarlo las veces que quieras.</w:t>
+        <w:t xml:space="preserve"> Si escribe una letra o un número que no existe, el programa avisa en rojo y devuelve al menú. No ocurre nada malo y se puede volver a intentar las veces que haga falta.</w:t>
       </w:r>
     </w:p>
     <w:p>
@@ -4535,7 +3835,7 @@
       </w:pPr>
       <w:r>
         <w:rPr/>
-        <w:t>Paso I. Confirmar y esperar</w:t>
+        <w:t>Paso F. Confirmar antes de instalar</w:t>
       </w:r>
     </w:p>
     <w:p>
@@ -4547,7 +3847,7 @@
       </w:pPr>
       <w:r>
         <w:rPr/>
-        <w:t>El programa nunca instala nada sin preguntarte. Primero te enseña un resumen para que compruebes que elegiste bien.</w:t>
+        <w:t>El programa nunca instala nada sin preguntar. Primero muestra un resumen para comprobar que la elección fue la correcta.</w:t>
       </w:r>
     </w:p>
     <w:p>
@@ -4563,7 +3863,7 @@
           <wp:inline distT="0" distB="0" distL="0" distR="0">
             <wp:extent cx="16602075" cy="4686300"/>
             <wp:effectExtent l="0" t="0" r="0" b="0"/>
-            <wp:docPr id="11" name="Imagen11" descr="Resumen de la instalación"/>
+            <wp:docPr id="10" name="Imagen10" descr="Resumen de la instalación"/>
             <wp:cNvGraphicFramePr>
               <a:graphicFrameLocks xmlns:a="http://schemas.openxmlformats.org/drawingml/2006/main" noChangeAspect="1"/>
             </wp:cNvGraphicFramePr>
@@ -4571,13 +3871,13 @@
               <a:graphicData uri="http://schemas.openxmlformats.org/drawingml/2006/picture">
                 <pic:pic xmlns:pic="http://schemas.openxmlformats.org/drawingml/2006/picture">
                   <pic:nvPicPr>
-                    <pic:cNvPr id="11" name="Imagen11" descr="Resumen de la instalación"/>
+                    <pic:cNvPr id="10" name="Imagen10" descr="Resumen de la instalación"/>
                     <pic:cNvPicPr>
                       <a:picLocks noChangeAspect="1" noChangeArrowheads="1"/>
                     </pic:cNvPicPr>
                   </pic:nvPicPr>
                   <pic:blipFill>
-                    <a:blip r:embed="rId12"/>
+                    <a:blip r:embed="rId11"/>
                     <a:stretch>
                       <a:fillRect/>
                     </a:stretch>
@@ -4606,11 +3906,11 @@
         <w:rPr>
           <w:b/>
         </w:rPr>
-        <w:t>Figura 11.</w:t>
-      </w:r>
-      <w:r>
-        <w:rPr/>
-        <w:t xml:space="preserve"> El resumen. Las flechas señalan las tres cosas que revisar: la versión, los programas que trae y cuánto se va a descargar. </w:t>
+        <w:t>Figura 10.</w:t>
+      </w:r>
+      <w:r>
+        <w:rPr/>
+        <w:t xml:space="preserve"> El resumen. Las flechas señalan las tres cosas que hay que revisar: la versión, los programas que trae y cuánto se va a descargar. </w:t>
       </w:r>
       <w:r>
         <w:rPr/>
@@ -4618,7 +3918,7 @@
           <wp:inline distT="0" distB="0" distL="0" distR="0">
             <wp:extent cx="16363950" cy="5010150"/>
             <wp:effectExtent l="0" t="0" r="0" b="0"/>
-            <wp:docPr id="12" name="Imagen12" descr="Aviso de no cerrar"/>
+            <wp:docPr id="11" name="Imagen11" descr="Aviso de no cerrar"/>
             <wp:cNvGraphicFramePr>
               <a:graphicFrameLocks xmlns:a="http://schemas.openxmlformats.org/drawingml/2006/main" noChangeAspect="1"/>
             </wp:cNvGraphicFramePr>
@@ -4626,13 +3926,13 @@
               <a:graphicData uri="http://schemas.openxmlformats.org/drawingml/2006/picture">
                 <pic:pic xmlns:pic="http://schemas.openxmlformats.org/drawingml/2006/picture">
                   <pic:nvPicPr>
-                    <pic:cNvPr id="12" name="Imagen12" descr="Aviso de no cerrar"/>
+                    <pic:cNvPr id="11" name="Imagen11" descr="Aviso de no cerrar"/>
                     <pic:cNvPicPr>
                       <a:picLocks noChangeAspect="1" noChangeArrowheads="1"/>
                     </pic:cNvPicPr>
                   </pic:nvPicPr>
                   <pic:blipFill>
-                    <a:blip r:embed="rId13"/>
+                    <a:blip r:embed="rId12"/>
                     <a:stretch>
                       <a:fillRect/>
                     </a:stretch>
@@ -4661,11 +3961,11 @@
         <w:rPr>
           <w:b/>
         </w:rPr>
-        <w:t>Figura 12.</w:t>
-      </w:r>
-      <w:r>
-        <w:rPr/>
-        <w:t xml:space="preserve"> El aviso amarillo. Léelo entero antes de seguir: hay que cerrar Word, Excel y PowerPoint si los tienes abiertos. </w:t>
+        <w:t>Figura 11.</w:t>
+      </w:r>
+      <w:r>
+        <w:rPr/>
+        <w:t xml:space="preserve"> El aviso amarillo. Conviene leerlo entero antes de seguir: hay que cerrar Word, Excel y PowerPoint si están abiertos. </w:t>
       </w:r>
       <w:r>
         <w:rPr/>
@@ -4673,7 +3973,7 @@
           <wp:inline distT="0" distB="0" distL="0" distR="0">
             <wp:extent cx="16240125" cy="3390900"/>
             <wp:effectExtent l="0" t="0" r="0" b="0"/>
-            <wp:docPr id="13" name="Imagen13" descr="Confirmación 1 o 2"/>
+            <wp:docPr id="12" name="Imagen12" descr="Confirmación 1 o 2"/>
             <wp:cNvGraphicFramePr>
               <a:graphicFrameLocks xmlns:a="http://schemas.openxmlformats.org/drawingml/2006/main" noChangeAspect="1"/>
             </wp:cNvGraphicFramePr>
@@ -4681,13 +3981,13 @@
               <a:graphicData uri="http://schemas.openxmlformats.org/drawingml/2006/picture">
                 <pic:pic xmlns:pic="http://schemas.openxmlformats.org/drawingml/2006/picture">
                   <pic:nvPicPr>
-                    <pic:cNvPr id="13" name="Imagen13" descr="Confirmación 1 o 2"/>
+                    <pic:cNvPr id="12" name="Imagen12" descr="Confirmación 1 o 2"/>
                     <pic:cNvPicPr>
                       <a:picLocks noChangeAspect="1" noChangeArrowheads="1"/>
                     </pic:cNvPicPr>
                   </pic:nvPicPr>
                   <pic:blipFill>
-                    <a:blip r:embed="rId14"/>
+                    <a:blip r:embed="rId13"/>
                     <a:stretch>
                       <a:fillRect/>
                     </a:stretch>
@@ -4716,7 +4016,7 @@
         <w:rPr>
           <w:b/>
         </w:rPr>
-        <w:t>Figura 13.</w:t>
+        <w:t>Figura 12.</w:t>
       </w:r>
       <w:r>
         <w:rPr/>
@@ -4748,7 +4048,7 @@
         <w:pStyle w:val="BodyText"/>
         <w:numPr>
           <w:ilvl w:val="0"/>
-          <w:numId w:val="9"/>
+          <w:numId w:val="6"/>
         </w:numPr>
         <w:tabs>
           <w:tab w:val="clear" w:pos="1134"/>
@@ -4762,7 +4062,7 @@
       </w:pPr>
       <w:r>
         <w:rPr/>
-        <w:t xml:space="preserve">Cierra Word, Excel y PowerPoint si los tienes abiertos. </w:t>
+        <w:t xml:space="preserve">Cierre Word, Excel y PowerPoint si están abiertos. </w:t>
       </w:r>
     </w:p>
     <w:p>
@@ -4770,7 +4070,7 @@
         <w:pStyle w:val="BodyText"/>
         <w:numPr>
           <w:ilvl w:val="0"/>
-          <w:numId w:val="9"/>
+          <w:numId w:val="6"/>
         </w:numPr>
         <w:tabs>
           <w:tab w:val="clear" w:pos="1134"/>
@@ -4784,7 +4084,7 @@
       </w:pPr>
       <w:r>
         <w:rPr/>
-        <w:t xml:space="preserve">Lee el resumen y comprueba que sea la versión correcta. </w:t>
+        <w:t xml:space="preserve">Lea el resumen y compruebe que sea la versión correcta. </w:t>
       </w:r>
     </w:p>
     <w:p>
@@ -4792,7 +4092,7 @@
         <w:pStyle w:val="BodyText"/>
         <w:numPr>
           <w:ilvl w:val="0"/>
-          <w:numId w:val="9"/>
+          <w:numId w:val="6"/>
         </w:numPr>
         <w:tabs>
           <w:tab w:val="clear" w:pos="1134"/>
@@ -4805,7 +4105,7 @@
       </w:pPr>
       <w:r>
         <w:rPr/>
-        <w:t xml:space="preserve">Escribe </w:t>
+        <w:t xml:space="preserve">Escriba </w:t>
       </w:r>
       <w:r>
         <w:rPr>
@@ -4837,6 +4137,18 @@
     </w:p>
     <w:p>
       <w:pPr>
+        <w:pStyle w:val="Ttulo4paso"/>
+        <w:bidi w:val="0"/>
+        <w:jc w:val="left"/>
+        <w:rPr/>
+      </w:pPr>
+      <w:r>
+        <w:rPr/>
+        <w:t>Paso G. Esperar sin cerrar la ventana</w:t>
+      </w:r>
+    </w:p>
+    <w:p>
+      <w:pPr>
         <w:pStyle w:val="BodyText"/>
         <w:bidi w:val="0"/>
         <w:spacing w:before="180" w:after="180"/>
@@ -4855,7 +4167,7 @@
           <w:bdr w:val="single" w:sz="24" w:space="9" w:color="C0392B"/>
           <w:shd w:fill="FDEEEE" w:val="clear"/>
         </w:rPr>
-        <w:t>No cierres la ventana azul.</w:t>
+        <w:t>No cierre la ventana de PowerShell.</w:t>
       </w:r>
       <w:r>
         <w:rPr>
@@ -4863,7 +4175,7 @@
           <w:bdr w:val="single" w:sz="24" w:space="9" w:color="C0392B"/>
           <w:shd w:fill="FDEEEE" w:val="clear"/>
         </w:rPr>
-        <w:t xml:space="preserve"> La descarga y la instalación tardan entre 10 y 30 minutos según tu internet. Si la cierras a la mitad, Office queda instalado a medias y hay que empezar de nuevo. El programa te avisará </w:t>
+        <w:t xml:space="preserve"> La descarga y la instalación tardan entre 10 y 30 minutos según la conexión. Si se cierra a la mitad, Office queda instalado a medias y hay que empezar de nuevo. El programa avisará </w:t>
       </w:r>
       <w:r>
         <w:rPr>
@@ -4880,7 +4192,7 @@
           <w:bdr w:val="single" w:sz="24" w:space="9" w:color="C0392B"/>
           <w:shd w:fill="FDEEEE" w:val="clear"/>
         </w:rPr>
-        <w:t xml:space="preserve"> cuando puedas cerrar.</w:t>
+        <w:t xml:space="preserve"> cuando se pueda cerrar.</w:t>
       </w:r>
     </w:p>
     <w:p>
@@ -4897,7 +4209,7 @@
           <wp:inline distT="0" distB="0" distL="0" distR="0">
             <wp:extent cx="20907375" cy="2743200"/>
             <wp:effectExtent l="0" t="0" r="0" b="0"/>
-            <wp:docPr id="14" name="Imagen14" descr="Barra de descarga"/>
+            <wp:docPr id="13" name="Imagen13" descr="Barra de descarga"/>
             <wp:cNvGraphicFramePr>
               <a:graphicFrameLocks xmlns:a="http://schemas.openxmlformats.org/drawingml/2006/main" noChangeAspect="1"/>
             </wp:cNvGraphicFramePr>
@@ -4905,13 +4217,13 @@
               <a:graphicData uri="http://schemas.openxmlformats.org/drawingml/2006/picture">
                 <pic:pic xmlns:pic="http://schemas.openxmlformats.org/drawingml/2006/picture">
                   <pic:nvPicPr>
-                    <pic:cNvPr id="14" name="Imagen14" descr="Barra de descarga"/>
+                    <pic:cNvPr id="13" name="Imagen13" descr="Barra de descarga"/>
                     <pic:cNvPicPr>
                       <a:picLocks noChangeAspect="1" noChangeArrowheads="1"/>
                     </pic:cNvPicPr>
                   </pic:nvPicPr>
                   <pic:blipFill>
-                    <a:blip r:embed="rId15"/>
+                    <a:blip r:embed="rId14"/>
                     <a:stretch>
                       <a:fillRect/>
                     </a:stretch>
@@ -4940,11 +4252,11 @@
         <w:rPr>
           <w:b/>
         </w:rPr>
-        <w:t>Figura 14.</w:t>
-      </w:r>
-      <w:r>
-        <w:rPr/>
-        <w:t xml:space="preserve"> La barra de descarga. Se llena sola de izquierda a derecha. Las flechas señalan el porcentaje (va de 0 a 100) y los megabytes bajados. </w:t>
+        <w:t>Figura 13.</w:t>
+      </w:r>
+      <w:r>
+        <w:rPr/>
+        <w:t xml:space="preserve"> La barra de descarga. Se llena sola de izquierda a derecha. Las flechas señalan el porcentaje (va de 0 a 100) y los megabytes que lleva descargados. </w:t>
       </w:r>
       <w:r>
         <w:rPr/>
@@ -4952,7 +4264,7 @@
           <wp:inline distT="0" distB="0" distL="0" distR="0">
             <wp:extent cx="16964025" cy="7924800"/>
             <wp:effectExtent l="0" t="0" r="0" b="0"/>
-            <wp:docPr id="15" name="Imagen15" descr="Los tres pasos de la instalación"/>
+            <wp:docPr id="14" name="Imagen14" descr="Los tres pasos de la instalación"/>
             <wp:cNvGraphicFramePr>
               <a:graphicFrameLocks xmlns:a="http://schemas.openxmlformats.org/drawingml/2006/main" noChangeAspect="1"/>
             </wp:cNvGraphicFramePr>
@@ -4960,13 +4272,13 @@
               <a:graphicData uri="http://schemas.openxmlformats.org/drawingml/2006/picture">
                 <pic:pic xmlns:pic="http://schemas.openxmlformats.org/drawingml/2006/picture">
                   <pic:nvPicPr>
-                    <pic:cNvPr id="15" name="Imagen15" descr="Los tres pasos de la instalación"/>
+                    <pic:cNvPr id="14" name="Imagen14" descr="Los tres pasos de la instalación"/>
                     <pic:cNvPicPr>
                       <a:picLocks noChangeAspect="1" noChangeArrowheads="1"/>
                     </pic:cNvPicPr>
                   </pic:nvPicPr>
                   <pic:blipFill>
-                    <a:blip r:embed="rId16"/>
+                    <a:blip r:embed="rId15"/>
                     <a:stretch>
                       <a:fillRect/>
                     </a:stretch>
@@ -4995,7 +4307,7 @@
         <w:rPr>
           <w:b/>
         </w:rPr>
-        <w:t>Figura 15.</w:t>
+        <w:t>Figura 14.</w:t>
       </w:r>
       <w:r>
         <w:rPr/>
@@ -5040,7 +4352,7 @@
           <w:bdr w:val="single" w:sz="24" w:space="9" w:color="0D3B66"/>
           <w:shd w:fill="F4F7FA" w:val="clear"/>
         </w:rPr>
-        <w:t xml:space="preserve"> con su propia barra de progreso. Es normal, es el instalador oficial haciendo su trabajo. No la cierres tampoco.</w:t>
+        <w:t xml:space="preserve"> con su propia barra de progreso. Es normal: es el instalador oficial haciendo su trabajo. Tampoco hay que cerrarla.</w:t>
       </w:r>
     </w:p>
     <w:p>
@@ -5056,7 +4368,7 @@
           <wp:inline distT="0" distB="0" distL="0" distR="0">
             <wp:extent cx="15878175" cy="4362450"/>
             <wp:effectExtent l="0" t="0" r="0" b="0"/>
-            <wp:docPr id="16" name="Imagen16" descr="Office instalado correctamente"/>
+            <wp:docPr id="15" name="Imagen15" descr="Office instalado correctamente"/>
             <wp:cNvGraphicFramePr>
               <a:graphicFrameLocks xmlns:a="http://schemas.openxmlformats.org/drawingml/2006/main" noChangeAspect="1"/>
             </wp:cNvGraphicFramePr>
@@ -5064,13 +4376,13 @@
               <a:graphicData uri="http://schemas.openxmlformats.org/drawingml/2006/picture">
                 <pic:pic xmlns:pic="http://schemas.openxmlformats.org/drawingml/2006/picture">
                   <pic:nvPicPr>
-                    <pic:cNvPr id="16" name="Imagen16" descr="Office instalado correctamente"/>
+                    <pic:cNvPr id="15" name="Imagen15" descr="Office instalado correctamente"/>
                     <pic:cNvPicPr>
                       <a:picLocks noChangeAspect="1" noChangeArrowheads="1"/>
                     </pic:cNvPicPr>
                   </pic:nvPicPr>
                   <pic:blipFill>
-                    <a:blip r:embed="rId17"/>
+                    <a:blip r:embed="rId16"/>
                     <a:stretch>
                       <a:fillRect/>
                     </a:stretch>
@@ -5099,7 +4411,7 @@
         <w:rPr>
           <w:b/>
         </w:rPr>
-        <w:t>Figura 16.</w:t>
+        <w:t>Figura 15.</w:t>
       </w:r>
       <w:r>
         <w:rPr/>
@@ -5113,7 +4425,7 @@
       </w:r>
       <w:r>
         <w:rPr/>
-        <w:t xml:space="preserve"> el cartel verde. Las flechas señalan la confirmación y el siguiente paso. Si ves esto, Office ya está instalado. </w:t>
+        <w:t xml:space="preserve"> el cartel verde. Las flechas señalan la confirmación y el siguiente paso. Si aparece esto, Office ya está instalado. </w:t>
       </w:r>
     </w:p>
     <w:p>
@@ -5125,7 +4437,7 @@
       </w:pPr>
       <w:r>
         <w:rPr/>
-        <w:t>Paso J. Activar Office</w:t>
+        <w:t>Paso H. Activar Office</w:t>
       </w:r>
     </w:p>
     <w:p>
@@ -5138,7 +4450,7 @@
       </w:pPr>
       <w:r>
         <w:rPr/>
-        <w:t xml:space="preserve">Office ya está instalado, pero le falta la licencia. Desde el menú, escribe </w:t>
+        <w:t xml:space="preserve">Office ya está instalado, pero le falta la licencia. Desde el menú, se escribe </w:t>
       </w:r>
       <w:r>
         <w:rPr>
@@ -5169,7 +4481,7 @@
           <wp:inline distT="0" distB="0" distL="0" distR="0">
             <wp:extent cx="16964025" cy="6953250"/>
             <wp:effectExtent l="0" t="0" r="0" b="0"/>
-            <wp:docPr id="17" name="Imagen17" descr="Aviso sobre el antivirus"/>
+            <wp:docPr id="16" name="Imagen16" descr="Aviso sobre el antivirus"/>
             <wp:cNvGraphicFramePr>
               <a:graphicFrameLocks xmlns:a="http://schemas.openxmlformats.org/drawingml/2006/main" noChangeAspect="1"/>
             </wp:cNvGraphicFramePr>
@@ -5177,13 +4489,13 @@
               <a:graphicData uri="http://schemas.openxmlformats.org/drawingml/2006/picture">
                 <pic:pic xmlns:pic="http://schemas.openxmlformats.org/drawingml/2006/picture">
                   <pic:nvPicPr>
-                    <pic:cNvPr id="17" name="Imagen17" descr="Aviso sobre el antivirus"/>
+                    <pic:cNvPr id="16" name="Imagen16" descr="Aviso sobre el antivirus"/>
                     <pic:cNvPicPr>
                       <a:picLocks noChangeAspect="1" noChangeArrowheads="1"/>
                     </pic:cNvPicPr>
                   </pic:nvPicPr>
                   <pic:blipFill>
-                    <a:blip r:embed="rId18"/>
+                    <a:blip r:embed="rId17"/>
                     <a:stretch>
                       <a:fillRect/>
                     </a:stretch>
@@ -5212,11 +4524,11 @@
         <w:rPr>
           <w:b/>
         </w:rPr>
-        <w:t>Figura 17.</w:t>
-      </w:r>
-      <w:r>
-        <w:rPr/>
-        <w:t xml:space="preserve"> El aviso naranja sobre el antivirus. Las flechas señalan las dos partes importantes: que no es un virus de verdad, y los pasos para apagar la protección un rato si hiciera falta. </w:t>
+        <w:t>Figura 16.</w:t>
+      </w:r>
+      <w:r>
+        <w:rPr/>
+        <w:t xml:space="preserve"> El aviso naranja sobre el antivirus. Las flechas señalan las dos partes importantes: que no se trata de un virus real, y los pasos para apagar la protección un rato si hiciera falta. </w:t>
       </w:r>
     </w:p>
     <w:p>
@@ -5239,7 +4551,7 @@
           <w:bdr w:val="single" w:sz="24" w:space="9" w:color="D98324"/>
           <w:shd w:fill="FFF6E8" w:val="clear"/>
         </w:rPr>
-        <w:t>Por qué el antivirus se queja.</w:t>
+        <w:t>Por qué se queja el antivirus.</w:t>
       </w:r>
       <w:r>
         <w:rPr>
@@ -5264,7 +4576,7 @@
           <w:bdr w:val="single" w:sz="24" w:space="9" w:color="D98324"/>
           <w:shd w:fill="FFF6E8" w:val="clear"/>
         </w:rPr>
-        <w:t xml:space="preserve"> las herramientas de activación, aunque no sean dañinas. La propia página massgrave.dev lo advierte. Si te lo bloquea: abre </w:t>
+        <w:t xml:space="preserve"> las herramientas de activación, aunque no sean dañinas. La propia página massgrave.dev lo advierte. Si las bloquea: abra </w:t>
       </w:r>
       <w:r>
         <w:rPr>
@@ -5315,7 +4627,7 @@
           <w:bdr w:val="single" w:sz="24" w:space="9" w:color="D98324"/>
           <w:shd w:fill="FFF6E8" w:val="clear"/>
         </w:rPr>
-        <w:t xml:space="preserve"> → apaga </w:t>
+        <w:t xml:space="preserve"> → apague </w:t>
       </w:r>
       <w:r>
         <w:rPr>
@@ -5332,7 +4644,7 @@
           <w:bdr w:val="single" w:sz="24" w:space="9" w:color="D98324"/>
           <w:shd w:fill="FFF6E8" w:val="clear"/>
         </w:rPr>
-        <w:t xml:space="preserve"> → activa Office → </w:t>
+        <w:t xml:space="preserve"> → active Office → </w:t>
       </w:r>
       <w:r>
         <w:rPr>
@@ -5341,7 +4653,7 @@
           <w:bdr w:val="single" w:sz="24" w:space="9" w:color="D98324"/>
           <w:shd w:fill="FFF6E8" w:val="clear"/>
         </w:rPr>
-        <w:t>vuelve a encenderla al terminar</w:t>
+        <w:t>vuelva a encenderla al terminar</w:t>
       </w:r>
       <w:r>
         <w:rPr>
@@ -5349,7 +4661,7 @@
           <w:bdr w:val="single" w:sz="24" w:space="9" w:color="D98324"/>
           <w:shd w:fill="FFF6E8" w:val="clear"/>
         </w:rPr>
-        <w:t>. No dejes el antivirus apagado.</w:t>
+        <w:t>. No debe dejarse el antivirus apagado.</w:t>
       </w:r>
     </w:p>
     <w:p>
@@ -5365,7 +4677,7 @@
           <wp:inline distT="0" distB="0" distL="0" distR="0">
             <wp:extent cx="21155025" cy="4362450"/>
             <wp:effectExtent l="0" t="0" r="0" b="0"/>
-            <wp:docPr id="18" name="Imagen18" descr="Números que se usan en MAS"/>
+            <wp:docPr id="17" name="Imagen17" descr="Números que se usan en MAS"/>
             <wp:cNvGraphicFramePr>
               <a:graphicFrameLocks xmlns:a="http://schemas.openxmlformats.org/drawingml/2006/main" noChangeAspect="1"/>
             </wp:cNvGraphicFramePr>
@@ -5373,13 +4685,13 @@
               <a:graphicData uri="http://schemas.openxmlformats.org/drawingml/2006/picture">
                 <pic:pic xmlns:pic="http://schemas.openxmlformats.org/drawingml/2006/picture">
                   <pic:nvPicPr>
-                    <pic:cNvPr id="18" name="Imagen18" descr="Números que se usan en MAS"/>
+                    <pic:cNvPr id="17" name="Imagen17" descr="Números que se usan en MAS"/>
                     <pic:cNvPicPr>
                       <a:picLocks noChangeAspect="1" noChangeArrowheads="1"/>
                     </pic:cNvPicPr>
                   </pic:nvPicPr>
                   <pic:blipFill>
-                    <a:blip r:embed="rId19"/>
+                    <a:blip r:embed="rId18"/>
                     <a:stretch>
                       <a:fillRect/>
                     </a:stretch>
@@ -5408,11 +4720,11 @@
         <w:rPr>
           <w:b/>
         </w:rPr>
-        <w:t>Figura 18.</w:t>
-      </w:r>
-      <w:r>
-        <w:rPr/>
-        <w:t xml:space="preserve"> Ojo con esto: hay dos menús distintos. La flecha de abajo es el </w:t>
+        <w:t>Figura 17.</w:t>
+      </w:r>
+      <w:r>
+        <w:rPr/>
+        <w:t xml:space="preserve"> Conviene no confundirse: hay dos menús distintos. La flecha de abajo es el </w:t>
       </w:r>
       <w:r>
         <w:rPr>
@@ -5428,7 +4740,7 @@
         <w:rPr>
           <w:i/>
         </w:rPr>
-        <w:t>nuestro</w:t>
+        <w:t>este</w:t>
       </w:r>
       <w:r>
         <w:rPr/>
@@ -5442,7 +4754,7 @@
       </w:r>
       <w:r>
         <w:rPr/>
-        <w:t xml:space="preserve"> que escribirás </w:t>
+        <w:t xml:space="preserve"> que se escribirá </w:t>
       </w:r>
       <w:r>
         <w:rPr>
@@ -5460,7 +4772,7 @@
         <w:pStyle w:val="BodyText"/>
         <w:numPr>
           <w:ilvl w:val="0"/>
-          <w:numId w:val="10"/>
+          <w:numId w:val="7"/>
         </w:numPr>
         <w:tabs>
           <w:tab w:val="clear" w:pos="1134"/>
@@ -5474,7 +4786,7 @@
       </w:pPr>
       <w:r>
         <w:rPr/>
-        <w:t xml:space="preserve">En el menú escribe </w:t>
+        <w:t xml:space="preserve">En el menú escriba </w:t>
       </w:r>
       <w:r>
         <w:rPr>
@@ -5509,7 +4821,7 @@
         <w:pStyle w:val="BodyText"/>
         <w:numPr>
           <w:ilvl w:val="0"/>
-          <w:numId w:val="10"/>
+          <w:numId w:val="7"/>
         </w:numPr>
         <w:tabs>
           <w:tab w:val="clear" w:pos="1134"/>
@@ -5523,7 +4835,7 @@
       </w:pPr>
       <w:r>
         <w:rPr/>
-        <w:t xml:space="preserve">Lee el aviso naranja del antivirus. </w:t>
+        <w:t xml:space="preserve">Lea el aviso naranja del antivirus. </w:t>
       </w:r>
     </w:p>
     <w:p>
@@ -5531,7 +4843,7 @@
         <w:pStyle w:val="BodyText"/>
         <w:numPr>
           <w:ilvl w:val="0"/>
-          <w:numId w:val="10"/>
+          <w:numId w:val="7"/>
         </w:numPr>
         <w:tabs>
           <w:tab w:val="clear" w:pos="1134"/>
@@ -5545,7 +4857,7 @@
       </w:pPr>
       <w:r>
         <w:rPr/>
-        <w:t xml:space="preserve">Escribe </w:t>
+        <w:t xml:space="preserve">Escriba </w:t>
       </w:r>
       <w:r>
         <w:rPr>
@@ -5580,7 +4892,7 @@
         <w:pStyle w:val="BodyText"/>
         <w:numPr>
           <w:ilvl w:val="0"/>
-          <w:numId w:val="10"/>
+          <w:numId w:val="7"/>
         </w:numPr>
         <w:tabs>
           <w:tab w:val="clear" w:pos="1134"/>
@@ -5594,7 +4906,7 @@
       </w:pPr>
       <w:r>
         <w:rPr/>
-        <w:t xml:space="preserve">Se abre el menú de MAS, con opciones de colores. Es otro programa distinto, con su propio menú. Ya no estás en el nuestro. </w:t>
+        <w:t xml:space="preserve">Se abre el menú de MAS, con opciones de colores. Es otro programa distinto, con su propio menú. </w:t>
       </w:r>
     </w:p>
     <w:p>
@@ -5602,7 +4914,7 @@
         <w:pStyle w:val="BodyText"/>
         <w:numPr>
           <w:ilvl w:val="0"/>
-          <w:numId w:val="10"/>
+          <w:numId w:val="7"/>
         </w:numPr>
         <w:tabs>
           <w:tab w:val="clear" w:pos="1134"/>
@@ -5616,7 +4928,7 @@
       </w:pPr>
       <w:r>
         <w:rPr/>
-        <w:t xml:space="preserve">Con Office cerrado, escribe </w:t>
+        <w:t xml:space="preserve">Con Office cerrado, escriba </w:t>
       </w:r>
       <w:r>
         <w:rPr>
@@ -5643,7 +4955,7 @@
       </w:r>
       <w:r>
         <w:rPr/>
-        <w:t xml:space="preserve">. El 2 de MAS es «Office». El 1 sería Windows, que aquí no toca. </w:t>
+        <w:t xml:space="preserve">. El 2 de MAS corresponde a «Ohook — Office». El 1 sería Windows, que aquí no toca. </w:t>
       </w:r>
     </w:p>
     <w:p>
@@ -5651,7 +4963,7 @@
         <w:pStyle w:val="BodyText"/>
         <w:numPr>
           <w:ilvl w:val="0"/>
-          <w:numId w:val="10"/>
+          <w:numId w:val="7"/>
         </w:numPr>
         <w:tabs>
           <w:tab w:val="clear" w:pos="1134"/>
@@ -5665,7 +4977,7 @@
       </w:pPr>
       <w:r>
         <w:rPr/>
-        <w:t xml:space="preserve">Espera sin tocar nada hasta que aparezca una </w:t>
+        <w:t xml:space="preserve">Espere sin tocar nada hasta que aparezca una </w:t>
       </w:r>
       <w:r>
         <w:rPr>
@@ -5675,7 +4987,7 @@
       </w:r>
       <w:r>
         <w:rPr/>
-        <w:t xml:space="preserve">. Office quedó activado. </w:t>
+        <w:t xml:space="preserve">. </w:t>
       </w:r>
     </w:p>
     <w:p>
@@ -5683,7 +4995,7 @@
         <w:pStyle w:val="BodyText"/>
         <w:numPr>
           <w:ilvl w:val="0"/>
-          <w:numId w:val="10"/>
+          <w:numId w:val="7"/>
         </w:numPr>
         <w:tabs>
           <w:tab w:val="clear" w:pos="1134"/>
@@ -5696,7 +5008,7 @@
       </w:pPr>
       <w:r>
         <w:rPr/>
-        <w:t xml:space="preserve">Escribe </w:t>
+        <w:t xml:space="preserve">Escriba </w:t>
       </w:r>
       <w:r>
         <w:rPr>
@@ -5739,7 +5051,7 @@
           <wp:inline distT="0" distB="0" distL="0" distR="0">
             <wp:extent cx="16725900" cy="8896350"/>
             <wp:effectExtent l="0" t="0" r="0" b="0"/>
-            <wp:docPr id="19" name="Imagen19" descr="El menú de MAS"/>
+            <wp:docPr id="18" name="Imagen18" descr="El menú de MAS"/>
             <wp:cNvGraphicFramePr>
               <a:graphicFrameLocks xmlns:a="http://schemas.openxmlformats.org/drawingml/2006/main" noChangeAspect="1"/>
             </wp:cNvGraphicFramePr>
@@ -5747,13 +5059,13 @@
               <a:graphicData uri="http://schemas.openxmlformats.org/drawingml/2006/picture">
                 <pic:pic xmlns:pic="http://schemas.openxmlformats.org/drawingml/2006/picture">
                   <pic:nvPicPr>
-                    <pic:cNvPr id="19" name="Imagen19" descr="El menú de MAS"/>
+                    <pic:cNvPr id="18" name="Imagen18" descr="El menú de MAS"/>
                     <pic:cNvPicPr>
                       <a:picLocks noChangeAspect="1" noChangeArrowheads="1"/>
                     </pic:cNvPicPr>
                   </pic:nvPicPr>
                   <pic:blipFill>
-                    <a:blip r:embed="rId20"/>
+                    <a:blip r:embed="rId19"/>
                     <a:stretch>
                       <a:fillRect/>
                     </a:stretch>
@@ -5782,11 +5094,11 @@
         <w:rPr>
           <w:b/>
         </w:rPr>
-        <w:t>Figura 19.</w:t>
-      </w:r>
-      <w:r>
-        <w:rPr/>
-        <w:t xml:space="preserve"> El menú de MAS. Está en inglés, pero solo necesitas tres números: el </w:t>
+        <w:t>Figura 18.</w:t>
+      </w:r>
+      <w:r>
+        <w:rPr/>
+        <w:t xml:space="preserve"> El menú de MAS. Está en inglés, pero solo hacen falta tres números: el </w:t>
       </w:r>
       <w:r>
         <w:rPr>
@@ -5826,7 +5138,7 @@
       </w:r>
       <w:r>
         <w:rPr/>
-        <w:t xml:space="preserve"> es para Windows y aquí no toca. </w:t>
+        <w:t xml:space="preserve"> es para Windows y aquí no corresponde. </w:t>
       </w:r>
       <w:r>
         <w:rPr/>
@@ -5834,7 +5146,7 @@
           <wp:inline distT="0" distB="0" distL="0" distR="0">
             <wp:extent cx="16240125" cy="4038600"/>
             <wp:effectExtent l="0" t="0" r="0" b="0"/>
-            <wp:docPr id="20" name="Imagen20" descr="La señal de éxito de MAS"/>
+            <wp:docPr id="19" name="Imagen19" descr="La señal de éxito de MAS"/>
             <wp:cNvGraphicFramePr>
               <a:graphicFrameLocks xmlns:a="http://schemas.openxmlformats.org/drawingml/2006/main" noChangeAspect="1"/>
             </wp:cNvGraphicFramePr>
@@ -5842,13 +5154,13 @@
               <a:graphicData uri="http://schemas.openxmlformats.org/drawingml/2006/picture">
                 <pic:pic xmlns:pic="http://schemas.openxmlformats.org/drawingml/2006/picture">
                   <pic:nvPicPr>
-                    <pic:cNvPr id="20" name="Imagen20" descr="La señal de éxito de MAS"/>
+                    <pic:cNvPr id="19" name="Imagen19" descr="La señal de éxito de MAS"/>
                     <pic:cNvPicPr>
                       <a:picLocks noChangeAspect="1" noChangeArrowheads="1"/>
                     </pic:cNvPicPr>
                   </pic:nvPicPr>
                   <pic:blipFill>
-                    <a:blip r:embed="rId21"/>
+                    <a:blip r:embed="rId20"/>
                     <a:stretch>
                       <a:fillRect/>
                     </a:stretch>
@@ -5877,7 +5189,7 @@
         <w:rPr>
           <w:b/>
         </w:rPr>
-        <w:t>Figura 20.</w:t>
+        <w:t>Figura 19.</w:t>
       </w:r>
       <w:r>
         <w:rPr/>
@@ -5891,7 +5203,7 @@
       </w:r>
       <w:r>
         <w:rPr/>
-        <w:t xml:space="preserve">. Debajo, en gris, avisa de que Word y Excel ya están activados y que puedes ignorar el botón «Buy» de Office. </w:t>
+        <w:t xml:space="preserve">. Debajo, en gris, avisa de que Word y Excel ya están activados y de que puede ignorarse el botón «Buy» de Office. </w:t>
       </w:r>
     </w:p>
     <w:p>
@@ -5903,7 +5215,7 @@
       </w:pPr>
       <w:r>
         <w:rPr/>
-        <w:t>Paso K. Comprobar que quedó activado</w:t>
+        <w:t>Paso I. Comprobar que quedó activado</w:t>
       </w:r>
     </w:p>
     <w:p>
@@ -5911,7 +5223,7 @@
         <w:pStyle w:val="BodyText"/>
         <w:numPr>
           <w:ilvl w:val="0"/>
-          <w:numId w:val="11"/>
+          <w:numId w:val="8"/>
         </w:numPr>
         <w:tabs>
           <w:tab w:val="clear" w:pos="1134"/>
@@ -5925,7 +5237,7 @@
       </w:pPr>
       <w:r>
         <w:rPr/>
-        <w:t xml:space="preserve">En nuestro menú escribe </w:t>
+        <w:t xml:space="preserve">En el menú del instalador escriba </w:t>
       </w:r>
       <w:r>
         <w:rPr>
@@ -5960,7 +5272,7 @@
         <w:pStyle w:val="BodyText"/>
         <w:numPr>
           <w:ilvl w:val="0"/>
-          <w:numId w:val="11"/>
+          <w:numId w:val="8"/>
         </w:numPr>
         <w:tabs>
           <w:tab w:val="clear" w:pos="1134"/>
@@ -5973,7 +5285,7 @@
       </w:pPr>
       <w:r>
         <w:rPr/>
-        <w:t xml:space="preserve">Busca la línea </w:t>
+        <w:t xml:space="preserve">Busque la línea </w:t>
       </w:r>
       <w:r>
         <w:rPr>
@@ -5983,7 +5295,7 @@
       </w:r>
       <w:r>
         <w:rPr/>
-        <w:t xml:space="preserve">. Si pone </w:t>
+        <w:t xml:space="preserve">. Si dice </w:t>
       </w:r>
       <w:r>
         <w:rPr>
@@ -6009,7 +5321,7 @@
           <wp:inline distT="0" distB="0" distL="0" distR="0">
             <wp:extent cx="16363950" cy="6629400"/>
             <wp:effectExtent l="0" t="0" r="0" b="0"/>
-            <wp:docPr id="21" name="Imagen21" descr="Comprobar la licencia"/>
+            <wp:docPr id="20" name="Imagen20" descr="Comprobar la licencia"/>
             <wp:cNvGraphicFramePr>
               <a:graphicFrameLocks xmlns:a="http://schemas.openxmlformats.org/drawingml/2006/main" noChangeAspect="1"/>
             </wp:cNvGraphicFramePr>
@@ -6017,13 +5329,13 @@
               <a:graphicData uri="http://schemas.openxmlformats.org/drawingml/2006/picture">
                 <pic:pic xmlns:pic="http://schemas.openxmlformats.org/drawingml/2006/picture">
                   <pic:nvPicPr>
-                    <pic:cNvPr id="21" name="Imagen21" descr="Comprobar la licencia"/>
+                    <pic:cNvPr id="20" name="Imagen20" descr="Comprobar la licencia"/>
                     <pic:cNvPicPr>
                       <a:picLocks noChangeAspect="1" noChangeArrowheads="1"/>
                     </pic:cNvPicPr>
                   </pic:nvPicPr>
                   <pic:blipFill>
-                    <a:blip r:embed="rId22"/>
+                    <a:blip r:embed="rId21"/>
                     <a:stretch>
                       <a:fillRect/>
                     </a:stretch>
@@ -6052,11 +5364,11 @@
         <w:rPr>
           <w:b/>
         </w:rPr>
-        <w:t>Figura 21.</w:t>
-      </w:r>
-      <w:r>
-        <w:rPr/>
-        <w:t xml:space="preserve"> El recuadro muestra qué versión tienes instalada. La flecha de abajo señala la línea que confirma la activación. </w:t>
+        <w:t>Figura 20.</w:t>
+      </w:r>
+      <w:r>
+        <w:rPr/>
+        <w:t xml:space="preserve"> El recuadro muestra qué versión está instalada. La flecha de abajo señala la línea que confirma la activación. </w:t>
       </w:r>
     </w:p>
     <w:p>
@@ -6068,7 +5380,7 @@
       </w:pPr>
       <w:r>
         <w:rPr/>
-        <w:t xml:space="preserve">También puedes comprobarlo desde el propio Word: ábrelo → </w:t>
+        <w:t xml:space="preserve">También puede comprobarse desde el propio Word: se abre → </w:t>
       </w:r>
       <w:r>
         <w:rPr>
@@ -6088,7 +5400,7 @@
       </w:r>
       <w:r>
         <w:rPr/>
-        <w:t>. Debe decir que el producto está activado.</w:t>
+        <w:t>. Debe indicar que el producto está activado.</w:t>
       </w:r>
     </w:p>
     <w:p>
@@ -6100,7 +5412,7 @@
       </w:pPr>
       <w:r>
         <w:rPr/>
-        <w:t>Paso L. Cerrar todo con calma</w:t>
+        <w:t>Paso J. Cerrar todo con calma</w:t>
       </w:r>
     </w:p>
     <w:p>
@@ -6108,7 +5420,7 @@
         <w:pStyle w:val="BodyText"/>
         <w:numPr>
           <w:ilvl w:val="0"/>
-          <w:numId w:val="12"/>
+          <w:numId w:val="9"/>
         </w:numPr>
         <w:tabs>
           <w:tab w:val="clear" w:pos="1134"/>
@@ -6122,7 +5434,7 @@
       </w:pPr>
       <w:r>
         <w:rPr/>
-        <w:t xml:space="preserve">En el menú escribe </w:t>
+        <w:t xml:space="preserve">En el menú escriba </w:t>
       </w:r>
       <w:r>
         <w:rPr>
@@ -6157,7 +5469,7 @@
         <w:pStyle w:val="BodyText"/>
         <w:numPr>
           <w:ilvl w:val="0"/>
-          <w:numId w:val="12"/>
+          <w:numId w:val="9"/>
         </w:numPr>
         <w:tabs>
           <w:tab w:val="clear" w:pos="1134"/>
@@ -6171,7 +5483,7 @@
       </w:pPr>
       <w:r>
         <w:rPr/>
-        <w:t xml:space="preserve">Presiona cualquier tecla cuando aparezca el mensaje verde de despedida. </w:t>
+        <w:t xml:space="preserve">Presione cualquier tecla cuando aparezca el mensaje verde de despedida. </w:t>
       </w:r>
     </w:p>
     <w:p>
@@ -6179,7 +5491,7 @@
         <w:pStyle w:val="BodyText"/>
         <w:numPr>
           <w:ilvl w:val="0"/>
-          <w:numId w:val="12"/>
+          <w:numId w:val="9"/>
         </w:numPr>
         <w:tabs>
           <w:tab w:val="clear" w:pos="1134"/>
@@ -6193,7 +5505,7 @@
       </w:pPr>
       <w:r>
         <w:rPr/>
-        <w:t xml:space="preserve">Cierra la ventana de PowerShell con la </w:t>
+        <w:t xml:space="preserve">Cierre la ventana de PowerShell con la </w:t>
       </w:r>
       <w:r>
         <w:rPr>
@@ -6203,7 +5515,7 @@
       </w:r>
       <w:r>
         <w:rPr/>
-        <w:t xml:space="preserve"> de la esquina de arriba a la derecha. </w:t>
+        <w:t xml:space="preserve"> de la esquina superior derecha. </w:t>
       </w:r>
     </w:p>
     <w:p>
@@ -6211,1031 +5523,433 @@
         <w:pStyle w:val="BodyText"/>
         <w:numPr>
           <w:ilvl w:val="0"/>
-          <w:numId w:val="12"/>
+          <w:numId w:val="9"/>
         </w:numPr>
         <w:tabs>
           <w:tab w:val="clear" w:pos="1134"/>
           <w:tab w:val="left" w:pos="829" w:leader="none"/>
         </w:tabs>
         <w:bidi w:val="0"/>
-        <w:spacing w:before="120" w:after="0"/>
         <w:ind w:hanging="283" w:left="829"/>
         <w:jc w:val="left"/>
         <w:rPr/>
       </w:pPr>
       <w:r>
         <w:rPr/>
-        <w:t xml:space="preserve">Cierra también el navegador con su </w:t>
-      </w:r>
-      <w:r>
-        <w:rPr>
-          <w:b/>
-        </w:rPr>
-        <w:t>X</w:t>
-      </w:r>
-      <w:r>
-        <w:rPr/>
-        <w:t xml:space="preserve">. </w:t>
+        <w:t xml:space="preserve">Si se trabajó en el laboratorio, restaure el snapshot al terminar. </w:t>
+      </w:r>
+    </w:p>
+    <w:p>
+      <w:pPr>
+        <w:pStyle w:val="Ttulo3salto"/>
+        <w:bidi w:val="0"/>
+        <w:jc w:val="left"/>
+        <w:rPr/>
+      </w:pPr>
+      <w:r>
+        <w:rPr/>
+        <w:t>5. Errores frecuentes y cómo resolverlos</w:t>
+      </w:r>
+    </w:p>
+    <w:p>
+      <w:pPr>
+        <w:pStyle w:val="Cuerpodetextochico"/>
+        <w:bidi w:val="0"/>
+        <w:jc w:val="left"/>
+        <w:rPr/>
+      </w:pPr>
+      <w:r>
+        <w:rPr/>
+        <w:t>Estos son los mensajes que aparecen con más frecuencia. En cada caso se indica el texto exacto del error, por qué ocurre y qué hay que hacer.</w:t>
+      </w:r>
+    </w:p>
+    <w:p>
+      <w:pPr>
+        <w:pStyle w:val="Heading4"/>
+        <w:bidi w:val="0"/>
+        <w:jc w:val="left"/>
+        <w:rPr/>
+      </w:pPr>
+      <w:r>
+        <w:rPr/>
+        <w:t>5.1 · El error más común: la ejecución de scripts está deshabilitada</w:t>
       </w:r>
     </w:p>
     <w:p>
       <w:pPr>
         <w:pStyle w:val="BodyText"/>
-        <w:numPr>
-          <w:ilvl w:val="0"/>
-          <w:numId w:val="12"/>
-        </w:numPr>
-        <w:tabs>
-          <w:tab w:val="clear" w:pos="1134"/>
-          <w:tab w:val="left" w:pos="829" w:leader="none"/>
-        </w:tabs>
-        <w:bidi w:val="0"/>
-        <w:ind w:hanging="283" w:left="829"/>
-        <w:jc w:val="left"/>
-        <w:rPr/>
-      </w:pPr>
-      <w:r>
-        <w:rPr/>
-        <w:t xml:space="preserve">Si trabajaste en el laboratorio, restaura el snapshot al terminar. </w:t>
-      </w:r>
-    </w:p>
-    <w:p>
-      <w:pPr>
-        <w:pStyle w:val="Ttulo3salto"/>
-        <w:bidi w:val="0"/>
-        <w:jc w:val="left"/>
-        <w:rPr/>
-      </w:pPr>
-      <w:r>
-        <w:rPr/>
-        <w:t>5. Otra forma: descargar los archivos y hacer doble clic</w:t>
+        <w:bidi w:val="0"/>
+        <w:spacing w:lineRule="auto" w:line="360" w:before="135" w:after="135"/>
+        <w:ind w:hanging="0" w:left="135" w:right="135"/>
+        <w:jc w:val="left"/>
+        <w:rPr>
+          <w:rFonts w:ascii="DejaVu Sans Mono;monospace" w:hAnsi="DejaVu Sans Mono;monospace"/>
+          <w:color w:val="FF6B6B"/>
+          <w:sz w:val="16"/>
+          <w:bdr w:val="single" w:sz="24" w:space="9" w:color="C0392B"/>
+          <w:shd w:fill="1A1A1A" w:val="clear"/>
+        </w:rPr>
+      </w:pPr>
+      <w:r>
+        <w:rPr>
+          <w:rFonts w:ascii="DejaVu Sans Mono;monospace" w:hAnsi="DejaVu Sans Mono;monospace"/>
+          <w:color w:val="FF6B6B"/>
+          <w:sz w:val="16"/>
+          <w:bdr w:val="single" w:sz="24" w:space="9" w:color="C0392B"/>
+          <w:shd w:fill="1A1A1A" w:val="clear"/>
+        </w:rPr>
+        <w:t>No se puede cargar el archivo office-isupol.ps1 porque la ejecución de scripts está deshabilitada en este sistema. Para obtener más información, consulte about_Execution_Policies en https:/go.microsoft.com/fwlink/?LinkID=135170.</w:t>
+        <w:br/>
+        <w:t>+ CategoryInfo : SecurityError: (:) [], PSSecurityException</w:t>
+        <w:br/>
+        <w:t>+ FullyQualifiedErrorId : UnauthorizedAccess</w:t>
       </w:r>
     </w:p>
     <w:p>
       <w:pPr>
         <w:pStyle w:val="Cuerpodetextochico"/>
         <w:bidi w:val="0"/>
-        <w:jc w:val="left"/>
-        <w:rPr/>
-      </w:pPr>
-      <w:r>
-        <w:rPr/>
-        <w:t>Si el comando no funciona en tu equipo (por ejemplo, si sale un error de «ExecutionPolicy»), puedes descargar los archivos y abrirlos directamente.</w:t>
-      </w:r>
-    </w:p>
-    <w:tbl>
-      <w:tblPr>
-        <w:tblW w:w="11044" w:type="dxa"/>
-        <w:jc w:val="left"/>
-        <w:tblInd w:w="28" w:type="dxa"/>
-        <w:tblLayout w:type="fixed"/>
-        <w:tblCellMar>
-          <w:top w:w="28" w:type="dxa"/>
-          <w:left w:w="28" w:type="dxa"/>
-          <w:bottom w:w="28" w:type="dxa"/>
-          <w:right w:w="28" w:type="dxa"/>
-        </w:tblCellMar>
-      </w:tblPr>
-      <w:tblGrid>
-        <w:gridCol w:w="2300"/>
-        <w:gridCol w:w="8744"/>
-      </w:tblGrid>
-      <w:tr>
-        <w:trPr/>
-        <w:tc>
-          <w:tcPr>
-            <w:tcW w:w="2300" w:type="dxa"/>
-            <w:tcBorders/>
-            <w:vAlign w:val="center"/>
-          </w:tcPr>
-          <w:p>
-            <w:pPr>
-              <w:pStyle w:val="Ttulodelatabla"/>
-              <w:bidi w:val="0"/>
-              <w:spacing w:before="120" w:after="120"/>
-              <w:ind w:hanging="0" w:left="0" w:right="0"/>
-              <w:rPr/>
-            </w:pPr>
-            <w:r>
-              <w:rPr/>
-              <w:t>Archivo</w:t>
-            </w:r>
-          </w:p>
-        </w:tc>
-        <w:tc>
-          <w:tcPr>
-            <w:tcW w:w="8744" w:type="dxa"/>
-            <w:tcBorders/>
-            <w:vAlign w:val="center"/>
-          </w:tcPr>
-          <w:p>
-            <w:pPr>
-              <w:pStyle w:val="Ttulodelatabla"/>
-              <w:suppressLineNumbers/>
-              <w:bidi w:val="0"/>
-              <w:spacing w:before="120" w:after="120"/>
-              <w:jc w:val="center"/>
-              <w:rPr/>
-            </w:pPr>
-            <w:r>
-              <w:rPr/>
-              <w:t>Para qué sirve</w:t>
-            </w:r>
-          </w:p>
-        </w:tc>
-      </w:tr>
-      <w:tr>
-        <w:trPr/>
-        <w:tc>
-          <w:tcPr>
-            <w:tcW w:w="2300" w:type="dxa"/>
-            <w:tcBorders/>
-            <w:vAlign w:val="center"/>
-          </w:tcPr>
-          <w:p>
-            <w:pPr>
-              <w:pStyle w:val="Contenidodelatabla"/>
-              <w:bidi w:val="0"/>
-              <w:spacing w:before="120" w:after="120"/>
-              <w:jc w:val="left"/>
-              <w:rPr/>
-            </w:pPr>
-            <w:r>
-              <w:rPr>
-                <w:rStyle w:val="Textooriginal"/>
-              </w:rPr>
-              <w:t>Instalar-Office.cmd</w:t>
-            </w:r>
-          </w:p>
-        </w:tc>
-        <w:tc>
-          <w:tcPr>
-            <w:tcW w:w="8744" w:type="dxa"/>
-            <w:tcBorders/>
-            <w:vAlign w:val="center"/>
-          </w:tcPr>
-          <w:p>
-            <w:pPr>
-              <w:pStyle w:val="Contenidodelatabla"/>
-              <w:bidi w:val="0"/>
-              <w:spacing w:before="120" w:after="120"/>
-              <w:jc w:val="left"/>
-              <w:rPr/>
-            </w:pPr>
-            <w:r>
-              <w:rPr>
-                <w:b/>
-              </w:rPr>
-              <w:t>Este es el que abres tú.</w:t>
-            </w:r>
-            <w:r>
-              <w:rPr/>
-              <w:t xml:space="preserve"> Pide los permisos de administrador y arranca el otro.</w:t>
-            </w:r>
-          </w:p>
-        </w:tc>
-      </w:tr>
-      <w:tr>
-        <w:trPr/>
-        <w:tc>
-          <w:tcPr>
-            <w:tcW w:w="2300" w:type="dxa"/>
-            <w:tcBorders/>
-            <w:vAlign w:val="center"/>
-          </w:tcPr>
-          <w:p>
-            <w:pPr>
-              <w:pStyle w:val="Contenidodelatabla"/>
-              <w:bidi w:val="0"/>
-              <w:spacing w:before="120" w:after="120"/>
-              <w:jc w:val="left"/>
-              <w:rPr/>
-            </w:pPr>
-            <w:r>
-              <w:rPr>
-                <w:rStyle w:val="Textooriginal"/>
-              </w:rPr>
-              <w:t>office-isupol.ps1</w:t>
-            </w:r>
-          </w:p>
-        </w:tc>
-        <w:tc>
-          <w:tcPr>
-            <w:tcW w:w="8744" w:type="dxa"/>
-            <w:tcBorders/>
-            <w:vAlign w:val="center"/>
-          </w:tcPr>
-          <w:p>
-            <w:pPr>
-              <w:pStyle w:val="Contenidodelatabla"/>
-              <w:bidi w:val="0"/>
-              <w:spacing w:before="120" w:after="120"/>
-              <w:jc w:val="left"/>
-              <w:rPr/>
-            </w:pPr>
-            <w:r>
-              <w:rPr/>
-              <w:t xml:space="preserve">Es el programa de verdad. </w:t>
-            </w:r>
-            <w:r>
-              <w:rPr>
-                <w:b/>
-              </w:rPr>
-              <w:t>No lo abras directamente</w:t>
-            </w:r>
-            <w:r>
-              <w:rPr/>
-              <w:t>, se abre solo.</w:t>
-            </w:r>
-          </w:p>
-        </w:tc>
-      </w:tr>
-    </w:tbl>
+        <w:ind w:hanging="0" w:left="120" w:right="120"/>
+        <w:jc w:val="left"/>
+        <w:rPr/>
+      </w:pPr>
+      <w:r>
+        <w:rPr>
+          <w:b/>
+        </w:rPr>
+        <w:t>Por qué ocurre:</w:t>
+      </w:r>
+      <w:r>
+        <w:rPr/>
+        <w:t xml:space="preserve"> Windows trae bloqueada por seguridad la ejecución de scripts. Es una configuración del sistema, no un problema del instalador.</w:t>
+        <w:br/>
+      </w:r>
+      <w:r>
+        <w:rPr>
+          <w:b/>
+        </w:rPr>
+        <w:t>Cómo se soluciona:</w:t>
+      </w:r>
+      <w:r>
+        <w:rPr/>
+        <w:t xml:space="preserve"> escriba este comando en la misma ventana y pulse </w:t>
+      </w:r>
+      <w:r>
+        <w:rPr>
+          <w:rFonts w:ascii="DejaVu Sans;sans-serif" w:hAnsi="DejaVu Sans;sans-serif"/>
+          <w:sz w:val="17"/>
+          <w:bdr w:val="single" w:sz="2" w:space="1" w:color="999999"/>
+          <w:shd w:fill="FAFAFA" w:val="clear"/>
+        </w:rPr>
+        <w:t>Enter</w:t>
+      </w:r>
+      <w:r>
+        <w:rPr/>
+        <w:t>. Solo afecta a esa ventana y todo vuelve a la normalidad al cerrarla:</w:t>
+      </w:r>
+    </w:p>
     <w:p>
       <w:pPr>
         <w:pStyle w:val="BodyText"/>
-        <w:numPr>
-          <w:ilvl w:val="0"/>
-          <w:numId w:val="13"/>
-        </w:numPr>
-        <w:tabs>
-          <w:tab w:val="clear" w:pos="1134"/>
-          <w:tab w:val="left" w:pos="829" w:leader="none"/>
-        </w:tabs>
-        <w:bidi w:val="0"/>
-        <w:spacing w:before="120" w:after="0"/>
-        <w:ind w:hanging="283" w:left="829"/>
-        <w:jc w:val="left"/>
-        <w:rPr/>
-      </w:pPr>
-      <w:r>
-        <w:rPr/>
-        <w:t xml:space="preserve">En la página de GitHub haz clic en el botón verde </w:t>
-      </w:r>
-      <w:r>
-        <w:rPr>
-          <w:b/>
-        </w:rPr>
-        <w:t>Code</w:t>
-      </w:r>
-      <w:r>
-        <w:rPr/>
-        <w:t xml:space="preserve"> → </w:t>
-      </w:r>
-      <w:r>
-        <w:rPr>
-          <w:b/>
-        </w:rPr>
-        <w:t>Download ZIP</w:t>
-      </w:r>
-      <w:r>
-        <w:rPr/>
-        <w:t xml:space="preserve">. </w:t>
+        <w:bidi w:val="0"/>
+        <w:spacing w:lineRule="auto" w:line="384" w:before="150" w:after="150"/>
+        <w:ind w:hanging="0" w:left="150" w:right="150"/>
+        <w:jc w:val="left"/>
+        <w:rPr>
+          <w:rFonts w:ascii="DejaVu Sans Mono;monospace" w:hAnsi="DejaVu Sans Mono;monospace"/>
+          <w:color w:val="E6EDF3"/>
+          <w:sz w:val="17"/>
+          <w:bdr w:val="single" w:sz="2" w:space="8" w:color="30363D"/>
+          <w:shd w:fill="0D1117" w:val="clear"/>
+        </w:rPr>
+      </w:pPr>
+      <w:r>
+        <w:rPr>
+          <w:rFonts w:ascii="DejaVu Sans Mono;monospace" w:hAnsi="DejaVu Sans Mono;monospace"/>
+          <w:color w:val="E6EDF3"/>
+          <w:sz w:val="17"/>
+          <w:bdr w:val="single" w:sz="2" w:space="8" w:color="30363D"/>
+          <w:shd w:fill="0D1117" w:val="clear"/>
+        </w:rPr>
+        <w:t>Set-ExecutionPolicy Bypass -Scope Process -Force</w:t>
+      </w:r>
+    </w:p>
+    <w:p>
+      <w:pPr>
+        <w:pStyle w:val="Cuerpodetextochico"/>
+        <w:bidi w:val="0"/>
+        <w:ind w:hanging="0" w:left="120" w:right="120"/>
+        <w:jc w:val="left"/>
+        <w:rPr/>
+      </w:pPr>
+      <w:r>
+        <w:rPr/>
+        <w:t xml:space="preserve">Después vuelva a pegar el comando del </w:t>
+      </w:r>
+      <w:r>
+        <w:rPr>
+          <w:b/>
+        </w:rPr>
+        <w:t>Paso C</w:t>
+      </w:r>
+      <w:r>
+        <w:rPr/>
+        <w:t xml:space="preserve"> y pulse </w:t>
+      </w:r>
+      <w:r>
+        <w:rPr>
+          <w:rFonts w:ascii="DejaVu Sans;sans-serif" w:hAnsi="DejaVu Sans;sans-serif"/>
+          <w:sz w:val="17"/>
+          <w:bdr w:val="single" w:sz="2" w:space="1" w:color="999999"/>
+          <w:shd w:fill="FAFAFA" w:val="clear"/>
+        </w:rPr>
+        <w:t>Enter</w:t>
+      </w:r>
+      <w:r>
+        <w:rPr/>
+        <w:t>.</w:t>
+      </w:r>
+    </w:p>
+    <w:p>
+      <w:pPr>
+        <w:pStyle w:val="Heading4"/>
+        <w:bidi w:val="0"/>
+        <w:jc w:val="left"/>
+        <w:rPr/>
+      </w:pPr>
+      <w:r>
+        <w:rPr/>
+        <w:t>5.2 · El término «irm» no se reconoce</w:t>
       </w:r>
     </w:p>
     <w:p>
       <w:pPr>
         <w:pStyle w:val="BodyText"/>
-        <w:numPr>
-          <w:ilvl w:val="0"/>
-          <w:numId w:val="13"/>
-        </w:numPr>
-        <w:tabs>
-          <w:tab w:val="clear" w:pos="1134"/>
-          <w:tab w:val="left" w:pos="829" w:leader="none"/>
-        </w:tabs>
-        <w:bidi w:val="0"/>
-        <w:spacing w:before="120" w:after="0"/>
-        <w:ind w:hanging="283" w:left="829"/>
-        <w:jc w:val="left"/>
-        <w:rPr/>
-      </w:pPr>
-      <w:r>
-        <w:rPr/>
-        <w:t xml:space="preserve">Abre la carpeta </w:t>
-      </w:r>
-      <w:r>
-        <w:rPr>
-          <w:b/>
-        </w:rPr>
-        <w:t>Descargas</w:t>
-      </w:r>
-      <w:r>
-        <w:rPr/>
-        <w:t xml:space="preserve">, haz clic derecho en el ZIP → </w:t>
-      </w:r>
-      <w:r>
-        <w:rPr>
-          <w:b/>
-        </w:rPr>
-        <w:t>Extraer todo</w:t>
-      </w:r>
-      <w:r>
-        <w:rPr/>
-        <w:t xml:space="preserve">. </w:t>
+        <w:bidi w:val="0"/>
+        <w:spacing w:lineRule="auto" w:line="360" w:before="135" w:after="135"/>
+        <w:ind w:hanging="0" w:left="135" w:right="135"/>
+        <w:jc w:val="left"/>
+        <w:rPr>
+          <w:rFonts w:ascii="DejaVu Sans Mono;monospace" w:hAnsi="DejaVu Sans Mono;monospace"/>
+          <w:color w:val="FF6B6B"/>
+          <w:sz w:val="16"/>
+          <w:bdr w:val="single" w:sz="24" w:space="9" w:color="C0392B"/>
+          <w:shd w:fill="1A1A1A" w:val="clear"/>
+        </w:rPr>
+      </w:pPr>
+      <w:r>
+        <w:rPr>
+          <w:rFonts w:ascii="DejaVu Sans Mono;monospace" w:hAnsi="DejaVu Sans Mono;monospace"/>
+          <w:color w:val="FF6B6B"/>
+          <w:sz w:val="16"/>
+          <w:bdr w:val="single" w:sz="24" w:space="9" w:color="C0392B"/>
+          <w:shd w:fill="1A1A1A" w:val="clear"/>
+        </w:rPr>
+        <w:t>'irm' no se reconoce como un comando interno o externo,</w:t>
+        <w:br/>
+        <w:t>programa o archivo por lotes ejecutable.</w:t>
+      </w:r>
+    </w:p>
+    <w:p>
+      <w:pPr>
+        <w:pStyle w:val="Cuerpodetextochico"/>
+        <w:bidi w:val="0"/>
+        <w:jc w:val="left"/>
+        <w:rPr/>
+      </w:pPr>
+      <w:r>
+        <w:rPr>
+          <w:b/>
+        </w:rPr>
+        <w:t>Por qué ocurre:</w:t>
+      </w:r>
+      <w:r>
+        <w:rPr/>
+        <w:t xml:space="preserve"> el comando se pegó en el </w:t>
+      </w:r>
+      <w:r>
+        <w:rPr>
+          <w:i/>
+        </w:rPr>
+        <w:t>Símbolo del sistema</w:t>
+      </w:r>
+      <w:r>
+        <w:rPr/>
+        <w:t xml:space="preserve"> (CMD), que es una ventana negra parecida pero distinta.</w:t>
+        <w:br/>
+      </w:r>
+      <w:r>
+        <w:rPr>
+          <w:b/>
+        </w:rPr>
+        <w:t>Cómo se soluciona:</w:t>
+      </w:r>
+      <w:r>
+        <w:rPr/>
+        <w:t xml:space="preserve"> cierre esa ventana y abra </w:t>
+      </w:r>
+      <w:r>
+        <w:rPr>
+          <w:b/>
+        </w:rPr>
+        <w:t>PowerShell</w:t>
+      </w:r>
+      <w:r>
+        <w:rPr/>
+        <w:t xml:space="preserve"> siguiendo el </w:t>
+      </w:r>
+      <w:r>
+        <w:rPr>
+          <w:b/>
+        </w:rPr>
+        <w:t>Paso B</w:t>
+      </w:r>
+      <w:r>
+        <w:rPr/>
+        <w:t xml:space="preserve">. PowerShell tiene el fondo azul oscuro y su título empieza por </w:t>
+      </w:r>
+      <w:r>
+        <w:rPr>
+          <w:rStyle w:val="Textooriginal"/>
+        </w:rPr>
+        <w:t>PS C:\...</w:t>
+      </w:r>
+      <w:r>
+        <w:rPr/>
+        <w:t>.</w:t>
+      </w:r>
+    </w:p>
+    <w:p>
+      <w:pPr>
+        <w:pStyle w:val="Heading4"/>
+        <w:bidi w:val="0"/>
+        <w:jc w:val="left"/>
+        <w:rPr/>
+      </w:pPr>
+      <w:r>
+        <w:rPr/>
+        <w:t>5.3 · No se puede establecer la conexión</w:t>
       </w:r>
     </w:p>
     <w:p>
       <w:pPr>
         <w:pStyle w:val="BodyText"/>
-        <w:numPr>
-          <w:ilvl w:val="0"/>
-          <w:numId w:val="13"/>
-        </w:numPr>
-        <w:tabs>
-          <w:tab w:val="clear" w:pos="1134"/>
-          <w:tab w:val="left" w:pos="829" w:leader="none"/>
-        </w:tabs>
-        <w:bidi w:val="0"/>
-        <w:spacing w:before="120" w:after="0"/>
-        <w:ind w:hanging="283" w:left="829"/>
-        <w:jc w:val="left"/>
-        <w:rPr/>
-      </w:pPr>
-      <w:r>
-        <w:rPr/>
-        <w:t xml:space="preserve">Comprueba que </w:t>
-      </w:r>
-      <w:r>
-        <w:rPr>
-          <w:rStyle w:val="Textooriginal"/>
-        </w:rPr>
-        <w:t>Instalar-Office.cmd</w:t>
-      </w:r>
-      <w:r>
-        <w:rPr/>
-        <w:t xml:space="preserve"> y </w:t>
-      </w:r>
-      <w:r>
-        <w:rPr>
-          <w:rStyle w:val="Textooriginal"/>
-        </w:rPr>
-        <w:t>office-isupol.ps1</w:t>
-      </w:r>
-      <w:r>
-        <w:rPr/>
-        <w:t xml:space="preserve"> estén </w:t>
-      </w:r>
-      <w:r>
-        <w:rPr>
-          <w:b/>
-        </w:rPr>
-        <w:t>en la misma carpeta</w:t>
-      </w:r>
-      <w:r>
-        <w:rPr/>
-        <w:t xml:space="preserve">. </w:t>
+        <w:bidi w:val="0"/>
+        <w:spacing w:lineRule="auto" w:line="360" w:before="135" w:after="135"/>
+        <w:ind w:hanging="0" w:left="135" w:right="135"/>
+        <w:jc w:val="left"/>
+        <w:rPr>
+          <w:rFonts w:ascii="DejaVu Sans Mono;monospace" w:hAnsi="DejaVu Sans Mono;monospace"/>
+          <w:color w:val="FF6B6B"/>
+          <w:sz w:val="16"/>
+          <w:bdr w:val="single" w:sz="24" w:space="9" w:color="C0392B"/>
+          <w:shd w:fill="1A1A1A" w:val="clear"/>
+        </w:rPr>
+      </w:pPr>
+      <w:r>
+        <w:rPr>
+          <w:rFonts w:ascii="DejaVu Sans Mono;monospace" w:hAnsi="DejaVu Sans Mono;monospace"/>
+          <w:color w:val="FF6B6B"/>
+          <w:sz w:val="16"/>
+          <w:bdr w:val="single" w:sz="24" w:space="9" w:color="C0392B"/>
+          <w:shd w:fill="1A1A1A" w:val="clear"/>
+        </w:rPr>
+        <w:t>Invoke-RestMethod : No se puede establecer un canal seguro para SSL/TLS con la autoridad 'raw.githubusercontent.com'.</w:t>
+      </w:r>
+    </w:p>
+    <w:p>
+      <w:pPr>
+        <w:pStyle w:val="Cuerpodetextochico"/>
+        <w:bidi w:val="0"/>
+        <w:ind w:hanging="0" w:left="120" w:right="120"/>
+        <w:jc w:val="left"/>
+        <w:rPr/>
+      </w:pPr>
+      <w:r>
+        <w:rPr>
+          <w:b/>
+        </w:rPr>
+        <w:t>Por qué ocurre:</w:t>
+      </w:r>
+      <w:r>
+        <w:rPr/>
+        <w:t xml:space="preserve"> un Windows 10 sin actualizar intenta conectarse con un protocolo de seguridad antiguo que los servidores ya no aceptan.</w:t>
+        <w:br/>
+      </w:r>
+      <w:r>
+        <w:rPr>
+          <w:b/>
+        </w:rPr>
+        <w:t>Cómo se soluciona:</w:t>
+      </w:r>
+      <w:r>
+        <w:rPr/>
+        <w:t xml:space="preserve"> escriba primero esta línea y pulse </w:t>
+      </w:r>
+      <w:r>
+        <w:rPr>
+          <w:rFonts w:ascii="DejaVu Sans;sans-serif" w:hAnsi="DejaVu Sans;sans-serif"/>
+          <w:sz w:val="17"/>
+          <w:bdr w:val="single" w:sz="2" w:space="1" w:color="999999"/>
+          <w:shd w:fill="FAFAFA" w:val="clear"/>
+        </w:rPr>
+        <w:t>Enter</w:t>
+      </w:r>
+      <w:r>
+        <w:rPr/>
+        <w:t>; después vuelva a pegar el comando del Paso C:</w:t>
       </w:r>
     </w:p>
     <w:p>
       <w:pPr>
         <w:pStyle w:val="BodyText"/>
-        <w:numPr>
-          <w:ilvl w:val="0"/>
-          <w:numId w:val="13"/>
-        </w:numPr>
-        <w:tabs>
-          <w:tab w:val="clear" w:pos="1134"/>
-          <w:tab w:val="left" w:pos="829" w:leader="none"/>
-        </w:tabs>
-        <w:bidi w:val="0"/>
-        <w:spacing w:before="120" w:after="0"/>
-        <w:ind w:hanging="283" w:left="829"/>
-        <w:jc w:val="left"/>
-        <w:rPr/>
-      </w:pPr>
-      <w:r>
-        <w:rPr/>
-        <w:t xml:space="preserve">Haz </w:t>
-      </w:r>
-      <w:r>
-        <w:rPr>
-          <w:b/>
-        </w:rPr>
-        <w:t>doble clic</w:t>
-      </w:r>
-      <w:r>
-        <w:rPr/>
-        <w:t xml:space="preserve"> en </w:t>
-      </w:r>
-      <w:r>
-        <w:rPr>
-          <w:rStyle w:val="Textooriginal"/>
-        </w:rPr>
-        <w:t>Instalar-Office.cmd</w:t>
-      </w:r>
-      <w:r>
-        <w:rPr/>
-        <w:t xml:space="preserve"> y acepta el aviso de permisos. </w:t>
-      </w:r>
-    </w:p>
-    <w:p>
-      <w:pPr>
-        <w:pStyle w:val="BodyText"/>
-        <w:numPr>
-          <w:ilvl w:val="0"/>
-          <w:numId w:val="13"/>
-        </w:numPr>
-        <w:tabs>
-          <w:tab w:val="clear" w:pos="1134"/>
-          <w:tab w:val="left" w:pos="829" w:leader="none"/>
-        </w:tabs>
-        <w:bidi w:val="0"/>
-        <w:ind w:hanging="283" w:left="829"/>
-        <w:jc w:val="left"/>
-        <w:rPr/>
-      </w:pPr>
-      <w:r>
-        <w:rPr/>
-        <w:t xml:space="preserve">A partir de aquí, sigue desde el </w:t>
-      </w:r>
-      <w:r>
-        <w:rPr>
-          <w:b/>
-        </w:rPr>
-        <w:t>Paso G</w:t>
-      </w:r>
-      <w:r>
-        <w:rPr/>
-        <w:t xml:space="preserve"> de este manual. </w:t>
-      </w:r>
-    </w:p>
-    <w:p>
-      <w:pPr>
-        <w:pStyle w:val="BodyText"/>
-        <w:bidi w:val="0"/>
-        <w:spacing w:before="180" w:after="180"/>
-        <w:ind w:hanging="0" w:left="180" w:right="180"/>
-        <w:jc w:val="left"/>
-        <w:rPr/>
-      </w:pPr>
-      <w:r>
-        <w:rPr>
-          <w:b/>
-          <w:sz w:val="19"/>
-          <w:bdr w:val="single" w:sz="24" w:space="9" w:color="D98324"/>
-          <w:shd w:fill="FFF6E8" w:val="clear"/>
-        </w:rPr>
-        <w:t>¿No pasó nada al hacer doble clic?</w:t>
-      </w:r>
-      <w:r>
-        <w:rPr>
-          <w:sz w:val="19"/>
-          <w:bdr w:val="single" w:sz="24" w:space="9" w:color="D98324"/>
-          <w:shd w:fill="FFF6E8" w:val="clear"/>
-        </w:rPr>
-        <w:t xml:space="preserve"> Windows bloquea los archivos bajados de internet. Haz clic derecho sobre </w:t>
-      </w:r>
-      <w:r>
-        <w:rPr>
-          <w:rStyle w:val="Textooriginal"/>
-          <w:sz w:val="19"/>
-          <w:bdr w:val="single" w:sz="24" w:space="9" w:color="D98324"/>
-          <w:shd w:fill="FFF6E8" w:val="clear"/>
-        </w:rPr>
-        <w:t>office-isupol.ps1</w:t>
-      </w:r>
-      <w:r>
-        <w:rPr>
-          <w:sz w:val="19"/>
-          <w:bdr w:val="single" w:sz="24" w:space="9" w:color="D98324"/>
-          <w:shd w:fill="FFF6E8" w:val="clear"/>
-        </w:rPr>
-        <w:t xml:space="preserve"> → </w:t>
-      </w:r>
-      <w:r>
-        <w:rPr>
-          <w:b/>
-          <w:sz w:val="19"/>
-          <w:bdr w:val="single" w:sz="24" w:space="9" w:color="D98324"/>
-          <w:shd w:fill="FFF6E8" w:val="clear"/>
-        </w:rPr>
-        <w:t>Propiedades</w:t>
-      </w:r>
-      <w:r>
-        <w:rPr>
-          <w:sz w:val="19"/>
-          <w:bdr w:val="single" w:sz="24" w:space="9" w:color="D98324"/>
-          <w:shd w:fill="FFF6E8" w:val="clear"/>
-        </w:rPr>
-        <w:t xml:space="preserve"> → abajo marca </w:t>
-      </w:r>
-      <w:r>
-        <w:rPr>
-          <w:b/>
-          <w:sz w:val="19"/>
-          <w:bdr w:val="single" w:sz="24" w:space="9" w:color="D98324"/>
-          <w:shd w:fill="FFF6E8" w:val="clear"/>
-        </w:rPr>
-        <w:t>Desbloquear</w:t>
-      </w:r>
-      <w:r>
-        <w:rPr>
-          <w:sz w:val="19"/>
-          <w:bdr w:val="single" w:sz="24" w:space="9" w:color="D98324"/>
-          <w:shd w:fill="FFF6E8" w:val="clear"/>
-        </w:rPr>
-        <w:t xml:space="preserve"> → </w:t>
-      </w:r>
-      <w:r>
-        <w:rPr>
-          <w:b/>
-          <w:sz w:val="19"/>
-          <w:bdr w:val="single" w:sz="24" w:space="9" w:color="D98324"/>
-          <w:shd w:fill="FFF6E8" w:val="clear"/>
-        </w:rPr>
-        <w:t>Aceptar</w:t>
-      </w:r>
-      <w:r>
-        <w:rPr>
-          <w:sz w:val="19"/>
-          <w:bdr w:val="single" w:sz="24" w:space="9" w:color="D98324"/>
-          <w:shd w:fill="FFF6E8" w:val="clear"/>
-        </w:rPr>
-        <w:t>, y vuelve a intentarlo.</w:t>
-      </w:r>
-    </w:p>
-    <w:p>
-      <w:pPr>
-        <w:pStyle w:val="Heading3"/>
-        <w:bidi w:val="0"/>
-        <w:jc w:val="left"/>
-        <w:rPr/>
-      </w:pPr>
-      <w:r>
-        <w:rPr/>
-        <w:t>6. Si algo sale mal</w:t>
-      </w:r>
-    </w:p>
-    <w:tbl>
-      <w:tblPr>
-        <w:tblW w:w="16238" w:type="dxa"/>
-        <w:jc w:val="left"/>
-        <w:tblInd w:w="28" w:type="dxa"/>
-        <w:tblLayout w:type="fixed"/>
-        <w:tblCellMar>
-          <w:top w:w="28" w:type="dxa"/>
-          <w:left w:w="28" w:type="dxa"/>
-          <w:bottom w:w="28" w:type="dxa"/>
-          <w:right w:w="28" w:type="dxa"/>
-        </w:tblCellMar>
-      </w:tblPr>
-      <w:tblGrid>
-        <w:gridCol w:w="5634"/>
-        <w:gridCol w:w="10604"/>
-      </w:tblGrid>
-      <w:tr>
-        <w:trPr/>
-        <w:tc>
-          <w:tcPr>
-            <w:tcW w:w="5634" w:type="dxa"/>
-            <w:tcBorders/>
-            <w:vAlign w:val="center"/>
-          </w:tcPr>
-          <w:p>
-            <w:pPr>
-              <w:pStyle w:val="Ttulodelatabla"/>
-              <w:bidi w:val="0"/>
-              <w:spacing w:before="120" w:after="120"/>
-              <w:ind w:hanging="0" w:left="0" w:right="0"/>
-              <w:rPr/>
-            </w:pPr>
-            <w:r>
-              <w:rPr/>
-              <w:t>Lo que ves</w:t>
-            </w:r>
-          </w:p>
-        </w:tc>
-        <w:tc>
-          <w:tcPr>
-            <w:tcW w:w="10604" w:type="dxa"/>
-            <w:tcBorders/>
-            <w:vAlign w:val="center"/>
-          </w:tcPr>
-          <w:p>
-            <w:pPr>
-              <w:pStyle w:val="Ttulodelatabla"/>
-              <w:suppressLineNumbers/>
-              <w:bidi w:val="0"/>
-              <w:spacing w:before="120" w:after="120"/>
-              <w:jc w:val="center"/>
-              <w:rPr/>
-            </w:pPr>
-            <w:r>
-              <w:rPr/>
-              <w:t>Qué hacer</w:t>
-            </w:r>
-          </w:p>
-        </w:tc>
-      </w:tr>
-      <w:tr>
-        <w:trPr/>
-        <w:tc>
-          <w:tcPr>
-            <w:tcW w:w="5634" w:type="dxa"/>
-            <w:tcBorders/>
-            <w:vAlign w:val="center"/>
-          </w:tcPr>
-          <w:p>
-            <w:pPr>
-              <w:pStyle w:val="Contenidodelatabla"/>
-              <w:bidi w:val="0"/>
-              <w:spacing w:before="120" w:after="120"/>
-              <w:jc w:val="left"/>
-              <w:rPr/>
-            </w:pPr>
-            <w:r>
-              <w:rPr/>
-              <w:t>Un error rojo largo al pulsar Enter</w:t>
-            </w:r>
-          </w:p>
-        </w:tc>
-        <w:tc>
-          <w:tcPr>
-            <w:tcW w:w="10604" w:type="dxa"/>
-            <w:tcBorders/>
-            <w:vAlign w:val="center"/>
-          </w:tcPr>
-          <w:p>
-            <w:pPr>
-              <w:pStyle w:val="Contenidodelatabla"/>
-              <w:bidi w:val="0"/>
-              <w:spacing w:before="120" w:after="120"/>
-              <w:jc w:val="left"/>
-              <w:rPr/>
-            </w:pPr>
-            <w:r>
-              <w:rPr/>
-              <w:t>El comando se pegó a medias. Vuelve al Paso D y cópialo entero otra vez.</w:t>
-            </w:r>
-          </w:p>
-        </w:tc>
-      </w:tr>
-      <w:tr>
-        <w:trPr/>
-        <w:tc>
-          <w:tcPr>
-            <w:tcW w:w="5634" w:type="dxa"/>
-            <w:tcBorders/>
-            <w:vAlign w:val="center"/>
-          </w:tcPr>
-          <w:p>
-            <w:pPr>
-              <w:pStyle w:val="Contenidodelatabla"/>
-              <w:bidi w:val="0"/>
-              <w:spacing w:before="120" w:after="120"/>
-              <w:jc w:val="left"/>
-              <w:rPr/>
-            </w:pPr>
-            <w:r>
-              <w:rPr/>
-              <w:t>«no se puede cargar el archivo… ExecutionPolicy»</w:t>
-            </w:r>
-          </w:p>
-        </w:tc>
-        <w:tc>
-          <w:tcPr>
-            <w:tcW w:w="10604" w:type="dxa"/>
-            <w:tcBorders/>
-            <w:vAlign w:val="center"/>
-          </w:tcPr>
-          <w:p>
-            <w:pPr>
-              <w:pStyle w:val="Contenidodelatabla"/>
-              <w:bidi w:val="0"/>
-              <w:spacing w:before="120" w:after="120"/>
-              <w:jc w:val="left"/>
-              <w:rPr/>
-            </w:pPr>
-            <w:r>
-              <w:rPr/>
-              <w:t>Windows tiene bloqueada la ejecución de scripts. Usa la otra forma (sección 5).</w:t>
-            </w:r>
-          </w:p>
-        </w:tc>
-      </w:tr>
-      <w:tr>
-        <w:trPr/>
-        <w:tc>
-          <w:tcPr>
-            <w:tcW w:w="5634" w:type="dxa"/>
-            <w:tcBorders/>
-            <w:vAlign w:val="center"/>
-          </w:tcPr>
-          <w:p>
-            <w:pPr>
-              <w:pStyle w:val="Contenidodelatabla"/>
-              <w:bidi w:val="0"/>
-              <w:spacing w:before="120" w:after="120"/>
-              <w:jc w:val="left"/>
-              <w:rPr/>
-            </w:pPr>
-            <w:r>
-              <w:rPr/>
-              <w:t>«FALTAN PERMISOS DE ADMINISTRADOR»</w:t>
-            </w:r>
-          </w:p>
-        </w:tc>
-        <w:tc>
-          <w:tcPr>
-            <w:tcW w:w="10604" w:type="dxa"/>
-            <w:tcBorders/>
-            <w:vAlign w:val="center"/>
-          </w:tcPr>
-          <w:p>
-            <w:pPr>
-              <w:pStyle w:val="Contenidodelatabla"/>
-              <w:bidi w:val="0"/>
-              <w:spacing w:before="120" w:after="120"/>
-              <w:jc w:val="left"/>
-              <w:rPr/>
-            </w:pPr>
-            <w:r>
-              <w:rPr/>
-              <w:t xml:space="preserve">Abriste PowerShell normal. Ciérralo y ábrelo con </w:t>
-            </w:r>
-            <w:r>
-              <w:rPr>
-                <w:b/>
-              </w:rPr>
-              <w:t>Ejecutar como administrador</w:t>
-            </w:r>
-            <w:r>
-              <w:rPr/>
-              <w:t xml:space="preserve"> (Paso E).</w:t>
-            </w:r>
-          </w:p>
-        </w:tc>
-      </w:tr>
-      <w:tr>
-        <w:trPr/>
-        <w:tc>
-          <w:tcPr>
-            <w:tcW w:w="5634" w:type="dxa"/>
-            <w:tcBorders/>
-            <w:vAlign w:val="center"/>
-          </w:tcPr>
-          <w:p>
-            <w:pPr>
-              <w:pStyle w:val="Contenidodelatabla"/>
-              <w:bidi w:val="0"/>
-              <w:spacing w:before="120" w:after="120"/>
-              <w:jc w:val="left"/>
-              <w:rPr/>
-            </w:pPr>
-            <w:r>
-              <w:rPr/>
-              <w:t>«SIN CONEXIÓN A INTERNET»</w:t>
-            </w:r>
-          </w:p>
-        </w:tc>
-        <w:tc>
-          <w:tcPr>
-            <w:tcW w:w="10604" w:type="dxa"/>
-            <w:tcBorders/>
-            <w:vAlign w:val="center"/>
-          </w:tcPr>
-          <w:p>
-            <w:pPr>
-              <w:pStyle w:val="Contenidodelatabla"/>
-              <w:bidi w:val="0"/>
-              <w:spacing w:before="120" w:after="120"/>
-              <w:jc w:val="left"/>
-              <w:rPr/>
-            </w:pPr>
-            <w:r>
-              <w:rPr/>
-              <w:t>Revisa el cable o el WiFi. Hace falta internet para descargar Office de Microsoft.</w:t>
-            </w:r>
-          </w:p>
-        </w:tc>
-      </w:tr>
-      <w:tr>
-        <w:trPr/>
-        <w:tc>
-          <w:tcPr>
-            <w:tcW w:w="5634" w:type="dxa"/>
-            <w:tcBorders/>
-            <w:vAlign w:val="center"/>
-          </w:tcPr>
-          <w:p>
-            <w:pPr>
-              <w:pStyle w:val="Contenidodelatabla"/>
-              <w:bidi w:val="0"/>
-              <w:spacing w:before="120" w:after="120"/>
-              <w:jc w:val="left"/>
-              <w:rPr/>
-            </w:pPr>
-            <w:r>
-              <w:rPr/>
-              <w:t>«ESPACIO INSUFICIENTE EN EL DISCO»</w:t>
-            </w:r>
-          </w:p>
-        </w:tc>
-        <w:tc>
-          <w:tcPr>
-            <w:tcW w:w="10604" w:type="dxa"/>
-            <w:tcBorders/>
-            <w:vAlign w:val="center"/>
-          </w:tcPr>
-          <w:p>
-            <w:pPr>
-              <w:pStyle w:val="Contenidodelatabla"/>
-              <w:bidi w:val="0"/>
-              <w:spacing w:before="120" w:after="120"/>
-              <w:jc w:val="left"/>
-              <w:rPr/>
-            </w:pPr>
-            <w:r>
-              <w:rPr/>
-              <w:t>Libera al menos 5 GB y vuelve a ejecutar el comando.</w:t>
-            </w:r>
-          </w:p>
-        </w:tc>
-      </w:tr>
-      <w:tr>
-        <w:trPr/>
-        <w:tc>
-          <w:tcPr>
-            <w:tcW w:w="5634" w:type="dxa"/>
-            <w:tcBorders/>
-            <w:vAlign w:val="center"/>
-          </w:tcPr>
-          <w:p>
-            <w:pPr>
-              <w:pStyle w:val="Contenidodelatabla"/>
-              <w:bidi w:val="0"/>
-              <w:spacing w:before="120" w:after="120"/>
-              <w:jc w:val="left"/>
-              <w:rPr/>
-            </w:pPr>
-            <w:r>
-              <w:rPr/>
-              <w:t>Los bordes salen como símbolos raros</w:t>
-            </w:r>
-          </w:p>
-        </w:tc>
-        <w:tc>
-          <w:tcPr>
-            <w:tcW w:w="10604" w:type="dxa"/>
-            <w:tcBorders/>
-            <w:vAlign w:val="center"/>
-          </w:tcPr>
-          <w:p>
-            <w:pPr>
-              <w:pStyle w:val="Contenidodelatabla"/>
-              <w:bidi w:val="0"/>
-              <w:spacing w:before="120" w:after="120"/>
-              <w:jc w:val="left"/>
-              <w:rPr/>
-            </w:pPr>
-            <w:r>
-              <w:rPr/>
-              <w:t xml:space="preserve">Pasa al usar la ventana equivocada. Ábrela con el </w:t>
-            </w:r>
-            <w:r>
-              <w:rPr>
-                <w:rStyle w:val="Textooriginal"/>
-              </w:rPr>
-              <w:t>.cmd</w:t>
-            </w:r>
-            <w:r>
-              <w:rPr/>
-              <w:t xml:space="preserve"> (sección 5), que configura bien la consola.</w:t>
-            </w:r>
-          </w:p>
-        </w:tc>
-      </w:tr>
-      <w:tr>
-        <w:trPr/>
-        <w:tc>
-          <w:tcPr>
-            <w:tcW w:w="5634" w:type="dxa"/>
-            <w:tcBorders/>
-            <w:vAlign w:val="center"/>
-          </w:tcPr>
-          <w:p>
-            <w:pPr>
-              <w:pStyle w:val="Contenidodelatabla"/>
-              <w:bidi w:val="0"/>
-              <w:spacing w:before="120" w:after="120"/>
-              <w:jc w:val="left"/>
-              <w:rPr/>
-            </w:pPr>
-            <w:r>
-              <w:rPr/>
-              <w:t>«ESA OPCIÓN NO EXISTE»</w:t>
-            </w:r>
-          </w:p>
-        </w:tc>
-        <w:tc>
-          <w:tcPr>
-            <w:tcW w:w="10604" w:type="dxa"/>
-            <w:tcBorders/>
-            <w:vAlign w:val="center"/>
-          </w:tcPr>
-          <w:p>
-            <w:pPr>
-              <w:pStyle w:val="Contenidodelatabla"/>
-              <w:bidi w:val="0"/>
-              <w:spacing w:before="120" w:after="120"/>
-              <w:jc w:val="left"/>
-              <w:rPr/>
-            </w:pPr>
-            <w:r>
-              <w:rPr/>
-              <w:t>Escribiste una letra o un número fuera del 1 al 9. Vuelve a intentarlo.</w:t>
-            </w:r>
-          </w:p>
-        </w:tc>
-      </w:tr>
-      <w:tr>
-        <w:trPr/>
-        <w:tc>
-          <w:tcPr>
-            <w:tcW w:w="5634" w:type="dxa"/>
-            <w:tcBorders/>
-            <w:vAlign w:val="center"/>
-          </w:tcPr>
-          <w:p>
-            <w:pPr>
-              <w:pStyle w:val="Contenidodelatabla"/>
-              <w:bidi w:val="0"/>
-              <w:spacing w:before="120" w:after="120"/>
-              <w:jc w:val="left"/>
-              <w:rPr/>
-            </w:pPr>
-            <w:r>
-              <w:rPr/>
-              <w:t>Parece congelado durante la instalación</w:t>
-            </w:r>
-          </w:p>
-        </w:tc>
-        <w:tc>
-          <w:tcPr>
-            <w:tcW w:w="10604" w:type="dxa"/>
-            <w:tcBorders/>
-            <w:vAlign w:val="center"/>
-          </w:tcPr>
-          <w:p>
-            <w:pPr>
-              <w:pStyle w:val="Contenidodelatabla"/>
-              <w:bidi w:val="0"/>
-              <w:spacing w:before="120" w:after="120"/>
-              <w:jc w:val="left"/>
-              <w:rPr/>
-            </w:pPr>
-            <w:r>
-              <w:rPr/>
-              <w:t>Mira el reloj que va contando (Figura 15). Si avanza, está trabajando.</w:t>
-            </w:r>
-          </w:p>
-        </w:tc>
-      </w:tr>
-      <w:tr>
-        <w:trPr/>
-        <w:tc>
-          <w:tcPr>
-            <w:tcW w:w="5634" w:type="dxa"/>
-            <w:tcBorders/>
-            <w:vAlign w:val="center"/>
-          </w:tcPr>
-          <w:p>
-            <w:pPr>
-              <w:pStyle w:val="Contenidodelatabla"/>
-              <w:bidi w:val="0"/>
-              <w:spacing w:before="120" w:after="120"/>
-              <w:jc w:val="left"/>
-              <w:rPr/>
-            </w:pPr>
-            <w:r>
-              <w:rPr/>
-              <w:t>El antivirus bloquea MAS</w:t>
-            </w:r>
-          </w:p>
-        </w:tc>
-        <w:tc>
-          <w:tcPr>
-            <w:tcW w:w="10604" w:type="dxa"/>
-            <w:tcBorders/>
-            <w:vAlign w:val="center"/>
-          </w:tcPr>
-          <w:p>
-            <w:pPr>
-              <w:pStyle w:val="Contenidodelatabla"/>
-              <w:bidi w:val="0"/>
-              <w:spacing w:before="120" w:after="120"/>
-              <w:jc w:val="left"/>
-              <w:rPr/>
-            </w:pPr>
-            <w:r>
-              <w:rPr/>
-              <w:t>Es lo más común y está explicado en el Paso J.</w:t>
-            </w:r>
-          </w:p>
-        </w:tc>
-      </w:tr>
-    </w:tbl>
+        <w:bidi w:val="0"/>
+        <w:spacing w:lineRule="auto" w:line="384" w:before="150" w:after="150"/>
+        <w:ind w:hanging="0" w:left="150" w:right="150"/>
+        <w:jc w:val="left"/>
+        <w:rPr>
+          <w:rFonts w:ascii="DejaVu Sans Mono;monospace" w:hAnsi="DejaVu Sans Mono;monospace"/>
+          <w:color w:val="E6EDF3"/>
+          <w:sz w:val="17"/>
+          <w:bdr w:val="single" w:sz="2" w:space="8" w:color="30363D"/>
+          <w:shd w:fill="0D1117" w:val="clear"/>
+        </w:rPr>
+      </w:pPr>
+      <w:r>
+        <w:rPr>
+          <w:rFonts w:ascii="DejaVu Sans Mono;monospace" w:hAnsi="DejaVu Sans Mono;monospace"/>
+          <w:color w:val="E6EDF3"/>
+          <w:sz w:val="17"/>
+          <w:bdr w:val="single" w:sz="2" w:space="8" w:color="30363D"/>
+          <w:shd w:fill="0D1117" w:val="clear"/>
+        </w:rPr>
+        <w:t>[Net.ServicePointManager]::SecurityProtocol = 'Tls12'</w:t>
+      </w:r>
+    </w:p>
+    <w:p>
+      <w:pPr>
+        <w:pStyle w:val="Heading4"/>
+        <w:bidi w:val="0"/>
+        <w:jc w:val="left"/>
+        <w:rPr/>
+      </w:pPr>
+      <w:r>
+        <w:rPr/>
+        <w:t>5.4 · Faltan permisos de administrador</w:t>
+      </w:r>
+    </w:p>
+    <w:p>
+      <w:pPr>
+        <w:pStyle w:val="Cuerpodetextochico"/>
+        <w:bidi w:val="0"/>
+        <w:jc w:val="left"/>
+        <w:rPr/>
+      </w:pPr>
+      <w:r>
+        <w:rPr/>
+        <w:t>El propio instalador lo detecta y se detiene con este aviso:</w:t>
+      </w:r>
+    </w:p>
     <w:p>
       <w:pPr>
         <w:pStyle w:val="BodyText"/>
@@ -7249,7 +5963,7 @@
           <wp:inline distT="0" distB="0" distL="0" distR="0">
             <wp:extent cx="16240125" cy="5334000"/>
             <wp:effectExtent l="0" t="0" r="0" b="0"/>
-            <wp:docPr id="22" name="Imagen22" descr="Error de permisos"/>
+            <wp:docPr id="21" name="Imagen21" descr="Error de permisos"/>
             <wp:cNvGraphicFramePr>
               <a:graphicFrameLocks xmlns:a="http://schemas.openxmlformats.org/drawingml/2006/main" noChangeAspect="1"/>
             </wp:cNvGraphicFramePr>
@@ -7257,13 +5971,13 @@
               <a:graphicData uri="http://schemas.openxmlformats.org/drawingml/2006/picture">
                 <pic:pic xmlns:pic="http://schemas.openxmlformats.org/drawingml/2006/picture">
                   <pic:nvPicPr>
-                    <pic:cNvPr id="22" name="Imagen22" descr="Error de permisos"/>
+                    <pic:cNvPr id="21" name="Imagen21" descr="Error de permisos"/>
                     <pic:cNvPicPr>
                       <a:picLocks noChangeAspect="1" noChangeArrowheads="1"/>
                     </pic:cNvPicPr>
                   </pic:nvPicPr>
                   <pic:blipFill>
-                    <a:blip r:embed="rId23"/>
+                    <a:blip r:embed="rId22"/>
                     <a:stretch>
                       <a:fillRect/>
                     </a:stretch>
@@ -7292,13 +6006,490 @@
         <w:rPr>
           <w:b/>
         </w:rPr>
-        <w:t>Figura 22.</w:t>
-      </w:r>
-      <w:r>
-        <w:rPr/>
-        <w:t xml:space="preserve"> Así se ve el aviso cuando faltan permisos de administrador. El propio programa te dice qué hacer; la flecha señala la instrucción. </w:t>
-      </w:r>
-    </w:p>
+        <w:t>Figura 21.</w:t>
+      </w:r>
+      <w:r>
+        <w:rPr/>
+        <w:t xml:space="preserve"> Así se ve el aviso cuando faltan permisos de administrador. El programa indica exactamente qué hacer; la flecha señala la instrucción. </w:t>
+      </w:r>
+    </w:p>
+    <w:p>
+      <w:pPr>
+        <w:pStyle w:val="Cuerpodetextochico"/>
+        <w:bidi w:val="0"/>
+        <w:jc w:val="left"/>
+        <w:rPr/>
+      </w:pPr>
+      <w:r>
+        <w:rPr>
+          <w:b/>
+        </w:rPr>
+        <w:t>Por qué ocurre:</w:t>
+      </w:r>
+      <w:r>
+        <w:rPr/>
+        <w:t xml:space="preserve"> PowerShell se abrió con la opción «Abrir» en lugar de «Ejecutar como administrador».</w:t>
+        <w:br/>
+      </w:r>
+      <w:r>
+        <w:rPr>
+          <w:b/>
+        </w:rPr>
+        <w:t>Cómo se soluciona:</w:t>
+      </w:r>
+      <w:r>
+        <w:rPr/>
+        <w:t xml:space="preserve"> cierre la ventana y repita el </w:t>
+      </w:r>
+      <w:r>
+        <w:rPr>
+          <w:b/>
+        </w:rPr>
+        <w:t>Paso B</w:t>
+      </w:r>
+      <w:r>
+        <w:rPr/>
+        <w:t>.</w:t>
+      </w:r>
+    </w:p>
+    <w:p>
+      <w:pPr>
+        <w:pStyle w:val="Heading4"/>
+        <w:bidi w:val="0"/>
+        <w:jc w:val="left"/>
+        <w:rPr/>
+      </w:pPr>
+      <w:r>
+        <w:rPr/>
+        <w:t>5.5 · Otros avisos</w:t>
+      </w:r>
+    </w:p>
+    <w:tbl>
+      <w:tblPr>
+        <w:tblW w:w="22586" w:type="dxa"/>
+        <w:jc w:val="left"/>
+        <w:tblInd w:w="28" w:type="dxa"/>
+        <w:tblLayout w:type="fixed"/>
+        <w:tblCellMar>
+          <w:top w:w="28" w:type="dxa"/>
+          <w:left w:w="28" w:type="dxa"/>
+          <w:bottom w:w="28" w:type="dxa"/>
+          <w:right w:w="28" w:type="dxa"/>
+        </w:tblCellMar>
+      </w:tblPr>
+      <w:tblGrid>
+        <w:gridCol w:w="5517"/>
+        <w:gridCol w:w="17069"/>
+      </w:tblGrid>
+      <w:tr>
+        <w:trPr/>
+        <w:tc>
+          <w:tcPr>
+            <w:tcW w:w="5517" w:type="dxa"/>
+            <w:tcBorders/>
+            <w:vAlign w:val="center"/>
+          </w:tcPr>
+          <w:p>
+            <w:pPr>
+              <w:pStyle w:val="Ttulodelatabla"/>
+              <w:bidi w:val="0"/>
+              <w:spacing w:before="120" w:after="120"/>
+              <w:ind w:hanging="0" w:left="0" w:right="0"/>
+              <w:rPr/>
+            </w:pPr>
+            <w:r>
+              <w:rPr/>
+              <w:t>Lo que aparece</w:t>
+            </w:r>
+          </w:p>
+        </w:tc>
+        <w:tc>
+          <w:tcPr>
+            <w:tcW w:w="17069" w:type="dxa"/>
+            <w:tcBorders/>
+            <w:vAlign w:val="center"/>
+          </w:tcPr>
+          <w:p>
+            <w:pPr>
+              <w:pStyle w:val="Ttulodelatabla"/>
+              <w:suppressLineNumbers/>
+              <w:bidi w:val="0"/>
+              <w:spacing w:before="120" w:after="120"/>
+              <w:jc w:val="center"/>
+              <w:rPr/>
+            </w:pPr>
+            <w:r>
+              <w:rPr/>
+              <w:t>Qué hacer</w:t>
+            </w:r>
+          </w:p>
+        </w:tc>
+      </w:tr>
+      <w:tr>
+        <w:trPr/>
+        <w:tc>
+          <w:tcPr>
+            <w:tcW w:w="5517" w:type="dxa"/>
+            <w:tcBorders/>
+            <w:vAlign w:val="center"/>
+          </w:tcPr>
+          <w:p>
+            <w:pPr>
+              <w:pStyle w:val="Contenidodelatabla"/>
+              <w:bidi w:val="0"/>
+              <w:spacing w:before="120" w:after="120"/>
+              <w:jc w:val="left"/>
+              <w:rPr/>
+            </w:pPr>
+            <w:r>
+              <w:rPr/>
+              <w:t>«SIN CONEXIÓN A INTERNET»</w:t>
+            </w:r>
+          </w:p>
+        </w:tc>
+        <w:tc>
+          <w:tcPr>
+            <w:tcW w:w="17069" w:type="dxa"/>
+            <w:tcBorders/>
+            <w:vAlign w:val="center"/>
+          </w:tcPr>
+          <w:p>
+            <w:pPr>
+              <w:pStyle w:val="Contenidodelatabla"/>
+              <w:bidi w:val="0"/>
+              <w:spacing w:before="120" w:after="120"/>
+              <w:jc w:val="left"/>
+              <w:rPr/>
+            </w:pPr>
+            <w:r>
+              <w:rPr/>
+              <w:t>Revise el cable o el WiFi. Hace falta conexión para descargar Office de Microsoft.</w:t>
+            </w:r>
+          </w:p>
+        </w:tc>
+      </w:tr>
+      <w:tr>
+        <w:trPr/>
+        <w:tc>
+          <w:tcPr>
+            <w:tcW w:w="5517" w:type="dxa"/>
+            <w:tcBorders/>
+            <w:vAlign w:val="center"/>
+          </w:tcPr>
+          <w:p>
+            <w:pPr>
+              <w:pStyle w:val="Contenidodelatabla"/>
+              <w:bidi w:val="0"/>
+              <w:spacing w:before="120" w:after="120"/>
+              <w:jc w:val="left"/>
+              <w:rPr/>
+            </w:pPr>
+            <w:r>
+              <w:rPr/>
+              <w:t>«ESPACIO INSUFICIENTE EN EL DISCO»</w:t>
+            </w:r>
+          </w:p>
+        </w:tc>
+        <w:tc>
+          <w:tcPr>
+            <w:tcW w:w="17069" w:type="dxa"/>
+            <w:tcBorders/>
+            <w:vAlign w:val="center"/>
+          </w:tcPr>
+          <w:p>
+            <w:pPr>
+              <w:pStyle w:val="Contenidodelatabla"/>
+              <w:bidi w:val="0"/>
+              <w:spacing w:before="120" w:after="120"/>
+              <w:jc w:val="left"/>
+              <w:rPr/>
+            </w:pPr>
+            <w:r>
+              <w:rPr/>
+              <w:t>Libere al menos 5 GB (vacíe la papelera o borre archivos grandes) y ejecute de nuevo el comando.</w:t>
+            </w:r>
+          </w:p>
+        </w:tc>
+      </w:tr>
+      <w:tr>
+        <w:trPr/>
+        <w:tc>
+          <w:tcPr>
+            <w:tcW w:w="5517" w:type="dxa"/>
+            <w:tcBorders/>
+            <w:vAlign w:val="center"/>
+          </w:tcPr>
+          <w:p>
+            <w:pPr>
+              <w:pStyle w:val="Contenidodelatabla"/>
+              <w:bidi w:val="0"/>
+              <w:spacing w:before="120" w:after="120"/>
+              <w:jc w:val="left"/>
+              <w:rPr/>
+            </w:pPr>
+            <w:r>
+              <w:rPr/>
+              <w:t>«ESTE EQUIPO NO ES COMPATIBLE»</w:t>
+            </w:r>
+          </w:p>
+        </w:tc>
+        <w:tc>
+          <w:tcPr>
+            <w:tcW w:w="17069" w:type="dxa"/>
+            <w:tcBorders/>
+            <w:vAlign w:val="center"/>
+          </w:tcPr>
+          <w:p>
+            <w:pPr>
+              <w:pStyle w:val="Contenidodelatabla"/>
+              <w:bidi w:val="0"/>
+              <w:spacing w:before="120" w:after="120"/>
+              <w:jc w:val="left"/>
+              <w:rPr/>
+            </w:pPr>
+            <w:r>
+              <w:rPr/>
+              <w:t>El equipo tiene un Windows anterior al 10. Office 2019, 2021 y 2024 no se pueden instalar ahí.</w:t>
+            </w:r>
+          </w:p>
+        </w:tc>
+      </w:tr>
+      <w:tr>
+        <w:trPr/>
+        <w:tc>
+          <w:tcPr>
+            <w:tcW w:w="5517" w:type="dxa"/>
+            <w:tcBorders/>
+            <w:vAlign w:val="center"/>
+          </w:tcPr>
+          <w:p>
+            <w:pPr>
+              <w:pStyle w:val="Contenidodelatabla"/>
+              <w:bidi w:val="0"/>
+              <w:spacing w:before="120" w:after="120"/>
+              <w:jc w:val="left"/>
+              <w:rPr/>
+            </w:pPr>
+            <w:r>
+              <w:rPr/>
+              <w:t>«ESA OPCIÓN NO EXISTE»</w:t>
+            </w:r>
+          </w:p>
+        </w:tc>
+        <w:tc>
+          <w:tcPr>
+            <w:tcW w:w="17069" w:type="dxa"/>
+            <w:tcBorders/>
+            <w:vAlign w:val="center"/>
+          </w:tcPr>
+          <w:p>
+            <w:pPr>
+              <w:pStyle w:val="Contenidodelatabla"/>
+              <w:bidi w:val="0"/>
+              <w:spacing w:before="120" w:after="120"/>
+              <w:jc w:val="left"/>
+              <w:rPr/>
+            </w:pPr>
+            <w:r>
+              <w:rPr/>
+              <w:t>Se escribió una letra o un número fuera del 1 al 9. Vuelva a intentarlo.</w:t>
+            </w:r>
+          </w:p>
+        </w:tc>
+      </w:tr>
+      <w:tr>
+        <w:trPr/>
+        <w:tc>
+          <w:tcPr>
+            <w:tcW w:w="5517" w:type="dxa"/>
+            <w:tcBorders/>
+            <w:vAlign w:val="center"/>
+          </w:tcPr>
+          <w:p>
+            <w:pPr>
+              <w:pStyle w:val="Contenidodelatabla"/>
+              <w:bidi w:val="0"/>
+              <w:spacing w:before="120" w:after="120"/>
+              <w:jc w:val="left"/>
+              <w:rPr/>
+            </w:pPr>
+            <w:r>
+              <w:rPr/>
+              <w:t>Los bordes salen como símbolos raros</w:t>
+            </w:r>
+          </w:p>
+        </w:tc>
+        <w:tc>
+          <w:tcPr>
+            <w:tcW w:w="17069" w:type="dxa"/>
+            <w:tcBorders/>
+            <w:vAlign w:val="center"/>
+          </w:tcPr>
+          <w:p>
+            <w:pPr>
+              <w:pStyle w:val="Contenidodelatabla"/>
+              <w:bidi w:val="0"/>
+              <w:spacing w:before="120" w:after="120"/>
+              <w:jc w:val="left"/>
+              <w:rPr/>
+            </w:pPr>
+            <w:r>
+              <w:rPr/>
+              <w:t xml:space="preserve">La ventana no está mostrando los caracteres correctamente. Cierre y vuelva a abrir PowerShell; si persiste, escriba </w:t>
+            </w:r>
+            <w:r>
+              <w:rPr>
+                <w:rStyle w:val="Textooriginal"/>
+              </w:rPr>
+              <w:t>chcp 65001</w:t>
+            </w:r>
+            <w:r>
+              <w:rPr/>
+              <w:t xml:space="preserve"> y ejecute otra vez el comando.</w:t>
+            </w:r>
+          </w:p>
+        </w:tc>
+      </w:tr>
+      <w:tr>
+        <w:trPr/>
+        <w:tc>
+          <w:tcPr>
+            <w:tcW w:w="5517" w:type="dxa"/>
+            <w:tcBorders/>
+            <w:vAlign w:val="center"/>
+          </w:tcPr>
+          <w:p>
+            <w:pPr>
+              <w:pStyle w:val="Contenidodelatabla"/>
+              <w:bidi w:val="0"/>
+              <w:spacing w:before="120" w:after="120"/>
+              <w:jc w:val="left"/>
+              <w:rPr/>
+            </w:pPr>
+            <w:r>
+              <w:rPr/>
+              <w:t>Parece congelado durante la instalación</w:t>
+            </w:r>
+          </w:p>
+        </w:tc>
+        <w:tc>
+          <w:tcPr>
+            <w:tcW w:w="17069" w:type="dxa"/>
+            <w:tcBorders/>
+            <w:vAlign w:val="center"/>
+          </w:tcPr>
+          <w:p>
+            <w:pPr>
+              <w:pStyle w:val="Contenidodelatabla"/>
+              <w:bidi w:val="0"/>
+              <w:spacing w:before="120" w:after="120"/>
+              <w:jc w:val="left"/>
+              <w:rPr/>
+            </w:pPr>
+            <w:r>
+              <w:rPr/>
+              <w:t>Observe el reloj que va contando (Figura 14). Si avanza, el programa está trabajando.</w:t>
+            </w:r>
+          </w:p>
+        </w:tc>
+      </w:tr>
+      <w:tr>
+        <w:trPr/>
+        <w:tc>
+          <w:tcPr>
+            <w:tcW w:w="5517" w:type="dxa"/>
+            <w:tcBorders/>
+            <w:vAlign w:val="center"/>
+          </w:tcPr>
+          <w:p>
+            <w:pPr>
+              <w:pStyle w:val="Contenidodelatabla"/>
+              <w:bidi w:val="0"/>
+              <w:spacing w:before="120" w:after="120"/>
+              <w:jc w:val="left"/>
+              <w:rPr/>
+            </w:pPr>
+            <w:r>
+              <w:rPr/>
+              <w:t>El antivirus bloquea MAS</w:t>
+            </w:r>
+          </w:p>
+        </w:tc>
+        <w:tc>
+          <w:tcPr>
+            <w:tcW w:w="17069" w:type="dxa"/>
+            <w:tcBorders/>
+            <w:vAlign w:val="center"/>
+          </w:tcPr>
+          <w:p>
+            <w:pPr>
+              <w:pStyle w:val="Contenidodelatabla"/>
+              <w:bidi w:val="0"/>
+              <w:spacing w:before="120" w:after="120"/>
+              <w:jc w:val="left"/>
+              <w:rPr/>
+            </w:pPr>
+            <w:r>
+              <w:rPr/>
+              <w:t xml:space="preserve">Es lo más frecuente al activar y está explicado en el </w:t>
+            </w:r>
+            <w:r>
+              <w:rPr>
+                <w:b/>
+              </w:rPr>
+              <w:t>Paso H</w:t>
+            </w:r>
+            <w:r>
+              <w:rPr/>
+              <w:t>.</w:t>
+            </w:r>
+          </w:p>
+        </w:tc>
+      </w:tr>
+      <w:tr>
+        <w:trPr/>
+        <w:tc>
+          <w:tcPr>
+            <w:tcW w:w="5517" w:type="dxa"/>
+            <w:tcBorders/>
+            <w:vAlign w:val="center"/>
+          </w:tcPr>
+          <w:p>
+            <w:pPr>
+              <w:pStyle w:val="Contenidodelatabla"/>
+              <w:bidi w:val="0"/>
+              <w:spacing w:before="120" w:after="120"/>
+              <w:jc w:val="left"/>
+              <w:rPr/>
+            </w:pPr>
+            <w:r>
+              <w:rPr/>
+              <w:t>La ventana se cerró sola a mitad de la instalación</w:t>
+            </w:r>
+          </w:p>
+        </w:tc>
+        <w:tc>
+          <w:tcPr>
+            <w:tcW w:w="17069" w:type="dxa"/>
+            <w:tcBorders/>
+            <w:vAlign w:val="center"/>
+          </w:tcPr>
+          <w:p>
+            <w:pPr>
+              <w:pStyle w:val="Contenidodelatabla"/>
+              <w:bidi w:val="0"/>
+              <w:spacing w:before="120" w:after="120"/>
+              <w:jc w:val="left"/>
+              <w:rPr/>
+            </w:pPr>
+            <w:r>
+              <w:rPr/>
+              <w:t>Office quedó a medias. Abra de nuevo PowerShell como administrador, ejecute el comando y elija la misma versión: el instalador retoma el trabajo.</w:t>
+            </w:r>
+          </w:p>
+        </w:tc>
+      </w:tr>
+    </w:tbl>
     <w:p>
       <w:pPr>
         <w:pStyle w:val="Heading3"/>
@@ -7308,7 +6499,7 @@
       </w:pPr>
       <w:r>
         <w:rPr/>
-        <w:t>7. Cuidado con la opción 7</w:t>
+        <w:t>6. Cuidado con la opción 7</w:t>
       </w:r>
     </w:p>
     <w:p>
@@ -7382,7 +6573,7 @@
           <wp:inline distT="0" distB="0" distL="0" distR="0">
             <wp:extent cx="16363950" cy="7600950"/>
             <wp:effectExtent l="0" t="0" r="0" b="0"/>
-            <wp:docPr id="23" name="Imagen23" descr="Desinstalar Office"/>
+            <wp:docPr id="22" name="Imagen22" descr="Desinstalar Office"/>
             <wp:cNvGraphicFramePr>
               <a:graphicFrameLocks xmlns:a="http://schemas.openxmlformats.org/drawingml/2006/main" noChangeAspect="1"/>
             </wp:cNvGraphicFramePr>
@@ -7390,13 +6581,13 @@
               <a:graphicData uri="http://schemas.openxmlformats.org/drawingml/2006/picture">
                 <pic:pic xmlns:pic="http://schemas.openxmlformats.org/drawingml/2006/picture">
                   <pic:nvPicPr>
-                    <pic:cNvPr id="23" name="Imagen23" descr="Desinstalar Office"/>
+                    <pic:cNvPr id="22" name="Imagen22" descr="Desinstalar Office"/>
                     <pic:cNvPicPr>
                       <a:picLocks noChangeAspect="1" noChangeArrowheads="1"/>
                     </pic:cNvPicPr>
                   </pic:nvPicPr>
                   <pic:blipFill>
-                    <a:blip r:embed="rId24"/>
+                    <a:blip r:embed="rId23"/>
                     <a:stretch>
                       <a:fillRect/>
                     </a:stretch>
@@ -7425,11 +6616,11 @@
         <w:rPr>
           <w:b/>
         </w:rPr>
-        <w:t>Figura 23.</w:t>
-      </w:r>
-      <w:r>
-        <w:rPr/>
-        <w:t xml:space="preserve"> El recuadro avisa del cambio de orden. Las flechas señalan cada opción: fíjate bien antes de escribir. Tus documentos no se borran, solo los programas. </w:t>
+        <w:t>Figura 22.</w:t>
+      </w:r>
+      <w:r>
+        <w:rPr/>
+        <w:t xml:space="preserve"> El recuadro avisa del cambio de orden. Las flechas señalan cada opción: conviene fijarse bien antes de escribir. Los documentos no se borran, solo los programas. </w:t>
       </w:r>
     </w:p>
     <w:p>
@@ -7439,58 +6630,45 @@
         <w:spacing w:before="240" w:after="240"/>
         <w:ind w:hanging="0" w:left="240" w:right="240"/>
         <w:jc w:val="left"/>
-        <w:rPr/>
-      </w:pPr>
-      <w:r>
-        <w:rPr>
-          <w:b/>
+        <w:rPr>
           <w:sz w:val="19"/>
           <w:bdr w:val="single" w:sz="6" w:space="8" w:color="4A9A5A"/>
           <w:shd w:fill="EEF7EE" w:val="clear"/>
         </w:rPr>
-        <w:t>Resumen en una frase:</w:t>
-      </w:r>
-      <w:r>
-        <w:rPr>
+      </w:pPr>
+      <w:r>
+        <w:rPr>
+          <w:b/>
           <w:sz w:val="19"/>
           <w:bdr w:val="single" w:sz="6" w:space="8" w:color="4A9A5A"/>
           <w:shd w:fill="EEF7EE" w:val="clear"/>
         </w:rPr>
-        <w:t xml:space="preserve"> enciendes el equipo → abres el navegador → entras a </w:t>
-      </w:r>
-      <w:r>
-        <w:rPr>
-          <w:rStyle w:val="Textooriginal"/>
+        <w:t>Resumen en una frase:</w:t>
+      </w:r>
+      <w:r>
+        <w:rPr>
           <w:sz w:val="19"/>
           <w:bdr w:val="single" w:sz="6" w:space="8" w:color="4A9A5A"/>
           <w:shd w:fill="EEF7EE" w:val="clear"/>
         </w:rPr>
-        <w:t>github.com/MariaDSalazar/instalador-office-isupol</w:t>
-      </w:r>
-      <w:r>
-        <w:rPr>
+        <w:t xml:space="preserve"> se enciende el equipo → se abre PowerShell </w:t>
+      </w:r>
+      <w:r>
+        <w:rPr>
+          <w:b/>
           <w:sz w:val="19"/>
           <w:bdr w:val="single" w:sz="6" w:space="8" w:color="4A9A5A"/>
           <w:shd w:fill="EEF7EE" w:val="clear"/>
         </w:rPr>
-        <w:t xml:space="preserve"> → copias el comando → abres PowerShell </w:t>
-      </w:r>
-      <w:r>
-        <w:rPr>
-          <w:b/>
+        <w:t>como administrador</w:t>
+      </w:r>
+      <w:r>
+        <w:rPr>
           <w:sz w:val="19"/>
           <w:bdr w:val="single" w:sz="6" w:space="8" w:color="4A9A5A"/>
           <w:shd w:fill="EEF7EE" w:val="clear"/>
         </w:rPr>
-        <w:t>como administrador</w:t>
-      </w:r>
-      <w:r>
-        <w:rPr>
-          <w:sz w:val="19"/>
-          <w:bdr w:val="single" w:sz="6" w:space="8" w:color="4A9A5A"/>
-          <w:shd w:fill="EEF7EE" w:val="clear"/>
-        </w:rPr>
-        <w:t xml:space="preserve"> → clic derecho para pegar → </w:t>
+        <w:t xml:space="preserve"> → se copia el comando de este manual → clic derecho para pegarlo → </w:t>
       </w:r>
       <w:r>
         <w:rPr>
@@ -7507,7 +6685,7 @@
           <w:bdr w:val="single" w:sz="6" w:space="8" w:color="4A9A5A"/>
           <w:shd w:fill="EEF7EE" w:val="clear"/>
         </w:rPr>
-        <w:t xml:space="preserve"> → escribes el número de la versión (por ejemplo </w:t>
+        <w:t xml:space="preserve"> → se escribe el número de la versión (por ejemplo </w:t>
       </w:r>
       <w:r>
         <w:rPr>
@@ -7524,7 +6702,7 @@
           <w:bdr w:val="single" w:sz="6" w:space="8" w:color="4A9A5A"/>
           <w:shd w:fill="EEF7EE" w:val="clear"/>
         </w:rPr>
-        <w:t xml:space="preserve">) → escribes </w:t>
+        <w:t xml:space="preserve">) → se escribe </w:t>
       </w:r>
       <w:r>
         <w:rPr>
@@ -7541,7 +6719,7 @@
           <w:bdr w:val="single" w:sz="6" w:space="8" w:color="4A9A5A"/>
           <w:shd w:fill="EEF7EE" w:val="clear"/>
         </w:rPr>
-        <w:t xml:space="preserve"> para confirmar → esperas el cartel verde → escribes </w:t>
+        <w:t xml:space="preserve"> para confirmar → se espera el cartel verde → se escribe </w:t>
       </w:r>
       <w:r>
         <w:rPr>
@@ -7558,7 +6736,7 @@
           <w:bdr w:val="single" w:sz="6" w:space="8" w:color="4A9A5A"/>
           <w:shd w:fill="EEF7EE" w:val="clear"/>
         </w:rPr>
-        <w:t xml:space="preserve"> para activar → escribes </w:t>
+        <w:t xml:space="preserve"> para activar → </w:t>
       </w:r>
       <w:r>
         <w:rPr>
@@ -7575,7 +6753,7 @@
           <w:bdr w:val="single" w:sz="6" w:space="8" w:color="4A9A5A"/>
           <w:shd w:fill="EEF7EE" w:val="clear"/>
         </w:rPr>
-        <w:t xml:space="preserve"> para abrir MAS → dentro de MAS escribes </w:t>
+        <w:t xml:space="preserve"> para abrir MAS → dentro de MAS </w:t>
       </w:r>
       <w:r>
         <w:rPr>
@@ -7592,7 +6770,7 @@
           <w:bdr w:val="single" w:sz="6" w:space="8" w:color="4A9A5A"/>
           <w:shd w:fill="EEF7EE" w:val="clear"/>
         </w:rPr>
-        <w:t xml:space="preserve"> → esperas la línea verde → escribes </w:t>
+        <w:t xml:space="preserve"> → se espera la línea verde → </w:t>
       </w:r>
       <w:r>
         <w:rPr>
@@ -7609,7 +6787,7 @@
           <w:bdr w:val="single" w:sz="6" w:space="8" w:color="4A9A5A"/>
           <w:shd w:fill="EEF7EE" w:val="clear"/>
         </w:rPr>
-        <w:t xml:space="preserve"> para salir de MAS → escribes </w:t>
+        <w:t xml:space="preserve"> para salir de MAS → </w:t>
       </w:r>
       <w:r>
         <w:rPr>
@@ -7626,7 +6804,7 @@
           <w:bdr w:val="single" w:sz="6" w:space="8" w:color="4A9A5A"/>
           <w:shd w:fill="EEF7EE" w:val="clear"/>
         </w:rPr>
-        <w:t xml:space="preserve"> para comprobar → escribes </w:t>
+        <w:t xml:space="preserve"> para comprobar → </w:t>
       </w:r>
       <w:r>
         <w:rPr>
@@ -7674,7 +6852,7 @@
           <w:bdr w:val="single" w:sz="24" w:space="9" w:color="C0392B"/>
           <w:shd w:fill="FDEEEE" w:val="clear"/>
         </w:rPr>
-        <w:t xml:space="preserve"> este manual es para aprender y practicar en un entorno de laboratorio. Activar productos para no pagar la licencia va contra los términos de Microsoft. La idea es entender cómo funciona, con responsabilidad.</w:t>
+        <w:t xml:space="preserve"> este manual sirve para aprender y practicar en un entorno de laboratorio. Activar productos para no pagar la licencia va contra los términos de Microsoft. La idea es entender cómo funciona, con responsabilidad.</w:t>
       </w:r>
     </w:p>
     <w:p>
@@ -7741,13 +6919,13 @@
           <w:i/>
           <w:sz w:val="17"/>
         </w:rPr>
-        <w:t>Overview of the Office Deployment Tool</w:t>
+        <w:t>about_Execution_Policies</w:t>
       </w:r>
       <w:r>
         <w:rPr>
           <w:sz w:val="17"/>
         </w:rPr>
-        <w:t>. Microsoft Learn. https://learn.microsoft.com/microsoft-365-apps/deploy/overview-office-deployment-tool</w:t>
+        <w:t>. Microsoft Learn. https://learn.microsoft.com/powershell/module/microsoft.powershell.core/about/about_execution_policies</w:t>
         <w:br/>
         <w:t xml:space="preserve">Microsoft. (2024). </w:t>
       </w:r>
@@ -7811,7 +6989,7 @@
           <w:sz w:val="16"/>
           <w:bdr w:val="single" w:sz="2" w:space="6" w:color="CCCCCC"/>
         </w:rPr>
-        <w:t xml:space="preserve"> Las pantallas del instalador, de PowerShell y de MAS reproducen el texto literal de cada programa. Las figuras 2 y 3 (menú Inicio y aviso de permisos) son recreaciones de las pantallas de Windows: pueden variar ligeramente según la versión que tengas.</w:t>
+        <w:t xml:space="preserve"> Las pantallas del instalador, de PowerShell y de MAS reproducen el texto literal de cada programa. Las figuras 1 y 2 (menú Inicio y aviso de permisos) son recreaciones de las pantallas de Windows: pueden variar ligeramente según la versión instalada.</w:t>
         <w:br/>
         <w:br/>
         <w:t>Manual de usuario paso a paso desde cero · Instalador de Office ISUPOL · Material educativo para practicar en un entorno de laboratorio.</w:t>
@@ -8925,482 +8103,6 @@
     </w:lvl>
   </w:abstractNum>
   <w:abstractNum w:abstractNumId="10">
-    <w:lvl w:ilvl="0">
-      <w:start w:val="1"/>
-      <w:numFmt w:val="decimal"/>
-      <w:lvlText w:val="%1."/>
-      <w:lvlJc w:val="left"/>
-      <w:pPr>
-        <w:tabs>
-          <w:tab w:val="num" w:pos="709"/>
-        </w:tabs>
-        <w:ind w:left="709" w:hanging="283"/>
-      </w:pPr>
-      <w:rPr/>
-    </w:lvl>
-    <w:lvl w:ilvl="1">
-      <w:start w:val="1"/>
-      <w:numFmt w:val="decimal"/>
-      <w:lvlText w:val="%2."/>
-      <w:lvlJc w:val="left"/>
-      <w:pPr>
-        <w:tabs>
-          <w:tab w:val="num" w:pos="1418"/>
-        </w:tabs>
-        <w:ind w:left="1418" w:hanging="283"/>
-      </w:pPr>
-      <w:rPr/>
-    </w:lvl>
-    <w:lvl w:ilvl="2">
-      <w:start w:val="1"/>
-      <w:numFmt w:val="decimal"/>
-      <w:lvlText w:val="%3."/>
-      <w:lvlJc w:val="left"/>
-      <w:pPr>
-        <w:tabs>
-          <w:tab w:val="num" w:pos="2127"/>
-        </w:tabs>
-        <w:ind w:left="2127" w:hanging="283"/>
-      </w:pPr>
-      <w:rPr/>
-    </w:lvl>
-    <w:lvl w:ilvl="3">
-      <w:start w:val="1"/>
-      <w:numFmt w:val="decimal"/>
-      <w:lvlText w:val="%4."/>
-      <w:lvlJc w:val="left"/>
-      <w:pPr>
-        <w:tabs>
-          <w:tab w:val="num" w:pos="2836"/>
-        </w:tabs>
-        <w:ind w:left="2836" w:hanging="283"/>
-      </w:pPr>
-      <w:rPr/>
-    </w:lvl>
-    <w:lvl w:ilvl="4">
-      <w:start w:val="1"/>
-      <w:numFmt w:val="decimal"/>
-      <w:lvlText w:val="%5."/>
-      <w:lvlJc w:val="left"/>
-      <w:pPr>
-        <w:tabs>
-          <w:tab w:val="num" w:pos="3545"/>
-        </w:tabs>
-        <w:ind w:left="3545" w:hanging="283"/>
-      </w:pPr>
-      <w:rPr/>
-    </w:lvl>
-    <w:lvl w:ilvl="5">
-      <w:start w:val="1"/>
-      <w:numFmt w:val="decimal"/>
-      <w:lvlText w:val="%6."/>
-      <w:lvlJc w:val="left"/>
-      <w:pPr>
-        <w:tabs>
-          <w:tab w:val="num" w:pos="4254"/>
-        </w:tabs>
-        <w:ind w:left="4254" w:hanging="283"/>
-      </w:pPr>
-      <w:rPr/>
-    </w:lvl>
-    <w:lvl w:ilvl="6">
-      <w:start w:val="1"/>
-      <w:numFmt w:val="decimal"/>
-      <w:lvlText w:val="%7."/>
-      <w:lvlJc w:val="left"/>
-      <w:pPr>
-        <w:tabs>
-          <w:tab w:val="num" w:pos="4963"/>
-        </w:tabs>
-        <w:ind w:left="4963" w:hanging="283"/>
-      </w:pPr>
-      <w:rPr/>
-    </w:lvl>
-    <w:lvl w:ilvl="7">
-      <w:start w:val="1"/>
-      <w:numFmt w:val="decimal"/>
-      <w:lvlText w:val="%8."/>
-      <w:lvlJc w:val="left"/>
-      <w:pPr>
-        <w:tabs>
-          <w:tab w:val="num" w:pos="5672"/>
-        </w:tabs>
-        <w:ind w:left="5672" w:hanging="283"/>
-      </w:pPr>
-      <w:rPr/>
-    </w:lvl>
-    <w:lvl w:ilvl="8">
-      <w:start w:val="1"/>
-      <w:numFmt w:val="decimal"/>
-      <w:lvlText w:val="%9."/>
-      <w:lvlJc w:val="left"/>
-      <w:pPr>
-        <w:tabs>
-          <w:tab w:val="num" w:pos="6381"/>
-        </w:tabs>
-        <w:ind w:left="6381" w:hanging="283"/>
-      </w:pPr>
-      <w:rPr/>
-    </w:lvl>
-  </w:abstractNum>
-  <w:abstractNum w:abstractNumId="11">
-    <w:lvl w:ilvl="0">
-      <w:start w:val="1"/>
-      <w:numFmt w:val="decimal"/>
-      <w:lvlText w:val="%1."/>
-      <w:lvlJc w:val="left"/>
-      <w:pPr>
-        <w:tabs>
-          <w:tab w:val="num" w:pos="709"/>
-        </w:tabs>
-        <w:ind w:left="709" w:hanging="283"/>
-      </w:pPr>
-      <w:rPr/>
-    </w:lvl>
-    <w:lvl w:ilvl="1">
-      <w:start w:val="1"/>
-      <w:numFmt w:val="decimal"/>
-      <w:lvlText w:val="%2."/>
-      <w:lvlJc w:val="left"/>
-      <w:pPr>
-        <w:tabs>
-          <w:tab w:val="num" w:pos="1418"/>
-        </w:tabs>
-        <w:ind w:left="1418" w:hanging="283"/>
-      </w:pPr>
-      <w:rPr/>
-    </w:lvl>
-    <w:lvl w:ilvl="2">
-      <w:start w:val="1"/>
-      <w:numFmt w:val="decimal"/>
-      <w:lvlText w:val="%3."/>
-      <w:lvlJc w:val="left"/>
-      <w:pPr>
-        <w:tabs>
-          <w:tab w:val="num" w:pos="2127"/>
-        </w:tabs>
-        <w:ind w:left="2127" w:hanging="283"/>
-      </w:pPr>
-      <w:rPr/>
-    </w:lvl>
-    <w:lvl w:ilvl="3">
-      <w:start w:val="1"/>
-      <w:numFmt w:val="decimal"/>
-      <w:lvlText w:val="%4."/>
-      <w:lvlJc w:val="left"/>
-      <w:pPr>
-        <w:tabs>
-          <w:tab w:val="num" w:pos="2836"/>
-        </w:tabs>
-        <w:ind w:left="2836" w:hanging="283"/>
-      </w:pPr>
-      <w:rPr/>
-    </w:lvl>
-    <w:lvl w:ilvl="4">
-      <w:start w:val="1"/>
-      <w:numFmt w:val="decimal"/>
-      <w:lvlText w:val="%5."/>
-      <w:lvlJc w:val="left"/>
-      <w:pPr>
-        <w:tabs>
-          <w:tab w:val="num" w:pos="3545"/>
-        </w:tabs>
-        <w:ind w:left="3545" w:hanging="283"/>
-      </w:pPr>
-      <w:rPr/>
-    </w:lvl>
-    <w:lvl w:ilvl="5">
-      <w:start w:val="1"/>
-      <w:numFmt w:val="decimal"/>
-      <w:lvlText w:val="%6."/>
-      <w:lvlJc w:val="left"/>
-      <w:pPr>
-        <w:tabs>
-          <w:tab w:val="num" w:pos="4254"/>
-        </w:tabs>
-        <w:ind w:left="4254" w:hanging="283"/>
-      </w:pPr>
-      <w:rPr/>
-    </w:lvl>
-    <w:lvl w:ilvl="6">
-      <w:start w:val="1"/>
-      <w:numFmt w:val="decimal"/>
-      <w:lvlText w:val="%7."/>
-      <w:lvlJc w:val="left"/>
-      <w:pPr>
-        <w:tabs>
-          <w:tab w:val="num" w:pos="4963"/>
-        </w:tabs>
-        <w:ind w:left="4963" w:hanging="283"/>
-      </w:pPr>
-      <w:rPr/>
-    </w:lvl>
-    <w:lvl w:ilvl="7">
-      <w:start w:val="1"/>
-      <w:numFmt w:val="decimal"/>
-      <w:lvlText w:val="%8."/>
-      <w:lvlJc w:val="left"/>
-      <w:pPr>
-        <w:tabs>
-          <w:tab w:val="num" w:pos="5672"/>
-        </w:tabs>
-        <w:ind w:left="5672" w:hanging="283"/>
-      </w:pPr>
-      <w:rPr/>
-    </w:lvl>
-    <w:lvl w:ilvl="8">
-      <w:start w:val="1"/>
-      <w:numFmt w:val="decimal"/>
-      <w:lvlText w:val="%9."/>
-      <w:lvlJc w:val="left"/>
-      <w:pPr>
-        <w:tabs>
-          <w:tab w:val="num" w:pos="6381"/>
-        </w:tabs>
-        <w:ind w:left="6381" w:hanging="283"/>
-      </w:pPr>
-      <w:rPr/>
-    </w:lvl>
-  </w:abstractNum>
-  <w:abstractNum w:abstractNumId="12">
-    <w:lvl w:ilvl="0">
-      <w:start w:val="1"/>
-      <w:numFmt w:val="decimal"/>
-      <w:lvlText w:val="%1."/>
-      <w:lvlJc w:val="left"/>
-      <w:pPr>
-        <w:tabs>
-          <w:tab w:val="num" w:pos="709"/>
-        </w:tabs>
-        <w:ind w:left="709" w:hanging="283"/>
-      </w:pPr>
-      <w:rPr/>
-    </w:lvl>
-    <w:lvl w:ilvl="1">
-      <w:start w:val="1"/>
-      <w:numFmt w:val="decimal"/>
-      <w:lvlText w:val="%2."/>
-      <w:lvlJc w:val="left"/>
-      <w:pPr>
-        <w:tabs>
-          <w:tab w:val="num" w:pos="1418"/>
-        </w:tabs>
-        <w:ind w:left="1418" w:hanging="283"/>
-      </w:pPr>
-      <w:rPr/>
-    </w:lvl>
-    <w:lvl w:ilvl="2">
-      <w:start w:val="1"/>
-      <w:numFmt w:val="decimal"/>
-      <w:lvlText w:val="%3."/>
-      <w:lvlJc w:val="left"/>
-      <w:pPr>
-        <w:tabs>
-          <w:tab w:val="num" w:pos="2127"/>
-        </w:tabs>
-        <w:ind w:left="2127" w:hanging="283"/>
-      </w:pPr>
-      <w:rPr/>
-    </w:lvl>
-    <w:lvl w:ilvl="3">
-      <w:start w:val="1"/>
-      <w:numFmt w:val="decimal"/>
-      <w:lvlText w:val="%4."/>
-      <w:lvlJc w:val="left"/>
-      <w:pPr>
-        <w:tabs>
-          <w:tab w:val="num" w:pos="2836"/>
-        </w:tabs>
-        <w:ind w:left="2836" w:hanging="283"/>
-      </w:pPr>
-      <w:rPr/>
-    </w:lvl>
-    <w:lvl w:ilvl="4">
-      <w:start w:val="1"/>
-      <w:numFmt w:val="decimal"/>
-      <w:lvlText w:val="%5."/>
-      <w:lvlJc w:val="left"/>
-      <w:pPr>
-        <w:tabs>
-          <w:tab w:val="num" w:pos="3545"/>
-        </w:tabs>
-        <w:ind w:left="3545" w:hanging="283"/>
-      </w:pPr>
-      <w:rPr/>
-    </w:lvl>
-    <w:lvl w:ilvl="5">
-      <w:start w:val="1"/>
-      <w:numFmt w:val="decimal"/>
-      <w:lvlText w:val="%6."/>
-      <w:lvlJc w:val="left"/>
-      <w:pPr>
-        <w:tabs>
-          <w:tab w:val="num" w:pos="4254"/>
-        </w:tabs>
-        <w:ind w:left="4254" w:hanging="283"/>
-      </w:pPr>
-      <w:rPr/>
-    </w:lvl>
-    <w:lvl w:ilvl="6">
-      <w:start w:val="1"/>
-      <w:numFmt w:val="decimal"/>
-      <w:lvlText w:val="%7."/>
-      <w:lvlJc w:val="left"/>
-      <w:pPr>
-        <w:tabs>
-          <w:tab w:val="num" w:pos="4963"/>
-        </w:tabs>
-        <w:ind w:left="4963" w:hanging="283"/>
-      </w:pPr>
-      <w:rPr/>
-    </w:lvl>
-    <w:lvl w:ilvl="7">
-      <w:start w:val="1"/>
-      <w:numFmt w:val="decimal"/>
-      <w:lvlText w:val="%8."/>
-      <w:lvlJc w:val="left"/>
-      <w:pPr>
-        <w:tabs>
-          <w:tab w:val="num" w:pos="5672"/>
-        </w:tabs>
-        <w:ind w:left="5672" w:hanging="283"/>
-      </w:pPr>
-      <w:rPr/>
-    </w:lvl>
-    <w:lvl w:ilvl="8">
-      <w:start w:val="1"/>
-      <w:numFmt w:val="decimal"/>
-      <w:lvlText w:val="%9."/>
-      <w:lvlJc w:val="left"/>
-      <w:pPr>
-        <w:tabs>
-          <w:tab w:val="num" w:pos="6381"/>
-        </w:tabs>
-        <w:ind w:left="6381" w:hanging="283"/>
-      </w:pPr>
-      <w:rPr/>
-    </w:lvl>
-  </w:abstractNum>
-  <w:abstractNum w:abstractNumId="13">
-    <w:lvl w:ilvl="0">
-      <w:start w:val="1"/>
-      <w:numFmt w:val="decimal"/>
-      <w:lvlText w:val="%1."/>
-      <w:lvlJc w:val="left"/>
-      <w:pPr>
-        <w:tabs>
-          <w:tab w:val="num" w:pos="709"/>
-        </w:tabs>
-        <w:ind w:left="709" w:hanging="283"/>
-      </w:pPr>
-      <w:rPr/>
-    </w:lvl>
-    <w:lvl w:ilvl="1">
-      <w:start w:val="1"/>
-      <w:numFmt w:val="decimal"/>
-      <w:lvlText w:val="%2."/>
-      <w:lvlJc w:val="left"/>
-      <w:pPr>
-        <w:tabs>
-          <w:tab w:val="num" w:pos="1418"/>
-        </w:tabs>
-        <w:ind w:left="1418" w:hanging="283"/>
-      </w:pPr>
-      <w:rPr/>
-    </w:lvl>
-    <w:lvl w:ilvl="2">
-      <w:start w:val="1"/>
-      <w:numFmt w:val="decimal"/>
-      <w:lvlText w:val="%3."/>
-      <w:lvlJc w:val="left"/>
-      <w:pPr>
-        <w:tabs>
-          <w:tab w:val="num" w:pos="2127"/>
-        </w:tabs>
-        <w:ind w:left="2127" w:hanging="283"/>
-      </w:pPr>
-      <w:rPr/>
-    </w:lvl>
-    <w:lvl w:ilvl="3">
-      <w:start w:val="1"/>
-      <w:numFmt w:val="decimal"/>
-      <w:lvlText w:val="%4."/>
-      <w:lvlJc w:val="left"/>
-      <w:pPr>
-        <w:tabs>
-          <w:tab w:val="num" w:pos="2836"/>
-        </w:tabs>
-        <w:ind w:left="2836" w:hanging="283"/>
-      </w:pPr>
-      <w:rPr/>
-    </w:lvl>
-    <w:lvl w:ilvl="4">
-      <w:start w:val="1"/>
-      <w:numFmt w:val="decimal"/>
-      <w:lvlText w:val="%5."/>
-      <w:lvlJc w:val="left"/>
-      <w:pPr>
-        <w:tabs>
-          <w:tab w:val="num" w:pos="3545"/>
-        </w:tabs>
-        <w:ind w:left="3545" w:hanging="283"/>
-      </w:pPr>
-      <w:rPr/>
-    </w:lvl>
-    <w:lvl w:ilvl="5">
-      <w:start w:val="1"/>
-      <w:numFmt w:val="decimal"/>
-      <w:lvlText w:val="%6."/>
-      <w:lvlJc w:val="left"/>
-      <w:pPr>
-        <w:tabs>
-          <w:tab w:val="num" w:pos="4254"/>
-        </w:tabs>
-        <w:ind w:left="4254" w:hanging="283"/>
-      </w:pPr>
-      <w:rPr/>
-    </w:lvl>
-    <w:lvl w:ilvl="6">
-      <w:start w:val="1"/>
-      <w:numFmt w:val="decimal"/>
-      <w:lvlText w:val="%7."/>
-      <w:lvlJc w:val="left"/>
-      <w:pPr>
-        <w:tabs>
-          <w:tab w:val="num" w:pos="4963"/>
-        </w:tabs>
-        <w:ind w:left="4963" w:hanging="283"/>
-      </w:pPr>
-      <w:rPr/>
-    </w:lvl>
-    <w:lvl w:ilvl="7">
-      <w:start w:val="1"/>
-      <w:numFmt w:val="decimal"/>
-      <w:lvlText w:val="%8."/>
-      <w:lvlJc w:val="left"/>
-      <w:pPr>
-        <w:tabs>
-          <w:tab w:val="num" w:pos="5672"/>
-        </w:tabs>
-        <w:ind w:left="5672" w:hanging="283"/>
-      </w:pPr>
-      <w:rPr/>
-    </w:lvl>
-    <w:lvl w:ilvl="8">
-      <w:start w:val="1"/>
-      <w:numFmt w:val="decimal"/>
-      <w:lvlText w:val="%9."/>
-      <w:lvlJc w:val="left"/>
-      <w:pPr>
-        <w:tabs>
-          <w:tab w:val="num" w:pos="6381"/>
-        </w:tabs>
-        <w:ind w:left="6381" w:hanging="283"/>
-      </w:pPr>
-      <w:rPr/>
-    </w:lvl>
-  </w:abstractNum>
-  <w:abstractNum w:abstractNumId="14">
     <w:lvl w:ilvl="0">
       <w:start w:val="1"/>
       <w:numFmt w:val="none"/>
@@ -9552,18 +8254,6 @@
   </w:num>
   <w:num w:numId="10">
     <w:abstractNumId w:val="10"/>
-  </w:num>
-  <w:num w:numId="11">
-    <w:abstractNumId w:val="11"/>
-  </w:num>
-  <w:num w:numId="12">
-    <w:abstractNumId w:val="12"/>
-  </w:num>
-  <w:num w:numId="13">
-    <w:abstractNumId w:val="13"/>
-  </w:num>
-  <w:num w:numId="14">
-    <w:abstractNumId w:val="14"/>
   </w:num>
 </w:numbering>
 </file>
@@ -9660,15 +8350,18 @@
     <w:next w:val="BodyText"/>
     <w:qFormat/>
     <w:pPr>
-      <w:spacing w:before="120" w:after="120"/>
+      <w:keepNext w:val="true"/>
+      <w:spacing w:before="240" w:after="90"/>
+      <w:ind w:left="240" w:right="240"/>
       <w:outlineLvl w:val="3"/>
     </w:pPr>
     <w:rPr>
-      <w:rFonts w:ascii="Liberation Serif" w:hAnsi="Liberation Serif" w:eastAsia="Noto Serif CJK SC" w:cs="Noto Sans Devanagari"/>
+      <w:rFonts w:ascii="DejaVu Sans;sans-serif" w:hAnsi="DejaVu Sans;sans-serif" w:eastAsia="DejaVu Sans;sans-serif" w:cs="DejaVu Sans;sans-serif"/>
       <w:b/>
       <w:bCs/>
-      <w:sz w:val="24"/>
-      <w:szCs w:val="24"/>
+      <w:color w:val="0D3B66"/>
+      <w:sz w:val="21"/>
+      <w:szCs w:val="21"/>
     </w:rPr>
   </w:style>
   <w:style w:type="paragraph" w:styleId="Heading5">
